--- a/summary/HTML.docx
+++ b/summary/HTML.docx
@@ -399,21 +399,7 @@
         <w:rPr>
           <w:rFonts w:asciiTheme="minorBidi" w:hAnsiTheme="minorBidi"/>
         </w:rPr>
-        <w:t xml:space="preserve">    </w:t>
-      </w:r>
-      <w:proofErr w:type="gramStart"/>
-      <w:r>
-        <w:rPr>
-          <w:rFonts w:asciiTheme="minorBidi" w:hAnsiTheme="minorBidi"/>
-        </w:rPr>
-        <w:t>&lt;!--</w:t>
-      </w:r>
-      <w:proofErr w:type="gramEnd"/>
-      <w:r>
-        <w:rPr>
-          <w:rFonts w:asciiTheme="minorBidi" w:hAnsiTheme="minorBidi"/>
-        </w:rPr>
-        <w:t xml:space="preserve"> wanted --&gt;</w:t>
+        <w:t>    &lt;!-- wanted --&gt;</w:t>
       </w:r>
     </w:p>
     <w:p>
@@ -881,7 +867,6 @@
         </w:rPr>
         <w:t>יוצר טקסט דמה עם</w:t>
       </w:r>
-      <w:proofErr w:type="gramStart"/>
       <w:r>
         <w:rPr>
           <w:rFonts w:asciiTheme="minorBidi" w:hAnsiTheme="minorBidi"/>
@@ -902,7 +887,6 @@
         </w:rPr>
         <w:t>מילים</w:t>
       </w:r>
-      <w:proofErr w:type="gramEnd"/>
       <w:r>
         <w:rPr>
           <w:rFonts w:asciiTheme="minorBidi" w:hAnsiTheme="minorBidi" w:hint="cs"/>
@@ -1007,7 +991,6 @@
         </w:rPr>
         <w:t xml:space="preserve"> - </w:t>
       </w:r>
-      <w:proofErr w:type="gramStart"/>
       <w:r>
         <w:rPr>
           <w:rFonts w:asciiTheme="minorBidi" w:hAnsiTheme="minorBidi"/>
@@ -1034,7 +1017,6 @@
         </w:rPr>
         <w:t>פסקה</w:t>
       </w:r>
-      <w:proofErr w:type="gramEnd"/>
       <w:r>
         <w:rPr>
           <w:rFonts w:asciiTheme="minorBidi" w:hAnsiTheme="minorBidi" w:hint="cs"/>
@@ -1173,7 +1155,6 @@
         </w:rPr>
         <w:t xml:space="preserve"> - </w:t>
       </w:r>
-      <w:proofErr w:type="gramStart"/>
       <w:r>
         <w:rPr>
           <w:rFonts w:asciiTheme="minorBidi" w:hAnsiTheme="minorBidi"/>
@@ -1200,7 +1181,6 @@
         </w:rPr>
         <w:t>קישור</w:t>
       </w:r>
-      <w:proofErr w:type="gramEnd"/>
       <w:r>
         <w:rPr>
           <w:rFonts w:asciiTheme="minorBidi" w:hAnsiTheme="minorBidi" w:hint="cs"/>
@@ -2873,7 +2853,6 @@
         <w:t>ל־</w:t>
       </w:r>
       <w:proofErr w:type="spellStart"/>
-      <w:proofErr w:type="gramStart"/>
       <w:r>
         <w:rPr>
           <w:rFonts w:asciiTheme="minorBidi" w:hAnsiTheme="minorBidi"/>
@@ -2894,7 +2873,6 @@
         </w:rPr>
         <w:t>)</w:t>
       </w:r>
-      <w:proofErr w:type="gramEnd"/>
     </w:p>
     <w:p>
       <w:pPr>
@@ -5706,7 +5684,6 @@
         </w:rPr>
         <w:t>עם בולטים (</w:t>
       </w:r>
-      <w:proofErr w:type="gramStart"/>
       <w:r>
         <w:rPr>
           <w:rFonts w:asciiTheme="minorBidi" w:hAnsiTheme="minorBidi"/>
@@ -5718,14 +5695,7 @@
         <w:rPr>
           <w:rFonts w:asciiTheme="minorBidi" w:hAnsiTheme="minorBidi"/>
         </w:rPr>
-        <w:t>(</w:t>
-      </w:r>
-      <w:proofErr w:type="gramEnd"/>
-      <w:r>
-        <w:rPr>
-          <w:rFonts w:asciiTheme="minorBidi" w:hAnsiTheme="minorBidi"/>
-        </w:rPr>
-        <w:t>•)</w:t>
+        <w:t>(•)</w:t>
       </w:r>
       <w:r>
         <w:rPr>
@@ -8724,7 +8694,6 @@
         </w:rPr>
         <w:t>(</w:t>
       </w:r>
-      <w:proofErr w:type="gramStart"/>
       <w:r>
         <w:rPr>
           <w:rFonts w:asciiTheme="minorBidi" w:hAnsiTheme="minorBidi"/>
@@ -8757,7 +8726,6 @@
         </w:rPr>
         <w:t>.</w:t>
       </w:r>
-      <w:proofErr w:type="gramEnd"/>
     </w:p>
     <w:p>
       <w:pPr>
@@ -8860,7 +8828,6 @@
         <w:t xml:space="preserve">&lt;p style="color: </w:t>
       </w:r>
       <w:proofErr w:type="spellStart"/>
-      <w:proofErr w:type="gramStart"/>
       <w:r>
         <w:rPr>
           <w:rFonts w:asciiTheme="minorBidi" w:hAnsiTheme="minorBidi"/>
@@ -8872,14 +8839,7 @@
         <w:rPr>
           <w:rFonts w:asciiTheme="minorBidi" w:hAnsiTheme="minorBidi"/>
         </w:rPr>
-        <w:t>(</w:t>
-      </w:r>
-      <w:proofErr w:type="gramEnd"/>
-      <w:r>
-        <w:rPr>
-          <w:rFonts w:asciiTheme="minorBidi" w:hAnsiTheme="minorBidi"/>
-        </w:rPr>
-        <w:t>255, 0, 0, 0.5);"&gt;</w:t>
+        <w:t>(255, 0, 0, 0.5);"&gt;</w:t>
       </w:r>
     </w:p>
     <w:p>
@@ -9254,7 +9214,6 @@
         <w:t xml:space="preserve">&lt;p style="color: </w:t>
       </w:r>
       <w:proofErr w:type="spellStart"/>
-      <w:proofErr w:type="gramStart"/>
       <w:r>
         <w:rPr>
           <w:rFonts w:asciiTheme="minorBidi" w:hAnsiTheme="minorBidi"/>
@@ -9266,14 +9225,7 @@
         <w:rPr>
           <w:rFonts w:asciiTheme="minorBidi" w:hAnsiTheme="minorBidi"/>
         </w:rPr>
-        <w:t>(</w:t>
-      </w:r>
-      <w:proofErr w:type="gramEnd"/>
-      <w:r>
-        <w:rPr>
-          <w:rFonts w:asciiTheme="minorBidi" w:hAnsiTheme="minorBidi"/>
-        </w:rPr>
-        <w:t>255, 0, 0, 0.5);"&gt;</w:t>
+        <w:t>(255, 0, 0, 0.5);"&gt;</w:t>
       </w:r>
     </w:p>
     <w:p>
@@ -9524,7 +9476,6 @@
         <w:t xml:space="preserve">color: </w:t>
       </w:r>
       <w:proofErr w:type="spellStart"/>
-      <w:proofErr w:type="gramStart"/>
       <w:r>
         <w:rPr>
           <w:rFonts w:asciiTheme="minorBidi" w:hAnsiTheme="minorBidi"/>
@@ -9536,14 +9487,7 @@
         <w:rPr>
           <w:rFonts w:asciiTheme="minorBidi" w:hAnsiTheme="minorBidi"/>
         </w:rPr>
-        <w:t>(</w:t>
-      </w:r>
-      <w:proofErr w:type="gramEnd"/>
-      <w:r>
-        <w:rPr>
-          <w:rFonts w:asciiTheme="minorBidi" w:hAnsiTheme="minorBidi"/>
-        </w:rPr>
-        <w:t>255, 0, 0, 0.5);</w:t>
+        <w:t>(255, 0, 0, 0.5);</w:t>
       </w:r>
       <w:r>
         <w:rPr>
@@ -9600,7 +9544,6 @@
         </w:rPr>
         <w:t xml:space="preserve">- </w:t>
       </w:r>
-      <w:proofErr w:type="gramStart"/>
       <w:r>
         <w:rPr>
           <w:rFonts w:asciiTheme="minorBidi" w:hAnsiTheme="minorBidi"/>
@@ -9619,14 +9562,7 @@
         <w:rPr>
           <w:rFonts w:asciiTheme="minorBidi" w:hAnsiTheme="minorBidi"/>
         </w:rPr>
-        <w:t xml:space="preserve"> (</w:t>
-      </w:r>
-      <w:proofErr w:type="gramEnd"/>
-      <w:r>
-        <w:rPr>
-          <w:rFonts w:asciiTheme="minorBidi" w:hAnsiTheme="minorBidi"/>
-        </w:rPr>
-        <w:t>Property)</w:t>
+        <w:t xml:space="preserve"> (Property)</w:t>
       </w:r>
       <w:r>
         <w:rPr>
@@ -11010,16 +10946,8 @@
           <w:rFonts w:asciiTheme="minorBidi" w:hAnsiTheme="minorBidi"/>
         </w:rPr>
         <w:br/>
-        <w:t xml:space="preserve">      </w:t>
-      </w:r>
-      <w:proofErr w:type="gramStart"/>
-      <w:r>
-        <w:rPr>
-          <w:rFonts w:asciiTheme="minorBidi" w:hAnsiTheme="minorBidi"/>
-        </w:rPr>
-        <w:t xml:space="preserve">  }</w:t>
-      </w:r>
-      <w:proofErr w:type="gramEnd"/>
+        <w:t xml:space="preserve">        }</w:t>
+      </w:r>
       <w:r>
         <w:rPr>
           <w:rFonts w:asciiTheme="minorBidi" w:hAnsiTheme="minorBidi"/>
@@ -13668,7 +13596,6 @@
         <w:t>&lt;p style="</w:t>
       </w:r>
       <w:proofErr w:type="spellStart"/>
-      <w:proofErr w:type="gramStart"/>
       <w:r>
         <w:rPr>
           <w:rFonts w:asciiTheme="minorBidi" w:hAnsiTheme="minorBidi"/>
@@ -13676,7 +13603,6 @@
         <w:t>color:red</w:t>
       </w:r>
       <w:proofErr w:type="spellEnd"/>
-      <w:proofErr w:type="gramEnd"/>
       <w:r>
         <w:rPr>
           <w:rFonts w:asciiTheme="minorBidi" w:hAnsiTheme="minorBidi"/>
@@ -14357,7 +14283,6 @@
         <w:t>&lt;p style="</w:t>
       </w:r>
       <w:proofErr w:type="spellStart"/>
-      <w:proofErr w:type="gramStart"/>
       <w:r>
         <w:rPr>
           <w:rFonts w:asciiTheme="minorBidi" w:hAnsiTheme="minorBidi"/>
@@ -14365,7 +14290,6 @@
         <w:t>color:red</w:t>
       </w:r>
       <w:proofErr w:type="spellEnd"/>
-      <w:proofErr w:type="gramEnd"/>
       <w:r>
         <w:rPr>
           <w:rFonts w:asciiTheme="minorBidi" w:hAnsiTheme="minorBidi"/>
@@ -16358,16 +16282,7 @@
           <w:b/>
           <w:bCs/>
         </w:rPr>
-        <w:t xml:space="preserve"> </w:t>
-      </w:r>
-      <w:proofErr w:type="gramStart"/>
-      <w:r>
-        <w:rPr>
-          <w:rFonts w:asciiTheme="minorBidi" w:hAnsiTheme="minorBidi"/>
-          <w:b/>
-          <w:bCs/>
-        </w:rPr>
-        <w:t>Parent</w:t>
+        <w:t xml:space="preserve"> Parent</w:t>
       </w:r>
       <w:r>
         <w:rPr>
@@ -16378,7 +16293,6 @@
         </w:rPr>
         <w:t>(</w:t>
       </w:r>
-      <w:proofErr w:type="gramEnd"/>
       <w:r>
         <w:rPr>
           <w:rFonts w:asciiTheme="minorBidi" w:hAnsiTheme="minorBidi"/>
@@ -16509,16 +16423,7 @@
           <w:b/>
           <w:bCs/>
         </w:rPr>
-        <w:t xml:space="preserve"> </w:t>
-      </w:r>
-      <w:proofErr w:type="gramStart"/>
-      <w:r>
-        <w:rPr>
-          <w:rFonts w:asciiTheme="minorBidi" w:hAnsiTheme="minorBidi"/>
-          <w:b/>
-          <w:bCs/>
-        </w:rPr>
-        <w:t>Child</w:t>
+        <w:t xml:space="preserve"> Child</w:t>
       </w:r>
       <w:r>
         <w:rPr>
@@ -16529,7 +16434,6 @@
         </w:rPr>
         <w:t>(</w:t>
       </w:r>
-      <w:proofErr w:type="gramEnd"/>
       <w:r>
         <w:rPr>
           <w:rFonts w:asciiTheme="minorBidi" w:hAnsiTheme="minorBidi"/>
@@ -17811,42 +17715,54 @@
           <w:rFonts w:asciiTheme="minorBidi" w:hAnsiTheme="minorBidi"/>
           <w:rtl/>
         </w:rPr>
-        <w:t xml:space="preserve">נוצר תיקייה </w:t>
-      </w:r>
-      <w:proofErr w:type="gramStart"/>
-      <w:r>
-        <w:rPr>
-          <w:rFonts w:asciiTheme="minorBidi" w:hAnsiTheme="minorBidi"/>
-          <w:rtl/>
-        </w:rPr>
-        <w:t>נסתרת</w:t>
-      </w:r>
-      <w:r>
-        <w:rPr>
-          <w:rFonts w:asciiTheme="minorBidi" w:hAnsiTheme="minorBidi"/>
-        </w:rPr>
-        <w:t>.git</w:t>
-      </w:r>
-      <w:proofErr w:type="gramEnd"/>
-      <w:r>
-        <w:rPr>
-          <w:rFonts w:asciiTheme="minorBidi" w:hAnsiTheme="minorBidi"/>
+        <w:t>נוצר תיקייה נסתרת</w:t>
+      </w:r>
+      <w:r>
+        <w:rPr>
+          <w:rFonts w:asciiTheme="minorBidi" w:hAnsiTheme="minorBidi"/>
+        </w:rPr>
+        <w:t xml:space="preserve">.git </w:t>
+      </w:r>
+      <w:r>
+        <w:rPr>
+          <w:rFonts w:asciiTheme="minorBidi" w:hAnsiTheme="minorBidi" w:hint="cs"/>
+          <w:rtl/>
+        </w:rPr>
+        <w:t xml:space="preserve"> ואז</w:t>
+      </w:r>
+      <w:r>
+        <w:rPr>
+          <w:rFonts w:asciiTheme="minorBidi" w:hAnsiTheme="minorBidi"/>
+        </w:rPr>
+        <w:t xml:space="preserve">Git </w:t>
+      </w:r>
+      <w:r>
+        <w:rPr>
+          <w:rFonts w:asciiTheme="minorBidi" w:hAnsiTheme="minorBidi" w:hint="cs"/>
+          <w:rtl/>
         </w:rPr>
         <w:t xml:space="preserve"> </w:t>
       </w:r>
       <w:r>
         <w:rPr>
-          <w:rFonts w:asciiTheme="minorBidi" w:hAnsiTheme="minorBidi" w:hint="cs"/>
-          <w:rtl/>
-        </w:rPr>
-        <w:t xml:space="preserve"> ואז</w:t>
-      </w:r>
-      <w:proofErr w:type="gramStart"/>
-      <w:r>
-        <w:rPr>
-          <w:rFonts w:asciiTheme="minorBidi" w:hAnsiTheme="minorBidi"/>
-        </w:rPr>
-        <w:t xml:space="preserve">Git </w:t>
+          <w:rFonts w:asciiTheme="minorBidi" w:hAnsiTheme="minorBidi"/>
+          <w:rtl/>
+        </w:rPr>
+        <w:t>מתחיל לעקוב אחרי הפרויקט</w:t>
+      </w:r>
+      <w:r>
+        <w:rPr>
+          <w:rFonts w:asciiTheme="minorBidi" w:hAnsiTheme="minorBidi" w:hint="cs"/>
+          <w:rtl/>
+        </w:rPr>
+        <w:t>.</w:t>
+      </w:r>
+      <w:r>
+        <w:rPr>
+          <w:rFonts w:asciiTheme="minorBidi" w:hAnsiTheme="minorBidi"/>
+          <w:rtl/>
+        </w:rPr>
+        <w:br/>
       </w:r>
       <w:r>
         <w:rPr>
@@ -17860,15 +17776,39 @@
           <w:rFonts w:asciiTheme="minorBidi" w:hAnsiTheme="minorBidi"/>
           <w:rtl/>
         </w:rPr>
-        <w:t>מתחיל</w:t>
-      </w:r>
-      <w:proofErr w:type="gramEnd"/>
-      <w:r>
-        <w:rPr>
-          <w:rFonts w:asciiTheme="minorBidi" w:hAnsiTheme="minorBidi"/>
-          <w:rtl/>
-        </w:rPr>
-        <w:t xml:space="preserve"> לעקוב אחרי הפרויקט</w:t>
+        <w:tab/>
+      </w:r>
+      <w:r>
+        <w:rPr>
+          <w:rFonts w:asciiTheme="minorBidi" w:hAnsiTheme="minorBidi" w:hint="cs"/>
+          <w:rtl/>
+        </w:rPr>
+        <w:t xml:space="preserve">   </w:t>
+      </w:r>
+      <w:r>
+        <w:rPr>
+          <w:rFonts w:asciiTheme="minorBidi" w:hAnsiTheme="minorBidi"/>
+          <w:b/>
+          <w:bCs/>
+          <w:rtl/>
+        </w:rPr>
+        <w:t>מתי משתמשים</w:t>
+      </w:r>
+      <w:r>
+        <w:rPr>
+          <w:rFonts w:asciiTheme="minorBidi" w:hAnsiTheme="minorBidi" w:hint="cs"/>
+          <w:b/>
+          <w:bCs/>
+          <w:rtl/>
+        </w:rPr>
+        <w:t xml:space="preserve"> - </w:t>
+      </w:r>
+      <w:r>
+        <w:rPr>
+          <w:rFonts w:asciiTheme="minorBidi" w:hAnsiTheme="minorBidi"/>
+          <w:rtl/>
+        </w:rPr>
+        <w:t>פעם אחת בתחילת פרויקט</w:t>
       </w:r>
       <w:r>
         <w:rPr>
@@ -17877,6 +17817,50 @@
         </w:rPr>
         <w:t>.</w:t>
       </w:r>
+    </w:p>
+    <w:p>
+      <w:pPr>
+        <w:rPr>
+          <w:rFonts w:asciiTheme="minorBidi" w:hAnsiTheme="minorBidi"/>
+        </w:rPr>
+      </w:pPr>
+      <w:r>
+        <w:rPr>
+          <w:rFonts w:asciiTheme="minorBidi" w:hAnsiTheme="minorBidi"/>
+          <w:b/>
+          <w:bCs/>
+        </w:rPr>
+        <w:t>git add</w:t>
+      </w:r>
+      <w:r>
+        <w:rPr>
+          <w:rFonts w:asciiTheme="minorBidi" w:hAnsiTheme="minorBidi" w:hint="cs"/>
+          <w:b/>
+          <w:bCs/>
+          <w:rtl/>
+        </w:rPr>
+        <w:t xml:space="preserve"> - </w:t>
+      </w:r>
+      <w:r>
+        <w:rPr>
+          <w:rFonts w:asciiTheme="minorBidi" w:hAnsiTheme="minorBidi"/>
+          <w:rtl/>
+        </w:rPr>
+        <w:t>מוסיף קבצים ל</w:t>
+      </w:r>
+      <w:r>
+        <w:rPr>
+          <w:rFonts w:asciiTheme="minorBidi" w:hAnsiTheme="minorBidi" w:hint="cs"/>
+          <w:rtl/>
+        </w:rPr>
+        <w:t>-</w:t>
+      </w:r>
+      <w:r>
+        <w:rPr>
+          <w:rFonts w:asciiTheme="minorBidi" w:hAnsiTheme="minorBidi"/>
+        </w:rPr>
+        <w:t>staging area</w:t>
+      </w:r>
       <w:r>
         <w:rPr>
           <w:rFonts w:asciiTheme="minorBidi" w:hAnsiTheme="minorBidi"/>
@@ -17903,16 +17887,16 @@
           <w:rFonts w:asciiTheme="minorBidi" w:hAnsiTheme="minorBidi" w:hint="cs"/>
           <w:rtl/>
         </w:rPr>
-        <w:t xml:space="preserve">   </w:t>
-      </w:r>
-      <w:r>
-        <w:rPr>
-          <w:rFonts w:asciiTheme="minorBidi" w:hAnsiTheme="minorBidi"/>
-          <w:b/>
-          <w:bCs/>
-          <w:rtl/>
-        </w:rPr>
-        <w:t>מתי משתמשים</w:t>
+        <w:t xml:space="preserve">    </w:t>
+      </w:r>
+      <w:r>
+        <w:rPr>
+          <w:rFonts w:asciiTheme="minorBidi" w:hAnsiTheme="minorBidi"/>
+          <w:b/>
+          <w:bCs/>
+          <w:rtl/>
+        </w:rPr>
+        <w:t>שימוש</w:t>
       </w:r>
       <w:r>
         <w:rPr>
@@ -17926,9 +17910,26 @@
       <w:r>
         <w:rPr>
           <w:rFonts w:asciiTheme="minorBidi" w:hAnsiTheme="minorBidi"/>
-          <w:rtl/>
-        </w:rPr>
-        <w:t>פעם אחת בתחילת פרויקט</w:t>
+          <w:b/>
+          <w:bCs/>
+          <w:rtl/>
+        </w:rPr>
+        <w:t>קובץ אחד</w:t>
+      </w:r>
+      <w:r>
+        <w:rPr>
+          <w:rFonts w:asciiTheme="minorBidi" w:hAnsiTheme="minorBidi" w:hint="cs"/>
+          <w:b/>
+          <w:bCs/>
+          <w:rtl/>
+        </w:rPr>
+        <w:t xml:space="preserve"> - </w:t>
+      </w:r>
+      <w:r>
+        <w:rPr>
+          <w:rFonts w:asciiTheme="minorBidi" w:hAnsiTheme="minorBidi"/>
+        </w:rPr>
+        <w:t>git add index.html</w:t>
       </w:r>
       <w:r>
         <w:rPr>
@@ -17937,20 +17938,42 @@
         </w:rPr>
         <w:t>.</w:t>
       </w:r>
-    </w:p>
-    <w:p>
-      <w:pPr>
-        <w:rPr>
-          <w:rFonts w:asciiTheme="minorBidi" w:hAnsiTheme="minorBidi"/>
-        </w:rPr>
-      </w:pPr>
-      <w:r>
-        <w:rPr>
-          <w:rFonts w:asciiTheme="minorBidi" w:hAnsiTheme="minorBidi"/>
-          <w:b/>
-          <w:bCs/>
-        </w:rPr>
-        <w:t>git add</w:t>
+      <w:r>
+        <w:rPr>
+          <w:rFonts w:asciiTheme="minorBidi" w:hAnsiTheme="minorBidi"/>
+          <w:rtl/>
+        </w:rPr>
+        <w:br/>
+      </w:r>
+      <w:r>
+        <w:rPr>
+          <w:rFonts w:asciiTheme="minorBidi" w:hAnsiTheme="minorBidi"/>
+          <w:rtl/>
+        </w:rPr>
+        <w:tab/>
+      </w:r>
+      <w:r>
+        <w:rPr>
+          <w:rFonts w:asciiTheme="minorBidi" w:hAnsiTheme="minorBidi"/>
+          <w:rtl/>
+        </w:rPr>
+        <w:tab/>
+      </w:r>
+      <w:r>
+        <w:rPr>
+          <w:rFonts w:asciiTheme="minorBidi" w:hAnsiTheme="minorBidi" w:hint="cs"/>
+          <w:rtl/>
+        </w:rPr>
+        <w:t xml:space="preserve">      </w:t>
+      </w:r>
+      <w:r>
+        <w:rPr>
+          <w:rFonts w:asciiTheme="minorBidi" w:hAnsiTheme="minorBidi"/>
+          <w:b/>
+          <w:bCs/>
+          <w:rtl/>
+        </w:rPr>
+        <w:t>כל הקבצים</w:t>
       </w:r>
       <w:r>
         <w:rPr>
@@ -17964,160 +17987,9 @@
       <w:r>
         <w:rPr>
           <w:rFonts w:asciiTheme="minorBidi" w:hAnsiTheme="minorBidi"/>
-          <w:rtl/>
-        </w:rPr>
-        <w:t>מוסיף קבצים ל</w:t>
-      </w:r>
-      <w:r>
-        <w:rPr>
-          <w:rFonts w:asciiTheme="minorBidi" w:hAnsiTheme="minorBidi" w:hint="cs"/>
-          <w:rtl/>
-        </w:rPr>
-        <w:t>-</w:t>
-      </w:r>
-      <w:r>
-        <w:rPr>
-          <w:rFonts w:asciiTheme="minorBidi" w:hAnsiTheme="minorBidi"/>
-        </w:rPr>
-        <w:t>staging area</w:t>
-      </w:r>
-      <w:r>
-        <w:rPr>
-          <w:rFonts w:asciiTheme="minorBidi" w:hAnsiTheme="minorBidi"/>
-          <w:rtl/>
-        </w:rPr>
-        <w:br/>
-      </w:r>
-      <w:r>
-        <w:rPr>
-          <w:rFonts w:asciiTheme="minorBidi" w:hAnsiTheme="minorBidi" w:hint="cs"/>
-          <w:rtl/>
-        </w:rPr>
-        <w:t xml:space="preserve"> </w:t>
-      </w:r>
-      <w:r>
-        <w:rPr>
-          <w:rFonts w:asciiTheme="minorBidi" w:hAnsiTheme="minorBidi"/>
-          <w:rtl/>
-        </w:rPr>
-        <w:tab/>
-      </w:r>
-      <w:r>
-        <w:rPr>
-          <w:rFonts w:asciiTheme="minorBidi" w:hAnsiTheme="minorBidi" w:hint="cs"/>
-          <w:rtl/>
-        </w:rPr>
-        <w:t xml:space="preserve">    </w:t>
-      </w:r>
-      <w:r>
-        <w:rPr>
-          <w:rFonts w:asciiTheme="minorBidi" w:hAnsiTheme="minorBidi"/>
-          <w:b/>
-          <w:bCs/>
-          <w:rtl/>
-        </w:rPr>
-        <w:t>שימוש</w:t>
-      </w:r>
-      <w:r>
-        <w:rPr>
-          <w:rFonts w:asciiTheme="minorBidi" w:hAnsiTheme="minorBidi" w:hint="cs"/>
-          <w:b/>
-          <w:bCs/>
-          <w:rtl/>
-        </w:rPr>
-        <w:t xml:space="preserve"> - </w:t>
-      </w:r>
-      <w:r>
-        <w:rPr>
-          <w:rFonts w:asciiTheme="minorBidi" w:hAnsiTheme="minorBidi"/>
-          <w:b/>
-          <w:bCs/>
-          <w:rtl/>
-        </w:rPr>
-        <w:t>קובץ אחד</w:t>
-      </w:r>
-      <w:r>
-        <w:rPr>
-          <w:rFonts w:asciiTheme="minorBidi" w:hAnsiTheme="minorBidi" w:hint="cs"/>
-          <w:b/>
-          <w:bCs/>
-          <w:rtl/>
-        </w:rPr>
-        <w:t xml:space="preserve"> - </w:t>
-      </w:r>
-      <w:r>
-        <w:rPr>
-          <w:rFonts w:asciiTheme="minorBidi" w:hAnsiTheme="minorBidi"/>
-        </w:rPr>
-        <w:t>git add index.html</w:t>
-      </w:r>
-      <w:r>
-        <w:rPr>
-          <w:rFonts w:asciiTheme="minorBidi" w:hAnsiTheme="minorBidi" w:hint="cs"/>
-          <w:rtl/>
-        </w:rPr>
-        <w:t>.</w:t>
-      </w:r>
-      <w:r>
-        <w:rPr>
-          <w:rFonts w:asciiTheme="minorBidi" w:hAnsiTheme="minorBidi"/>
-          <w:rtl/>
-        </w:rPr>
-        <w:br/>
-      </w:r>
-      <w:r>
-        <w:rPr>
-          <w:rFonts w:asciiTheme="minorBidi" w:hAnsiTheme="minorBidi"/>
-          <w:rtl/>
-        </w:rPr>
-        <w:tab/>
-      </w:r>
-      <w:r>
-        <w:rPr>
-          <w:rFonts w:asciiTheme="minorBidi" w:hAnsiTheme="minorBidi"/>
-          <w:rtl/>
-        </w:rPr>
-        <w:tab/>
-      </w:r>
-      <w:r>
-        <w:rPr>
-          <w:rFonts w:asciiTheme="minorBidi" w:hAnsiTheme="minorBidi" w:hint="cs"/>
-          <w:rtl/>
-        </w:rPr>
-        <w:t xml:space="preserve">      </w:t>
-      </w:r>
-      <w:r>
-        <w:rPr>
-          <w:rFonts w:asciiTheme="minorBidi" w:hAnsiTheme="minorBidi"/>
-          <w:b/>
-          <w:bCs/>
-          <w:rtl/>
-        </w:rPr>
-        <w:t>כל הקבצים</w:t>
-      </w:r>
-      <w:r>
-        <w:rPr>
-          <w:rFonts w:asciiTheme="minorBidi" w:hAnsiTheme="minorBidi" w:hint="cs"/>
-          <w:b/>
-          <w:bCs/>
-          <w:rtl/>
-        </w:rPr>
-        <w:t xml:space="preserve"> - </w:t>
-      </w:r>
-      <w:r>
-        <w:rPr>
-          <w:rFonts w:asciiTheme="minorBidi" w:hAnsiTheme="minorBidi"/>
-        </w:rPr>
-        <w:t xml:space="preserve">git </w:t>
-      </w:r>
-      <w:proofErr w:type="gramStart"/>
-      <w:r>
-        <w:rPr>
-          <w:rFonts w:asciiTheme="minorBidi" w:hAnsiTheme="minorBidi"/>
-        </w:rPr>
-        <w:t>add .</w:t>
-      </w:r>
-      <w:proofErr w:type="gramEnd"/>
+        </w:rPr>
+        <w:t>git add .</w:t>
+      </w:r>
       <w:r>
         <w:rPr>
           <w:rFonts w:asciiTheme="minorBidi" w:hAnsiTheme="minorBidi"/>
@@ -19957,11 +19829,77 @@
           <w:rFonts w:asciiTheme="minorBidi" w:hAnsiTheme="minorBidi" w:hint="cs"/>
           <w:rtl/>
         </w:rPr>
+        <w:t xml:space="preserve"> - </w:t>
+      </w:r>
+      <w:r>
+        <w:rPr>
+          <w:rFonts w:asciiTheme="minorBidi" w:hAnsiTheme="minorBidi"/>
+        </w:rPr>
+        <w:t>Right</w:t>
+      </w:r>
+      <w:r>
+        <w:rPr>
+          <w:rFonts w:asciiTheme="minorBidi" w:hAnsiTheme="minorBidi"/>
+          <w:rtl/>
+        </w:rPr>
+        <w:br/>
+      </w:r>
+      <w:r>
+        <w:rPr>
+          <w:rFonts w:asciiTheme="minorBidi" w:hAnsiTheme="minorBidi"/>
+        </w:rPr>
+        <w:t>3</w:t>
+      </w:r>
+      <w:r>
+        <w:rPr>
+          <w:rFonts w:asciiTheme="minorBidi" w:hAnsiTheme="minorBidi"/>
+        </w:rPr>
+        <w:t>0px</w:t>
+      </w:r>
+      <w:r>
+        <w:rPr>
+          <w:rFonts w:asciiTheme="minorBidi" w:hAnsiTheme="minorBidi" w:hint="cs"/>
+          <w:rtl/>
+        </w:rPr>
+        <w:t xml:space="preserve"> - </w:t>
+      </w:r>
+      <w:r>
+        <w:rPr>
+          <w:rFonts w:asciiTheme="minorBidi" w:hAnsiTheme="minorBidi"/>
+        </w:rPr>
+        <w:t>Bottom</w:t>
+      </w:r>
+      <w:r>
+        <w:rPr>
+          <w:rFonts w:asciiTheme="minorBidi" w:hAnsiTheme="minorBidi"/>
+          <w:rtl/>
+        </w:rPr>
+        <w:br/>
+      </w:r>
+      <w:r>
+        <w:rPr>
+          <w:rFonts w:asciiTheme="minorBidi" w:hAnsiTheme="minorBidi"/>
+        </w:rPr>
+        <w:t>4</w:t>
+      </w:r>
+      <w:r>
+        <w:rPr>
+          <w:rFonts w:asciiTheme="minorBidi" w:hAnsiTheme="minorBidi"/>
+        </w:rPr>
+        <w:t>0px</w:t>
+      </w:r>
+      <w:r>
+        <w:rPr>
+          <w:rFonts w:asciiTheme="minorBidi" w:hAnsiTheme="minorBidi" w:hint="cs"/>
+          <w:rtl/>
+        </w:rPr>
         <w:t xml:space="preserve"> -</w:t>
       </w:r>
       <w:r>
         <w:rPr>
           <w:rFonts w:asciiTheme="minorBidi" w:hAnsiTheme="minorBidi" w:hint="cs"/>
+          <w:b/>
+          <w:bCs/>
           <w:rtl/>
         </w:rPr>
         <w:t xml:space="preserve"> </w:t>
@@ -19970,12 +19908,340 @@
         <w:rPr>
           <w:rFonts w:asciiTheme="minorBidi" w:hAnsiTheme="minorBidi"/>
         </w:rPr>
-        <w:t>Right</w:t>
-      </w:r>
-      <w:r>
-        <w:rPr>
-          <w:rFonts w:asciiTheme="minorBidi" w:hAnsiTheme="minorBidi"/>
-          <w:rtl/>
+        <w:t>Left</w:t>
+      </w:r>
+    </w:p>
+    <w:p>
+      <w:pPr>
+        <w:rPr>
+          <w:rFonts w:asciiTheme="minorBidi" w:hAnsiTheme="minorBidi"/>
+          <w:b/>
+          <w:bCs/>
+          <w:rtl/>
+        </w:rPr>
+      </w:pPr>
+      <w:r>
+        <w:rPr>
+          <w:rFonts w:asciiTheme="minorBidi" w:hAnsiTheme="minorBidi"/>
+          <w:b/>
+          <w:bCs/>
+          <w:rtl/>
+        </w:rPr>
+        <w:t>איפה משתמשים בזה</w:t>
+      </w:r>
+      <w:r>
+        <w:rPr>
+          <w:rFonts w:asciiTheme="minorBidi" w:hAnsiTheme="minorBidi" w:hint="cs"/>
+          <w:b/>
+          <w:bCs/>
+          <w:rtl/>
+        </w:rPr>
+        <w:t xml:space="preserve"> - </w:t>
+      </w:r>
+    </w:p>
+    <w:p>
+      <w:pPr>
+        <w:rPr>
+          <w:rFonts w:asciiTheme="minorBidi" w:hAnsiTheme="minorBidi"/>
+          <w:rtl/>
+        </w:rPr>
+      </w:pPr>
+      <w:r>
+        <w:rPr>
+          <w:rFonts w:asciiTheme="minorBidi" w:hAnsiTheme="minorBidi"/>
+          <w:b/>
+          <w:bCs/>
+        </w:rPr>
+        <w:t>margin</w:t>
+      </w:r>
+      <w:r>
+        <w:rPr>
+          <w:rFonts w:asciiTheme="minorBidi" w:hAnsiTheme="minorBidi" w:hint="cs"/>
+          <w:b/>
+          <w:bCs/>
+          <w:rtl/>
+        </w:rPr>
+        <w:t xml:space="preserve"> - </w:t>
+      </w:r>
+      <w:r>
+        <w:rPr>
+          <w:rFonts w:asciiTheme="minorBidi" w:hAnsiTheme="minorBidi"/>
+        </w:rPr>
+        <w:t>margin: 10px 20px 30px 40px;</w:t>
+      </w:r>
+    </w:p>
+    <w:p>
+      <w:pPr>
+        <w:rPr>
+          <w:rFonts w:asciiTheme="minorBidi" w:hAnsiTheme="minorBidi"/>
+          <w:rtl/>
+        </w:rPr>
+      </w:pPr>
+      <w:r>
+        <w:rPr>
+          <w:rFonts w:asciiTheme="minorBidi" w:hAnsiTheme="minorBidi"/>
+          <w:b/>
+          <w:bCs/>
+        </w:rPr>
+        <w:t>padding</w:t>
+      </w:r>
+      <w:r>
+        <w:rPr>
+          <w:rFonts w:asciiTheme="minorBidi" w:hAnsiTheme="minorBidi" w:hint="cs"/>
+          <w:b/>
+          <w:bCs/>
+          <w:rtl/>
+        </w:rPr>
+        <w:t xml:space="preserve"> - </w:t>
+      </w:r>
+      <w:r>
+        <w:rPr>
+          <w:rFonts w:asciiTheme="minorBidi" w:hAnsiTheme="minorBidi"/>
+        </w:rPr>
+        <w:t>padding: 5px 10px 15px 20px;</w:t>
+      </w:r>
+    </w:p>
+    <w:p>
+      <w:pPr>
+        <w:rPr>
+          <w:rFonts w:asciiTheme="minorBidi" w:hAnsiTheme="minorBidi"/>
+        </w:rPr>
+      </w:pPr>
+      <w:r>
+        <w:rPr>
+          <w:rFonts w:asciiTheme="minorBidi" w:hAnsiTheme="minorBidi"/>
+          <w:b/>
+          <w:bCs/>
+        </w:rPr>
+        <w:t>border-width</w:t>
+      </w:r>
+      <w:r>
+        <w:rPr>
+          <w:rFonts w:asciiTheme="minorBidi" w:hAnsiTheme="minorBidi" w:hint="cs"/>
+          <w:b/>
+          <w:bCs/>
+          <w:rtl/>
+        </w:rPr>
+        <w:t xml:space="preserve"> - </w:t>
+      </w:r>
+      <w:r>
+        <w:rPr>
+          <w:rFonts w:asciiTheme="minorBidi" w:hAnsiTheme="minorBidi"/>
+        </w:rPr>
+        <w:t>border-width: 1px 2px 3px 4px;</w:t>
+      </w:r>
+    </w:p>
+    <w:p>
+      <w:pPr>
+        <w:rPr>
+          <w:rFonts w:asciiTheme="minorBidi" w:hAnsiTheme="minorBidi"/>
+          <w:b/>
+          <w:bCs/>
+          <w:rtl/>
+        </w:rPr>
+      </w:pPr>
+      <w:r>
+        <w:rPr>
+          <w:rFonts w:asciiTheme="minorBidi" w:hAnsiTheme="minorBidi"/>
+          <w:b/>
+          <w:bCs/>
+          <w:rtl/>
+        </w:rPr>
+        <w:t xml:space="preserve">קיצורים </w:t>
+      </w:r>
+      <w:r>
+        <w:rPr>
+          <w:rFonts w:asciiTheme="minorBidi" w:hAnsiTheme="minorBidi" w:hint="cs"/>
+          <w:b/>
+          <w:bCs/>
+          <w:rtl/>
+        </w:rPr>
+        <w:t xml:space="preserve">- </w:t>
+      </w:r>
+    </w:p>
+    <w:p>
+      <w:pPr>
+        <w:rPr>
+          <w:rFonts w:asciiTheme="minorBidi" w:hAnsiTheme="minorBidi"/>
+          <w:rtl/>
+        </w:rPr>
+      </w:pPr>
+      <w:r>
+        <w:rPr>
+          <w:rFonts w:asciiTheme="minorBidi" w:hAnsiTheme="minorBidi"/>
+          <w:b/>
+          <w:bCs/>
+          <w:rtl/>
+        </w:rPr>
+        <w:t>ערך אחד</w:t>
+      </w:r>
+      <w:r>
+        <w:rPr>
+          <w:rFonts w:asciiTheme="minorBidi" w:hAnsiTheme="minorBidi" w:hint="cs"/>
+          <w:b/>
+          <w:bCs/>
+          <w:rtl/>
+        </w:rPr>
+        <w:t xml:space="preserve"> - </w:t>
+      </w:r>
+      <w:r>
+        <w:rPr>
+          <w:rFonts w:asciiTheme="minorBidi" w:hAnsiTheme="minorBidi"/>
+        </w:rPr>
+        <w:t>margin: 10px;</w:t>
+      </w:r>
+      <w:r>
+        <w:rPr>
+          <w:rFonts w:asciiTheme="minorBidi" w:hAnsiTheme="minorBidi" w:hint="cs"/>
+          <w:rtl/>
+        </w:rPr>
+        <w:t xml:space="preserve"> - </w:t>
+      </w:r>
+      <w:r>
+        <w:rPr>
+          <w:rFonts w:asciiTheme="minorBidi" w:hAnsiTheme="minorBidi"/>
+          <w:rtl/>
+        </w:rPr>
+        <w:t>כל הצדדים אותו דבר</w:t>
+      </w:r>
+      <w:r>
+        <w:rPr>
+          <w:rFonts w:asciiTheme="minorBidi" w:hAnsiTheme="minorBidi" w:hint="cs"/>
+          <w:rtl/>
+        </w:rPr>
+        <w:t>.</w:t>
+      </w:r>
+    </w:p>
+    <w:p>
+      <w:pPr>
+        <w:rPr>
+          <w:rFonts w:asciiTheme="minorBidi" w:hAnsiTheme="minorBidi"/>
+        </w:rPr>
+      </w:pPr>
+      <w:r>
+        <w:rPr>
+          <w:rFonts w:asciiTheme="minorBidi" w:hAnsiTheme="minorBidi"/>
+          <w:b/>
+          <w:bCs/>
+          <w:rtl/>
+        </w:rPr>
+        <w:t>שני ערכים</w:t>
+      </w:r>
+      <w:r>
+        <w:rPr>
+          <w:rFonts w:asciiTheme="minorBidi" w:hAnsiTheme="minorBidi" w:hint="cs"/>
+          <w:b/>
+          <w:bCs/>
+          <w:rtl/>
+        </w:rPr>
+        <w:t xml:space="preserve"> - </w:t>
+      </w:r>
+      <w:r>
+        <w:rPr>
+          <w:rFonts w:asciiTheme="minorBidi" w:hAnsiTheme="minorBidi"/>
+        </w:rPr>
+        <w:t>margin: 10px 20px;</w:t>
+      </w:r>
+      <w:r>
+        <w:rPr>
+          <w:rFonts w:asciiTheme="minorBidi" w:hAnsiTheme="minorBidi" w:hint="cs"/>
+          <w:rtl/>
+        </w:rPr>
+        <w:t xml:space="preserve"> (</w:t>
+      </w:r>
+      <w:r>
+        <w:rPr>
+          <w:rFonts w:asciiTheme="minorBidi" w:hAnsiTheme="minorBidi"/>
+        </w:rPr>
+        <w:t xml:space="preserve">Top + Bottom = 10 </w:t>
+      </w:r>
+      <w:r>
+        <w:rPr>
+          <w:rFonts w:asciiTheme="minorBidi" w:hAnsiTheme="minorBidi" w:hint="cs"/>
+          <w:rtl/>
+        </w:rPr>
+        <w:t xml:space="preserve"> , </w:t>
+      </w:r>
+      <w:r>
+        <w:rPr>
+          <w:rFonts w:asciiTheme="minorBidi" w:hAnsiTheme="minorBidi"/>
+        </w:rPr>
+        <w:t xml:space="preserve">Right + Left = 20 </w:t>
+      </w:r>
+      <w:r>
+        <w:rPr>
+          <w:rFonts w:asciiTheme="minorBidi" w:hAnsiTheme="minorBidi" w:hint="cs"/>
+          <w:rtl/>
+        </w:rPr>
+        <w:t>)</w:t>
+      </w:r>
+    </w:p>
+    <w:p>
+      <w:pPr>
+        <w:rPr>
+          <w:rFonts w:asciiTheme="minorBidi" w:hAnsiTheme="minorBidi"/>
+        </w:rPr>
+      </w:pPr>
+      <w:r>
+        <w:rPr>
+          <w:rFonts w:asciiTheme="minorBidi" w:hAnsiTheme="minorBidi"/>
+          <w:b/>
+          <w:bCs/>
+          <w:rtl/>
+        </w:rPr>
+        <w:t>שלושה ערכים</w:t>
+      </w:r>
+      <w:r>
+        <w:rPr>
+          <w:rFonts w:asciiTheme="minorBidi" w:hAnsiTheme="minorBidi" w:hint="cs"/>
+          <w:b/>
+          <w:bCs/>
+          <w:rtl/>
+        </w:rPr>
+        <w:t xml:space="preserve"> - </w:t>
+      </w:r>
+      <w:r>
+        <w:rPr>
+          <w:rFonts w:asciiTheme="minorBidi" w:hAnsiTheme="minorBidi"/>
+        </w:rPr>
+        <w:t>margin: 10px 20px 30px;</w:t>
+      </w:r>
+      <w:r>
+        <w:rPr>
+          <w:rFonts w:asciiTheme="minorBidi" w:hAnsiTheme="minorBidi" w:hint="cs"/>
+          <w:rtl/>
+        </w:rPr>
+        <w:t xml:space="preserve"> (</w:t>
+      </w:r>
+      <w:r>
+        <w:rPr>
+          <w:rFonts w:asciiTheme="minorBidi" w:hAnsiTheme="minorBidi"/>
+        </w:rPr>
+        <w:t>Top = 10</w:t>
+      </w:r>
+      <w:r>
+        <w:rPr>
+          <w:rFonts w:asciiTheme="minorBidi" w:hAnsiTheme="minorBidi" w:hint="cs"/>
+          <w:rtl/>
+        </w:rPr>
+        <w:t>,</w:t>
+      </w:r>
+      <w:r>
+        <w:rPr>
+          <w:rFonts w:asciiTheme="minorBidi" w:hAnsiTheme="minorBidi"/>
+        </w:rPr>
+        <w:t xml:space="preserve">Right + Left = 20 </w:t>
+      </w:r>
+      <w:r>
+        <w:rPr>
+          <w:rFonts w:asciiTheme="minorBidi" w:hAnsiTheme="minorBidi" w:hint="cs"/>
+          <w:rtl/>
+        </w:rPr>
+        <w:t xml:space="preserve"> ,</w:t>
+      </w:r>
+      <w:r>
+        <w:rPr>
+          <w:rFonts w:asciiTheme="minorBidi" w:hAnsiTheme="minorBidi"/>
         </w:rPr>
         <w:br/>
       </w:r>
@@ -19983,127 +20249,72 @@
         <w:rPr>
           <w:rFonts w:asciiTheme="minorBidi" w:hAnsiTheme="minorBidi"/>
         </w:rPr>
-        <w:t>3</w:t>
-      </w:r>
-      <w:r>
-        <w:rPr>
-          <w:rFonts w:asciiTheme="minorBidi" w:hAnsiTheme="minorBidi"/>
-        </w:rPr>
-        <w:t>0px</w:t>
-      </w:r>
-      <w:r>
-        <w:rPr>
-          <w:rFonts w:asciiTheme="minorBidi" w:hAnsiTheme="minorBidi" w:hint="cs"/>
-          <w:rtl/>
-        </w:rPr>
-        <w:t xml:space="preserve"> -</w:t>
-      </w:r>
-      <w:r>
-        <w:rPr>
-          <w:rFonts w:asciiTheme="minorBidi" w:hAnsiTheme="minorBidi" w:hint="cs"/>
-          <w:rtl/>
+        <w:t xml:space="preserve">Bottom = 30 </w:t>
+      </w:r>
+      <w:r>
+        <w:rPr>
+          <w:rFonts w:asciiTheme="minorBidi" w:hAnsiTheme="minorBidi" w:hint="cs"/>
+          <w:rtl/>
+        </w:rPr>
+        <w:t>)</w:t>
+      </w:r>
+    </w:p>
+    <w:p>
+      <w:pPr>
+        <w:rPr>
+          <w:rFonts w:asciiTheme="minorBidi" w:hAnsiTheme="minorBidi"/>
+        </w:rPr>
+      </w:pPr>
+      <w:r>
+        <w:rPr>
+          <w:rFonts w:asciiTheme="minorBidi" w:hAnsiTheme="minorBidi"/>
+          <w:b/>
+          <w:bCs/>
+          <w:rtl/>
+        </w:rPr>
+        <w:t>ארבעה ערכים</w:t>
+      </w:r>
+      <w:r>
+        <w:rPr>
+          <w:rFonts w:asciiTheme="minorBidi" w:hAnsiTheme="minorBidi"/>
+          <w:b/>
+          <w:bCs/>
+        </w:rPr>
+        <w:t xml:space="preserve"> TRBL</w:t>
+      </w:r>
+      <w:r>
+        <w:rPr>
+          <w:rFonts w:asciiTheme="minorBidi" w:hAnsiTheme="minorBidi"/>
+          <w:b/>
+          <w:bCs/>
+        </w:rPr>
+        <w:t>)</w:t>
+      </w:r>
+      <w:r>
+        <w:rPr>
+          <w:rFonts w:asciiTheme="minorBidi" w:hAnsiTheme="minorBidi"/>
+          <w:b/>
+          <w:bCs/>
         </w:rPr>
         <w:t xml:space="preserve"> </w:t>
       </w:r>
       <w:r>
         <w:rPr>
           <w:rFonts w:asciiTheme="minorBidi" w:hAnsiTheme="minorBidi"/>
-        </w:rPr>
-        <w:t>Bottom</w:t>
-      </w:r>
-      <w:r>
-        <w:rPr>
-          <w:rFonts w:asciiTheme="minorBidi" w:hAnsiTheme="minorBidi"/>
-          <w:rtl/>
-        </w:rPr>
-        <w:br/>
-      </w:r>
-      <w:r>
-        <w:rPr>
-          <w:rFonts w:asciiTheme="minorBidi" w:hAnsiTheme="minorBidi"/>
-        </w:rPr>
-        <w:t>4</w:t>
-      </w:r>
-      <w:r>
-        <w:rPr>
-          <w:rFonts w:asciiTheme="minorBidi" w:hAnsiTheme="minorBidi"/>
-        </w:rPr>
-        <w:t>0px</w:t>
-      </w:r>
-      <w:r>
-        <w:rPr>
-          <w:rFonts w:asciiTheme="minorBidi" w:hAnsiTheme="minorBidi" w:hint="cs"/>
-          <w:rtl/>
-        </w:rPr>
-        <w:t xml:space="preserve"> -</w:t>
-      </w:r>
-      <w:r>
-        <w:rPr>
-          <w:rFonts w:asciiTheme="minorBidi" w:hAnsiTheme="minorBidi" w:hint="cs"/>
-          <w:b/>
-          <w:bCs/>
-          <w:rtl/>
-        </w:rPr>
-        <w:t xml:space="preserve"> </w:t>
-      </w:r>
-      <w:r>
-        <w:rPr>
-          <w:rFonts w:asciiTheme="minorBidi" w:hAnsiTheme="minorBidi"/>
-        </w:rPr>
-        <w:t>Left</w:t>
-      </w:r>
-    </w:p>
-    <w:p>
-      <w:pPr>
-        <w:rPr>
-          <w:rFonts w:asciiTheme="minorBidi" w:hAnsiTheme="minorBidi"/>
-          <w:b/>
-          <w:bCs/>
-          <w:rtl/>
-        </w:rPr>
-      </w:pPr>
-      <w:r>
-        <w:rPr>
-          <w:rFonts w:asciiTheme="minorBidi" w:hAnsiTheme="minorBidi"/>
-          <w:b/>
-          <w:bCs/>
-          <w:rtl/>
-        </w:rPr>
-        <w:t>איפה משתמשים בזה</w:t>
-      </w:r>
-      <w:r>
-        <w:rPr>
-          <w:rFonts w:asciiTheme="minorBidi" w:hAnsiTheme="minorBidi" w:hint="cs"/>
-          <w:b/>
-          <w:bCs/>
-          <w:rtl/>
-        </w:rPr>
-        <w:t xml:space="preserve"> - </w:t>
-      </w:r>
-    </w:p>
-    <w:p>
-      <w:pPr>
-        <w:rPr>
-          <w:rFonts w:asciiTheme="minorBidi" w:hAnsiTheme="minorBidi"/>
-          <w:rtl/>
-        </w:rPr>
-      </w:pPr>
-      <w:r>
-        <w:rPr>
-          <w:rFonts w:asciiTheme="minorBidi" w:hAnsiTheme="minorBidi"/>
-          <w:b/>
-          <w:bCs/>
-        </w:rPr>
-        <w:t>margin</w:t>
-      </w:r>
-      <w:r>
-        <w:rPr>
-          <w:rFonts w:asciiTheme="minorBidi" w:hAnsiTheme="minorBidi" w:hint="cs"/>
-          <w:b/>
-          <w:bCs/>
-          <w:rtl/>
-        </w:rPr>
-        <w:t xml:space="preserve"> - </w:t>
+          <w:b/>
+          <w:bCs/>
+          <w:rtl/>
+        </w:rPr>
+        <w:t>מלא</w:t>
+      </w:r>
+      <w:r>
+        <w:rPr>
+          <w:rFonts w:asciiTheme="minorBidi" w:hAnsiTheme="minorBidi" w:hint="cs"/>
+          <w:b/>
+          <w:bCs/>
+          <w:rtl/>
+        </w:rPr>
+        <w:t xml:space="preserve">) - </w:t>
       </w:r>
       <w:r>
         <w:rPr>
@@ -20111,179 +20322,6 @@
         </w:rPr>
         <w:t>margin: 10px 20px 30px 40px;</w:t>
       </w:r>
-    </w:p>
-    <w:p>
-      <w:pPr>
-        <w:rPr>
-          <w:rFonts w:asciiTheme="minorBidi" w:hAnsiTheme="minorBidi"/>
-          <w:rtl/>
-        </w:rPr>
-      </w:pPr>
-      <w:r>
-        <w:rPr>
-          <w:rFonts w:asciiTheme="minorBidi" w:hAnsiTheme="minorBidi"/>
-          <w:b/>
-          <w:bCs/>
-        </w:rPr>
-        <w:t>padding</w:t>
-      </w:r>
-      <w:r>
-        <w:rPr>
-          <w:rFonts w:asciiTheme="minorBidi" w:hAnsiTheme="minorBidi" w:hint="cs"/>
-          <w:b/>
-          <w:bCs/>
-          <w:rtl/>
-        </w:rPr>
-        <w:t xml:space="preserve"> - </w:t>
-      </w:r>
-      <w:r>
-        <w:rPr>
-          <w:rFonts w:asciiTheme="minorBidi" w:hAnsiTheme="minorBidi"/>
-        </w:rPr>
-        <w:t>padding: 5px 10px 15px 20px;</w:t>
-      </w:r>
-    </w:p>
-    <w:p>
-      <w:pPr>
-        <w:rPr>
-          <w:rFonts w:asciiTheme="minorBidi" w:hAnsiTheme="minorBidi"/>
-        </w:rPr>
-      </w:pPr>
-      <w:r>
-        <w:rPr>
-          <w:rFonts w:asciiTheme="minorBidi" w:hAnsiTheme="minorBidi"/>
-          <w:b/>
-          <w:bCs/>
-        </w:rPr>
-        <w:t>border-width</w:t>
-      </w:r>
-      <w:r>
-        <w:rPr>
-          <w:rFonts w:asciiTheme="minorBidi" w:hAnsiTheme="minorBidi" w:hint="cs"/>
-          <w:b/>
-          <w:bCs/>
-          <w:rtl/>
-        </w:rPr>
-        <w:t xml:space="preserve"> - </w:t>
-      </w:r>
-      <w:r>
-        <w:rPr>
-          <w:rFonts w:asciiTheme="minorBidi" w:hAnsiTheme="minorBidi"/>
-        </w:rPr>
-        <w:t>border-width: 1px 2px 3px 4px;</w:t>
-      </w:r>
-    </w:p>
-    <w:p>
-      <w:pPr>
-        <w:rPr>
-          <w:rFonts w:asciiTheme="minorBidi" w:hAnsiTheme="minorBidi"/>
-          <w:b/>
-          <w:bCs/>
-          <w:rtl/>
-        </w:rPr>
-      </w:pPr>
-      <w:r>
-        <w:rPr>
-          <w:rFonts w:asciiTheme="minorBidi" w:hAnsiTheme="minorBidi"/>
-          <w:b/>
-          <w:bCs/>
-          <w:rtl/>
-        </w:rPr>
-        <w:t xml:space="preserve">קיצורים </w:t>
-      </w:r>
-      <w:r>
-        <w:rPr>
-          <w:rFonts w:asciiTheme="minorBidi" w:hAnsiTheme="minorBidi" w:hint="cs"/>
-          <w:b/>
-          <w:bCs/>
-          <w:rtl/>
-        </w:rPr>
-        <w:t xml:space="preserve">- </w:t>
-      </w:r>
-    </w:p>
-    <w:p>
-      <w:pPr>
-        <w:rPr>
-          <w:rFonts w:asciiTheme="minorBidi" w:hAnsiTheme="minorBidi"/>
-          <w:rtl/>
-        </w:rPr>
-      </w:pPr>
-      <w:r>
-        <w:rPr>
-          <w:rFonts w:asciiTheme="minorBidi" w:hAnsiTheme="minorBidi"/>
-          <w:b/>
-          <w:bCs/>
-          <w:rtl/>
-        </w:rPr>
-        <w:t>ערך אחד</w:t>
-      </w:r>
-      <w:r>
-        <w:rPr>
-          <w:rFonts w:asciiTheme="minorBidi" w:hAnsiTheme="minorBidi" w:hint="cs"/>
-          <w:b/>
-          <w:bCs/>
-          <w:rtl/>
-        </w:rPr>
-        <w:t xml:space="preserve"> - </w:t>
-      </w:r>
-      <w:r>
-        <w:rPr>
-          <w:rFonts w:asciiTheme="minorBidi" w:hAnsiTheme="minorBidi"/>
-        </w:rPr>
-        <w:t>margin: 10px;</w:t>
-      </w:r>
-      <w:r>
-        <w:rPr>
-          <w:rFonts w:asciiTheme="minorBidi" w:hAnsiTheme="minorBidi" w:hint="cs"/>
-          <w:rtl/>
-        </w:rPr>
-        <w:t xml:space="preserve"> - </w:t>
-      </w:r>
-      <w:r>
-        <w:rPr>
-          <w:rFonts w:asciiTheme="minorBidi" w:hAnsiTheme="minorBidi"/>
-          <w:rtl/>
-        </w:rPr>
-        <w:t>כל הצדדים אותו דבר</w:t>
-      </w:r>
-      <w:r>
-        <w:rPr>
-          <w:rFonts w:asciiTheme="minorBidi" w:hAnsiTheme="minorBidi" w:hint="cs"/>
-          <w:rtl/>
-        </w:rPr>
-        <w:t>.</w:t>
-      </w:r>
-    </w:p>
-    <w:p>
-      <w:pPr>
-        <w:rPr>
-          <w:rFonts w:asciiTheme="minorBidi" w:hAnsiTheme="minorBidi"/>
-        </w:rPr>
-      </w:pPr>
-      <w:r>
-        <w:rPr>
-          <w:rFonts w:asciiTheme="minorBidi" w:hAnsiTheme="minorBidi"/>
-          <w:b/>
-          <w:bCs/>
-          <w:rtl/>
-        </w:rPr>
-        <w:t>שני ערכים</w:t>
-      </w:r>
-      <w:r>
-        <w:rPr>
-          <w:rFonts w:asciiTheme="minorBidi" w:hAnsiTheme="minorBidi" w:hint="cs"/>
-          <w:b/>
-          <w:bCs/>
-          <w:rtl/>
-        </w:rPr>
-        <w:t xml:space="preserve"> - </w:t>
-      </w:r>
-      <w:r>
-        <w:rPr>
-          <w:rFonts w:asciiTheme="minorBidi" w:hAnsiTheme="minorBidi"/>
-        </w:rPr>
-        <w:t>margin: 10px 20px;</w:t>
-      </w:r>
       <w:r>
         <w:rPr>
           <w:rFonts w:asciiTheme="minorBidi" w:hAnsiTheme="minorBidi" w:hint="cs"/>
@@ -20294,21 +20332,9 @@
       <w:r>
         <w:rPr>
           <w:rFonts w:asciiTheme="minorBidi" w:hAnsiTheme="minorBidi"/>
-        </w:rPr>
-        <w:t xml:space="preserve">Top + Bottom = 10 </w:t>
-      </w:r>
-      <w:r>
-        <w:rPr>
-          <w:rFonts w:asciiTheme="minorBidi" w:hAnsiTheme="minorBidi" w:hint="cs"/>
-          <w:rtl/>
-        </w:rPr>
-        <w:t xml:space="preserve"> , </w:t>
-      </w:r>
-      <w:r>
-        <w:rPr>
-          <w:rFonts w:asciiTheme="minorBidi" w:hAnsiTheme="minorBidi"/>
-        </w:rPr>
-        <w:t xml:space="preserve">Right + Left = 20 </w:t>
+          <w:rtl/>
+        </w:rPr>
+        <w:t>כל צד בנפרד</w:t>
       </w:r>
       <w:r>
         <w:rPr>
@@ -20322,174 +20348,6 @@
       <w:pPr>
         <w:rPr>
           <w:rFonts w:asciiTheme="minorBidi" w:hAnsiTheme="minorBidi"/>
-        </w:rPr>
-      </w:pPr>
-      <w:r>
-        <w:rPr>
-          <w:rFonts w:asciiTheme="minorBidi" w:hAnsiTheme="minorBidi"/>
-          <w:b/>
-          <w:bCs/>
-          <w:rtl/>
-        </w:rPr>
-        <w:t>שלושה ערכים</w:t>
-      </w:r>
-      <w:r>
-        <w:rPr>
-          <w:rFonts w:asciiTheme="minorBidi" w:hAnsiTheme="minorBidi" w:hint="cs"/>
-          <w:b/>
-          <w:bCs/>
-          <w:rtl/>
-        </w:rPr>
-        <w:t xml:space="preserve"> - </w:t>
-      </w:r>
-      <w:r>
-        <w:rPr>
-          <w:rFonts w:asciiTheme="minorBidi" w:hAnsiTheme="minorBidi"/>
-        </w:rPr>
-        <w:t>margin: 10px 20px 30px;</w:t>
-      </w:r>
-      <w:r>
-        <w:rPr>
-          <w:rFonts w:asciiTheme="minorBidi" w:hAnsiTheme="minorBidi" w:hint="cs"/>
-          <w:rtl/>
-        </w:rPr>
-        <w:t xml:space="preserve"> (</w:t>
-      </w:r>
-      <w:r>
-        <w:rPr>
-          <w:rFonts w:asciiTheme="minorBidi" w:hAnsiTheme="minorBidi"/>
-        </w:rPr>
-        <w:t>Top = 10</w:t>
-      </w:r>
-      <w:r>
-        <w:rPr>
-          <w:rFonts w:asciiTheme="minorBidi" w:hAnsiTheme="minorBidi" w:hint="cs"/>
-          <w:rtl/>
-        </w:rPr>
-        <w:t>,</w:t>
-      </w:r>
-      <w:r>
-        <w:rPr>
-          <w:rFonts w:asciiTheme="minorBidi" w:hAnsiTheme="minorBidi"/>
-        </w:rPr>
-        <w:t xml:space="preserve">Right + Left = 20 </w:t>
-      </w:r>
-      <w:r>
-        <w:rPr>
-          <w:rFonts w:asciiTheme="minorBidi" w:hAnsiTheme="minorBidi" w:hint="cs"/>
-          <w:rtl/>
-        </w:rPr>
-        <w:t xml:space="preserve"> ,</w:t>
-      </w:r>
-      <w:r>
-        <w:rPr>
-          <w:rFonts w:asciiTheme="minorBidi" w:hAnsiTheme="minorBidi"/>
-        </w:rPr>
-        <w:br/>
-      </w:r>
-      <w:r>
-        <w:rPr>
-          <w:rFonts w:asciiTheme="minorBidi" w:hAnsiTheme="minorBidi"/>
-        </w:rPr>
-        <w:t xml:space="preserve">Bottom = 30 </w:t>
-      </w:r>
-      <w:r>
-        <w:rPr>
-          <w:rFonts w:asciiTheme="minorBidi" w:hAnsiTheme="minorBidi" w:hint="cs"/>
-          <w:rtl/>
-        </w:rPr>
-        <w:t>)</w:t>
-      </w:r>
-    </w:p>
-    <w:p>
-      <w:pPr>
-        <w:rPr>
-          <w:rFonts w:asciiTheme="minorBidi" w:hAnsiTheme="minorBidi"/>
-        </w:rPr>
-      </w:pPr>
-      <w:r>
-        <w:rPr>
-          <w:rFonts w:asciiTheme="minorBidi" w:hAnsiTheme="minorBidi"/>
-          <w:b/>
-          <w:bCs/>
-          <w:rtl/>
-        </w:rPr>
-        <w:t>ארבעה ערכים</w:t>
-      </w:r>
-      <w:r>
-        <w:rPr>
-          <w:rFonts w:asciiTheme="minorBidi" w:hAnsiTheme="minorBidi"/>
-          <w:b/>
-          <w:bCs/>
-        </w:rPr>
-        <w:t xml:space="preserve"> TRBL</w:t>
-      </w:r>
-      <w:r>
-        <w:rPr>
-          <w:rFonts w:asciiTheme="minorBidi" w:hAnsiTheme="minorBidi"/>
-          <w:b/>
-          <w:bCs/>
-        </w:rPr>
-        <w:t>)</w:t>
-      </w:r>
-      <w:r>
-        <w:rPr>
-          <w:rFonts w:asciiTheme="minorBidi" w:hAnsiTheme="minorBidi"/>
-          <w:b/>
-          <w:bCs/>
-        </w:rPr>
-        <w:t xml:space="preserve"> </w:t>
-      </w:r>
-      <w:r>
-        <w:rPr>
-          <w:rFonts w:asciiTheme="minorBidi" w:hAnsiTheme="minorBidi"/>
-          <w:b/>
-          <w:bCs/>
-          <w:rtl/>
-        </w:rPr>
-        <w:t>מלא</w:t>
-      </w:r>
-      <w:r>
-        <w:rPr>
-          <w:rFonts w:asciiTheme="minorBidi" w:hAnsiTheme="minorBidi" w:hint="cs"/>
-          <w:b/>
-          <w:bCs/>
-          <w:rtl/>
-        </w:rPr>
-        <w:t xml:space="preserve">) - </w:t>
-      </w:r>
-      <w:r>
-        <w:rPr>
-          <w:rFonts w:asciiTheme="minorBidi" w:hAnsiTheme="minorBidi"/>
-        </w:rPr>
-        <w:t>margin: 10px 20px 30px 40px;</w:t>
-      </w:r>
-      <w:r>
-        <w:rPr>
-          <w:rFonts w:asciiTheme="minorBidi" w:hAnsiTheme="minorBidi" w:hint="cs"/>
-          <w:rtl/>
-        </w:rPr>
-        <w:t xml:space="preserve"> (</w:t>
-      </w:r>
-      <w:r>
-        <w:rPr>
-          <w:rFonts w:asciiTheme="minorBidi" w:hAnsiTheme="minorBidi"/>
-          <w:rtl/>
-        </w:rPr>
-        <w:t>כל צד בנפרד</w:t>
-      </w:r>
-      <w:r>
-        <w:rPr>
-          <w:rFonts w:asciiTheme="minorBidi" w:hAnsiTheme="minorBidi" w:hint="cs"/>
-          <w:rtl/>
-        </w:rPr>
-        <w:t>)</w:t>
-      </w:r>
-    </w:p>
-    <w:p>
-      <w:pPr>
-        <w:rPr>
-          <w:rFonts w:asciiTheme="minorBidi" w:hAnsiTheme="minorBidi"/>
           <w:rtl/>
         </w:rPr>
       </w:pPr>
@@ -20529,7 +20387,7 @@
     <w:p>
       <w:pPr>
         <w:rPr>
-          <w:rFonts w:asciiTheme="minorBidi" w:hAnsiTheme="minorBidi" w:hint="cs"/>
+          <w:rFonts w:asciiTheme="minorBidi" w:hAnsiTheme="minorBidi"/>
           <w:b/>
           <w:bCs/>
         </w:rPr>
@@ -20699,30 +20557,8 @@
         <w:rPr>
           <w:rFonts w:asciiTheme="minorBidi" w:hAnsiTheme="minorBidi"/>
         </w:rPr>
-        <w:t xml:space="preserve">    </w:t>
-      </w:r>
-      <w:proofErr w:type="gramStart"/>
-      <w:r>
-        <w:rPr>
-          <w:rFonts w:asciiTheme="minorBidi" w:hAnsiTheme="minorBidi"/>
-        </w:rPr>
-        <w:t>.flex</w:t>
-      </w:r>
-      <w:proofErr w:type="gramEnd"/>
-      <w:r>
-        <w:rPr>
-          <w:rFonts w:asciiTheme="minorBidi" w:hAnsiTheme="minorBidi"/>
-        </w:rPr>
-        <w:t>-</w:t>
-      </w:r>
-      <w:proofErr w:type="gramStart"/>
-      <w:r>
-        <w:rPr>
-          <w:rFonts w:asciiTheme="minorBidi" w:hAnsiTheme="minorBidi"/>
-        </w:rPr>
-        <w:t>container{</w:t>
-      </w:r>
-      <w:proofErr w:type="gramEnd"/>
+        <w:t>    .flex-container{</w:t>
+      </w:r>
     </w:p>
     <w:p>
       <w:pPr>
@@ -20869,30 +20705,8 @@
         <w:rPr>
           <w:rFonts w:asciiTheme="minorBidi" w:hAnsiTheme="minorBidi"/>
         </w:rPr>
-        <w:t xml:space="preserve">    </w:t>
-      </w:r>
-      <w:proofErr w:type="gramStart"/>
-      <w:r>
-        <w:rPr>
-          <w:rFonts w:asciiTheme="minorBidi" w:hAnsiTheme="minorBidi"/>
-        </w:rPr>
-        <w:t>.flex</w:t>
-      </w:r>
-      <w:proofErr w:type="gramEnd"/>
-      <w:r>
-        <w:rPr>
-          <w:rFonts w:asciiTheme="minorBidi" w:hAnsiTheme="minorBidi"/>
-        </w:rPr>
-        <w:t>-</w:t>
-      </w:r>
-      <w:proofErr w:type="gramStart"/>
-      <w:r>
-        <w:rPr>
-          <w:rFonts w:asciiTheme="minorBidi" w:hAnsiTheme="minorBidi"/>
-        </w:rPr>
-        <w:t>item{</w:t>
-      </w:r>
-      <w:proofErr w:type="gramEnd"/>
+        <w:t>    .flex-item{</w:t>
+      </w:r>
     </w:p>
     <w:p>
       <w:pPr>
@@ -21618,7 +21432,7 @@
     <w:p>
       <w:pPr>
         <w:rPr>
-          <w:rFonts w:asciiTheme="minorBidi" w:hAnsiTheme="minorBidi" w:hint="cs"/>
+          <w:rFonts w:asciiTheme="minorBidi" w:hAnsiTheme="minorBidi"/>
           <w:b/>
           <w:bCs/>
           <w:rtl/>
@@ -21685,28 +21499,12 @@
           <w:rFonts w:asciiTheme="minorBidi" w:hAnsiTheme="minorBidi"/>
         </w:rPr>
       </w:pPr>
-      <w:proofErr w:type="gramStart"/>
-      <w:r>
-        <w:rPr>
-          <w:rFonts w:asciiTheme="minorBidi" w:hAnsiTheme="minorBidi"/>
-        </w:rPr>
-        <w:t>.flex</w:t>
-      </w:r>
-      <w:proofErr w:type="gramEnd"/>
-      <w:r>
-        <w:rPr>
-          <w:rFonts w:asciiTheme="minorBidi" w:hAnsiTheme="minorBidi"/>
-        </w:rPr>
-        <w:t>-</w:t>
-      </w:r>
-      <w:proofErr w:type="gramStart"/>
-      <w:r>
-        <w:rPr>
-          <w:rFonts w:asciiTheme="minorBidi" w:hAnsiTheme="minorBidi"/>
-        </w:rPr>
-        <w:t>container{</w:t>
-      </w:r>
-      <w:proofErr w:type="gramEnd"/>
+      <w:r>
+        <w:rPr>
+          <w:rFonts w:asciiTheme="minorBidi" w:hAnsiTheme="minorBidi"/>
+        </w:rPr>
+        <w:t>.flex-container{</w:t>
+      </w:r>
       <w:r>
         <w:rPr>
           <w:rFonts w:asciiTheme="minorBidi" w:hAnsiTheme="minorBidi"/>
@@ -22173,28 +21971,12 @@
           <w:rFonts w:asciiTheme="minorBidi" w:hAnsiTheme="minorBidi"/>
         </w:rPr>
       </w:pPr>
-      <w:proofErr w:type="gramStart"/>
-      <w:r>
-        <w:rPr>
-          <w:rFonts w:asciiTheme="minorBidi" w:hAnsiTheme="minorBidi"/>
-        </w:rPr>
-        <w:t>.flex</w:t>
-      </w:r>
-      <w:proofErr w:type="gramEnd"/>
-      <w:r>
-        <w:rPr>
-          <w:rFonts w:asciiTheme="minorBidi" w:hAnsiTheme="minorBidi"/>
-        </w:rPr>
-        <w:t>-</w:t>
-      </w:r>
-      <w:proofErr w:type="gramStart"/>
-      <w:r>
-        <w:rPr>
-          <w:rFonts w:asciiTheme="minorBidi" w:hAnsiTheme="minorBidi"/>
-        </w:rPr>
-        <w:t>item{</w:t>
-      </w:r>
-      <w:proofErr w:type="gramEnd"/>
+      <w:r>
+        <w:rPr>
+          <w:rFonts w:asciiTheme="minorBidi" w:hAnsiTheme="minorBidi"/>
+        </w:rPr>
+        <w:t>.flex-item{</w:t>
+      </w:r>
     </w:p>
     <w:p>
       <w:pPr>
@@ -22720,6 +22502,7 @@
       <w:r>
         <w:rPr>
           <w:rFonts w:asciiTheme="minorBidi" w:hAnsiTheme="minorBidi" w:cs="Arial"/>
+          <w:noProof/>
           <w:rtl/>
         </w:rPr>
         <w:drawing>
@@ -23018,13 +22801,14 @@
     <w:p>
       <w:pPr>
         <w:rPr>
-          <w:rFonts w:asciiTheme="minorBidi" w:hAnsiTheme="minorBidi" w:hint="cs"/>
+          <w:rFonts w:asciiTheme="minorBidi" w:hAnsiTheme="minorBidi"/>
           <w:rtl/>
         </w:rPr>
       </w:pPr>
       <w:r>
         <w:rPr>
           <w:rFonts w:asciiTheme="minorBidi" w:hAnsiTheme="minorBidi" w:cs="Arial"/>
+          <w:noProof/>
           <w:rtl/>
         </w:rPr>
         <w:drawing>
@@ -23211,7 +22995,7 @@
     <w:p>
       <w:pPr>
         <w:rPr>
-          <w:rFonts w:asciiTheme="minorBidi" w:hAnsiTheme="minorBidi" w:hint="cs"/>
+          <w:rFonts w:asciiTheme="minorBidi" w:hAnsiTheme="minorBidi"/>
           <w:rtl/>
         </w:rPr>
       </w:pPr>
@@ -23672,6 +23456,7 @@
       <w:r>
         <w:rPr>
           <w:rFonts w:asciiTheme="minorBidi" w:hAnsiTheme="minorBidi" w:cs="Arial"/>
+          <w:noProof/>
           <w:rtl/>
         </w:rPr>
         <w:drawing>
@@ -23856,7 +23641,7 @@
     <w:p>
       <w:pPr>
         <w:rPr>
-          <w:rFonts w:asciiTheme="minorBidi" w:hAnsiTheme="minorBidi" w:hint="cs"/>
+          <w:rFonts w:asciiTheme="minorBidi" w:hAnsiTheme="minorBidi"/>
           <w:b/>
           <w:bCs/>
         </w:rPr>
@@ -23932,7 +23717,7 @@
     <w:p>
       <w:pPr>
         <w:rPr>
-          <w:rFonts w:asciiTheme="minorBidi" w:hAnsiTheme="minorBidi" w:hint="cs"/>
+          <w:rFonts w:asciiTheme="minorBidi" w:hAnsiTheme="minorBidi"/>
         </w:rPr>
       </w:pPr>
       <w:r>
@@ -24055,7 +23840,7 @@
     <w:p>
       <w:pPr>
         <w:rPr>
-          <w:rFonts w:asciiTheme="minorBidi" w:hAnsiTheme="minorBidi" w:hint="cs"/>
+          <w:rFonts w:asciiTheme="minorBidi" w:hAnsiTheme="minorBidi"/>
           <w:b/>
           <w:bCs/>
           <w:rtl/>
@@ -24083,13 +23868,14 @@
     <w:p>
       <w:pPr>
         <w:rPr>
-          <w:rFonts w:asciiTheme="minorBidi" w:hAnsiTheme="minorBidi" w:hint="cs"/>
+          <w:rFonts w:asciiTheme="minorBidi" w:hAnsiTheme="minorBidi"/>
           <w:rtl/>
         </w:rPr>
       </w:pPr>
       <w:r>
         <w:rPr>
           <w:rFonts w:asciiTheme="minorBidi" w:hAnsiTheme="minorBidi" w:cs="Arial"/>
+          <w:noProof/>
           <w:rtl/>
         </w:rPr>
         <w:drawing>
@@ -24523,7 +24309,7 @@
           <w:p>
             <w:pPr>
               <w:rPr>
-                <w:rFonts w:asciiTheme="minorBidi" w:hAnsiTheme="minorBidi" w:hint="cs"/>
+                <w:rFonts w:asciiTheme="minorBidi" w:hAnsiTheme="minorBidi"/>
                 <w:b/>
                 <w:bCs/>
                 <w:rtl/>
@@ -24678,7 +24464,7 @@
     <w:p>
       <w:pPr>
         <w:rPr>
-          <w:rFonts w:asciiTheme="minorBidi" w:hAnsiTheme="minorBidi" w:hint="cs"/>
+          <w:rFonts w:asciiTheme="minorBidi" w:hAnsiTheme="minorBidi"/>
           <w:b/>
           <w:bCs/>
           <w:rtl/>
@@ -24764,6 +24550,7 @@
       <w:r>
         <w:rPr>
           <w:rFonts w:asciiTheme="minorBidi" w:hAnsiTheme="minorBidi" w:cs="Arial"/>
+          <w:noProof/>
           <w:rtl/>
         </w:rPr>
         <w:drawing>
@@ -24876,7 +24663,7 @@
     <w:p>
       <w:pPr>
         <w:rPr>
-          <w:rFonts w:asciiTheme="minorBidi" w:hAnsiTheme="minorBidi" w:hint="cs"/>
+          <w:rFonts w:asciiTheme="minorBidi" w:hAnsiTheme="minorBidi"/>
           <w:rtl/>
         </w:rPr>
       </w:pPr>
@@ -24889,6 +24676,7 @@
       <w:r>
         <w:rPr>
           <w:rFonts w:asciiTheme="minorBidi" w:hAnsiTheme="minorBidi" w:cs="Arial"/>
+          <w:noProof/>
           <w:rtl/>
         </w:rPr>
         <w:drawing>
@@ -25448,21 +25236,7 @@
           <w:rFonts w:asciiTheme="minorBidi" w:hAnsiTheme="minorBidi"/>
         </w:rPr>
         <w:br/>
-        <w:t xml:space="preserve">    align-items: </w:t>
-      </w:r>
-      <w:proofErr w:type="gramStart"/>
-      <w:r>
-        <w:rPr>
-          <w:rFonts w:asciiTheme="minorBidi" w:hAnsiTheme="minorBidi"/>
-        </w:rPr>
-        <w:t xml:space="preserve">center;   </w:t>
-      </w:r>
-      <w:proofErr w:type="gramEnd"/>
-      <w:r>
-        <w:rPr>
-          <w:rFonts w:asciiTheme="minorBidi" w:hAnsiTheme="minorBidi"/>
-        </w:rPr>
-        <w:t xml:space="preserve">  /* </w:t>
+        <w:t xml:space="preserve">    align-items: center;     /* </w:t>
       </w:r>
       <w:r>
         <w:rPr>
@@ -25555,7 +25329,7 @@
     <w:p>
       <w:pPr>
         <w:rPr>
-          <w:rFonts w:asciiTheme="minorBidi" w:hAnsiTheme="minorBidi" w:hint="cs"/>
+          <w:rFonts w:asciiTheme="minorBidi" w:hAnsiTheme="minorBidi"/>
           <w:rtl/>
         </w:rPr>
       </w:pPr>
@@ -25750,6 +25524,7 @@
       <w:r>
         <w:rPr>
           <w:rFonts w:asciiTheme="minorBidi" w:hAnsiTheme="minorBidi" w:cs="Arial"/>
+          <w:noProof/>
           <w:rtl/>
         </w:rPr>
         <w:drawing>
@@ -25844,7 +25619,7 @@
     <w:p>
       <w:pPr>
         <w:rPr>
-          <w:rFonts w:asciiTheme="minorBidi" w:hAnsiTheme="minorBidi" w:hint="cs"/>
+          <w:rFonts w:asciiTheme="minorBidi" w:hAnsiTheme="minorBidi"/>
           <w:u w:val="single"/>
           <w:rtl/>
         </w:rPr>
@@ -26283,7 +26058,6 @@
         </w:rPr>
         <w:t xml:space="preserve"> div </w:t>
       </w:r>
-      <w:proofErr w:type="gramStart"/>
       <w:r>
         <w:rPr>
           <w:rFonts w:asciiTheme="minorBidi" w:hAnsiTheme="minorBidi"/>
@@ -26304,7 +26078,6 @@
         </w:rPr>
         <w:t xml:space="preserve"> class</w:t>
       </w:r>
-      <w:proofErr w:type="gramEnd"/>
       <w:r>
         <w:rPr>
           <w:rFonts w:asciiTheme="minorBidi" w:hAnsiTheme="minorBidi" w:hint="cs"/>
@@ -26413,15 +26186,7 @@
           <w:rFonts w:asciiTheme="minorBidi" w:hAnsiTheme="minorBidi"/>
           <w:rtl/>
         </w:rPr>
-        <w:t xml:space="preserve">זה התוכן בתוך </w:t>
-      </w:r>
-      <w:proofErr w:type="gramStart"/>
-      <w:r>
-        <w:rPr>
-          <w:rFonts w:asciiTheme="minorBidi" w:hAnsiTheme="minorBidi"/>
-          <w:rtl/>
-        </w:rPr>
-        <w:t>כל</w:t>
+        <w:t>זה התוכן בתוך כל</w:t>
       </w:r>
       <w:r>
         <w:rPr>
@@ -26436,7 +26201,6 @@
         </w:rPr>
         <w:t xml:space="preserve"> div</w:t>
       </w:r>
-      <w:proofErr w:type="gramEnd"/>
       <w:r>
         <w:rPr>
           <w:rFonts w:asciiTheme="minorBidi" w:hAnsiTheme="minorBidi" w:hint="cs"/>
@@ -28311,19 +28075,11 @@
           <w:rFonts w:asciiTheme="minorBidi" w:hAnsiTheme="minorBidi"/>
         </w:rPr>
       </w:pPr>
-      <w:proofErr w:type="gramStart"/>
-      <w:r>
-        <w:rPr>
-          <w:rFonts w:asciiTheme="minorBidi" w:hAnsiTheme="minorBidi"/>
-        </w:rPr>
-        <w:t>.grid</w:t>
-      </w:r>
-      <w:proofErr w:type="gramEnd"/>
-      <w:r>
-        <w:rPr>
-          <w:rFonts w:asciiTheme="minorBidi" w:hAnsiTheme="minorBidi"/>
-        </w:rPr>
-        <w:t>-container {</w:t>
+      <w:r>
+        <w:rPr>
+          <w:rFonts w:asciiTheme="minorBidi" w:hAnsiTheme="minorBidi"/>
+        </w:rPr>
+        <w:t>.grid-container {</w:t>
       </w:r>
     </w:p>
     <w:p>
@@ -28453,19 +28209,11 @@
           <w:rFonts w:asciiTheme="minorBidi" w:hAnsiTheme="minorBidi"/>
         </w:rPr>
       </w:pPr>
-      <w:proofErr w:type="gramStart"/>
-      <w:r>
-        <w:rPr>
-          <w:rFonts w:asciiTheme="minorBidi" w:hAnsiTheme="minorBidi"/>
-        </w:rPr>
-        <w:t>.grid</w:t>
-      </w:r>
-      <w:proofErr w:type="gramEnd"/>
-      <w:r>
-        <w:rPr>
-          <w:rFonts w:asciiTheme="minorBidi" w:hAnsiTheme="minorBidi"/>
-        </w:rPr>
-        <w:t>-item {</w:t>
+      <w:r>
+        <w:rPr>
+          <w:rFonts w:asciiTheme="minorBidi" w:hAnsiTheme="minorBidi"/>
+        </w:rPr>
+        <w:t>.grid-item {</w:t>
       </w:r>
     </w:p>
     <w:p>
@@ -28578,7 +28326,7 @@
     <w:p>
       <w:pPr>
         <w:rPr>
-          <w:rFonts w:asciiTheme="minorBidi" w:hAnsiTheme="minorBidi" w:hint="cs"/>
+          <w:rFonts w:asciiTheme="minorBidi" w:hAnsiTheme="minorBidi"/>
           <w:rtl/>
         </w:rPr>
       </w:pPr>
@@ -28822,26 +28570,65 @@
           <w:rFonts w:asciiTheme="minorBidi" w:hAnsiTheme="minorBidi" w:hint="cs"/>
           <w:rtl/>
         </w:rPr>
+        <w:t xml:space="preserve"> - </w:t>
+      </w:r>
+      <w:r>
+        <w:rPr>
+          <w:rFonts w:asciiTheme="minorBidi" w:hAnsiTheme="minorBidi"/>
+        </w:rPr>
+        <w:t xml:space="preserve"> 6 </w:t>
+      </w:r>
+      <w:r>
+        <w:rPr>
+          <w:rFonts w:asciiTheme="minorBidi" w:hAnsiTheme="minorBidi"/>
+          <w:rtl/>
+        </w:rPr>
+        <w:t>קופסאות קטנות</w:t>
+      </w:r>
+      <w:r>
+        <w:rPr>
+          <w:rFonts w:asciiTheme="minorBidi" w:hAnsiTheme="minorBidi" w:hint="cs"/>
+          <w:rtl/>
+        </w:rPr>
         <w:t xml:space="preserve"> </w:t>
       </w:r>
-      <w:proofErr w:type="gramStart"/>
-      <w:r>
-        <w:rPr>
-          <w:rFonts w:asciiTheme="minorBidi" w:hAnsiTheme="minorBidi" w:hint="cs"/>
-          <w:rtl/>
-        </w:rPr>
-        <w:t xml:space="preserve">- </w:t>
-      </w:r>
-      <w:r>
-        <w:rPr>
-          <w:rFonts w:asciiTheme="minorBidi" w:hAnsiTheme="minorBidi"/>
-        </w:rPr>
-        <w:t xml:space="preserve"> 6</w:t>
-      </w:r>
-      <w:proofErr w:type="gramEnd"/>
-      <w:r>
-        <w:rPr>
-          <w:rFonts w:asciiTheme="minorBidi" w:hAnsiTheme="minorBidi"/>
+      <w:r>
+        <w:rPr>
+          <w:rFonts w:asciiTheme="minorBidi" w:hAnsiTheme="minorBidi"/>
+        </w:rPr>
+        <w:t xml:space="preserve"> (cards)</w:t>
+      </w:r>
+    </w:p>
+    <w:p>
+      <w:pPr>
+        <w:rPr>
+          <w:rFonts w:asciiTheme="minorBidi" w:hAnsiTheme="minorBidi"/>
+          <w:rtl/>
+        </w:rPr>
+      </w:pPr>
+      <w:r>
+        <w:rPr>
+          <w:rFonts w:asciiTheme="minorBidi" w:hAnsiTheme="minorBidi"/>
+          <w:b/>
+          <w:bCs/>
+          <w:rtl/>
+        </w:rPr>
+        <w:t>מה המטרה</w:t>
+      </w:r>
+      <w:r>
+        <w:rPr>
+          <w:rFonts w:asciiTheme="minorBidi" w:hAnsiTheme="minorBidi"/>
+          <w:b/>
+          <w:bCs/>
+        </w:rPr>
+        <w:t>?</w:t>
+      </w:r>
+      <w:r>
+        <w:rPr>
+          <w:rFonts w:asciiTheme="minorBidi" w:hAnsiTheme="minorBidi" w:hint="cs"/>
+          <w:b/>
+          <w:bCs/>
+          <w:rtl/>
         </w:rPr>
         <w:t xml:space="preserve"> </w:t>
       </w:r>
@@ -28850,75 +28637,6 @@
           <w:rFonts w:asciiTheme="minorBidi" w:hAnsiTheme="minorBidi"/>
           <w:rtl/>
         </w:rPr>
-        <w:t xml:space="preserve">קופסאות </w:t>
-      </w:r>
-      <w:proofErr w:type="gramStart"/>
-      <w:r>
-        <w:rPr>
-          <w:rFonts w:asciiTheme="minorBidi" w:hAnsiTheme="minorBidi"/>
-          <w:rtl/>
-        </w:rPr>
-        <w:t>קטנות</w:t>
-      </w:r>
-      <w:r>
-        <w:rPr>
-          <w:rFonts w:asciiTheme="minorBidi" w:hAnsiTheme="minorBidi" w:hint="cs"/>
-          <w:rtl/>
-        </w:rPr>
-        <w:t xml:space="preserve"> </w:t>
-      </w:r>
-      <w:r>
-        <w:rPr>
-          <w:rFonts w:asciiTheme="minorBidi" w:hAnsiTheme="minorBidi"/>
-        </w:rPr>
-        <w:t xml:space="preserve"> (</w:t>
-      </w:r>
-      <w:proofErr w:type="gramEnd"/>
-      <w:r>
-        <w:rPr>
-          <w:rFonts w:asciiTheme="minorBidi" w:hAnsiTheme="minorBidi"/>
-        </w:rPr>
-        <w:t>cards)</w:t>
-      </w:r>
-    </w:p>
-    <w:p>
-      <w:pPr>
-        <w:rPr>
-          <w:rFonts w:asciiTheme="minorBidi" w:hAnsiTheme="minorBidi"/>
-          <w:rtl/>
-        </w:rPr>
-      </w:pPr>
-      <w:r>
-        <w:rPr>
-          <w:rFonts w:asciiTheme="minorBidi" w:hAnsiTheme="minorBidi"/>
-          <w:b/>
-          <w:bCs/>
-          <w:rtl/>
-        </w:rPr>
-        <w:t>מה המטרה</w:t>
-      </w:r>
-      <w:r>
-        <w:rPr>
-          <w:rFonts w:asciiTheme="minorBidi" w:hAnsiTheme="minorBidi"/>
-          <w:b/>
-          <w:bCs/>
-        </w:rPr>
-        <w:t>?</w:t>
-      </w:r>
-      <w:r>
-        <w:rPr>
-          <w:rFonts w:asciiTheme="minorBidi" w:hAnsiTheme="minorBidi" w:hint="cs"/>
-          <w:b/>
-          <w:bCs/>
-          <w:rtl/>
-        </w:rPr>
-        <w:t xml:space="preserve"> </w:t>
-      </w:r>
-      <w:r>
-        <w:rPr>
-          <w:rFonts w:asciiTheme="minorBidi" w:hAnsiTheme="minorBidi"/>
-          <w:rtl/>
-        </w:rPr>
         <w:t>להציג 6 כרטיסים</w:t>
       </w:r>
       <w:r>
@@ -29021,19 +28739,11 @@
           <w:rFonts w:asciiTheme="minorBidi" w:hAnsiTheme="minorBidi"/>
         </w:rPr>
       </w:pPr>
-      <w:proofErr w:type="gramStart"/>
-      <w:r>
-        <w:rPr>
-          <w:rFonts w:asciiTheme="minorBidi" w:hAnsiTheme="minorBidi"/>
-        </w:rPr>
-        <w:t>.grid</w:t>
-      </w:r>
-      <w:proofErr w:type="gramEnd"/>
-      <w:r>
-        <w:rPr>
-          <w:rFonts w:asciiTheme="minorBidi" w:hAnsiTheme="minorBidi"/>
-        </w:rPr>
-        <w:t>-container {</w:t>
+      <w:r>
+        <w:rPr>
+          <w:rFonts w:asciiTheme="minorBidi" w:hAnsiTheme="minorBidi"/>
+        </w:rPr>
+        <w:t>.grid-container {</w:t>
       </w:r>
       <w:r>
         <w:rPr>
@@ -29403,44 +29113,8 @@
         <w:rPr>
           <w:rFonts w:asciiTheme="minorBidi" w:hAnsiTheme="minorBidi"/>
         </w:rPr>
-        <w:t>[ card</w:t>
-      </w:r>
-      <w:proofErr w:type="gramStart"/>
-      <w:r>
-        <w:rPr>
-          <w:rFonts w:asciiTheme="minorBidi" w:hAnsiTheme="minorBidi"/>
-        </w:rPr>
-        <w:t>1 ]</w:t>
-      </w:r>
-      <w:proofErr w:type="gramEnd"/>
-      <w:r>
-        <w:rPr>
-          <w:rFonts w:asciiTheme="minorBidi" w:hAnsiTheme="minorBidi"/>
-        </w:rPr>
-        <w:t xml:space="preserve"> [ card</w:t>
-      </w:r>
-      <w:proofErr w:type="gramStart"/>
-      <w:r>
-        <w:rPr>
-          <w:rFonts w:asciiTheme="minorBidi" w:hAnsiTheme="minorBidi"/>
-        </w:rPr>
-        <w:t>2 ]</w:t>
-      </w:r>
-      <w:proofErr w:type="gramEnd"/>
-      <w:r>
-        <w:rPr>
-          <w:rFonts w:asciiTheme="minorBidi" w:hAnsiTheme="minorBidi"/>
-        </w:rPr>
-        <w:t xml:space="preserve"> [ card</w:t>
-      </w:r>
-      <w:proofErr w:type="gramStart"/>
-      <w:r>
-        <w:rPr>
-          <w:rFonts w:asciiTheme="minorBidi" w:hAnsiTheme="minorBidi"/>
-        </w:rPr>
-        <w:t>3 ]</w:t>
-      </w:r>
-      <w:proofErr w:type="gramEnd"/>
+        <w:t>[ card1 ] [ card2 ] [ card3 ]</w:t>
+      </w:r>
       <w:r>
         <w:rPr>
           <w:rFonts w:asciiTheme="minorBidi" w:hAnsiTheme="minorBidi"/>
@@ -29473,44 +29147,8 @@
           <w:rFonts w:asciiTheme="minorBidi" w:hAnsiTheme="minorBidi"/>
         </w:rPr>
         <w:br/>
-        <w:t>[ card</w:t>
-      </w:r>
-      <w:proofErr w:type="gramStart"/>
-      <w:r>
-        <w:rPr>
-          <w:rFonts w:asciiTheme="minorBidi" w:hAnsiTheme="minorBidi"/>
-        </w:rPr>
-        <w:t>4 ]</w:t>
-      </w:r>
-      <w:proofErr w:type="gramEnd"/>
-      <w:r>
-        <w:rPr>
-          <w:rFonts w:asciiTheme="minorBidi" w:hAnsiTheme="minorBidi"/>
-        </w:rPr>
-        <w:t xml:space="preserve"> [ card</w:t>
-      </w:r>
-      <w:proofErr w:type="gramStart"/>
-      <w:r>
-        <w:rPr>
-          <w:rFonts w:asciiTheme="minorBidi" w:hAnsiTheme="minorBidi"/>
-        </w:rPr>
-        <w:t>5 ]</w:t>
-      </w:r>
-      <w:proofErr w:type="gramEnd"/>
-      <w:r>
-        <w:rPr>
-          <w:rFonts w:asciiTheme="minorBidi" w:hAnsiTheme="minorBidi"/>
-        </w:rPr>
-        <w:t xml:space="preserve"> [ card</w:t>
-      </w:r>
-      <w:proofErr w:type="gramStart"/>
-      <w:r>
-        <w:rPr>
-          <w:rFonts w:asciiTheme="minorBidi" w:hAnsiTheme="minorBidi"/>
-        </w:rPr>
-        <w:t>6 ]</w:t>
-      </w:r>
-      <w:proofErr w:type="gramEnd"/>
+        <w:t>[ card4 ] [ card5 ] [ card6 ]</w:t>
+      </w:r>
       <w:r>
         <w:rPr>
           <w:rFonts w:asciiTheme="minorBidi" w:hAnsiTheme="minorBidi"/>
@@ -30085,6 +29723,7 @@
       <w:r>
         <w:rPr>
           <w:rFonts w:asciiTheme="minorBidi" w:hAnsiTheme="minorBidi" w:cs="Arial"/>
+          <w:noProof/>
           <w:rtl/>
         </w:rPr>
         <w:lastRenderedPageBreak/>
@@ -30152,7 +29791,7 @@
     <w:p>
       <w:pPr>
         <w:rPr>
-          <w:rFonts w:asciiTheme="minorBidi" w:hAnsiTheme="minorBidi" w:hint="cs"/>
+          <w:rFonts w:asciiTheme="minorBidi" w:hAnsiTheme="minorBidi"/>
           <w:rtl/>
         </w:rPr>
       </w:pPr>
@@ -30298,44 +29937,8 @@
         <w:rPr>
           <w:rFonts w:asciiTheme="minorBidi" w:hAnsiTheme="minorBidi"/>
         </w:rPr>
-        <w:t xml:space="preserve">[ </w:t>
-      </w:r>
-      <w:proofErr w:type="gramStart"/>
-      <w:r>
-        <w:rPr>
-          <w:rFonts w:asciiTheme="minorBidi" w:hAnsiTheme="minorBidi"/>
-        </w:rPr>
-        <w:t>item ]</w:t>
-      </w:r>
-      <w:proofErr w:type="gramEnd"/>
-      <w:r>
-        <w:rPr>
-          <w:rFonts w:asciiTheme="minorBidi" w:hAnsiTheme="minorBidi"/>
-        </w:rPr>
-        <w:t xml:space="preserve"> [ </w:t>
-      </w:r>
-      <w:proofErr w:type="gramStart"/>
-      <w:r>
-        <w:rPr>
-          <w:rFonts w:asciiTheme="minorBidi" w:hAnsiTheme="minorBidi"/>
-        </w:rPr>
-        <w:t>item ]</w:t>
-      </w:r>
-      <w:proofErr w:type="gramEnd"/>
-      <w:r>
-        <w:rPr>
-          <w:rFonts w:asciiTheme="minorBidi" w:hAnsiTheme="minorBidi"/>
-        </w:rPr>
-        <w:t xml:space="preserve"> [ </w:t>
-      </w:r>
-      <w:proofErr w:type="gramStart"/>
-      <w:r>
-        <w:rPr>
-          <w:rFonts w:asciiTheme="minorBidi" w:hAnsiTheme="minorBidi"/>
-        </w:rPr>
-        <w:t>item ]</w:t>
-      </w:r>
-      <w:proofErr w:type="gramEnd"/>
+        <w:t>[ item ] [ item ] [ item ]</w:t>
+      </w:r>
     </w:p>
     <w:p>
       <w:pPr>
@@ -30368,46 +29971,22 @@
         <w:rPr>
           <w:rFonts w:asciiTheme="minorBidi" w:hAnsiTheme="minorBidi"/>
         </w:rPr>
-        <w:t xml:space="preserve">[ </w:t>
-      </w:r>
-      <w:proofErr w:type="gramStart"/>
-      <w:r>
-        <w:rPr>
-          <w:rFonts w:asciiTheme="minorBidi" w:hAnsiTheme="minorBidi"/>
-        </w:rPr>
-        <w:t>item ]</w:t>
-      </w:r>
-      <w:proofErr w:type="gramEnd"/>
+        <w:t>[ item ]</w:t>
+      </w:r>
       <w:r>
         <w:rPr>
           <w:rFonts w:asciiTheme="minorBidi" w:hAnsiTheme="minorBidi"/>
         </w:rPr>
         <w:br/>
-        <w:t xml:space="preserve">[ </w:t>
-      </w:r>
-      <w:proofErr w:type="gramStart"/>
-      <w:r>
-        <w:rPr>
-          <w:rFonts w:asciiTheme="minorBidi" w:hAnsiTheme="minorBidi"/>
-        </w:rPr>
-        <w:t>item ]</w:t>
-      </w:r>
-      <w:proofErr w:type="gramEnd"/>
+        <w:t>[ item ]</w:t>
+      </w:r>
       <w:r>
         <w:rPr>
           <w:rFonts w:asciiTheme="minorBidi" w:hAnsiTheme="minorBidi"/>
         </w:rPr>
         <w:br/>
-        <w:t xml:space="preserve">[ </w:t>
-      </w:r>
-      <w:proofErr w:type="gramStart"/>
-      <w:r>
-        <w:rPr>
-          <w:rFonts w:asciiTheme="minorBidi" w:hAnsiTheme="minorBidi"/>
-        </w:rPr>
-        <w:t>item ]</w:t>
-      </w:r>
-      <w:proofErr w:type="gramEnd"/>
+        <w:t>[ item ]</w:t>
+      </w:r>
     </w:p>
     <w:p>
       <w:pPr>
@@ -30642,87 +30221,15 @@
         <w:rPr>
           <w:rFonts w:asciiTheme="minorBidi" w:hAnsiTheme="minorBidi"/>
         </w:rPr>
-        <w:t xml:space="preserve">[ </w:t>
-      </w:r>
-      <w:proofErr w:type="gramStart"/>
-      <w:r>
-        <w:rPr>
-          <w:rFonts w:asciiTheme="minorBidi" w:hAnsiTheme="minorBidi"/>
-        </w:rPr>
-        <w:t>1 ]</w:t>
-      </w:r>
-      <w:proofErr w:type="gramEnd"/>
-      <w:r>
-        <w:rPr>
-          <w:rFonts w:asciiTheme="minorBidi" w:hAnsiTheme="minorBidi"/>
-        </w:rPr>
-        <w:t xml:space="preserve"> [ </w:t>
-      </w:r>
-      <w:proofErr w:type="gramStart"/>
-      <w:r>
-        <w:rPr>
-          <w:rFonts w:asciiTheme="minorBidi" w:hAnsiTheme="minorBidi"/>
-        </w:rPr>
-        <w:t>2 ]</w:t>
-      </w:r>
-      <w:proofErr w:type="gramEnd"/>
-      <w:r>
-        <w:rPr>
-          <w:rFonts w:asciiTheme="minorBidi" w:hAnsiTheme="minorBidi"/>
-        </w:rPr>
-        <w:t xml:space="preserve"> [ </w:t>
-      </w:r>
-      <w:proofErr w:type="gramStart"/>
-      <w:r>
-        <w:rPr>
-          <w:rFonts w:asciiTheme="minorBidi" w:hAnsiTheme="minorBidi"/>
-        </w:rPr>
-        <w:t>3 ]</w:t>
-      </w:r>
-      <w:proofErr w:type="gramEnd"/>
+        <w:t>[ 1 ] [ 2 ] [ 3 ]</w:t>
+      </w:r>
       <w:r>
         <w:rPr>
           <w:rFonts w:asciiTheme="minorBidi" w:hAnsiTheme="minorBidi"/>
         </w:rPr>
         <w:br/>
-        <w:t xml:space="preserve">[ </w:t>
-      </w:r>
-      <w:proofErr w:type="gramStart"/>
-      <w:r>
-        <w:rPr>
-          <w:rFonts w:asciiTheme="minorBidi" w:hAnsiTheme="minorBidi"/>
-        </w:rPr>
-        <w:t>4 ]</w:t>
-      </w:r>
-      <w:proofErr w:type="gramEnd"/>
-      <w:r>
-        <w:rPr>
-          <w:rFonts w:asciiTheme="minorBidi" w:hAnsiTheme="minorBidi"/>
-        </w:rPr>
-        <w:t xml:space="preserve"> [ </w:t>
-      </w:r>
-      <w:proofErr w:type="gramStart"/>
-      <w:r>
-        <w:rPr>
-          <w:rFonts w:asciiTheme="minorBidi" w:hAnsiTheme="minorBidi"/>
-        </w:rPr>
-        <w:t>5 ]</w:t>
-      </w:r>
-      <w:proofErr w:type="gramEnd"/>
-      <w:r>
-        <w:rPr>
-          <w:rFonts w:asciiTheme="minorBidi" w:hAnsiTheme="minorBidi"/>
-        </w:rPr>
-        <w:t xml:space="preserve"> [ </w:t>
-      </w:r>
-      <w:proofErr w:type="gramStart"/>
-      <w:r>
-        <w:rPr>
-          <w:rFonts w:asciiTheme="minorBidi" w:hAnsiTheme="minorBidi"/>
-        </w:rPr>
-        <w:t>6 ]</w:t>
-      </w:r>
-      <w:proofErr w:type="gramEnd"/>
+        <w:t>[ 4 ] [ 5 ] [ 6 ]</w:t>
+      </w:r>
     </w:p>
     <w:p>
       <w:pPr>
@@ -32616,6 +32123,7 @@
       <w:r>
         <w:rPr>
           <w:rFonts w:asciiTheme="minorBidi" w:hAnsiTheme="minorBidi" w:cs="Arial"/>
+          <w:noProof/>
           <w:rtl/>
         </w:rPr>
         <w:lastRenderedPageBreak/>
@@ -32767,116 +32275,151 @@
           <w:rtl/>
         </w:rPr>
       </w:pPr>
-      <w:proofErr w:type="gramStart"/>
-      <w:r>
-        <w:rPr>
-          <w:rFonts w:asciiTheme="minorBidi" w:hAnsiTheme="minorBidi"/>
-        </w:rPr>
-        <w:t>.responsive</w:t>
-      </w:r>
-      <w:proofErr w:type="gramEnd"/>
-      <w:r>
-        <w:rPr>
-          <w:rFonts w:asciiTheme="minorBidi" w:hAnsiTheme="minorBidi"/>
-        </w:rPr>
-        <w:t xml:space="preserve">-container </w:t>
-      </w:r>
-      <w:proofErr w:type="gramStart"/>
-      <w:r>
-        <w:rPr>
-          <w:rFonts w:asciiTheme="minorBidi" w:hAnsiTheme="minorBidi"/>
-        </w:rPr>
-        <w:t>{</w:t>
-      </w:r>
-      <w:r>
-        <w:rPr>
-          <w:rFonts w:asciiTheme="minorBidi" w:hAnsiTheme="minorBidi" w:hint="cs"/>
-          <w:rtl/>
-        </w:rPr>
-        <w:t xml:space="preserve"> -</w:t>
-      </w:r>
-      <w:proofErr w:type="gramEnd"/>
-      <w:r>
-        <w:rPr>
-          <w:rFonts w:asciiTheme="minorBidi" w:hAnsiTheme="minorBidi" w:hint="cs"/>
-          <w:rtl/>
+      <w:r>
+        <w:rPr>
+          <w:rFonts w:asciiTheme="minorBidi" w:hAnsiTheme="minorBidi"/>
+        </w:rPr>
+        <w:t>.responsive-container {</w:t>
+      </w:r>
+      <w:r>
+        <w:rPr>
+          <w:rFonts w:asciiTheme="minorBidi" w:hAnsiTheme="minorBidi" w:hint="cs"/>
+          <w:rtl/>
+        </w:rPr>
+        <w:t xml:space="preserve"> - </w:t>
+      </w:r>
+      <w:r>
+        <w:rPr>
+          <w:rFonts w:asciiTheme="minorBidi" w:hAnsiTheme="minorBidi"/>
+          <w:rtl/>
+        </w:rPr>
+        <w:t xml:space="preserve">זו הקופסה הגדולה שמחזיקה </w:t>
+      </w:r>
+      <w:proofErr w:type="spellStart"/>
+      <w:r>
+        <w:rPr>
+          <w:rFonts w:asciiTheme="minorBidi" w:hAnsiTheme="minorBidi"/>
+          <w:rtl/>
+        </w:rPr>
+        <w:t>הכל</w:t>
+      </w:r>
+      <w:proofErr w:type="spellEnd"/>
+      <w:r>
+        <w:rPr>
+          <w:rFonts w:asciiTheme="minorBidi" w:hAnsiTheme="minorBidi" w:hint="cs"/>
+          <w:rtl/>
+        </w:rPr>
+        <w:t>.</w:t>
+      </w:r>
+    </w:p>
+    <w:p>
+      <w:pPr>
+        <w:rPr>
+          <w:rFonts w:asciiTheme="minorBidi" w:hAnsiTheme="minorBidi"/>
+          <w:rtl/>
+        </w:rPr>
+      </w:pPr>
+      <w:r>
+        <w:rPr>
+          <w:rFonts w:asciiTheme="minorBidi" w:hAnsiTheme="minorBidi"/>
+          <w:b/>
+          <w:bCs/>
+          <w:rtl/>
+        </w:rPr>
+        <w:t>מפעיל</w:t>
+      </w:r>
+      <w:r>
+        <w:rPr>
+          <w:rFonts w:asciiTheme="minorBidi" w:hAnsiTheme="minorBidi"/>
+          <w:b/>
+          <w:bCs/>
+        </w:rPr>
+        <w:t xml:space="preserve"> Flexbox</w:t>
+      </w:r>
+      <w:r>
+        <w:rPr>
+          <w:rFonts w:asciiTheme="minorBidi" w:hAnsiTheme="minorBidi"/>
+          <w:b/>
+          <w:bCs/>
         </w:rPr>
         <w:t xml:space="preserve"> </w:t>
       </w:r>
       <w:r>
         <w:rPr>
-          <w:rFonts w:asciiTheme="minorBidi" w:hAnsiTheme="minorBidi"/>
-          <w:rtl/>
-        </w:rPr>
-        <w:t xml:space="preserve">זו הקופסה הגדולה שמחזיקה </w:t>
-      </w:r>
-      <w:proofErr w:type="spellStart"/>
-      <w:r>
-        <w:rPr>
-          <w:rFonts w:asciiTheme="minorBidi" w:hAnsiTheme="minorBidi"/>
-          <w:rtl/>
-        </w:rPr>
-        <w:t>הכל</w:t>
-      </w:r>
-      <w:proofErr w:type="spellEnd"/>
-      <w:r>
-        <w:rPr>
-          <w:rFonts w:asciiTheme="minorBidi" w:hAnsiTheme="minorBidi" w:hint="cs"/>
-          <w:rtl/>
-        </w:rPr>
-        <w:t>.</w:t>
-      </w:r>
-    </w:p>
-    <w:p>
-      <w:pPr>
-        <w:rPr>
-          <w:rFonts w:asciiTheme="minorBidi" w:hAnsiTheme="minorBidi"/>
-          <w:rtl/>
-        </w:rPr>
-      </w:pPr>
-      <w:r>
-        <w:rPr>
-          <w:rFonts w:asciiTheme="minorBidi" w:hAnsiTheme="minorBidi"/>
-          <w:b/>
-          <w:bCs/>
-          <w:rtl/>
-        </w:rPr>
-        <w:t>מפעיל</w:t>
-      </w:r>
-      <w:r>
-        <w:rPr>
-          <w:rFonts w:asciiTheme="minorBidi" w:hAnsiTheme="minorBidi"/>
-          <w:b/>
-          <w:bCs/>
-        </w:rPr>
-        <w:t xml:space="preserve"> Flexbox</w:t>
-      </w:r>
-      <w:r>
-        <w:rPr>
-          <w:rFonts w:asciiTheme="minorBidi" w:hAnsiTheme="minorBidi"/>
-          <w:b/>
-          <w:bCs/>
+          <w:rFonts w:asciiTheme="minorBidi" w:hAnsiTheme="minorBidi" w:hint="cs"/>
+          <w:b/>
+          <w:bCs/>
+          <w:rtl/>
+        </w:rPr>
+        <w:t xml:space="preserve">- </w:t>
+      </w:r>
+      <w:r>
+        <w:rPr>
+          <w:rFonts w:asciiTheme="minorBidi" w:hAnsiTheme="minorBidi"/>
+        </w:rPr>
+        <w:t>display: flex;</w:t>
+      </w:r>
+      <w:r>
+        <w:rPr>
+          <w:rFonts w:asciiTheme="minorBidi" w:hAnsiTheme="minorBidi" w:hint="cs"/>
+          <w:rtl/>
+        </w:rPr>
+        <w:t xml:space="preserve"> - </w:t>
+      </w:r>
+      <w:r>
+        <w:rPr>
+          <w:rFonts w:asciiTheme="minorBidi" w:hAnsiTheme="minorBidi"/>
+          <w:rtl/>
+        </w:rPr>
+        <w:t>אומר לדפדפן</w:t>
+      </w:r>
+      <w:r>
+        <w:rPr>
+          <w:rFonts w:asciiTheme="minorBidi" w:hAnsiTheme="minorBidi" w:hint="cs"/>
+          <w:rtl/>
         </w:rPr>
         <w:t xml:space="preserve"> </w:t>
       </w:r>
       <w:r>
         <w:rPr>
-          <w:rFonts w:asciiTheme="minorBidi" w:hAnsiTheme="minorBidi" w:hint="cs"/>
-          <w:b/>
-          <w:bCs/>
-          <w:rtl/>
-        </w:rPr>
-        <w:t xml:space="preserve">- </w:t>
-      </w:r>
-      <w:r>
-        <w:rPr>
-          <w:rFonts w:asciiTheme="minorBidi" w:hAnsiTheme="minorBidi"/>
-        </w:rPr>
-        <w:t>display: flex;</w:t>
-      </w:r>
-      <w:r>
-        <w:rPr>
-          <w:rFonts w:asciiTheme="minorBidi" w:hAnsiTheme="minorBidi" w:hint="cs"/>
+          <w:rFonts w:asciiTheme="minorBidi" w:hAnsiTheme="minorBidi"/>
+        </w:rPr>
+        <w:t>"</w:t>
+      </w:r>
+      <w:r>
+        <w:rPr>
+          <w:rFonts w:asciiTheme="minorBidi" w:hAnsiTheme="minorBidi"/>
+          <w:rtl/>
+        </w:rPr>
+        <w:t>תסדר את הילדים בצורה חכמה</w:t>
+      </w:r>
+      <w:r>
+        <w:rPr>
+          <w:rFonts w:asciiTheme="minorBidi" w:hAnsiTheme="minorBidi"/>
+        </w:rPr>
+        <w:t>"</w:t>
+      </w:r>
+    </w:p>
+    <w:p>
+      <w:pPr>
+        <w:rPr>
+          <w:rFonts w:asciiTheme="minorBidi" w:hAnsiTheme="minorBidi"/>
+        </w:rPr>
+      </w:pPr>
+      <w:r>
+        <w:rPr>
+          <w:rFonts w:asciiTheme="minorBidi" w:hAnsiTheme="minorBidi"/>
+          <w:b/>
+          <w:bCs/>
+          <w:rtl/>
+        </w:rPr>
+        <w:t>כיוון</w:t>
+      </w:r>
+      <w:r>
+        <w:rPr>
+          <w:rFonts w:asciiTheme="minorBidi" w:hAnsiTheme="minorBidi" w:hint="cs"/>
+          <w:b/>
+          <w:bCs/>
           <w:rtl/>
         </w:rPr>
         <w:t xml:space="preserve"> - </w:t>
@@ -32884,57 +32427,12 @@
       <w:r>
         <w:rPr>
           <w:rFonts w:asciiTheme="minorBidi" w:hAnsiTheme="minorBidi"/>
-          <w:rtl/>
-        </w:rPr>
-        <w:t>אומר לדפדפן</w:t>
-      </w:r>
-      <w:r>
-        <w:rPr>
-          <w:rFonts w:asciiTheme="minorBidi" w:hAnsiTheme="minorBidi" w:hint="cs"/>
-          <w:rtl/>
-        </w:rPr>
-        <w:t xml:space="preserve"> </w:t>
-      </w:r>
-      <w:r>
-        <w:rPr>
-          <w:rFonts w:asciiTheme="minorBidi" w:hAnsiTheme="minorBidi"/>
-        </w:rPr>
-        <w:t>"</w:t>
-      </w:r>
-      <w:r>
-        <w:rPr>
-          <w:rFonts w:asciiTheme="minorBidi" w:hAnsiTheme="minorBidi"/>
-          <w:rtl/>
-        </w:rPr>
-        <w:t>תסדר את הילדים בצורה חכמה</w:t>
-      </w:r>
-      <w:r>
-        <w:rPr>
-          <w:rFonts w:asciiTheme="minorBidi" w:hAnsiTheme="minorBidi"/>
-        </w:rPr>
-        <w:t>"</w:t>
-      </w:r>
-    </w:p>
-    <w:p>
-      <w:pPr>
-        <w:rPr>
-          <w:rFonts w:asciiTheme="minorBidi" w:hAnsiTheme="minorBidi"/>
-        </w:rPr>
-      </w:pPr>
-      <w:r>
-        <w:rPr>
-          <w:rFonts w:asciiTheme="minorBidi" w:hAnsiTheme="minorBidi"/>
-          <w:b/>
-          <w:bCs/>
-          <w:rtl/>
-        </w:rPr>
-        <w:t>כיוון</w:t>
-      </w:r>
-      <w:r>
-        <w:rPr>
-          <w:rFonts w:asciiTheme="minorBidi" w:hAnsiTheme="minorBidi" w:hint="cs"/>
-          <w:b/>
-          <w:bCs/>
+        </w:rPr>
+        <w:t>flex-direction: row;</w:t>
+      </w:r>
+      <w:r>
+        <w:rPr>
+          <w:rFonts w:asciiTheme="minorBidi" w:hAnsiTheme="minorBidi" w:hint="cs"/>
           <w:rtl/>
         </w:rPr>
         <w:t xml:space="preserve"> - </w:t>
@@ -32942,12 +32440,40 @@
       <w:r>
         <w:rPr>
           <w:rFonts w:asciiTheme="minorBidi" w:hAnsiTheme="minorBidi"/>
-        </w:rPr>
-        <w:t>flex-direction: row;</w:t>
-      </w:r>
-      <w:r>
-        <w:rPr>
-          <w:rFonts w:asciiTheme="minorBidi" w:hAnsiTheme="minorBidi" w:hint="cs"/>
+          <w:rtl/>
+        </w:rPr>
+        <w:t xml:space="preserve">סידור </w:t>
+      </w:r>
+      <w:r>
+        <w:rPr>
+          <w:rFonts w:asciiTheme="minorBidi" w:hAnsiTheme="minorBidi"/>
+          <w:b/>
+          <w:bCs/>
+          <w:rtl/>
+        </w:rPr>
+        <w:t>אופקי (ימין ← שמאל)</w:t>
+      </w:r>
+    </w:p>
+    <w:p>
+      <w:pPr>
+        <w:rPr>
+          <w:rFonts w:asciiTheme="minorBidi" w:hAnsiTheme="minorBidi"/>
+        </w:rPr>
+      </w:pPr>
+      <w:r>
+        <w:rPr>
+          <w:rFonts w:asciiTheme="minorBidi" w:hAnsiTheme="minorBidi"/>
+          <w:b/>
+          <w:bCs/>
+          <w:rtl/>
+        </w:rPr>
+        <w:t>ריווח בין האלמנטים</w:t>
+      </w:r>
+      <w:r>
+        <w:rPr>
+          <w:rFonts w:asciiTheme="minorBidi" w:hAnsiTheme="minorBidi" w:hint="cs"/>
+          <w:b/>
+          <w:bCs/>
           <w:rtl/>
         </w:rPr>
         <w:t xml:space="preserve"> - </w:t>
@@ -32955,40 +32481,12 @@
       <w:r>
         <w:rPr>
           <w:rFonts w:asciiTheme="minorBidi" w:hAnsiTheme="minorBidi"/>
-          <w:rtl/>
-        </w:rPr>
-        <w:t xml:space="preserve">סידור </w:t>
-      </w:r>
-      <w:r>
-        <w:rPr>
-          <w:rFonts w:asciiTheme="minorBidi" w:hAnsiTheme="minorBidi"/>
-          <w:b/>
-          <w:bCs/>
-          <w:rtl/>
-        </w:rPr>
-        <w:t>אופקי (ימין ← שמאל)</w:t>
-      </w:r>
-    </w:p>
-    <w:p>
-      <w:pPr>
-        <w:rPr>
-          <w:rFonts w:asciiTheme="minorBidi" w:hAnsiTheme="minorBidi"/>
-        </w:rPr>
-      </w:pPr>
-      <w:r>
-        <w:rPr>
-          <w:rFonts w:asciiTheme="minorBidi" w:hAnsiTheme="minorBidi"/>
-          <w:b/>
-          <w:bCs/>
-          <w:rtl/>
-        </w:rPr>
-        <w:t>ריווח בין האלמנטים</w:t>
-      </w:r>
-      <w:r>
-        <w:rPr>
-          <w:rFonts w:asciiTheme="minorBidi" w:hAnsiTheme="minorBidi" w:hint="cs"/>
-          <w:b/>
-          <w:bCs/>
+        </w:rPr>
+        <w:t>justify-content: space-evenly;</w:t>
+      </w:r>
+      <w:r>
+        <w:rPr>
+          <w:rFonts w:asciiTheme="minorBidi" w:hAnsiTheme="minorBidi" w:hint="cs"/>
           <w:rtl/>
         </w:rPr>
         <w:t xml:space="preserve"> - </w:t>
@@ -32996,8 +32494,9 @@
       <w:r>
         <w:rPr>
           <w:rFonts w:asciiTheme="minorBidi" w:hAnsiTheme="minorBidi"/>
-        </w:rPr>
-        <w:t>justify-content: space-evenly;</w:t>
+          <w:rtl/>
+        </w:rPr>
+        <w:t>מפזר את הקופסאות</w:t>
       </w:r>
       <w:r>
         <w:rPr>
@@ -33006,76 +32505,18 @@
         </w:rPr>
         <w:t xml:space="preserve"> - </w:t>
       </w:r>
-      <w:r>
-        <w:rPr>
-          <w:rFonts w:asciiTheme="minorBidi" w:hAnsiTheme="minorBidi"/>
-          <w:rtl/>
-        </w:rPr>
-        <w:t>מפזר את הקופסאות</w:t>
-      </w:r>
-      <w:r>
-        <w:rPr>
-          <w:rFonts w:asciiTheme="minorBidi" w:hAnsiTheme="minorBidi" w:hint="cs"/>
-          <w:rtl/>
-        </w:rPr>
-        <w:t xml:space="preserve"> - </w:t>
-      </w:r>
-    </w:p>
-    <w:p>
-      <w:pPr>
-        <w:rPr>
-          <w:rFonts w:asciiTheme="minorBidi" w:hAnsiTheme="minorBidi"/>
-        </w:rPr>
-      </w:pPr>
-      <w:proofErr w:type="gramStart"/>
-      <w:r>
-        <w:rPr>
-          <w:rFonts w:asciiTheme="minorBidi" w:hAnsiTheme="minorBidi"/>
-        </w:rPr>
-        <w:t xml:space="preserve">|  </w:t>
-      </w:r>
-      <w:proofErr w:type="spellStart"/>
-      <w:r>
-        <w:rPr>
-          <w:rFonts w:asciiTheme="minorBidi" w:hAnsiTheme="minorBidi"/>
-        </w:rPr>
-        <w:t>box</w:t>
-      </w:r>
-      <w:proofErr w:type="spellEnd"/>
-      <w:proofErr w:type="gramEnd"/>
-      <w:r>
-        <w:rPr>
-          <w:rFonts w:asciiTheme="minorBidi" w:hAnsiTheme="minorBidi"/>
-        </w:rPr>
-        <w:t xml:space="preserve">   |   </w:t>
-      </w:r>
-      <w:proofErr w:type="spellStart"/>
-      <w:r>
-        <w:rPr>
-          <w:rFonts w:asciiTheme="minorBidi" w:hAnsiTheme="minorBidi"/>
-        </w:rPr>
-        <w:t>box</w:t>
-      </w:r>
-      <w:proofErr w:type="spellEnd"/>
-      <w:r>
-        <w:rPr>
-          <w:rFonts w:asciiTheme="minorBidi" w:hAnsiTheme="minorBidi"/>
-        </w:rPr>
-        <w:t xml:space="preserve">   |   </w:t>
-      </w:r>
-      <w:proofErr w:type="spellStart"/>
-      <w:r>
-        <w:rPr>
-          <w:rFonts w:asciiTheme="minorBidi" w:hAnsiTheme="minorBidi"/>
-        </w:rPr>
-        <w:t>box</w:t>
-      </w:r>
-      <w:proofErr w:type="spellEnd"/>
-      <w:r>
-        <w:rPr>
-          <w:rFonts w:asciiTheme="minorBidi" w:hAnsiTheme="minorBidi"/>
-        </w:rPr>
-        <w:t xml:space="preserve">   |</w:t>
+    </w:p>
+    <w:p>
+      <w:pPr>
+        <w:rPr>
+          <w:rFonts w:asciiTheme="minorBidi" w:hAnsiTheme="minorBidi"/>
+        </w:rPr>
+      </w:pPr>
+      <w:r>
+        <w:rPr>
+          <w:rFonts w:asciiTheme="minorBidi" w:hAnsiTheme="minorBidi"/>
+        </w:rPr>
+        <w:t>|  box   |   box   |   box   |</w:t>
       </w:r>
     </w:p>
     <w:p>
@@ -33366,41 +32807,18 @@
           <w:rFonts w:asciiTheme="minorBidi" w:hAnsiTheme="minorBidi"/>
         </w:rPr>
       </w:pPr>
-      <w:proofErr w:type="gramStart"/>
-      <w:r>
-        <w:rPr>
-          <w:rFonts w:asciiTheme="minorBidi" w:hAnsiTheme="minorBidi"/>
-        </w:rPr>
-        <w:t>.box</w:t>
-      </w:r>
-      <w:proofErr w:type="gramEnd"/>
-      <w:r>
-        <w:rPr>
-          <w:rFonts w:asciiTheme="minorBidi" w:hAnsiTheme="minorBidi"/>
-        </w:rPr>
-        <w:t xml:space="preserve"> </w:t>
-      </w:r>
-      <w:proofErr w:type="gramStart"/>
-      <w:r>
-        <w:rPr>
-          <w:rFonts w:asciiTheme="minorBidi" w:hAnsiTheme="minorBidi"/>
-        </w:rPr>
-        <w:t>{</w:t>
-      </w:r>
-      <w:r>
-        <w:rPr>
-          <w:rFonts w:asciiTheme="minorBidi" w:hAnsiTheme="minorBidi" w:hint="cs"/>
-          <w:rtl/>
-        </w:rPr>
-        <w:t xml:space="preserve"> -</w:t>
-      </w:r>
-      <w:proofErr w:type="gramEnd"/>
-      <w:r>
-        <w:rPr>
-          <w:rFonts w:asciiTheme="minorBidi" w:hAnsiTheme="minorBidi" w:hint="cs"/>
-          <w:rtl/>
-        </w:rPr>
-        <w:t xml:space="preserve"> </w:t>
+      <w:r>
+        <w:rPr>
+          <w:rFonts w:asciiTheme="minorBidi" w:hAnsiTheme="minorBidi"/>
+        </w:rPr>
+        <w:t>.box {</w:t>
+      </w:r>
+      <w:r>
+        <w:rPr>
+          <w:rFonts w:asciiTheme="minorBidi" w:hAnsiTheme="minorBidi" w:hint="cs"/>
+          <w:rtl/>
+        </w:rPr>
+        <w:t xml:space="preserve"> - </w:t>
       </w:r>
       <w:r>
         <w:rPr>
@@ -33701,49 +33119,7 @@
         <w:rPr>
           <w:rFonts w:asciiTheme="minorBidi" w:hAnsiTheme="minorBidi"/>
         </w:rPr>
-        <w:t xml:space="preserve">|   </w:t>
-      </w:r>
-      <w:proofErr w:type="spellStart"/>
-      <w:r>
-        <w:rPr>
-          <w:rFonts w:asciiTheme="minorBidi" w:hAnsiTheme="minorBidi"/>
-        </w:rPr>
-        <w:t>box</w:t>
-      </w:r>
-      <w:proofErr w:type="spellEnd"/>
-      <w:r>
-        <w:rPr>
-          <w:rFonts w:asciiTheme="minorBidi" w:hAnsiTheme="minorBidi"/>
-        </w:rPr>
-        <w:t xml:space="preserve">   |   </w:t>
-      </w:r>
-      <w:proofErr w:type="spellStart"/>
-      <w:r>
-        <w:rPr>
-          <w:rFonts w:asciiTheme="minorBidi" w:hAnsiTheme="minorBidi"/>
-        </w:rPr>
-        <w:t>box</w:t>
-      </w:r>
-      <w:proofErr w:type="spellEnd"/>
-      <w:r>
-        <w:rPr>
-          <w:rFonts w:asciiTheme="minorBidi" w:hAnsiTheme="minorBidi"/>
-        </w:rPr>
-        <w:t xml:space="preserve">   |   </w:t>
-      </w:r>
-      <w:proofErr w:type="spellStart"/>
-      <w:r>
-        <w:rPr>
-          <w:rFonts w:asciiTheme="minorBidi" w:hAnsiTheme="minorBidi"/>
-        </w:rPr>
-        <w:t>box</w:t>
-      </w:r>
-      <w:proofErr w:type="spellEnd"/>
-      <w:r>
-        <w:rPr>
-          <w:rFonts w:asciiTheme="minorBidi" w:hAnsiTheme="minorBidi"/>
-        </w:rPr>
-        <w:t xml:space="preserve">   |</w:t>
+        <w:t>|   box   |   box   |   box   |</w:t>
       </w:r>
     </w:p>
     <w:p>
@@ -33798,7 +33174,7 @@
     <w:p>
       <w:pPr>
         <w:rPr>
-          <w:rFonts w:asciiTheme="minorBidi" w:hAnsiTheme="minorBidi" w:hint="cs"/>
+          <w:rFonts w:asciiTheme="minorBidi" w:hAnsiTheme="minorBidi"/>
           <w:rtl/>
         </w:rPr>
       </w:pPr>
@@ -34064,32 +33440,3726 @@
     </w:p>
     <w:p>
       <w:pPr>
-        <w:rPr>
-          <w:rFonts w:asciiTheme="minorBidi" w:hAnsiTheme="minorBidi"/>
-        </w:rPr>
-      </w:pPr>
-    </w:p>
-    <w:p>
-      <w:pPr>
-        <w:rPr>
-          <w:rFonts w:asciiTheme="minorBidi" w:hAnsiTheme="minorBidi"/>
-        </w:rPr>
-      </w:pPr>
-    </w:p>
-    <w:p>
-      <w:pPr>
-        <w:rPr>
-          <w:rFonts w:asciiTheme="minorBidi" w:hAnsiTheme="minorBidi" w:hint="cs"/>
-        </w:rPr>
-      </w:pPr>
-    </w:p>
-    <w:p>
-      <w:pPr>
-        <w:rPr>
-          <w:rFonts w:asciiTheme="minorBidi" w:hAnsiTheme="minorBidi" w:hint="cs"/>
-          <w:rtl/>
-        </w:rPr>
-      </w:pPr>
+        <w:bidi w:val="0"/>
+        <w:rPr>
+          <w:rFonts w:asciiTheme="minorBidi" w:hAnsiTheme="minorBidi"/>
+          <w:rtl/>
+        </w:rPr>
+      </w:pPr>
+      <w:r>
+        <w:rPr>
+          <w:rFonts w:asciiTheme="minorBidi" w:hAnsiTheme="minorBidi"/>
+          <w:rtl/>
+        </w:rPr>
+        <w:br w:type="page"/>
+      </w:r>
+    </w:p>
+    <w:p>
+      <w:pPr>
+        <w:rPr>
+          <w:rFonts w:asciiTheme="minorBidi" w:hAnsiTheme="minorBidi"/>
+          <w:b/>
+          <w:bCs/>
+          <w:u w:val="single"/>
+        </w:rPr>
+      </w:pPr>
+      <w:r>
+        <w:rPr>
+          <w:rFonts w:asciiTheme="minorBidi" w:hAnsiTheme="minorBidi"/>
+          <w:b/>
+          <w:bCs/>
+          <w:u w:val="single"/>
+          <w:rtl/>
+        </w:rPr>
+        <w:lastRenderedPageBreak/>
+        <w:t>ה</w:t>
+      </w:r>
+      <w:r>
+        <w:rPr>
+          <w:rFonts w:asciiTheme="minorBidi" w:hAnsiTheme="minorBidi" w:hint="cs"/>
+          <w:b/>
+          <w:bCs/>
+          <w:u w:val="single"/>
+          <w:rtl/>
+        </w:rPr>
+        <w:t>עלאת פ</w:t>
+      </w:r>
+      <w:r>
+        <w:rPr>
+          <w:rFonts w:asciiTheme="minorBidi" w:hAnsiTheme="minorBidi"/>
+          <w:b/>
+          <w:bCs/>
+          <w:u w:val="single"/>
+          <w:rtl/>
+        </w:rPr>
+        <w:t>רויקט ל</w:t>
+      </w:r>
+      <w:r>
+        <w:rPr>
+          <w:rFonts w:asciiTheme="minorBidi" w:hAnsiTheme="minorBidi" w:hint="cs"/>
+          <w:b/>
+          <w:bCs/>
+          <w:u w:val="single"/>
+          <w:rtl/>
+        </w:rPr>
+        <w:t>-</w:t>
+      </w:r>
+      <w:r>
+        <w:rPr>
+          <w:rFonts w:asciiTheme="minorBidi" w:hAnsiTheme="minorBidi"/>
+          <w:b/>
+          <w:bCs/>
+          <w:u w:val="single"/>
+        </w:rPr>
+        <w:t>GitHub</w:t>
+      </w:r>
+    </w:p>
+    <w:p>
+      <w:pPr>
+        <w:rPr>
+          <w:rFonts w:asciiTheme="minorBidi" w:hAnsiTheme="minorBidi"/>
+          <w:b/>
+          <w:bCs/>
+        </w:rPr>
+      </w:pPr>
+      <w:r>
+        <w:rPr>
+          <w:rFonts w:asciiTheme="minorBidi" w:hAnsiTheme="minorBidi"/>
+          <w:b/>
+          <w:bCs/>
+          <w:rtl/>
+        </w:rPr>
+        <w:t xml:space="preserve">שלב 1 </w:t>
+      </w:r>
+      <w:r>
+        <w:rPr>
+          <w:rFonts w:asciiTheme="minorBidi" w:hAnsiTheme="minorBidi" w:hint="cs"/>
+          <w:b/>
+          <w:bCs/>
+          <w:rtl/>
+        </w:rPr>
+        <w:t>-</w:t>
+      </w:r>
+      <w:r>
+        <w:rPr>
+          <w:rFonts w:asciiTheme="minorBidi" w:hAnsiTheme="minorBidi"/>
+          <w:b/>
+          <w:bCs/>
+          <w:rtl/>
+        </w:rPr>
+        <w:t xml:space="preserve"> צור</w:t>
+      </w:r>
+      <w:r>
+        <w:rPr>
+          <w:rFonts w:asciiTheme="minorBidi" w:hAnsiTheme="minorBidi"/>
+          <w:b/>
+          <w:bCs/>
+        </w:rPr>
+        <w:t xml:space="preserve"> Repository </w:t>
+      </w:r>
+      <w:r>
+        <w:rPr>
+          <w:rFonts w:asciiTheme="minorBidi" w:hAnsiTheme="minorBidi"/>
+          <w:b/>
+          <w:bCs/>
+          <w:rtl/>
+        </w:rPr>
+        <w:t>ב</w:t>
+      </w:r>
+      <w:r>
+        <w:rPr>
+          <w:rFonts w:asciiTheme="minorBidi" w:hAnsiTheme="minorBidi" w:hint="cs"/>
+          <w:b/>
+          <w:bCs/>
+          <w:rtl/>
+        </w:rPr>
+        <w:t>-</w:t>
+      </w:r>
+      <w:r>
+        <w:rPr>
+          <w:rFonts w:asciiTheme="minorBidi" w:hAnsiTheme="minorBidi"/>
+          <w:b/>
+          <w:bCs/>
+        </w:rPr>
+        <w:t>GitHub</w:t>
+      </w:r>
+    </w:p>
+    <w:p>
+      <w:pPr>
+        <w:numPr>
+          <w:ilvl w:val="0"/>
+          <w:numId w:val="73"/>
+        </w:numPr>
+        <w:rPr>
+          <w:rFonts w:asciiTheme="minorBidi" w:hAnsiTheme="minorBidi"/>
+        </w:rPr>
+      </w:pPr>
+      <w:r>
+        <w:rPr>
+          <w:rFonts w:asciiTheme="minorBidi" w:hAnsiTheme="minorBidi"/>
+          <w:rtl/>
+        </w:rPr>
+        <w:t>כנס ל</w:t>
+      </w:r>
+      <w:r>
+        <w:rPr>
+          <w:rFonts w:asciiTheme="minorBidi" w:hAnsiTheme="minorBidi"/>
+        </w:rPr>
+        <w:t>GitHub</w:t>
+      </w:r>
+      <w:r>
+        <w:rPr>
+          <w:rFonts w:asciiTheme="minorBidi" w:hAnsiTheme="minorBidi"/>
+        </w:rPr>
+        <w:t>-</w:t>
+      </w:r>
+    </w:p>
+    <w:p>
+      <w:pPr>
+        <w:numPr>
+          <w:ilvl w:val="0"/>
+          <w:numId w:val="73"/>
+        </w:numPr>
+        <w:rPr>
+          <w:rFonts w:asciiTheme="minorBidi" w:hAnsiTheme="minorBidi"/>
+        </w:rPr>
+      </w:pPr>
+      <w:r>
+        <w:rPr>
+          <w:rFonts w:asciiTheme="minorBidi" w:hAnsiTheme="minorBidi"/>
+          <w:rtl/>
+        </w:rPr>
+        <w:t>לחץ</w:t>
+      </w:r>
+      <w:r>
+        <w:rPr>
+          <w:rFonts w:asciiTheme="minorBidi" w:hAnsiTheme="minorBidi"/>
+        </w:rPr>
+        <w:t xml:space="preserve">New Repository </w:t>
+      </w:r>
+    </w:p>
+    <w:p>
+      <w:pPr>
+        <w:numPr>
+          <w:ilvl w:val="0"/>
+          <w:numId w:val="73"/>
+        </w:numPr>
+        <w:rPr>
+          <w:rFonts w:asciiTheme="minorBidi" w:hAnsiTheme="minorBidi"/>
+        </w:rPr>
+      </w:pPr>
+      <w:r>
+        <w:rPr>
+          <w:rFonts w:asciiTheme="minorBidi" w:hAnsiTheme="minorBidi"/>
+          <w:rtl/>
+        </w:rPr>
+        <w:t xml:space="preserve">תן שם לפרויקט </w:t>
+      </w:r>
+    </w:p>
+    <w:p>
+      <w:pPr>
+        <w:numPr>
+          <w:ilvl w:val="0"/>
+          <w:numId w:val="73"/>
+        </w:numPr>
+        <w:rPr>
+          <w:rFonts w:asciiTheme="minorBidi" w:hAnsiTheme="minorBidi"/>
+        </w:rPr>
+      </w:pPr>
+      <w:r>
+        <w:rPr>
+          <w:rFonts w:asciiTheme="minorBidi" w:hAnsiTheme="minorBidi"/>
+          <w:rtl/>
+        </w:rPr>
+        <w:t>לחץ</w:t>
+      </w:r>
+      <w:r>
+        <w:rPr>
+          <w:rFonts w:asciiTheme="minorBidi" w:hAnsiTheme="minorBidi"/>
+        </w:rPr>
+        <w:t xml:space="preserve">Create </w:t>
+      </w:r>
+    </w:p>
+    <w:p>
+      <w:pPr>
+        <w:rPr>
+          <w:rFonts w:asciiTheme="minorBidi" w:hAnsiTheme="minorBidi"/>
+        </w:rPr>
+      </w:pPr>
+      <w:r>
+        <w:rPr>
+          <w:rFonts w:ascii="Segoe UI Emoji" w:hAnsi="Segoe UI Emoji" w:hint="cs"/>
+          <w:rtl/>
+        </w:rPr>
+        <w:t>ל</w:t>
+      </w:r>
+      <w:r>
+        <w:rPr>
+          <w:rFonts w:asciiTheme="minorBidi" w:hAnsiTheme="minorBidi"/>
+          <w:rtl/>
+        </w:rPr>
+        <w:t xml:space="preserve">א </w:t>
+      </w:r>
+      <w:r>
+        <w:rPr>
+          <w:rFonts w:asciiTheme="minorBidi" w:hAnsiTheme="minorBidi" w:hint="cs"/>
+          <w:rtl/>
+        </w:rPr>
+        <w:t>ל</w:t>
+      </w:r>
+      <w:r>
+        <w:rPr>
+          <w:rFonts w:asciiTheme="minorBidi" w:hAnsiTheme="minorBidi"/>
+          <w:rtl/>
+        </w:rPr>
+        <w:t>סמ</w:t>
+      </w:r>
+      <w:r>
+        <w:rPr>
+          <w:rFonts w:asciiTheme="minorBidi" w:hAnsiTheme="minorBidi" w:hint="cs"/>
+          <w:rtl/>
+        </w:rPr>
+        <w:t>ן</w:t>
+      </w:r>
+      <w:r>
+        <w:rPr>
+          <w:rFonts w:asciiTheme="minorBidi" w:hAnsiTheme="minorBidi"/>
+        </w:rPr>
+        <w:t xml:space="preserve">README </w:t>
+      </w:r>
+      <w:r>
+        <w:rPr>
+          <w:rFonts w:asciiTheme="minorBidi" w:hAnsiTheme="minorBidi" w:hint="cs"/>
+          <w:rtl/>
+        </w:rPr>
+        <w:t xml:space="preserve"> או</w:t>
+      </w:r>
+      <w:proofErr w:type="spellStart"/>
+      <w:r>
+        <w:rPr>
+          <w:rFonts w:asciiTheme="minorBidi" w:hAnsiTheme="minorBidi"/>
+        </w:rPr>
+        <w:t>gitignore</w:t>
+      </w:r>
+      <w:proofErr w:type="spellEnd"/>
+      <w:r>
+        <w:rPr>
+          <w:rFonts w:asciiTheme="minorBidi" w:hAnsiTheme="minorBidi"/>
+        </w:rPr>
+        <w:t xml:space="preserve"> </w:t>
+      </w:r>
+      <w:r>
+        <w:rPr>
+          <w:rFonts w:asciiTheme="minorBidi" w:hAnsiTheme="minorBidi" w:hint="cs"/>
+          <w:rtl/>
+        </w:rPr>
+        <w:t xml:space="preserve"> (</w:t>
+      </w:r>
+      <w:r>
+        <w:rPr>
+          <w:rFonts w:asciiTheme="minorBidi" w:hAnsiTheme="minorBidi"/>
+          <w:rtl/>
+        </w:rPr>
+        <w:t>כדי למנוע בעיות בהתחלה</w:t>
+      </w:r>
+      <w:r>
+        <w:rPr>
+          <w:rFonts w:asciiTheme="minorBidi" w:hAnsiTheme="minorBidi" w:hint="cs"/>
+          <w:rtl/>
+        </w:rPr>
+        <w:t>).</w:t>
+      </w:r>
+    </w:p>
+    <w:p>
+      <w:pPr>
+        <w:rPr>
+          <w:rFonts w:asciiTheme="minorBidi" w:hAnsiTheme="minorBidi"/>
+          <w:b/>
+          <w:bCs/>
+        </w:rPr>
+      </w:pPr>
+      <w:r>
+        <w:rPr>
+          <w:rFonts w:asciiTheme="minorBidi" w:hAnsiTheme="minorBidi"/>
+          <w:b/>
+          <w:bCs/>
+          <w:rtl/>
+        </w:rPr>
+        <w:t xml:space="preserve">שלב 2 </w:t>
+      </w:r>
+      <w:r>
+        <w:rPr>
+          <w:rFonts w:asciiTheme="minorBidi" w:hAnsiTheme="minorBidi" w:hint="cs"/>
+          <w:b/>
+          <w:bCs/>
+          <w:rtl/>
+        </w:rPr>
+        <w:t>-</w:t>
+      </w:r>
+      <w:r>
+        <w:rPr>
+          <w:rFonts w:asciiTheme="minorBidi" w:hAnsiTheme="minorBidi"/>
+          <w:b/>
+          <w:bCs/>
+          <w:rtl/>
+        </w:rPr>
+        <w:t xml:space="preserve"> פתח טרמינל בתיקיית הפרויקט</w:t>
+      </w:r>
+    </w:p>
+    <w:p>
+      <w:pPr>
+        <w:rPr>
+          <w:rFonts w:asciiTheme="minorBidi" w:hAnsiTheme="minorBidi"/>
+        </w:rPr>
+      </w:pPr>
+      <w:r>
+        <w:rPr>
+          <w:rFonts w:asciiTheme="minorBidi" w:hAnsiTheme="minorBidi"/>
+          <w:rtl/>
+        </w:rPr>
+        <w:t>ב</w:t>
+      </w:r>
+      <w:r>
+        <w:rPr>
+          <w:rFonts w:asciiTheme="minorBidi" w:hAnsiTheme="minorBidi"/>
+        </w:rPr>
+        <w:t>VS Code</w:t>
+      </w:r>
+      <w:r>
+        <w:rPr>
+          <w:rFonts w:asciiTheme="minorBidi" w:hAnsiTheme="minorBidi"/>
+        </w:rPr>
+        <w:t>-</w:t>
+      </w:r>
+      <w:r>
+        <w:rPr>
+          <w:rFonts w:asciiTheme="minorBidi" w:hAnsiTheme="minorBidi" w:hint="cs"/>
+          <w:rtl/>
+        </w:rPr>
+        <w:t xml:space="preserve"> - </w:t>
+      </w:r>
+      <w:r>
+        <w:rPr>
+          <w:rFonts w:asciiTheme="minorBidi" w:hAnsiTheme="minorBidi"/>
+          <w:rtl/>
+        </w:rPr>
+        <w:t>קליק ימני</w:t>
+      </w:r>
+      <w:r>
+        <w:rPr>
+          <w:rFonts w:asciiTheme="minorBidi" w:hAnsiTheme="minorBidi"/>
+        </w:rPr>
+        <w:t>Open in Terminal</w:t>
+      </w:r>
+      <w:r>
+        <w:rPr>
+          <w:rFonts w:asciiTheme="minorBidi" w:hAnsiTheme="minorBidi"/>
+        </w:rPr>
+        <w:t xml:space="preserve"> </w:t>
+      </w:r>
+    </w:p>
+    <w:p>
+      <w:pPr>
+        <w:rPr>
+          <w:rFonts w:asciiTheme="minorBidi" w:hAnsiTheme="minorBidi"/>
+        </w:rPr>
+      </w:pPr>
+      <w:r>
+        <w:rPr>
+          <w:rFonts w:asciiTheme="minorBidi" w:hAnsiTheme="minorBidi"/>
+          <w:b/>
+          <w:bCs/>
+          <w:rtl/>
+        </w:rPr>
+        <w:t xml:space="preserve">שלב 3 </w:t>
+      </w:r>
+      <w:r>
+        <w:rPr>
+          <w:rFonts w:asciiTheme="minorBidi" w:hAnsiTheme="minorBidi" w:hint="cs"/>
+          <w:b/>
+          <w:bCs/>
+          <w:rtl/>
+        </w:rPr>
+        <w:t>-</w:t>
+      </w:r>
+      <w:r>
+        <w:rPr>
+          <w:rFonts w:asciiTheme="minorBidi" w:hAnsiTheme="minorBidi"/>
+          <w:b/>
+          <w:bCs/>
+          <w:rtl/>
+        </w:rPr>
+        <w:t xml:space="preserve"> הפוך את הפרויקט ל</w:t>
+      </w:r>
+      <w:r>
+        <w:rPr>
+          <w:rFonts w:asciiTheme="minorBidi" w:hAnsiTheme="minorBidi" w:hint="cs"/>
+          <w:b/>
+          <w:bCs/>
+          <w:rtl/>
+        </w:rPr>
+        <w:t>-</w:t>
+      </w:r>
+      <w:r>
+        <w:rPr>
+          <w:rFonts w:asciiTheme="minorBidi" w:hAnsiTheme="minorBidi"/>
+          <w:b/>
+          <w:bCs/>
+        </w:rPr>
+        <w:t>Git</w:t>
+      </w:r>
+      <w:r>
+        <w:rPr>
+          <w:rFonts w:asciiTheme="minorBidi" w:hAnsiTheme="minorBidi" w:hint="cs"/>
+          <w:b/>
+          <w:bCs/>
+          <w:rtl/>
+        </w:rPr>
+        <w:t xml:space="preserve"> - </w:t>
+      </w:r>
+      <w:r>
+        <w:rPr>
+          <w:rFonts w:asciiTheme="minorBidi" w:hAnsiTheme="minorBidi"/>
+        </w:rPr>
+        <w:t xml:space="preserve">git </w:t>
+      </w:r>
+      <w:proofErr w:type="spellStart"/>
+      <w:r>
+        <w:rPr>
+          <w:rFonts w:asciiTheme="minorBidi" w:hAnsiTheme="minorBidi"/>
+        </w:rPr>
+        <w:t>init</w:t>
+      </w:r>
+      <w:proofErr w:type="spellEnd"/>
+    </w:p>
+    <w:p>
+      <w:pPr>
+        <w:rPr>
+          <w:rFonts w:asciiTheme="minorBidi" w:hAnsiTheme="minorBidi"/>
+          <w:rtl/>
+        </w:rPr>
+      </w:pPr>
+      <w:r>
+        <w:rPr>
+          <w:rFonts w:asciiTheme="minorBidi" w:hAnsiTheme="minorBidi"/>
+          <w:b/>
+          <w:bCs/>
+          <w:rtl/>
+        </w:rPr>
+        <w:t xml:space="preserve">שלב 4 </w:t>
+      </w:r>
+      <w:r>
+        <w:rPr>
+          <w:rFonts w:asciiTheme="minorBidi" w:hAnsiTheme="minorBidi" w:hint="cs"/>
+          <w:b/>
+          <w:bCs/>
+          <w:rtl/>
+        </w:rPr>
+        <w:t>-</w:t>
+      </w:r>
+      <w:r>
+        <w:rPr>
+          <w:rFonts w:asciiTheme="minorBidi" w:hAnsiTheme="minorBidi"/>
+          <w:b/>
+          <w:bCs/>
+          <w:rtl/>
+        </w:rPr>
+        <w:t xml:space="preserve"> הוסף קבצים</w:t>
+      </w:r>
+      <w:r>
+        <w:rPr>
+          <w:rFonts w:asciiTheme="minorBidi" w:hAnsiTheme="minorBidi" w:hint="cs"/>
+          <w:b/>
+          <w:bCs/>
+          <w:rtl/>
+        </w:rPr>
+        <w:t xml:space="preserve"> - </w:t>
+      </w:r>
+      <w:r>
+        <w:rPr>
+          <w:rFonts w:asciiTheme="minorBidi" w:hAnsiTheme="minorBidi"/>
+        </w:rPr>
+        <w:t>git add</w:t>
+      </w:r>
+      <w:r>
+        <w:rPr>
+          <w:rFonts w:asciiTheme="minorBidi" w:hAnsiTheme="minorBidi"/>
+        </w:rPr>
+        <w:t xml:space="preserve"> .</w:t>
+      </w:r>
+    </w:p>
+    <w:p>
+      <w:pPr>
+        <w:rPr>
+          <w:rFonts w:asciiTheme="minorBidi" w:hAnsiTheme="minorBidi"/>
+        </w:rPr>
+      </w:pPr>
+      <w:r>
+        <w:rPr>
+          <w:rFonts w:asciiTheme="minorBidi" w:hAnsiTheme="minorBidi"/>
+          <w:b/>
+          <w:bCs/>
+          <w:rtl/>
+        </w:rPr>
+        <w:t xml:space="preserve">שלב </w:t>
+      </w:r>
+      <w:r>
+        <w:rPr>
+          <w:rFonts w:asciiTheme="minorBidi" w:hAnsiTheme="minorBidi" w:hint="cs"/>
+          <w:b/>
+          <w:bCs/>
+          <w:rtl/>
+        </w:rPr>
+        <w:t>5</w:t>
+      </w:r>
+      <w:r>
+        <w:rPr>
+          <w:rFonts w:asciiTheme="minorBidi" w:hAnsiTheme="minorBidi"/>
+          <w:b/>
+          <w:bCs/>
+          <w:rtl/>
+        </w:rPr>
+        <w:t xml:space="preserve"> </w:t>
+      </w:r>
+      <w:r>
+        <w:rPr>
+          <w:rFonts w:asciiTheme="minorBidi" w:hAnsiTheme="minorBidi" w:hint="cs"/>
+          <w:b/>
+          <w:bCs/>
+          <w:rtl/>
+        </w:rPr>
+        <w:t>-</w:t>
+      </w:r>
+      <w:r>
+        <w:rPr>
+          <w:rFonts w:asciiTheme="minorBidi" w:hAnsiTheme="minorBidi"/>
+          <w:b/>
+          <w:bCs/>
+          <w:rtl/>
+        </w:rPr>
+        <w:t xml:space="preserve"> </w:t>
+      </w:r>
+      <w:r>
+        <w:rPr>
+          <w:rFonts w:asciiTheme="minorBidi" w:hAnsiTheme="minorBidi"/>
+          <w:b/>
+          <w:bCs/>
+          <w:rtl/>
+        </w:rPr>
+        <w:t>הגדרת שם</w:t>
+      </w:r>
+      <w:r>
+        <w:rPr>
+          <w:rFonts w:asciiTheme="minorBidi" w:hAnsiTheme="minorBidi" w:hint="cs"/>
+          <w:b/>
+          <w:bCs/>
+          <w:rtl/>
+        </w:rPr>
+        <w:t xml:space="preserve"> - </w:t>
+      </w:r>
+      <w:r>
+        <w:rPr>
+          <w:rFonts w:asciiTheme="minorBidi" w:hAnsiTheme="minorBidi"/>
+        </w:rPr>
+        <w:t>git config --global user.name "Shmuel"</w:t>
+      </w:r>
+    </w:p>
+    <w:p>
+      <w:pPr>
+        <w:rPr>
+          <w:rFonts w:asciiTheme="minorBidi" w:hAnsiTheme="minorBidi" w:hint="cs"/>
+          <w:rtl/>
+        </w:rPr>
+      </w:pPr>
+      <w:r>
+        <w:rPr>
+          <w:rFonts w:asciiTheme="minorBidi" w:hAnsiTheme="minorBidi"/>
+          <w:b/>
+          <w:bCs/>
+          <w:rtl/>
+        </w:rPr>
+        <w:t xml:space="preserve">שלב </w:t>
+      </w:r>
+      <w:r>
+        <w:rPr>
+          <w:rFonts w:asciiTheme="minorBidi" w:hAnsiTheme="minorBidi" w:hint="cs"/>
+          <w:b/>
+          <w:bCs/>
+          <w:rtl/>
+        </w:rPr>
+        <w:t xml:space="preserve">6 - </w:t>
+      </w:r>
+      <w:r>
+        <w:rPr>
+          <w:rFonts w:asciiTheme="minorBidi" w:hAnsiTheme="minorBidi"/>
+          <w:b/>
+          <w:bCs/>
+          <w:rtl/>
+        </w:rPr>
+        <w:t>הגדרת אימייל</w:t>
+      </w:r>
+      <w:r>
+        <w:rPr>
+          <w:rFonts w:asciiTheme="minorBidi" w:hAnsiTheme="minorBidi" w:hint="cs"/>
+          <w:b/>
+          <w:bCs/>
+          <w:rtl/>
+        </w:rPr>
+        <w:t xml:space="preserve"> - </w:t>
+      </w:r>
+      <w:r>
+        <w:rPr>
+          <w:rFonts w:asciiTheme="minorBidi" w:hAnsiTheme="minorBidi"/>
+        </w:rPr>
+        <w:t xml:space="preserve">git config --global </w:t>
+      </w:r>
+      <w:proofErr w:type="spellStart"/>
+      <w:r>
+        <w:rPr>
+          <w:rFonts w:asciiTheme="minorBidi" w:hAnsiTheme="minorBidi"/>
+        </w:rPr>
+        <w:t>user.email</w:t>
+      </w:r>
+      <w:proofErr w:type="spellEnd"/>
+      <w:r>
+        <w:rPr>
+          <w:rFonts w:asciiTheme="minorBidi" w:hAnsiTheme="minorBidi"/>
+        </w:rPr>
+        <w:t xml:space="preserve"> "your@email.com"</w:t>
+      </w:r>
+    </w:p>
+    <w:p>
+      <w:pPr>
+        <w:rPr>
+          <w:rFonts w:asciiTheme="minorBidi" w:hAnsiTheme="minorBidi" w:hint="cs"/>
+          <w:rtl/>
+        </w:rPr>
+      </w:pPr>
+      <w:r>
+        <w:rPr>
+          <w:rFonts w:asciiTheme="minorBidi" w:hAnsiTheme="minorBidi"/>
+          <w:b/>
+          <w:bCs/>
+          <w:rtl/>
+        </w:rPr>
+        <w:t xml:space="preserve">שלב </w:t>
+      </w:r>
+      <w:r>
+        <w:rPr>
+          <w:rFonts w:asciiTheme="minorBidi" w:hAnsiTheme="minorBidi" w:hint="cs"/>
+          <w:b/>
+          <w:bCs/>
+          <w:rtl/>
+        </w:rPr>
+        <w:t>7</w:t>
+      </w:r>
+      <w:r>
+        <w:rPr>
+          <w:rFonts w:asciiTheme="minorBidi" w:hAnsiTheme="minorBidi"/>
+          <w:b/>
+          <w:bCs/>
+          <w:rtl/>
+        </w:rPr>
+        <w:t xml:space="preserve"> </w:t>
+      </w:r>
+      <w:r>
+        <w:rPr>
+          <w:rFonts w:asciiTheme="minorBidi" w:hAnsiTheme="minorBidi" w:hint="cs"/>
+          <w:b/>
+          <w:bCs/>
+          <w:rtl/>
+        </w:rPr>
+        <w:t>-</w:t>
+      </w:r>
+      <w:r>
+        <w:rPr>
+          <w:rFonts w:asciiTheme="minorBidi" w:hAnsiTheme="minorBidi"/>
+          <w:b/>
+          <w:bCs/>
+          <w:rtl/>
+        </w:rPr>
+        <w:t xml:space="preserve"> שמור</w:t>
+      </w:r>
+      <w:r>
+        <w:rPr>
+          <w:rFonts w:asciiTheme="minorBidi" w:hAnsiTheme="minorBidi" w:hint="cs"/>
+          <w:b/>
+          <w:bCs/>
+          <w:rtl/>
+        </w:rPr>
+        <w:t xml:space="preserve"> </w:t>
+      </w:r>
+      <w:r>
+        <w:rPr>
+          <w:rFonts w:asciiTheme="minorBidi" w:hAnsiTheme="minorBidi"/>
+          <w:b/>
+          <w:bCs/>
+        </w:rPr>
+        <w:t xml:space="preserve"> (commit)</w:t>
+      </w:r>
+      <w:r>
+        <w:rPr>
+          <w:rFonts w:asciiTheme="minorBidi" w:hAnsiTheme="minorBidi" w:hint="cs"/>
+          <w:b/>
+          <w:bCs/>
+          <w:rtl/>
+        </w:rPr>
+        <w:t xml:space="preserve">- </w:t>
+      </w:r>
+      <w:r>
+        <w:rPr>
+          <w:rFonts w:asciiTheme="minorBidi" w:hAnsiTheme="minorBidi"/>
+        </w:rPr>
+        <w:t>git commit -m "initial commit"</w:t>
+      </w:r>
+    </w:p>
+    <w:p>
+      <w:pPr>
+        <w:rPr>
+          <w:rFonts w:asciiTheme="minorBidi" w:hAnsiTheme="minorBidi"/>
+          <w:b/>
+          <w:bCs/>
+        </w:rPr>
+      </w:pPr>
+      <w:r>
+        <w:rPr>
+          <w:rFonts w:asciiTheme="minorBidi" w:hAnsiTheme="minorBidi"/>
+          <w:b/>
+          <w:bCs/>
+          <w:rtl/>
+        </w:rPr>
+        <w:t xml:space="preserve">שלב </w:t>
+      </w:r>
+      <w:r>
+        <w:rPr>
+          <w:rFonts w:asciiTheme="minorBidi" w:hAnsiTheme="minorBidi" w:hint="cs"/>
+          <w:b/>
+          <w:bCs/>
+          <w:rtl/>
+        </w:rPr>
+        <w:t>8</w:t>
+      </w:r>
+      <w:r>
+        <w:rPr>
+          <w:rFonts w:asciiTheme="minorBidi" w:hAnsiTheme="minorBidi"/>
+          <w:b/>
+          <w:bCs/>
+          <w:rtl/>
+        </w:rPr>
+        <w:t xml:space="preserve"> </w:t>
+      </w:r>
+      <w:r>
+        <w:rPr>
+          <w:rFonts w:asciiTheme="minorBidi" w:hAnsiTheme="minorBidi" w:hint="cs"/>
+          <w:b/>
+          <w:bCs/>
+          <w:rtl/>
+        </w:rPr>
+        <w:t>-</w:t>
+      </w:r>
+      <w:r>
+        <w:rPr>
+          <w:rFonts w:asciiTheme="minorBidi" w:hAnsiTheme="minorBidi"/>
+          <w:b/>
+          <w:bCs/>
+          <w:rtl/>
+        </w:rPr>
+        <w:t xml:space="preserve"> חבר ל</w:t>
+      </w:r>
+      <w:r>
+        <w:rPr>
+          <w:rFonts w:asciiTheme="minorBidi" w:hAnsiTheme="minorBidi" w:hint="cs"/>
+          <w:b/>
+          <w:bCs/>
+          <w:rtl/>
+        </w:rPr>
+        <w:t>-</w:t>
+      </w:r>
+      <w:r>
+        <w:rPr>
+          <w:rFonts w:asciiTheme="minorBidi" w:hAnsiTheme="minorBidi"/>
+          <w:b/>
+          <w:bCs/>
+        </w:rPr>
+        <w:t>GitHub</w:t>
+      </w:r>
+    </w:p>
+    <w:p>
+      <w:pPr>
+        <w:rPr>
+          <w:rFonts w:asciiTheme="minorBidi" w:hAnsiTheme="minorBidi"/>
+        </w:rPr>
+      </w:pPr>
+      <w:r>
+        <w:rPr>
+          <w:rFonts w:asciiTheme="minorBidi" w:hAnsiTheme="minorBidi"/>
+        </w:rPr>
+        <w:t>GitHub</w:t>
+      </w:r>
+      <w:r>
+        <w:rPr>
+          <w:rFonts w:asciiTheme="minorBidi" w:hAnsiTheme="minorBidi" w:hint="cs"/>
+          <w:rtl/>
+        </w:rPr>
+        <w:t xml:space="preserve"> </w:t>
+      </w:r>
+      <w:r>
+        <w:rPr>
+          <w:rFonts w:asciiTheme="minorBidi" w:hAnsiTheme="minorBidi"/>
+          <w:rtl/>
+        </w:rPr>
+        <w:t>נותן לינק כזה</w:t>
+      </w:r>
+      <w:r>
+        <w:rPr>
+          <w:rFonts w:asciiTheme="minorBidi" w:hAnsiTheme="minorBidi" w:hint="cs"/>
+          <w:rtl/>
+        </w:rPr>
+        <w:t xml:space="preserve"> - </w:t>
+      </w:r>
+      <w:r>
+        <w:rPr>
+          <w:rFonts w:asciiTheme="minorBidi" w:hAnsiTheme="minorBidi"/>
+        </w:rPr>
+        <w:t>https://github.com/username/project.git</w:t>
+      </w:r>
+    </w:p>
+    <w:p>
+      <w:pPr>
+        <w:rPr>
+          <w:rFonts w:asciiTheme="minorBidi" w:hAnsiTheme="minorBidi"/>
+        </w:rPr>
+      </w:pPr>
+      <w:r>
+        <w:rPr>
+          <w:rFonts w:asciiTheme="minorBidi" w:hAnsiTheme="minorBidi" w:hint="cs"/>
+          <w:rtl/>
+        </w:rPr>
+        <w:t>ואז ניתן לה</w:t>
+      </w:r>
+      <w:r>
+        <w:rPr>
+          <w:rFonts w:asciiTheme="minorBidi" w:hAnsiTheme="minorBidi"/>
+          <w:rtl/>
+        </w:rPr>
+        <w:t>ריץ</w:t>
+      </w:r>
+      <w:r>
+        <w:rPr>
+          <w:rFonts w:asciiTheme="minorBidi" w:hAnsiTheme="minorBidi" w:hint="cs"/>
+          <w:rtl/>
+        </w:rPr>
+        <w:t xml:space="preserve"> - </w:t>
+      </w:r>
+      <w:r>
+        <w:rPr>
+          <w:rFonts w:asciiTheme="minorBidi" w:hAnsiTheme="minorBidi"/>
+        </w:rPr>
+        <w:t>git remote add origin https://github.com/username/project.git</w:t>
+      </w:r>
+    </w:p>
+    <w:p>
+      <w:pPr>
+        <w:rPr>
+          <w:rFonts w:asciiTheme="minorBidi" w:hAnsiTheme="minorBidi"/>
+          <w:b/>
+          <w:bCs/>
+        </w:rPr>
+      </w:pPr>
+      <w:r>
+        <w:rPr>
+          <w:rFonts w:asciiTheme="minorBidi" w:hAnsiTheme="minorBidi"/>
+          <w:b/>
+          <w:bCs/>
+          <w:rtl/>
+        </w:rPr>
+        <w:t xml:space="preserve">שלב </w:t>
+      </w:r>
+      <w:r>
+        <w:rPr>
+          <w:rFonts w:asciiTheme="minorBidi" w:hAnsiTheme="minorBidi" w:hint="cs"/>
+          <w:b/>
+          <w:bCs/>
+          <w:rtl/>
+        </w:rPr>
+        <w:t>9</w:t>
+      </w:r>
+      <w:r>
+        <w:rPr>
+          <w:rFonts w:asciiTheme="minorBidi" w:hAnsiTheme="minorBidi"/>
+          <w:b/>
+          <w:bCs/>
+          <w:rtl/>
+        </w:rPr>
+        <w:t xml:space="preserve"> </w:t>
+      </w:r>
+      <w:r>
+        <w:rPr>
+          <w:rFonts w:asciiTheme="minorBidi" w:hAnsiTheme="minorBidi" w:hint="cs"/>
+          <w:b/>
+          <w:bCs/>
+          <w:rtl/>
+        </w:rPr>
+        <w:t>-</w:t>
+      </w:r>
+      <w:r>
+        <w:rPr>
+          <w:rFonts w:asciiTheme="minorBidi" w:hAnsiTheme="minorBidi"/>
+          <w:b/>
+          <w:bCs/>
+          <w:rtl/>
+        </w:rPr>
+        <w:t xml:space="preserve"> העלה את הקוד</w:t>
+      </w:r>
+    </w:p>
+    <w:p>
+      <w:pPr>
+        <w:rPr>
+          <w:rFonts w:asciiTheme="minorBidi" w:hAnsiTheme="minorBidi"/>
+        </w:rPr>
+      </w:pPr>
+      <w:r>
+        <w:rPr>
+          <w:rFonts w:asciiTheme="minorBidi" w:hAnsiTheme="minorBidi"/>
+        </w:rPr>
+        <w:t>git branch -M main</w:t>
+      </w:r>
+      <w:r>
+        <w:rPr>
+          <w:rFonts w:asciiTheme="minorBidi" w:hAnsiTheme="minorBidi"/>
+        </w:rPr>
+        <w:br/>
+        <w:t>git push -u origin main</w:t>
+      </w:r>
+    </w:p>
+    <w:p>
+      <w:pPr>
+        <w:rPr>
+          <w:rFonts w:asciiTheme="minorBidi" w:hAnsiTheme="minorBidi"/>
+          <w:rtl/>
+        </w:rPr>
+      </w:pPr>
+      <w:r>
+        <w:rPr>
+          <w:rFonts w:asciiTheme="minorBidi" w:hAnsiTheme="minorBidi" w:cs="Arial"/>
+          <w:rtl/>
+        </w:rPr>
+        <w:drawing>
+          <wp:inline distT="0" distB="0" distL="0" distR="0" wp14:anchorId="0A93E2FF" wp14:editId="5AA93998">
+            <wp:extent cx="1980565" cy="2814332"/>
+            <wp:effectExtent l="0" t="0" r="635" b="5080"/>
+            <wp:docPr id="73426239" name="תמונה 1"/>
+            <wp:cNvGraphicFramePr>
+              <a:graphicFrameLocks xmlns:a="http://schemas.openxmlformats.org/drawingml/2006/main" noChangeAspect="1"/>
+            </wp:cNvGraphicFramePr>
+            <a:graphic xmlns:a="http://schemas.openxmlformats.org/drawingml/2006/main">
+              <a:graphicData uri="http://schemas.openxmlformats.org/drawingml/2006/picture">
+                <pic:pic xmlns:pic="http://schemas.openxmlformats.org/drawingml/2006/picture">
+                  <pic:nvPicPr>
+                    <pic:cNvPr id="73426239" name=""/>
+                    <pic:cNvPicPr/>
+                  </pic:nvPicPr>
+                  <pic:blipFill>
+                    <a:blip r:embed="rId24"/>
+                    <a:stretch>
+                      <a:fillRect/>
+                    </a:stretch>
+                  </pic:blipFill>
+                  <pic:spPr>
+                    <a:xfrm>
+                      <a:off x="0" y="0"/>
+                      <a:ext cx="1999985" cy="2841927"/>
+                    </a:xfrm>
+                    <a:prstGeom prst="rect">
+                      <a:avLst/>
+                    </a:prstGeom>
+                  </pic:spPr>
+                </pic:pic>
+              </a:graphicData>
+            </a:graphic>
+          </wp:inline>
+        </w:drawing>
+      </w:r>
+    </w:p>
+    <w:p>
+      <w:pPr>
+        <w:rPr>
+          <w:rFonts w:asciiTheme="minorBidi" w:hAnsiTheme="minorBidi"/>
+        </w:rPr>
+      </w:pPr>
+      <w:r>
+        <w:rPr>
+          <w:rFonts w:asciiTheme="minorBidi" w:hAnsiTheme="minorBidi"/>
+          <w:rtl/>
+        </w:rPr>
+        <w:lastRenderedPageBreak/>
+        <w:t>זה מסך הרשאה של</w:t>
+      </w:r>
+      <w:r>
+        <w:rPr>
+          <w:rFonts w:asciiTheme="minorBidi" w:hAnsiTheme="minorBidi"/>
+        </w:rPr>
+        <w:t xml:space="preserve"> GitHub </w:t>
+      </w:r>
+      <w:r>
+        <w:rPr>
+          <w:rFonts w:asciiTheme="minorBidi" w:hAnsiTheme="minorBidi"/>
+          <w:rtl/>
+        </w:rPr>
+        <w:t>שאומר</w:t>
+      </w:r>
+      <w:r>
+        <w:rPr>
+          <w:rFonts w:asciiTheme="minorBidi" w:hAnsiTheme="minorBidi"/>
+        </w:rPr>
+        <w:t>:</w:t>
+      </w:r>
+    </w:p>
+    <w:p>
+      <w:pPr>
+        <w:rPr>
+          <w:rFonts w:asciiTheme="minorBidi" w:hAnsiTheme="minorBidi"/>
+          <w:b/>
+          <w:bCs/>
+        </w:rPr>
+      </w:pPr>
+      <w:r>
+        <w:rPr>
+          <w:rFonts w:asciiTheme="minorBidi" w:hAnsiTheme="minorBidi"/>
+          <w:b/>
+          <w:bCs/>
+          <w:rtl/>
+        </w:rPr>
+        <w:t>מה קורה כאן</w:t>
+      </w:r>
+    </w:p>
+    <w:p>
+      <w:pPr>
+        <w:rPr>
+          <w:rFonts w:asciiTheme="minorBidi" w:hAnsiTheme="minorBidi"/>
+        </w:rPr>
+      </w:pPr>
+      <w:r>
+        <w:rPr>
+          <w:rFonts w:asciiTheme="minorBidi" w:hAnsiTheme="minorBidi"/>
+        </w:rPr>
+        <w:t xml:space="preserve">Git </w:t>
+      </w:r>
+      <w:r>
+        <w:rPr>
+          <w:rFonts w:asciiTheme="minorBidi" w:hAnsiTheme="minorBidi"/>
+          <w:rtl/>
+        </w:rPr>
+        <w:t>במחשב שלך מנסה להתחבר לחשבון</w:t>
+      </w:r>
+      <w:r>
+        <w:rPr>
+          <w:rFonts w:asciiTheme="minorBidi" w:hAnsiTheme="minorBidi"/>
+        </w:rPr>
+        <w:t xml:space="preserve"> GitHub </w:t>
+      </w:r>
+      <w:r>
+        <w:rPr>
+          <w:rFonts w:asciiTheme="minorBidi" w:hAnsiTheme="minorBidi"/>
+          <w:rtl/>
+        </w:rPr>
+        <w:t>שלך דרך כלי שנקרא</w:t>
+      </w:r>
+      <w:r>
+        <w:rPr>
+          <w:rFonts w:asciiTheme="minorBidi" w:hAnsiTheme="minorBidi"/>
+        </w:rPr>
+        <w:t>:</w:t>
+      </w:r>
+    </w:p>
+    <w:p>
+      <w:pPr>
+        <w:rPr>
+          <w:rFonts w:asciiTheme="minorBidi" w:hAnsiTheme="minorBidi"/>
+        </w:rPr>
+      </w:pPr>
+      <w:r>
+        <w:rPr>
+          <w:rFonts w:asciiTheme="minorBidi" w:hAnsiTheme="minorBidi"/>
+          <w:b/>
+          <w:bCs/>
+        </w:rPr>
+        <w:t>Git Credential Manager</w:t>
+      </w:r>
+    </w:p>
+    <w:p>
+      <w:pPr>
+        <w:rPr>
+          <w:rFonts w:asciiTheme="minorBidi" w:hAnsiTheme="minorBidi"/>
+        </w:rPr>
+      </w:pPr>
+      <w:r>
+        <w:rPr>
+          <w:rFonts w:asciiTheme="minorBidi" w:hAnsiTheme="minorBidi"/>
+          <w:rtl/>
+        </w:rPr>
+        <w:t>זה כלי רשמי/נפוץ ששומר את ההתחברות שלך ל־</w:t>
+      </w:r>
+      <w:r>
+        <w:rPr>
+          <w:rFonts w:asciiTheme="minorBidi" w:hAnsiTheme="minorBidi"/>
+        </w:rPr>
+        <w:t xml:space="preserve">GitHub, </w:t>
+      </w:r>
+      <w:r>
+        <w:rPr>
+          <w:rFonts w:asciiTheme="minorBidi" w:hAnsiTheme="minorBidi"/>
+          <w:rtl/>
+        </w:rPr>
+        <w:t xml:space="preserve">כדי שלא תצטרך להקליד שם משתמש וסיסמה בכל </w:t>
+      </w:r>
+      <w:r>
+        <w:rPr>
+          <w:rFonts w:asciiTheme="minorBidi" w:hAnsiTheme="minorBidi"/>
+        </w:rPr>
+        <w:t>push.</w:t>
+      </w:r>
+    </w:p>
+    <w:p>
+      <w:pPr>
+        <w:rPr>
+          <w:rFonts w:asciiTheme="minorBidi" w:hAnsiTheme="minorBidi"/>
+          <w:b/>
+          <w:bCs/>
+        </w:rPr>
+      </w:pPr>
+      <w:r>
+        <w:rPr>
+          <w:rFonts w:asciiTheme="minorBidi" w:hAnsiTheme="minorBidi"/>
+          <w:b/>
+          <w:bCs/>
+          <w:rtl/>
+        </w:rPr>
+        <w:t>למה זה הופיע</w:t>
+      </w:r>
+    </w:p>
+    <w:p>
+      <w:pPr>
+        <w:rPr>
+          <w:rFonts w:asciiTheme="minorBidi" w:hAnsiTheme="minorBidi"/>
+        </w:rPr>
+      </w:pPr>
+      <w:r>
+        <w:rPr>
+          <w:rFonts w:asciiTheme="minorBidi" w:hAnsiTheme="minorBidi"/>
+          <w:rtl/>
+        </w:rPr>
+        <w:t>כנראה הרצת או תריץ פקודה כמו</w:t>
+      </w:r>
+      <w:r>
+        <w:rPr>
+          <w:rFonts w:asciiTheme="minorBidi" w:hAnsiTheme="minorBidi"/>
+        </w:rPr>
+        <w:t>:</w:t>
+      </w:r>
+    </w:p>
+    <w:p>
+      <w:pPr>
+        <w:rPr>
+          <w:rFonts w:asciiTheme="minorBidi" w:hAnsiTheme="minorBidi"/>
+        </w:rPr>
+      </w:pPr>
+      <w:r>
+        <w:rPr>
+          <w:rFonts w:asciiTheme="minorBidi" w:hAnsiTheme="minorBidi"/>
+        </w:rPr>
+        <w:t>git push</w:t>
+      </w:r>
+    </w:p>
+    <w:p>
+      <w:pPr>
+        <w:rPr>
+          <w:rFonts w:asciiTheme="minorBidi" w:hAnsiTheme="minorBidi"/>
+        </w:rPr>
+      </w:pPr>
+      <w:r>
+        <w:rPr>
+          <w:rFonts w:asciiTheme="minorBidi" w:hAnsiTheme="minorBidi"/>
+          <w:rtl/>
+        </w:rPr>
+        <w:t>ואז</w:t>
+      </w:r>
+      <w:r>
+        <w:rPr>
+          <w:rFonts w:asciiTheme="minorBidi" w:hAnsiTheme="minorBidi"/>
+        </w:rPr>
+        <w:t xml:space="preserve"> GitHub </w:t>
+      </w:r>
+      <w:r>
+        <w:rPr>
+          <w:rFonts w:asciiTheme="minorBidi" w:hAnsiTheme="minorBidi"/>
+          <w:rtl/>
+        </w:rPr>
+        <w:t>מבקש אישור שהמחשב שלך יכול לגשת לחשבון שלך</w:t>
+      </w:r>
+      <w:r>
+        <w:rPr>
+          <w:rFonts w:asciiTheme="minorBidi" w:hAnsiTheme="minorBidi"/>
+        </w:rPr>
+        <w:t>.</w:t>
+      </w:r>
+    </w:p>
+    <w:p>
+      <w:pPr>
+        <w:rPr>
+          <w:rFonts w:asciiTheme="minorBidi" w:hAnsiTheme="minorBidi"/>
+          <w:b/>
+          <w:bCs/>
+        </w:rPr>
+      </w:pPr>
+      <w:r>
+        <w:rPr>
+          <w:rFonts w:asciiTheme="minorBidi" w:hAnsiTheme="minorBidi"/>
+          <w:b/>
+          <w:bCs/>
+          <w:rtl/>
+        </w:rPr>
+        <w:t>האם ללחוץ</w:t>
+      </w:r>
+      <w:r>
+        <w:rPr>
+          <w:rFonts w:asciiTheme="minorBidi" w:hAnsiTheme="minorBidi"/>
+          <w:b/>
+          <w:bCs/>
+        </w:rPr>
+        <w:t xml:space="preserve"> Authorize</w:t>
+      </w:r>
+    </w:p>
+    <w:p>
+      <w:pPr>
+        <w:rPr>
+          <w:rFonts w:asciiTheme="minorBidi" w:hAnsiTheme="minorBidi"/>
+        </w:rPr>
+      </w:pPr>
+      <w:r>
+        <w:rPr>
+          <w:rFonts w:asciiTheme="minorBidi" w:hAnsiTheme="minorBidi"/>
+          <w:rtl/>
+        </w:rPr>
+        <w:t>כן, אם אתה באמת מנסה עכשיו לחבר את הפרויקט שלך ל־</w:t>
+      </w:r>
+      <w:r>
+        <w:rPr>
+          <w:rFonts w:asciiTheme="minorBidi" w:hAnsiTheme="minorBidi"/>
+        </w:rPr>
+        <w:t xml:space="preserve">GitHub </w:t>
+      </w:r>
+      <w:r>
+        <w:rPr>
+          <w:rFonts w:asciiTheme="minorBidi" w:hAnsiTheme="minorBidi"/>
+          <w:rtl/>
+        </w:rPr>
+        <w:t>מהמחשב שלך</w:t>
+      </w:r>
+      <w:r>
+        <w:rPr>
+          <w:rFonts w:asciiTheme="minorBidi" w:hAnsiTheme="minorBidi"/>
+        </w:rPr>
+        <w:t>.</w:t>
+      </w:r>
+    </w:p>
+    <w:p>
+      <w:pPr>
+        <w:rPr>
+          <w:rFonts w:asciiTheme="minorBidi" w:hAnsiTheme="minorBidi"/>
+        </w:rPr>
+      </w:pPr>
+      <w:r>
+        <w:rPr>
+          <w:rFonts w:asciiTheme="minorBidi" w:hAnsiTheme="minorBidi"/>
+          <w:rtl/>
+        </w:rPr>
+        <w:t>לחץ</w:t>
+      </w:r>
+      <w:r>
+        <w:rPr>
+          <w:rFonts w:asciiTheme="minorBidi" w:hAnsiTheme="minorBidi"/>
+        </w:rPr>
+        <w:t>:</w:t>
+      </w:r>
+    </w:p>
+    <w:p>
+      <w:pPr>
+        <w:rPr>
+          <w:rFonts w:asciiTheme="minorBidi" w:hAnsiTheme="minorBidi"/>
+        </w:rPr>
+      </w:pPr>
+      <w:r>
+        <w:rPr>
+          <w:rFonts w:asciiTheme="minorBidi" w:hAnsiTheme="minorBidi"/>
+        </w:rPr>
+        <w:t>Authorize git-ecosystem</w:t>
+      </w:r>
+    </w:p>
+    <w:p>
+      <w:pPr>
+        <w:rPr>
+          <w:rFonts w:asciiTheme="minorBidi" w:hAnsiTheme="minorBidi"/>
+          <w:b/>
+          <w:bCs/>
+        </w:rPr>
+      </w:pPr>
+      <w:r>
+        <w:rPr>
+          <w:rFonts w:asciiTheme="minorBidi" w:hAnsiTheme="minorBidi"/>
+          <w:b/>
+          <w:bCs/>
+          <w:rtl/>
+        </w:rPr>
+        <w:t>מה יקרה אחרי זה</w:t>
+      </w:r>
+    </w:p>
+    <w:p>
+      <w:pPr>
+        <w:numPr>
+          <w:ilvl w:val="0"/>
+          <w:numId w:val="75"/>
+        </w:numPr>
+        <w:rPr>
+          <w:rFonts w:asciiTheme="minorBidi" w:hAnsiTheme="minorBidi"/>
+        </w:rPr>
+      </w:pPr>
+      <w:r>
+        <w:rPr>
+          <w:rFonts w:asciiTheme="minorBidi" w:hAnsiTheme="minorBidi"/>
+        </w:rPr>
+        <w:t xml:space="preserve">GitHub </w:t>
+      </w:r>
+      <w:r>
+        <w:rPr>
+          <w:rFonts w:asciiTheme="minorBidi" w:hAnsiTheme="minorBidi"/>
+          <w:rtl/>
+        </w:rPr>
+        <w:t xml:space="preserve">יאשר את החיבור </w:t>
+      </w:r>
+    </w:p>
+    <w:p>
+      <w:pPr>
+        <w:numPr>
+          <w:ilvl w:val="0"/>
+          <w:numId w:val="75"/>
+        </w:numPr>
+        <w:rPr>
+          <w:rFonts w:asciiTheme="minorBidi" w:hAnsiTheme="minorBidi"/>
+        </w:rPr>
+      </w:pPr>
+      <w:r>
+        <w:rPr>
+          <w:rFonts w:asciiTheme="minorBidi" w:hAnsiTheme="minorBidi"/>
+          <w:rtl/>
+        </w:rPr>
+        <w:t xml:space="preserve">הדפדפן יחזיר אותך לכתובת מקומית כמו </w:t>
+      </w:r>
+      <w:r>
+        <w:rPr>
+          <w:rFonts w:asciiTheme="minorBidi" w:hAnsiTheme="minorBidi"/>
+        </w:rPr>
+        <w:t xml:space="preserve">127.0.0.1 </w:t>
+      </w:r>
+    </w:p>
+    <w:p>
+      <w:pPr>
+        <w:numPr>
+          <w:ilvl w:val="0"/>
+          <w:numId w:val="75"/>
+        </w:numPr>
+        <w:rPr>
+          <w:rFonts w:asciiTheme="minorBidi" w:hAnsiTheme="minorBidi"/>
+        </w:rPr>
+      </w:pPr>
+      <w:r>
+        <w:rPr>
+          <w:rFonts w:asciiTheme="minorBidi" w:hAnsiTheme="minorBidi"/>
+          <w:rtl/>
+        </w:rPr>
+        <w:t xml:space="preserve">הטרמינל ימשיך את הפעולה </w:t>
+      </w:r>
+    </w:p>
+    <w:p>
+      <w:pPr>
+        <w:numPr>
+          <w:ilvl w:val="0"/>
+          <w:numId w:val="75"/>
+        </w:numPr>
+        <w:rPr>
+          <w:rFonts w:asciiTheme="minorBidi" w:hAnsiTheme="minorBidi"/>
+        </w:rPr>
+      </w:pPr>
+      <w:r>
+        <w:rPr>
+          <w:rFonts w:asciiTheme="minorBidi" w:hAnsiTheme="minorBidi"/>
+          <w:rtl/>
+        </w:rPr>
+        <w:t xml:space="preserve">תוכל לעשות </w:t>
+      </w:r>
+      <w:r>
+        <w:rPr>
+          <w:rFonts w:asciiTheme="minorBidi" w:hAnsiTheme="minorBidi"/>
+        </w:rPr>
+        <w:t>git push</w:t>
+      </w:r>
+    </w:p>
+    <w:p>
+      <w:pPr>
+        <w:rPr>
+          <w:rFonts w:asciiTheme="minorBidi" w:hAnsiTheme="minorBidi"/>
+          <w:rtl/>
+        </w:rPr>
+      </w:pPr>
+    </w:p>
+    <w:p>
+      <w:pPr>
+        <w:rPr>
+          <w:rFonts w:asciiTheme="minorBidi" w:hAnsiTheme="minorBidi"/>
+          <w:rtl/>
+        </w:rPr>
+      </w:pPr>
+    </w:p>
+    <w:p>
+      <w:pPr>
+        <w:rPr>
+          <w:rFonts w:asciiTheme="minorBidi" w:hAnsiTheme="minorBidi" w:hint="cs"/>
+        </w:rPr>
+      </w:pPr>
+    </w:p>
+    <w:p>
+      <w:pPr>
+        <w:rPr>
+          <w:rFonts w:ascii="Segoe UI Emoji" w:hAnsi="Segoe UI Emoji" w:cs="Arial"/>
+          <w:b/>
+          <w:bCs/>
+          <w:rtl/>
+        </w:rPr>
+      </w:pPr>
+    </w:p>
+    <w:p>
+      <w:pPr>
+        <w:rPr>
+          <w:rFonts w:ascii="Segoe UI Emoji" w:hAnsi="Segoe UI Emoji" w:cs="Arial"/>
+          <w:b/>
+          <w:bCs/>
+          <w:rtl/>
+        </w:rPr>
+      </w:pPr>
+    </w:p>
+    <w:p>
+      <w:pPr>
+        <w:rPr>
+          <w:rFonts w:ascii="Segoe UI Emoji" w:hAnsi="Segoe UI Emoji" w:cs="Arial"/>
+          <w:b/>
+          <w:bCs/>
+          <w:rtl/>
+        </w:rPr>
+      </w:pPr>
+    </w:p>
+    <w:p>
+      <w:pPr>
+        <w:rPr>
+          <w:rFonts w:ascii="Segoe UI Emoji" w:hAnsi="Segoe UI Emoji" w:cs="Arial"/>
+          <w:b/>
+          <w:bCs/>
+          <w:rtl/>
+        </w:rPr>
+      </w:pPr>
+    </w:p>
+    <w:p>
+      <w:pPr>
+        <w:rPr>
+          <w:rFonts w:ascii="Segoe UI Emoji" w:hAnsi="Segoe UI Emoji" w:cs="Arial"/>
+          <w:b/>
+          <w:bCs/>
+          <w:rtl/>
+        </w:rPr>
+      </w:pPr>
+    </w:p>
+    <w:p>
+      <w:pPr>
+        <w:rPr>
+          <w:rFonts w:ascii="Segoe UI Emoji" w:hAnsi="Segoe UI Emoji" w:cs="Arial"/>
+          <w:b/>
+          <w:bCs/>
+          <w:rtl/>
+        </w:rPr>
+      </w:pPr>
+    </w:p>
+    <w:p>
+      <w:pPr>
+        <w:rPr>
+          <w:rFonts w:ascii="Segoe UI Emoji" w:hAnsi="Segoe UI Emoji" w:cs="Arial"/>
+          <w:b/>
+          <w:bCs/>
+          <w:rtl/>
+        </w:rPr>
+      </w:pPr>
+    </w:p>
+    <w:p>
+      <w:pPr>
+        <w:rPr>
+          <w:rFonts w:asciiTheme="minorBidi" w:hAnsiTheme="minorBidi"/>
+          <w:rtl/>
+        </w:rPr>
+      </w:pPr>
+      <w:r>
+        <w:rPr>
+          <w:rFonts w:ascii="Segoe UI Emoji" w:hAnsi="Segoe UI Emoji" w:cs="Arial" w:hint="cs"/>
+          <w:b/>
+          <w:bCs/>
+          <w:rtl/>
+        </w:rPr>
+        <w:lastRenderedPageBreak/>
+        <w:t xml:space="preserve">ביצוע שינויים </w:t>
+      </w:r>
+      <w:proofErr w:type="spellStart"/>
+      <w:r>
+        <w:rPr>
+          <w:rFonts w:ascii="Segoe UI Emoji" w:hAnsi="Segoe UI Emoji" w:cs="Arial" w:hint="cs"/>
+          <w:b/>
+          <w:bCs/>
+          <w:rtl/>
+        </w:rPr>
+        <w:t>בפרוייקט</w:t>
+      </w:r>
+      <w:proofErr w:type="spellEnd"/>
+      <w:r>
+        <w:rPr>
+          <w:rFonts w:ascii="Segoe UI Emoji" w:hAnsi="Segoe UI Emoji" w:cs="Arial" w:hint="cs"/>
+          <w:b/>
+          <w:bCs/>
+          <w:rtl/>
+        </w:rPr>
+        <w:t xml:space="preserve"> - </w:t>
+      </w:r>
+    </w:p>
+    <w:p>
+      <w:pPr>
+        <w:rPr>
+          <w:rFonts w:asciiTheme="minorBidi" w:hAnsiTheme="minorBidi"/>
+        </w:rPr>
+      </w:pPr>
+      <w:r>
+        <w:rPr>
+          <w:rFonts w:asciiTheme="minorBidi" w:hAnsiTheme="minorBidi"/>
+          <w:rtl/>
+        </w:rPr>
+        <w:t>כל שינוי</w:t>
+      </w:r>
+      <w:r>
+        <w:rPr>
+          <w:rFonts w:asciiTheme="minorBidi" w:hAnsiTheme="minorBidi" w:hint="cs"/>
+          <w:rtl/>
+        </w:rPr>
+        <w:t xml:space="preserve"> </w:t>
+      </w:r>
+      <w:r>
+        <w:rPr>
+          <w:rFonts w:asciiTheme="minorBidi" w:hAnsiTheme="minorBidi"/>
+        </w:rPr>
+        <w:t>git add</w:t>
+      </w:r>
+      <w:r>
+        <w:rPr>
+          <w:rFonts w:asciiTheme="minorBidi" w:hAnsiTheme="minorBidi" w:hint="cs"/>
+          <w:rtl/>
+        </w:rPr>
+        <w:t xml:space="preserve">, </w:t>
+      </w:r>
+      <w:r>
+        <w:rPr>
+          <w:rFonts w:asciiTheme="minorBidi" w:hAnsiTheme="minorBidi"/>
+        </w:rPr>
+        <w:br/>
+        <w:t>git commit -m "</w:t>
+      </w:r>
+      <w:r>
+        <w:rPr>
+          <w:rFonts w:asciiTheme="minorBidi" w:hAnsiTheme="minorBidi" w:hint="cs"/>
+          <w:rtl/>
+        </w:rPr>
+        <w:t xml:space="preserve"> </w:t>
+      </w:r>
+      <w:r>
+        <w:rPr>
+          <w:rFonts w:asciiTheme="minorBidi" w:hAnsiTheme="minorBidi"/>
+          <w:rtl/>
+        </w:rPr>
+        <w:t>תיאור</w:t>
+      </w:r>
+      <w:r>
+        <w:rPr>
+          <w:rFonts w:asciiTheme="minorBidi" w:hAnsiTheme="minorBidi"/>
+        </w:rPr>
+        <w:t>"</w:t>
+      </w:r>
+      <w:r>
+        <w:rPr>
+          <w:rFonts w:asciiTheme="minorBidi" w:hAnsiTheme="minorBidi"/>
+        </w:rPr>
+        <w:br/>
+        <w:t>git push</w:t>
+      </w:r>
+    </w:p>
+    <w:p>
+      <w:pPr>
+        <w:rPr>
+          <w:rFonts w:asciiTheme="minorBidi" w:hAnsiTheme="minorBidi"/>
+        </w:rPr>
+      </w:pPr>
+      <w:r>
+        <w:rPr>
+          <w:rFonts w:asciiTheme="minorBidi" w:hAnsiTheme="minorBidi"/>
+          <w:rtl/>
+        </w:rPr>
+        <w:t>תחשוב על זה כמו תהליך של 3 שלבים</w:t>
+      </w:r>
+      <w:r>
+        <w:rPr>
+          <w:rFonts w:asciiTheme="minorBidi" w:hAnsiTheme="minorBidi"/>
+        </w:rPr>
+        <w:t>:</w:t>
+      </w:r>
+    </w:p>
+    <w:p>
+      <w:pPr>
+        <w:rPr>
+          <w:rFonts w:asciiTheme="minorBidi" w:hAnsiTheme="minorBidi"/>
+        </w:rPr>
+      </w:pPr>
+      <w:r>
+        <w:rPr>
+          <w:rFonts w:asciiTheme="minorBidi" w:hAnsiTheme="minorBidi"/>
+          <w:rtl/>
+        </w:rPr>
+        <w:t>שינויים → בחירה → שמירה → העלאה</w:t>
+      </w:r>
+    </w:p>
+    <w:p>
+      <w:pPr>
+        <w:rPr>
+          <w:rFonts w:asciiTheme="minorBidi" w:hAnsiTheme="minorBidi"/>
+        </w:rPr>
+      </w:pPr>
+      <w:r>
+        <w:rPr>
+          <w:rFonts w:asciiTheme="minorBidi" w:hAnsiTheme="minorBidi"/>
+        </w:rPr>
+        <w:pict w14:anchorId="7C69BE19">
+          <v:rect id="_x0000_i1238" style="width:0;height:1.5pt" o:hralign="center" o:hrstd="t" o:hr="t" fillcolor="#a0a0a0" stroked="f"/>
+        </w:pict>
+      </w:r>
+    </w:p>
+    <w:p>
+      <w:pPr>
+        <w:rPr>
+          <w:rFonts w:asciiTheme="minorBidi" w:hAnsiTheme="minorBidi"/>
+          <w:b/>
+          <w:bCs/>
+        </w:rPr>
+      </w:pPr>
+      <w:r>
+        <w:rPr>
+          <w:rFonts w:ascii="Segoe UI Emoji" w:hAnsi="Segoe UI Emoji" w:cs="Segoe UI Emoji"/>
+          <w:b/>
+          <w:bCs/>
+        </w:rPr>
+        <w:t>📥</w:t>
+      </w:r>
+      <w:r>
+        <w:rPr>
+          <w:rFonts w:asciiTheme="minorBidi" w:hAnsiTheme="minorBidi"/>
+          <w:b/>
+          <w:bCs/>
+        </w:rPr>
+        <w:t xml:space="preserve"> 1. git add .</w:t>
+      </w:r>
+    </w:p>
+    <w:p>
+      <w:pPr>
+        <w:rPr>
+          <w:rFonts w:asciiTheme="minorBidi" w:hAnsiTheme="minorBidi"/>
+          <w:b/>
+          <w:bCs/>
+        </w:rPr>
+      </w:pPr>
+      <w:r>
+        <w:rPr>
+          <w:rFonts w:ascii="Segoe UI Emoji" w:hAnsi="Segoe UI Emoji" w:cs="Segoe UI Emoji"/>
+          <w:b/>
+          <w:bCs/>
+        </w:rPr>
+        <w:t>🧾</w:t>
+      </w:r>
+      <w:r>
+        <w:rPr>
+          <w:rFonts w:asciiTheme="minorBidi" w:hAnsiTheme="minorBidi"/>
+          <w:b/>
+          <w:bCs/>
+        </w:rPr>
+        <w:t xml:space="preserve"> </w:t>
+      </w:r>
+      <w:r>
+        <w:rPr>
+          <w:rFonts w:asciiTheme="minorBidi" w:hAnsiTheme="minorBidi"/>
+          <w:b/>
+          <w:bCs/>
+          <w:rtl/>
+        </w:rPr>
+        <w:t>מה זה עושה</w:t>
+      </w:r>
+      <w:r>
+        <w:rPr>
+          <w:rFonts w:asciiTheme="minorBidi" w:hAnsiTheme="minorBidi"/>
+          <w:b/>
+          <w:bCs/>
+        </w:rPr>
+        <w:t>?</w:t>
+      </w:r>
+    </w:p>
+    <w:p>
+      <w:pPr>
+        <w:rPr>
+          <w:rFonts w:asciiTheme="minorBidi" w:hAnsiTheme="minorBidi"/>
+        </w:rPr>
+      </w:pPr>
+      <w:r>
+        <w:rPr>
+          <w:rFonts w:ascii="Segoe UI Emoji" w:hAnsi="Segoe UI Emoji" w:cs="Segoe UI Emoji"/>
+        </w:rPr>
+        <w:t>👉</w:t>
+      </w:r>
+      <w:r>
+        <w:rPr>
+          <w:rFonts w:asciiTheme="minorBidi" w:hAnsiTheme="minorBidi"/>
+        </w:rPr>
+        <w:t xml:space="preserve"> </w:t>
+      </w:r>
+      <w:r>
+        <w:rPr>
+          <w:rFonts w:asciiTheme="minorBidi" w:hAnsiTheme="minorBidi"/>
+          <w:rtl/>
+        </w:rPr>
+        <w:t>מוסיף את כל הקבצים ששינית ל־</w:t>
+      </w:r>
+      <w:r>
+        <w:rPr>
+          <w:rFonts w:asciiTheme="minorBidi" w:hAnsiTheme="minorBidi"/>
+        </w:rPr>
+        <w:t>Git</w:t>
+      </w:r>
+    </w:p>
+    <w:p>
+      <w:pPr>
+        <w:rPr>
+          <w:rFonts w:asciiTheme="minorBidi" w:hAnsiTheme="minorBidi"/>
+        </w:rPr>
+      </w:pPr>
+      <w:r>
+        <w:rPr>
+          <w:rFonts w:asciiTheme="minorBidi" w:hAnsiTheme="minorBidi"/>
+        </w:rPr>
+        <w:pict w14:anchorId="7FAECBF3">
+          <v:rect id="_x0000_i1239" style="width:0;height:1.5pt" o:hralign="center" o:hrstd="t" o:hr="t" fillcolor="#a0a0a0" stroked="f"/>
+        </w:pict>
+      </w:r>
+    </w:p>
+    <w:p>
+      <w:pPr>
+        <w:rPr>
+          <w:rFonts w:asciiTheme="minorBidi" w:hAnsiTheme="minorBidi"/>
+          <w:b/>
+          <w:bCs/>
+        </w:rPr>
+      </w:pPr>
+      <w:r>
+        <w:rPr>
+          <w:rFonts w:ascii="Segoe UI Emoji" w:hAnsi="Segoe UI Emoji" w:cs="Segoe UI Emoji"/>
+          <w:b/>
+          <w:bCs/>
+        </w:rPr>
+        <w:t>🧠</w:t>
+      </w:r>
+      <w:r>
+        <w:rPr>
+          <w:rFonts w:asciiTheme="minorBidi" w:hAnsiTheme="minorBidi"/>
+          <w:b/>
+          <w:bCs/>
+        </w:rPr>
+        <w:t xml:space="preserve"> </w:t>
+      </w:r>
+      <w:r>
+        <w:rPr>
+          <w:rFonts w:asciiTheme="minorBidi" w:hAnsiTheme="minorBidi"/>
+          <w:b/>
+          <w:bCs/>
+          <w:rtl/>
+        </w:rPr>
+        <w:t>איך לחשוב על זה</w:t>
+      </w:r>
+      <w:r>
+        <w:rPr>
+          <w:rFonts w:asciiTheme="minorBidi" w:hAnsiTheme="minorBidi"/>
+          <w:b/>
+          <w:bCs/>
+        </w:rPr>
+        <w:t>:</w:t>
+      </w:r>
+    </w:p>
+    <w:p>
+      <w:pPr>
+        <w:rPr>
+          <w:rFonts w:asciiTheme="minorBidi" w:hAnsiTheme="minorBidi"/>
+        </w:rPr>
+      </w:pPr>
+      <w:r>
+        <w:rPr>
+          <w:rFonts w:ascii="Segoe UI Emoji" w:hAnsi="Segoe UI Emoji" w:cs="Segoe UI Emoji"/>
+        </w:rPr>
+        <w:t>👉</w:t>
+      </w:r>
+      <w:r>
+        <w:rPr>
+          <w:rFonts w:asciiTheme="minorBidi" w:hAnsiTheme="minorBidi"/>
+        </w:rPr>
+        <w:t xml:space="preserve"> </w:t>
+      </w:r>
+      <w:r>
+        <w:rPr>
+          <w:rFonts w:asciiTheme="minorBidi" w:hAnsiTheme="minorBidi"/>
+          <w:rtl/>
+        </w:rPr>
+        <w:t>אתה אומר ל־</w:t>
+      </w:r>
+      <w:r>
+        <w:rPr>
+          <w:rFonts w:asciiTheme="minorBidi" w:hAnsiTheme="minorBidi"/>
+        </w:rPr>
+        <w:t>Git:</w:t>
+      </w:r>
+    </w:p>
+    <w:p>
+      <w:pPr>
+        <w:rPr>
+          <w:rFonts w:asciiTheme="minorBidi" w:hAnsiTheme="minorBidi"/>
+        </w:rPr>
+      </w:pPr>
+      <w:r>
+        <w:rPr>
+          <w:rFonts w:asciiTheme="minorBidi" w:hAnsiTheme="minorBidi"/>
+          <w:b/>
+          <w:bCs/>
+        </w:rPr>
+        <w:t>"</w:t>
+      </w:r>
+      <w:r>
+        <w:rPr>
+          <w:rFonts w:asciiTheme="minorBidi" w:hAnsiTheme="minorBidi"/>
+          <w:b/>
+          <w:bCs/>
+          <w:rtl/>
+        </w:rPr>
+        <w:t>אלה הקבצים שאני רוצה לשמור</w:t>
+      </w:r>
+      <w:r>
+        <w:rPr>
+          <w:rFonts w:asciiTheme="minorBidi" w:hAnsiTheme="minorBidi"/>
+          <w:b/>
+          <w:bCs/>
+        </w:rPr>
+        <w:t>"</w:t>
+      </w:r>
+    </w:p>
+    <w:p>
+      <w:pPr>
+        <w:rPr>
+          <w:rFonts w:asciiTheme="minorBidi" w:hAnsiTheme="minorBidi"/>
+        </w:rPr>
+      </w:pPr>
+      <w:r>
+        <w:rPr>
+          <w:rFonts w:asciiTheme="minorBidi" w:hAnsiTheme="minorBidi"/>
+        </w:rPr>
+        <w:pict w14:anchorId="6FD327AE">
+          <v:rect id="_x0000_i1240" style="width:0;height:1.5pt" o:hralign="center" o:hrstd="t" o:hr="t" fillcolor="#a0a0a0" stroked="f"/>
+        </w:pict>
+      </w:r>
+    </w:p>
+    <w:p>
+      <w:pPr>
+        <w:rPr>
+          <w:rFonts w:asciiTheme="minorBidi" w:hAnsiTheme="minorBidi"/>
+          <w:b/>
+          <w:bCs/>
+        </w:rPr>
+      </w:pPr>
+      <w:r>
+        <w:rPr>
+          <w:rFonts w:ascii="Segoe UI Emoji" w:hAnsi="Segoe UI Emoji" w:cs="Segoe UI Emoji"/>
+          <w:b/>
+          <w:bCs/>
+        </w:rPr>
+        <w:t>🔹</w:t>
+      </w:r>
+      <w:r>
+        <w:rPr>
+          <w:rFonts w:asciiTheme="minorBidi" w:hAnsiTheme="minorBidi"/>
+          <w:b/>
+          <w:bCs/>
+        </w:rPr>
+        <w:t xml:space="preserve"> </w:t>
+      </w:r>
+      <w:r>
+        <w:rPr>
+          <w:rFonts w:asciiTheme="minorBidi" w:hAnsiTheme="minorBidi"/>
+          <w:b/>
+          <w:bCs/>
+          <w:rtl/>
+        </w:rPr>
+        <w:t xml:space="preserve">למה הנקודה </w:t>
+      </w:r>
+      <w:r>
+        <w:rPr>
+          <w:rFonts w:asciiTheme="minorBidi" w:hAnsiTheme="minorBidi"/>
+          <w:b/>
+          <w:bCs/>
+        </w:rPr>
+        <w:t>. ?</w:t>
+      </w:r>
+    </w:p>
+    <w:p>
+      <w:pPr>
+        <w:rPr>
+          <w:rFonts w:asciiTheme="minorBidi" w:hAnsiTheme="minorBidi"/>
+        </w:rPr>
+      </w:pPr>
+      <w:r>
+        <w:rPr>
+          <w:rFonts w:ascii="Segoe UI Emoji" w:hAnsi="Segoe UI Emoji" w:cs="Segoe UI Emoji"/>
+        </w:rPr>
+        <w:t>👉</w:t>
+      </w:r>
+      <w:r>
+        <w:rPr>
+          <w:rFonts w:asciiTheme="minorBidi" w:hAnsiTheme="minorBidi"/>
+        </w:rPr>
+        <w:t xml:space="preserve"> </w:t>
+      </w:r>
+      <w:r>
+        <w:rPr>
+          <w:rFonts w:asciiTheme="minorBidi" w:hAnsiTheme="minorBidi"/>
+          <w:rtl/>
+        </w:rPr>
+        <w:t>אומר</w:t>
+      </w:r>
+      <w:r>
+        <w:rPr>
+          <w:rFonts w:asciiTheme="minorBidi" w:hAnsiTheme="minorBidi"/>
+        </w:rPr>
+        <w:t>:</w:t>
+      </w:r>
+    </w:p>
+    <w:p>
+      <w:pPr>
+        <w:numPr>
+          <w:ilvl w:val="0"/>
+          <w:numId w:val="76"/>
+        </w:numPr>
+        <w:rPr>
+          <w:rFonts w:asciiTheme="minorBidi" w:hAnsiTheme="minorBidi"/>
+        </w:rPr>
+      </w:pPr>
+      <w:r>
+        <w:rPr>
+          <w:rFonts w:asciiTheme="minorBidi" w:hAnsiTheme="minorBidi"/>
+          <w:rtl/>
+        </w:rPr>
+        <w:t xml:space="preserve">כל הקבצים בתיקייה </w:t>
+      </w:r>
+    </w:p>
+    <w:p>
+      <w:pPr>
+        <w:rPr>
+          <w:rFonts w:asciiTheme="minorBidi" w:hAnsiTheme="minorBidi"/>
+        </w:rPr>
+      </w:pPr>
+      <w:r>
+        <w:rPr>
+          <w:rFonts w:asciiTheme="minorBidi" w:hAnsiTheme="minorBidi"/>
+        </w:rPr>
+        <w:pict w14:anchorId="12A6288A">
+          <v:rect id="_x0000_i1241" style="width:0;height:1.5pt" o:hralign="center" o:hrstd="t" o:hr="t" fillcolor="#a0a0a0" stroked="f"/>
+        </w:pict>
+      </w:r>
+    </w:p>
+    <w:p>
+      <w:pPr>
+        <w:rPr>
+          <w:rFonts w:asciiTheme="minorBidi" w:hAnsiTheme="minorBidi"/>
+          <w:b/>
+          <w:bCs/>
+        </w:rPr>
+      </w:pPr>
+      <w:r>
+        <w:rPr>
+          <w:rFonts w:ascii="Segoe UI Emoji" w:hAnsi="Segoe UI Emoji" w:cs="Segoe UI Emoji"/>
+          <w:b/>
+          <w:bCs/>
+        </w:rPr>
+        <w:t>🎯</w:t>
+      </w:r>
+      <w:r>
+        <w:rPr>
+          <w:rFonts w:asciiTheme="minorBidi" w:hAnsiTheme="minorBidi"/>
+          <w:b/>
+          <w:bCs/>
+        </w:rPr>
+        <w:t xml:space="preserve"> </w:t>
+      </w:r>
+      <w:r>
+        <w:rPr>
+          <w:rFonts w:asciiTheme="minorBidi" w:hAnsiTheme="minorBidi"/>
+          <w:b/>
+          <w:bCs/>
+          <w:rtl/>
+        </w:rPr>
+        <w:t>דוגמה</w:t>
+      </w:r>
+      <w:r>
+        <w:rPr>
+          <w:rFonts w:asciiTheme="minorBidi" w:hAnsiTheme="minorBidi"/>
+          <w:b/>
+          <w:bCs/>
+        </w:rPr>
+        <w:t>:</w:t>
+      </w:r>
+    </w:p>
+    <w:p>
+      <w:pPr>
+        <w:rPr>
+          <w:rFonts w:asciiTheme="minorBidi" w:hAnsiTheme="minorBidi"/>
+        </w:rPr>
+      </w:pPr>
+      <w:r>
+        <w:rPr>
+          <w:rFonts w:asciiTheme="minorBidi" w:hAnsiTheme="minorBidi"/>
+          <w:rtl/>
+        </w:rPr>
+        <w:t>שינית</w:t>
+      </w:r>
+      <w:r>
+        <w:rPr>
+          <w:rFonts w:asciiTheme="minorBidi" w:hAnsiTheme="minorBidi"/>
+        </w:rPr>
+        <w:t>:</w:t>
+      </w:r>
+    </w:p>
+    <w:p>
+      <w:pPr>
+        <w:numPr>
+          <w:ilvl w:val="0"/>
+          <w:numId w:val="77"/>
+        </w:numPr>
+        <w:rPr>
+          <w:rFonts w:asciiTheme="minorBidi" w:hAnsiTheme="minorBidi"/>
+        </w:rPr>
+      </w:pPr>
+      <w:r>
+        <w:rPr>
+          <w:rFonts w:asciiTheme="minorBidi" w:hAnsiTheme="minorBidi"/>
+        </w:rPr>
+        <w:t xml:space="preserve">index.html </w:t>
+      </w:r>
+    </w:p>
+    <w:p>
+      <w:pPr>
+        <w:numPr>
+          <w:ilvl w:val="0"/>
+          <w:numId w:val="77"/>
+        </w:numPr>
+        <w:rPr>
+          <w:rFonts w:asciiTheme="minorBidi" w:hAnsiTheme="minorBidi"/>
+        </w:rPr>
+      </w:pPr>
+      <w:r>
+        <w:rPr>
+          <w:rFonts w:asciiTheme="minorBidi" w:hAnsiTheme="minorBidi"/>
+        </w:rPr>
+        <w:t xml:space="preserve">style.css </w:t>
+      </w:r>
+    </w:p>
+    <w:p>
+      <w:pPr>
+        <w:rPr>
+          <w:rFonts w:asciiTheme="minorBidi" w:hAnsiTheme="minorBidi"/>
+        </w:rPr>
+      </w:pPr>
+      <w:r>
+        <w:rPr>
+          <w:rFonts w:ascii="Segoe UI Emoji" w:hAnsi="Segoe UI Emoji" w:cs="Segoe UI Emoji"/>
+        </w:rPr>
+        <w:t>👉</w:t>
+      </w:r>
+      <w:r>
+        <w:rPr>
+          <w:rFonts w:asciiTheme="minorBidi" w:hAnsiTheme="minorBidi"/>
+        </w:rPr>
+        <w:t xml:space="preserve"> git add . </w:t>
+      </w:r>
+      <w:r>
+        <w:rPr>
+          <w:rFonts w:asciiTheme="minorBidi" w:hAnsiTheme="minorBidi"/>
+          <w:rtl/>
+        </w:rPr>
+        <w:t>יבחר את שניהם</w:t>
+      </w:r>
+    </w:p>
+    <w:p>
+      <w:pPr>
+        <w:rPr>
+          <w:rFonts w:asciiTheme="minorBidi" w:hAnsiTheme="minorBidi"/>
+        </w:rPr>
+      </w:pPr>
+      <w:r>
+        <w:rPr>
+          <w:rFonts w:asciiTheme="minorBidi" w:hAnsiTheme="minorBidi"/>
+        </w:rPr>
+        <w:pict w14:anchorId="0B6DE005">
+          <v:rect id="_x0000_i1242" style="width:0;height:1.5pt" o:hralign="center" o:hrstd="t" o:hr="t" fillcolor="#a0a0a0" stroked="f"/>
+        </w:pict>
+      </w:r>
+    </w:p>
+    <w:p>
+      <w:pPr>
+        <w:rPr>
+          <w:rFonts w:asciiTheme="minorBidi" w:hAnsiTheme="minorBidi"/>
+          <w:b/>
+          <w:bCs/>
+        </w:rPr>
+      </w:pPr>
+      <w:r>
+        <w:rPr>
+          <w:rFonts w:ascii="Segoe UI Emoji" w:hAnsi="Segoe UI Emoji" w:cs="Segoe UI Emoji"/>
+          <w:b/>
+          <w:bCs/>
+        </w:rPr>
+        <w:t>📸</w:t>
+      </w:r>
+      <w:r>
+        <w:rPr>
+          <w:rFonts w:asciiTheme="minorBidi" w:hAnsiTheme="minorBidi"/>
+          <w:b/>
+          <w:bCs/>
+        </w:rPr>
+        <w:t xml:space="preserve"> 2. git commit -m "..."</w:t>
+      </w:r>
+    </w:p>
+    <w:p>
+      <w:pPr>
+        <w:rPr>
+          <w:rFonts w:asciiTheme="minorBidi" w:hAnsiTheme="minorBidi"/>
+          <w:b/>
+          <w:bCs/>
+        </w:rPr>
+      </w:pPr>
+      <w:r>
+        <w:rPr>
+          <w:rFonts w:ascii="Segoe UI Emoji" w:hAnsi="Segoe UI Emoji" w:cs="Segoe UI Emoji"/>
+          <w:b/>
+          <w:bCs/>
+        </w:rPr>
+        <w:t>🧾</w:t>
+      </w:r>
+      <w:r>
+        <w:rPr>
+          <w:rFonts w:asciiTheme="minorBidi" w:hAnsiTheme="minorBidi"/>
+          <w:b/>
+          <w:bCs/>
+        </w:rPr>
+        <w:t xml:space="preserve"> </w:t>
+      </w:r>
+      <w:r>
+        <w:rPr>
+          <w:rFonts w:asciiTheme="minorBidi" w:hAnsiTheme="minorBidi"/>
+          <w:b/>
+          <w:bCs/>
+          <w:rtl/>
+        </w:rPr>
+        <w:t>מה זה עושה</w:t>
+      </w:r>
+      <w:r>
+        <w:rPr>
+          <w:rFonts w:asciiTheme="minorBidi" w:hAnsiTheme="minorBidi"/>
+          <w:b/>
+          <w:bCs/>
+        </w:rPr>
+        <w:t>?</w:t>
+      </w:r>
+    </w:p>
+    <w:p>
+      <w:pPr>
+        <w:rPr>
+          <w:rFonts w:asciiTheme="minorBidi" w:hAnsiTheme="minorBidi"/>
+        </w:rPr>
+      </w:pPr>
+      <w:r>
+        <w:rPr>
+          <w:rFonts w:ascii="Segoe UI Emoji" w:hAnsi="Segoe UI Emoji" w:cs="Segoe UI Emoji"/>
+        </w:rPr>
+        <w:t>👉</w:t>
+      </w:r>
+      <w:r>
+        <w:rPr>
+          <w:rFonts w:asciiTheme="minorBidi" w:hAnsiTheme="minorBidi"/>
+        </w:rPr>
+        <w:t xml:space="preserve"> </w:t>
+      </w:r>
+      <w:r>
+        <w:rPr>
+          <w:rFonts w:asciiTheme="minorBidi" w:hAnsiTheme="minorBidi"/>
+          <w:rtl/>
+        </w:rPr>
+        <w:t>שומר גרסה של הקוד</w:t>
+      </w:r>
+    </w:p>
+    <w:p>
+      <w:pPr>
+        <w:rPr>
+          <w:rFonts w:asciiTheme="minorBidi" w:hAnsiTheme="minorBidi"/>
+        </w:rPr>
+      </w:pPr>
+      <w:r>
+        <w:rPr>
+          <w:rFonts w:asciiTheme="minorBidi" w:hAnsiTheme="minorBidi"/>
+        </w:rPr>
+        <w:lastRenderedPageBreak/>
+        <w:pict w14:anchorId="1137E7E7">
+          <v:rect id="_x0000_i1243" style="width:0;height:1.5pt" o:hralign="center" o:hrstd="t" o:hr="t" fillcolor="#a0a0a0" stroked="f"/>
+        </w:pict>
+      </w:r>
+    </w:p>
+    <w:p>
+      <w:pPr>
+        <w:rPr>
+          <w:rFonts w:asciiTheme="minorBidi" w:hAnsiTheme="minorBidi"/>
+          <w:b/>
+          <w:bCs/>
+        </w:rPr>
+      </w:pPr>
+      <w:r>
+        <w:rPr>
+          <w:rFonts w:ascii="Segoe UI Emoji" w:hAnsi="Segoe UI Emoji" w:cs="Segoe UI Emoji"/>
+          <w:b/>
+          <w:bCs/>
+        </w:rPr>
+        <w:t>🧠</w:t>
+      </w:r>
+      <w:r>
+        <w:rPr>
+          <w:rFonts w:asciiTheme="minorBidi" w:hAnsiTheme="minorBidi"/>
+          <w:b/>
+          <w:bCs/>
+        </w:rPr>
+        <w:t xml:space="preserve"> </w:t>
+      </w:r>
+      <w:r>
+        <w:rPr>
+          <w:rFonts w:asciiTheme="minorBidi" w:hAnsiTheme="minorBidi"/>
+          <w:b/>
+          <w:bCs/>
+          <w:rtl/>
+        </w:rPr>
+        <w:t>איך לחשוב על זה</w:t>
+      </w:r>
+      <w:r>
+        <w:rPr>
+          <w:rFonts w:asciiTheme="minorBidi" w:hAnsiTheme="minorBidi"/>
+          <w:b/>
+          <w:bCs/>
+        </w:rPr>
+        <w:t>:</w:t>
+      </w:r>
+    </w:p>
+    <w:p>
+      <w:pPr>
+        <w:rPr>
+          <w:rFonts w:asciiTheme="minorBidi" w:hAnsiTheme="minorBidi"/>
+        </w:rPr>
+      </w:pPr>
+      <w:r>
+        <w:rPr>
+          <w:rFonts w:ascii="Segoe UI Emoji" w:hAnsi="Segoe UI Emoji" w:cs="Segoe UI Emoji"/>
+        </w:rPr>
+        <w:t>👉</w:t>
+      </w:r>
+      <w:r>
+        <w:rPr>
+          <w:rFonts w:asciiTheme="minorBidi" w:hAnsiTheme="minorBidi"/>
+        </w:rPr>
+        <w:t xml:space="preserve"> </w:t>
+      </w:r>
+      <w:r>
+        <w:rPr>
+          <w:rFonts w:asciiTheme="minorBidi" w:hAnsiTheme="minorBidi"/>
+          <w:rtl/>
+        </w:rPr>
+        <w:t>זה כמו</w:t>
+      </w:r>
+      <w:r>
+        <w:rPr>
+          <w:rFonts w:asciiTheme="minorBidi" w:hAnsiTheme="minorBidi"/>
+        </w:rPr>
+        <w:t>:</w:t>
+      </w:r>
+      <w:r>
+        <w:rPr>
+          <w:rFonts w:asciiTheme="minorBidi" w:hAnsiTheme="minorBidi"/>
+        </w:rPr>
+        <w:br/>
+      </w:r>
+      <w:r>
+        <w:rPr>
+          <w:rFonts w:ascii="Segoe UI Emoji" w:hAnsi="Segoe UI Emoji" w:cs="Segoe UI Emoji"/>
+        </w:rPr>
+        <w:t>📷</w:t>
+      </w:r>
+      <w:r>
+        <w:rPr>
+          <w:rFonts w:asciiTheme="minorBidi" w:hAnsiTheme="minorBidi"/>
+        </w:rPr>
+        <w:t xml:space="preserve"> </w:t>
+      </w:r>
+      <w:r>
+        <w:rPr>
+          <w:rFonts w:asciiTheme="minorBidi" w:hAnsiTheme="minorBidi"/>
+          <w:rtl/>
+        </w:rPr>
+        <w:t>צילום מסך של הפרויקט שלך</w:t>
+      </w:r>
+    </w:p>
+    <w:p>
+      <w:pPr>
+        <w:rPr>
+          <w:rFonts w:asciiTheme="minorBidi" w:hAnsiTheme="minorBidi"/>
+        </w:rPr>
+      </w:pPr>
+      <w:r>
+        <w:rPr>
+          <w:rFonts w:asciiTheme="minorBidi" w:hAnsiTheme="minorBidi"/>
+        </w:rPr>
+        <w:pict w14:anchorId="28C8325B">
+          <v:rect id="_x0000_i1244" style="width:0;height:1.5pt" o:hralign="center" o:hrstd="t" o:hr="t" fillcolor="#a0a0a0" stroked="f"/>
+        </w:pict>
+      </w:r>
+    </w:p>
+    <w:p>
+      <w:pPr>
+        <w:rPr>
+          <w:rFonts w:asciiTheme="minorBidi" w:hAnsiTheme="minorBidi"/>
+          <w:b/>
+          <w:bCs/>
+        </w:rPr>
+      </w:pPr>
+      <w:r>
+        <w:rPr>
+          <w:rFonts w:ascii="Segoe UI Emoji" w:hAnsi="Segoe UI Emoji" w:cs="Segoe UI Emoji"/>
+          <w:b/>
+          <w:bCs/>
+        </w:rPr>
+        <w:t>🔹</w:t>
+      </w:r>
+      <w:r>
+        <w:rPr>
+          <w:rFonts w:asciiTheme="minorBidi" w:hAnsiTheme="minorBidi"/>
+          <w:b/>
+          <w:bCs/>
+        </w:rPr>
+        <w:t xml:space="preserve"> </w:t>
+      </w:r>
+      <w:r>
+        <w:rPr>
+          <w:rFonts w:asciiTheme="minorBidi" w:hAnsiTheme="minorBidi"/>
+          <w:b/>
+          <w:bCs/>
+          <w:rtl/>
+        </w:rPr>
+        <w:t xml:space="preserve">מה זה </w:t>
+      </w:r>
+      <w:r>
+        <w:rPr>
+          <w:rFonts w:asciiTheme="minorBidi" w:hAnsiTheme="minorBidi"/>
+          <w:b/>
+          <w:bCs/>
+        </w:rPr>
+        <w:t>-m ?</w:t>
+      </w:r>
+    </w:p>
+    <w:p>
+      <w:pPr>
+        <w:rPr>
+          <w:rFonts w:asciiTheme="minorBidi" w:hAnsiTheme="minorBidi"/>
+        </w:rPr>
+      </w:pPr>
+      <w:r>
+        <w:rPr>
+          <w:rFonts w:ascii="Segoe UI Emoji" w:hAnsi="Segoe UI Emoji" w:cs="Segoe UI Emoji"/>
+        </w:rPr>
+        <w:t>👉</w:t>
+      </w:r>
+      <w:r>
+        <w:rPr>
+          <w:rFonts w:asciiTheme="minorBidi" w:hAnsiTheme="minorBidi"/>
+        </w:rPr>
+        <w:t xml:space="preserve"> </w:t>
+      </w:r>
+      <w:r>
+        <w:rPr>
+          <w:rFonts w:asciiTheme="minorBidi" w:hAnsiTheme="minorBidi"/>
+          <w:rtl/>
+        </w:rPr>
+        <w:t>הודעה שמתארת מה עשית</w:t>
+      </w:r>
+    </w:p>
+    <w:p>
+      <w:pPr>
+        <w:rPr>
+          <w:rFonts w:asciiTheme="minorBidi" w:hAnsiTheme="minorBidi"/>
+        </w:rPr>
+      </w:pPr>
+      <w:r>
+        <w:rPr>
+          <w:rFonts w:asciiTheme="minorBidi" w:hAnsiTheme="minorBidi"/>
+        </w:rPr>
+        <w:pict w14:anchorId="234091B2">
+          <v:rect id="_x0000_i1245" style="width:0;height:1.5pt" o:hralign="center" o:hrstd="t" o:hr="t" fillcolor="#a0a0a0" stroked="f"/>
+        </w:pict>
+      </w:r>
+    </w:p>
+    <w:p>
+      <w:pPr>
+        <w:rPr>
+          <w:rFonts w:asciiTheme="minorBidi" w:hAnsiTheme="minorBidi"/>
+          <w:b/>
+          <w:bCs/>
+        </w:rPr>
+      </w:pPr>
+      <w:r>
+        <w:rPr>
+          <w:rFonts w:ascii="Segoe UI Emoji" w:hAnsi="Segoe UI Emoji" w:cs="Segoe UI Emoji"/>
+          <w:b/>
+          <w:bCs/>
+        </w:rPr>
+        <w:t>🎯</w:t>
+      </w:r>
+      <w:r>
+        <w:rPr>
+          <w:rFonts w:asciiTheme="minorBidi" w:hAnsiTheme="minorBidi"/>
+          <w:b/>
+          <w:bCs/>
+        </w:rPr>
+        <w:t xml:space="preserve"> </w:t>
+      </w:r>
+      <w:r>
+        <w:rPr>
+          <w:rFonts w:asciiTheme="minorBidi" w:hAnsiTheme="minorBidi"/>
+          <w:b/>
+          <w:bCs/>
+          <w:rtl/>
+        </w:rPr>
+        <w:t>דוגמה</w:t>
+      </w:r>
+      <w:r>
+        <w:rPr>
+          <w:rFonts w:asciiTheme="minorBidi" w:hAnsiTheme="minorBidi"/>
+          <w:b/>
+          <w:bCs/>
+        </w:rPr>
+        <w:t>:</w:t>
+      </w:r>
+    </w:p>
+    <w:p>
+      <w:pPr>
+        <w:rPr>
+          <w:rFonts w:asciiTheme="minorBidi" w:hAnsiTheme="minorBidi"/>
+        </w:rPr>
+      </w:pPr>
+      <w:r>
+        <w:rPr>
+          <w:rFonts w:asciiTheme="minorBidi" w:hAnsiTheme="minorBidi"/>
+        </w:rPr>
+        <w:t>git commit -m "added loading and form messages"</w:t>
+      </w:r>
+    </w:p>
+    <w:p>
+      <w:pPr>
+        <w:rPr>
+          <w:rFonts w:asciiTheme="minorBidi" w:hAnsiTheme="minorBidi"/>
+        </w:rPr>
+      </w:pPr>
+      <w:r>
+        <w:rPr>
+          <w:rFonts w:ascii="Segoe UI Emoji" w:hAnsi="Segoe UI Emoji" w:cs="Segoe UI Emoji"/>
+        </w:rPr>
+        <w:t>👉</w:t>
+      </w:r>
+      <w:r>
+        <w:rPr>
+          <w:rFonts w:asciiTheme="minorBidi" w:hAnsiTheme="minorBidi"/>
+        </w:rPr>
+        <w:t xml:space="preserve"> </w:t>
+      </w:r>
+      <w:r>
+        <w:rPr>
+          <w:rFonts w:asciiTheme="minorBidi" w:hAnsiTheme="minorBidi"/>
+          <w:rtl/>
+        </w:rPr>
+        <w:t>אומר</w:t>
+      </w:r>
+      <w:r>
+        <w:rPr>
+          <w:rFonts w:asciiTheme="minorBidi" w:hAnsiTheme="minorBidi"/>
+        </w:rPr>
+        <w:t>:</w:t>
+      </w:r>
+      <w:r>
+        <w:rPr>
+          <w:rFonts w:asciiTheme="minorBidi" w:hAnsiTheme="minorBidi"/>
+        </w:rPr>
+        <w:br/>
+        <w:t>"</w:t>
+      </w:r>
+      <w:r>
+        <w:rPr>
+          <w:rFonts w:asciiTheme="minorBidi" w:hAnsiTheme="minorBidi"/>
+          <w:rtl/>
+        </w:rPr>
+        <w:t>שמרתי גרסה שבה הוספתי טעינה והודעות</w:t>
+      </w:r>
+      <w:r>
+        <w:rPr>
+          <w:rFonts w:asciiTheme="minorBidi" w:hAnsiTheme="minorBidi"/>
+        </w:rPr>
+        <w:t>"</w:t>
+      </w:r>
+    </w:p>
+    <w:p>
+      <w:pPr>
+        <w:rPr>
+          <w:rFonts w:asciiTheme="minorBidi" w:hAnsiTheme="minorBidi"/>
+        </w:rPr>
+      </w:pPr>
+      <w:r>
+        <w:rPr>
+          <w:rFonts w:asciiTheme="minorBidi" w:hAnsiTheme="minorBidi"/>
+        </w:rPr>
+        <w:pict w14:anchorId="7F221BD2">
+          <v:rect id="_x0000_i1246" style="width:0;height:1.5pt" o:hralign="center" o:hrstd="t" o:hr="t" fillcolor="#a0a0a0" stroked="f"/>
+        </w:pict>
+      </w:r>
+    </w:p>
+    <w:p>
+      <w:pPr>
+        <w:rPr>
+          <w:rFonts w:asciiTheme="minorBidi" w:hAnsiTheme="minorBidi"/>
+          <w:b/>
+          <w:bCs/>
+        </w:rPr>
+      </w:pPr>
+      <w:r>
+        <w:rPr>
+          <w:rFonts w:ascii="Segoe UI Emoji" w:hAnsi="Segoe UI Emoji" w:cs="Segoe UI Emoji"/>
+          <w:b/>
+          <w:bCs/>
+        </w:rPr>
+        <w:t>🌍</w:t>
+      </w:r>
+      <w:r>
+        <w:rPr>
+          <w:rFonts w:asciiTheme="minorBidi" w:hAnsiTheme="minorBidi"/>
+          <w:b/>
+          <w:bCs/>
+        </w:rPr>
+        <w:t xml:space="preserve"> 3. git push</w:t>
+      </w:r>
+    </w:p>
+    <w:p>
+      <w:pPr>
+        <w:rPr>
+          <w:rFonts w:asciiTheme="minorBidi" w:hAnsiTheme="minorBidi"/>
+          <w:b/>
+          <w:bCs/>
+        </w:rPr>
+      </w:pPr>
+      <w:r>
+        <w:rPr>
+          <w:rFonts w:ascii="Segoe UI Emoji" w:hAnsi="Segoe UI Emoji" w:cs="Segoe UI Emoji"/>
+          <w:b/>
+          <w:bCs/>
+        </w:rPr>
+        <w:t>🧾</w:t>
+      </w:r>
+      <w:r>
+        <w:rPr>
+          <w:rFonts w:asciiTheme="minorBidi" w:hAnsiTheme="minorBidi"/>
+          <w:b/>
+          <w:bCs/>
+        </w:rPr>
+        <w:t xml:space="preserve"> </w:t>
+      </w:r>
+      <w:r>
+        <w:rPr>
+          <w:rFonts w:asciiTheme="minorBidi" w:hAnsiTheme="minorBidi"/>
+          <w:b/>
+          <w:bCs/>
+          <w:rtl/>
+        </w:rPr>
+        <w:t>מה זה עושה</w:t>
+      </w:r>
+      <w:r>
+        <w:rPr>
+          <w:rFonts w:asciiTheme="minorBidi" w:hAnsiTheme="minorBidi"/>
+          <w:b/>
+          <w:bCs/>
+        </w:rPr>
+        <w:t>?</w:t>
+      </w:r>
+    </w:p>
+    <w:p>
+      <w:pPr>
+        <w:rPr>
+          <w:rFonts w:asciiTheme="minorBidi" w:hAnsiTheme="minorBidi"/>
+        </w:rPr>
+      </w:pPr>
+      <w:r>
+        <w:rPr>
+          <w:rFonts w:ascii="Segoe UI Emoji" w:hAnsi="Segoe UI Emoji" w:cs="Segoe UI Emoji"/>
+        </w:rPr>
+        <w:t>👉</w:t>
+      </w:r>
+      <w:r>
+        <w:rPr>
+          <w:rFonts w:asciiTheme="minorBidi" w:hAnsiTheme="minorBidi"/>
+        </w:rPr>
+        <w:t xml:space="preserve"> </w:t>
+      </w:r>
+      <w:r>
+        <w:rPr>
+          <w:rFonts w:asciiTheme="minorBidi" w:hAnsiTheme="minorBidi"/>
+          <w:rtl/>
+        </w:rPr>
+        <w:t>מעלה את הקוד ל־</w:t>
+      </w:r>
+      <w:r>
+        <w:rPr>
+          <w:rFonts w:asciiTheme="minorBidi" w:hAnsiTheme="minorBidi"/>
+        </w:rPr>
+        <w:t>GitHub</w:t>
+      </w:r>
+    </w:p>
+    <w:p>
+      <w:pPr>
+        <w:rPr>
+          <w:rFonts w:asciiTheme="minorBidi" w:hAnsiTheme="minorBidi"/>
+        </w:rPr>
+      </w:pPr>
+      <w:r>
+        <w:rPr>
+          <w:rFonts w:asciiTheme="minorBidi" w:hAnsiTheme="minorBidi"/>
+        </w:rPr>
+        <w:pict w14:anchorId="5A925667">
+          <v:rect id="_x0000_i1247" style="width:0;height:1.5pt" o:hralign="center" o:hrstd="t" o:hr="t" fillcolor="#a0a0a0" stroked="f"/>
+        </w:pict>
+      </w:r>
+    </w:p>
+    <w:p>
+      <w:pPr>
+        <w:rPr>
+          <w:rFonts w:asciiTheme="minorBidi" w:hAnsiTheme="minorBidi"/>
+          <w:b/>
+          <w:bCs/>
+        </w:rPr>
+      </w:pPr>
+      <w:r>
+        <w:rPr>
+          <w:rFonts w:ascii="Segoe UI Emoji" w:hAnsi="Segoe UI Emoji" w:cs="Segoe UI Emoji"/>
+          <w:b/>
+          <w:bCs/>
+        </w:rPr>
+        <w:t>🧠</w:t>
+      </w:r>
+      <w:r>
+        <w:rPr>
+          <w:rFonts w:asciiTheme="minorBidi" w:hAnsiTheme="minorBidi"/>
+          <w:b/>
+          <w:bCs/>
+        </w:rPr>
+        <w:t xml:space="preserve"> </w:t>
+      </w:r>
+      <w:r>
+        <w:rPr>
+          <w:rFonts w:asciiTheme="minorBidi" w:hAnsiTheme="minorBidi"/>
+          <w:b/>
+          <w:bCs/>
+          <w:rtl/>
+        </w:rPr>
+        <w:t>איך לחשוב על זה</w:t>
+      </w:r>
+      <w:r>
+        <w:rPr>
+          <w:rFonts w:asciiTheme="minorBidi" w:hAnsiTheme="minorBidi"/>
+          <w:b/>
+          <w:bCs/>
+        </w:rPr>
+        <w:t>:</w:t>
+      </w:r>
+    </w:p>
+    <w:p>
+      <w:pPr>
+        <w:rPr>
+          <w:rFonts w:asciiTheme="minorBidi" w:hAnsiTheme="minorBidi"/>
+        </w:rPr>
+      </w:pPr>
+      <w:r>
+        <w:rPr>
+          <w:rFonts w:ascii="Segoe UI Emoji" w:hAnsi="Segoe UI Emoji" w:cs="Segoe UI Emoji"/>
+        </w:rPr>
+        <w:t>👉</w:t>
+      </w:r>
+      <w:r>
+        <w:rPr>
+          <w:rFonts w:asciiTheme="minorBidi" w:hAnsiTheme="minorBidi"/>
+        </w:rPr>
+        <w:t xml:space="preserve"> </w:t>
+      </w:r>
+      <w:r>
+        <w:rPr>
+          <w:rFonts w:asciiTheme="minorBidi" w:hAnsiTheme="minorBidi"/>
+          <w:rtl/>
+        </w:rPr>
+        <w:t>אתה אומר</w:t>
+      </w:r>
+      <w:r>
+        <w:rPr>
+          <w:rFonts w:asciiTheme="minorBidi" w:hAnsiTheme="minorBidi"/>
+        </w:rPr>
+        <w:t>:</w:t>
+      </w:r>
+      <w:r>
+        <w:rPr>
+          <w:rFonts w:asciiTheme="minorBidi" w:hAnsiTheme="minorBidi"/>
+        </w:rPr>
+        <w:br/>
+      </w:r>
+      <w:r>
+        <w:rPr>
+          <w:rFonts w:asciiTheme="minorBidi" w:hAnsiTheme="minorBidi"/>
+          <w:b/>
+          <w:bCs/>
+        </w:rPr>
+        <w:t>"</w:t>
+      </w:r>
+      <w:r>
+        <w:rPr>
+          <w:rFonts w:asciiTheme="minorBidi" w:hAnsiTheme="minorBidi"/>
+          <w:b/>
+          <w:bCs/>
+          <w:rtl/>
+        </w:rPr>
+        <w:t>שלח את זה לענן</w:t>
+      </w:r>
+      <w:r>
+        <w:rPr>
+          <w:rFonts w:asciiTheme="minorBidi" w:hAnsiTheme="minorBidi"/>
+          <w:b/>
+          <w:bCs/>
+        </w:rPr>
+        <w:t>"</w:t>
+      </w:r>
+    </w:p>
+    <w:p>
+      <w:pPr>
+        <w:rPr>
+          <w:rFonts w:asciiTheme="minorBidi" w:hAnsiTheme="minorBidi"/>
+        </w:rPr>
+      </w:pPr>
+      <w:r>
+        <w:rPr>
+          <w:rFonts w:asciiTheme="minorBidi" w:hAnsiTheme="minorBidi"/>
+        </w:rPr>
+        <w:pict w14:anchorId="3B0984DC">
+          <v:rect id="_x0000_i1248" style="width:0;height:1.5pt" o:hralign="center" o:hrstd="t" o:hr="t" fillcolor="#a0a0a0" stroked="f"/>
+        </w:pict>
+      </w:r>
+    </w:p>
+    <w:p>
+      <w:pPr>
+        <w:rPr>
+          <w:rFonts w:asciiTheme="minorBidi" w:hAnsiTheme="minorBidi"/>
+          <w:b/>
+          <w:bCs/>
+        </w:rPr>
+      </w:pPr>
+      <w:r>
+        <w:rPr>
+          <w:rFonts w:ascii="Segoe UI Emoji" w:hAnsi="Segoe UI Emoji" w:cs="Segoe UI Emoji"/>
+          <w:b/>
+          <w:bCs/>
+        </w:rPr>
+        <w:t>🎯</w:t>
+      </w:r>
+      <w:r>
+        <w:rPr>
+          <w:rFonts w:asciiTheme="minorBidi" w:hAnsiTheme="minorBidi"/>
+          <w:b/>
+          <w:bCs/>
+        </w:rPr>
+        <w:t xml:space="preserve"> </w:t>
+      </w:r>
+      <w:r>
+        <w:rPr>
+          <w:rFonts w:asciiTheme="minorBidi" w:hAnsiTheme="minorBidi"/>
+          <w:b/>
+          <w:bCs/>
+          <w:rtl/>
+        </w:rPr>
+        <w:t>מה קורה בפועל</w:t>
+      </w:r>
+      <w:r>
+        <w:rPr>
+          <w:rFonts w:asciiTheme="minorBidi" w:hAnsiTheme="minorBidi"/>
+          <w:b/>
+          <w:bCs/>
+        </w:rPr>
+        <w:t>:</w:t>
+      </w:r>
+    </w:p>
+    <w:p>
+      <w:pPr>
+        <w:numPr>
+          <w:ilvl w:val="0"/>
+          <w:numId w:val="78"/>
+        </w:numPr>
+        <w:rPr>
+          <w:rFonts w:asciiTheme="minorBidi" w:hAnsiTheme="minorBidi"/>
+        </w:rPr>
+      </w:pPr>
+      <w:r>
+        <w:rPr>
+          <w:rFonts w:asciiTheme="minorBidi" w:hAnsiTheme="minorBidi"/>
+          <w:rtl/>
+        </w:rPr>
+        <w:t xml:space="preserve">הקוד עובר מהמחשב שלך </w:t>
+      </w:r>
+    </w:p>
+    <w:p>
+      <w:pPr>
+        <w:numPr>
+          <w:ilvl w:val="0"/>
+          <w:numId w:val="78"/>
+        </w:numPr>
+        <w:rPr>
+          <w:rFonts w:asciiTheme="minorBidi" w:hAnsiTheme="minorBidi"/>
+        </w:rPr>
+      </w:pPr>
+      <w:r>
+        <w:rPr>
+          <w:rFonts w:asciiTheme="minorBidi" w:hAnsiTheme="minorBidi"/>
+          <w:rtl/>
+        </w:rPr>
+        <w:t>ל־</w:t>
+      </w:r>
+      <w:r>
+        <w:rPr>
+          <w:rFonts w:asciiTheme="minorBidi" w:hAnsiTheme="minorBidi"/>
+        </w:rPr>
+        <w:t xml:space="preserve">GitHub </w:t>
+      </w:r>
+    </w:p>
+    <w:p>
+      <w:pPr>
+        <w:numPr>
+          <w:ilvl w:val="0"/>
+          <w:numId w:val="78"/>
+        </w:numPr>
+        <w:rPr>
+          <w:rFonts w:asciiTheme="minorBidi" w:hAnsiTheme="minorBidi"/>
+        </w:rPr>
+      </w:pPr>
+      <w:r>
+        <w:rPr>
+          <w:rFonts w:asciiTheme="minorBidi" w:hAnsiTheme="minorBidi"/>
+          <w:rtl/>
+        </w:rPr>
+        <w:t xml:space="preserve">ומתעדכן שם </w:t>
+      </w:r>
+    </w:p>
+    <w:p>
+      <w:pPr>
+        <w:rPr>
+          <w:rFonts w:asciiTheme="minorBidi" w:hAnsiTheme="minorBidi"/>
+        </w:rPr>
+      </w:pPr>
+      <w:r>
+        <w:rPr>
+          <w:rFonts w:asciiTheme="minorBidi" w:hAnsiTheme="minorBidi"/>
+        </w:rPr>
+        <w:pict w14:anchorId="773AC4C9">
+          <v:rect id="_x0000_i1249" style="width:0;height:1.5pt" o:hralign="center" o:hrstd="t" o:hr="t" fillcolor="#a0a0a0" stroked="f"/>
+        </w:pict>
+      </w:r>
+    </w:p>
+    <w:p>
+      <w:pPr>
+        <w:rPr>
+          <w:rFonts w:asciiTheme="minorBidi" w:hAnsiTheme="minorBidi"/>
+          <w:b/>
+          <w:bCs/>
+        </w:rPr>
+      </w:pPr>
+      <w:r>
+        <w:rPr>
+          <w:rFonts w:ascii="Segoe UI Emoji" w:hAnsi="Segoe UI Emoji" w:cs="Segoe UI Emoji"/>
+          <w:b/>
+          <w:bCs/>
+        </w:rPr>
+        <w:t>🧠</w:t>
+      </w:r>
+      <w:r>
+        <w:rPr>
+          <w:rFonts w:asciiTheme="minorBidi" w:hAnsiTheme="minorBidi"/>
+          <w:b/>
+          <w:bCs/>
+        </w:rPr>
+        <w:t xml:space="preserve"> </w:t>
+      </w:r>
+      <w:r>
+        <w:rPr>
+          <w:rFonts w:asciiTheme="minorBidi" w:hAnsiTheme="minorBidi"/>
+          <w:b/>
+          <w:bCs/>
+          <w:rtl/>
+        </w:rPr>
+        <w:t>סיכום הכי פשוט בעולם</w:t>
+      </w:r>
+    </w:p>
+    <w:tbl>
+      <w:tblPr>
+        <w:tblW w:w="0" w:type="auto"/>
+        <w:tblCellSpacing w:w="15" w:type="dxa"/>
+        <w:tblCellMar>
+          <w:top w:w="15" w:type="dxa"/>
+          <w:left w:w="15" w:type="dxa"/>
+          <w:bottom w:w="15" w:type="dxa"/>
+          <w:right w:w="15" w:type="dxa"/>
+        </w:tblCellMar>
+        <w:tblLook w:val="04A0" w:firstRow="1" w:lastRow="0" w:firstColumn="1" w:lastColumn="0" w:noHBand="0" w:noVBand="1"/>
+      </w:tblPr>
+      <w:tblGrid>
+        <w:gridCol w:w="504"/>
+        <w:gridCol w:w="1154"/>
+        <w:gridCol w:w="1549"/>
+      </w:tblGrid>
+      <w:tr>
+        <w:trPr>
+          <w:tblHeader/>
+          <w:tblCellSpacing w:w="15" w:type="dxa"/>
+        </w:trPr>
+        <w:tc>
+          <w:tcPr>
+            <w:tcW w:w="0" w:type="auto"/>
+            <w:vAlign w:val="center"/>
+            <w:hideMark/>
+          </w:tcPr>
+          <w:p>
+            <w:pPr>
+              <w:rPr>
+                <w:rFonts w:asciiTheme="minorBidi" w:hAnsiTheme="minorBidi"/>
+                <w:b/>
+                <w:bCs/>
+              </w:rPr>
+            </w:pPr>
+            <w:r>
+              <w:rPr>
+                <w:rFonts w:asciiTheme="minorBidi" w:hAnsiTheme="minorBidi"/>
+                <w:b/>
+                <w:bCs/>
+                <w:rtl/>
+              </w:rPr>
+              <w:lastRenderedPageBreak/>
+              <w:t>שלב</w:t>
+            </w:r>
+          </w:p>
+        </w:tc>
+        <w:tc>
+          <w:tcPr>
+            <w:tcW w:w="0" w:type="auto"/>
+            <w:vAlign w:val="center"/>
+            <w:hideMark/>
+          </w:tcPr>
+          <w:p>
+            <w:pPr>
+              <w:rPr>
+                <w:rFonts w:asciiTheme="minorBidi" w:hAnsiTheme="minorBidi"/>
+                <w:b/>
+                <w:bCs/>
+              </w:rPr>
+            </w:pPr>
+            <w:r>
+              <w:rPr>
+                <w:rFonts w:asciiTheme="minorBidi" w:hAnsiTheme="minorBidi"/>
+                <w:b/>
+                <w:bCs/>
+                <w:rtl/>
+              </w:rPr>
+              <w:t>פקודה</w:t>
+            </w:r>
+          </w:p>
+        </w:tc>
+        <w:tc>
+          <w:tcPr>
+            <w:tcW w:w="0" w:type="auto"/>
+            <w:vAlign w:val="center"/>
+            <w:hideMark/>
+          </w:tcPr>
+          <w:p>
+            <w:pPr>
+              <w:rPr>
+                <w:rFonts w:asciiTheme="minorBidi" w:hAnsiTheme="minorBidi"/>
+                <w:b/>
+                <w:bCs/>
+              </w:rPr>
+            </w:pPr>
+            <w:r>
+              <w:rPr>
+                <w:rFonts w:asciiTheme="minorBidi" w:hAnsiTheme="minorBidi"/>
+                <w:b/>
+                <w:bCs/>
+                <w:rtl/>
+              </w:rPr>
+              <w:t>מה היא עושה</w:t>
+            </w:r>
+          </w:p>
+        </w:tc>
+      </w:tr>
+      <w:tr>
+        <w:trPr>
+          <w:tblCellSpacing w:w="15" w:type="dxa"/>
+        </w:trPr>
+        <w:tc>
+          <w:tcPr>
+            <w:tcW w:w="0" w:type="auto"/>
+            <w:vAlign w:val="center"/>
+            <w:hideMark/>
+          </w:tcPr>
+          <w:p>
+            <w:pPr>
+              <w:rPr>
+                <w:rFonts w:asciiTheme="minorBidi" w:hAnsiTheme="minorBidi"/>
+              </w:rPr>
+            </w:pPr>
+            <w:r>
+              <w:rPr>
+                <w:rFonts w:asciiTheme="minorBidi" w:hAnsiTheme="minorBidi"/>
+              </w:rPr>
+              <w:t>1</w:t>
+            </w:r>
+          </w:p>
+        </w:tc>
+        <w:tc>
+          <w:tcPr>
+            <w:tcW w:w="0" w:type="auto"/>
+            <w:vAlign w:val="center"/>
+            <w:hideMark/>
+          </w:tcPr>
+          <w:p>
+            <w:pPr>
+              <w:rPr>
+                <w:rFonts w:asciiTheme="minorBidi" w:hAnsiTheme="minorBidi"/>
+              </w:rPr>
+            </w:pPr>
+            <w:r>
+              <w:rPr>
+                <w:rFonts w:asciiTheme="minorBidi" w:hAnsiTheme="minorBidi"/>
+              </w:rPr>
+              <w:t>git add .</w:t>
+            </w:r>
+          </w:p>
+        </w:tc>
+        <w:tc>
+          <w:tcPr>
+            <w:tcW w:w="0" w:type="auto"/>
+            <w:vAlign w:val="center"/>
+            <w:hideMark/>
+          </w:tcPr>
+          <w:p>
+            <w:pPr>
+              <w:rPr>
+                <w:rFonts w:asciiTheme="minorBidi" w:hAnsiTheme="minorBidi"/>
+              </w:rPr>
+            </w:pPr>
+            <w:r>
+              <w:rPr>
+                <w:rFonts w:asciiTheme="minorBidi" w:hAnsiTheme="minorBidi"/>
+                <w:rtl/>
+              </w:rPr>
+              <w:t>בוחר קבצים</w:t>
+            </w:r>
+          </w:p>
+        </w:tc>
+      </w:tr>
+      <w:tr>
+        <w:trPr>
+          <w:tblCellSpacing w:w="15" w:type="dxa"/>
+        </w:trPr>
+        <w:tc>
+          <w:tcPr>
+            <w:tcW w:w="0" w:type="auto"/>
+            <w:vAlign w:val="center"/>
+            <w:hideMark/>
+          </w:tcPr>
+          <w:p>
+            <w:pPr>
+              <w:rPr>
+                <w:rFonts w:asciiTheme="minorBidi" w:hAnsiTheme="minorBidi"/>
+              </w:rPr>
+            </w:pPr>
+            <w:r>
+              <w:rPr>
+                <w:rFonts w:asciiTheme="minorBidi" w:hAnsiTheme="minorBidi"/>
+              </w:rPr>
+              <w:t>2</w:t>
+            </w:r>
+          </w:p>
+        </w:tc>
+        <w:tc>
+          <w:tcPr>
+            <w:tcW w:w="0" w:type="auto"/>
+            <w:vAlign w:val="center"/>
+            <w:hideMark/>
+          </w:tcPr>
+          <w:p>
+            <w:pPr>
+              <w:rPr>
+                <w:rFonts w:asciiTheme="minorBidi" w:hAnsiTheme="minorBidi"/>
+              </w:rPr>
+            </w:pPr>
+            <w:r>
+              <w:rPr>
+                <w:rFonts w:asciiTheme="minorBidi" w:hAnsiTheme="minorBidi"/>
+              </w:rPr>
+              <w:t>git commit</w:t>
+            </w:r>
+          </w:p>
+        </w:tc>
+        <w:tc>
+          <w:tcPr>
+            <w:tcW w:w="0" w:type="auto"/>
+            <w:vAlign w:val="center"/>
+            <w:hideMark/>
+          </w:tcPr>
+          <w:p>
+            <w:pPr>
+              <w:rPr>
+                <w:rFonts w:asciiTheme="minorBidi" w:hAnsiTheme="minorBidi"/>
+              </w:rPr>
+            </w:pPr>
+            <w:r>
+              <w:rPr>
+                <w:rFonts w:asciiTheme="minorBidi" w:hAnsiTheme="minorBidi"/>
+                <w:rtl/>
+              </w:rPr>
+              <w:t>שומר גרסה</w:t>
+            </w:r>
+          </w:p>
+        </w:tc>
+      </w:tr>
+      <w:tr>
+        <w:trPr>
+          <w:tblCellSpacing w:w="15" w:type="dxa"/>
+        </w:trPr>
+        <w:tc>
+          <w:tcPr>
+            <w:tcW w:w="0" w:type="auto"/>
+            <w:vAlign w:val="center"/>
+            <w:hideMark/>
+          </w:tcPr>
+          <w:p>
+            <w:pPr>
+              <w:rPr>
+                <w:rFonts w:asciiTheme="minorBidi" w:hAnsiTheme="minorBidi"/>
+              </w:rPr>
+            </w:pPr>
+            <w:r>
+              <w:rPr>
+                <w:rFonts w:asciiTheme="minorBidi" w:hAnsiTheme="minorBidi"/>
+              </w:rPr>
+              <w:t>3</w:t>
+            </w:r>
+          </w:p>
+        </w:tc>
+        <w:tc>
+          <w:tcPr>
+            <w:tcW w:w="0" w:type="auto"/>
+            <w:vAlign w:val="center"/>
+            <w:hideMark/>
+          </w:tcPr>
+          <w:p>
+            <w:pPr>
+              <w:rPr>
+                <w:rFonts w:asciiTheme="minorBidi" w:hAnsiTheme="minorBidi"/>
+              </w:rPr>
+            </w:pPr>
+            <w:r>
+              <w:rPr>
+                <w:rFonts w:asciiTheme="minorBidi" w:hAnsiTheme="minorBidi"/>
+              </w:rPr>
+              <w:t>git push</w:t>
+            </w:r>
+          </w:p>
+        </w:tc>
+        <w:tc>
+          <w:tcPr>
+            <w:tcW w:w="0" w:type="auto"/>
+            <w:vAlign w:val="center"/>
+            <w:hideMark/>
+          </w:tcPr>
+          <w:p>
+            <w:pPr>
+              <w:rPr>
+                <w:rFonts w:asciiTheme="minorBidi" w:hAnsiTheme="minorBidi"/>
+              </w:rPr>
+            </w:pPr>
+            <w:r>
+              <w:rPr>
+                <w:rFonts w:asciiTheme="minorBidi" w:hAnsiTheme="minorBidi"/>
+                <w:rtl/>
+              </w:rPr>
+              <w:t>מעלה לאינטרנט</w:t>
+            </w:r>
+          </w:p>
+        </w:tc>
+      </w:tr>
+    </w:tbl>
+    <w:p>
+      <w:pPr>
+        <w:rPr>
+          <w:rFonts w:asciiTheme="minorBidi" w:hAnsiTheme="minorBidi"/>
+        </w:rPr>
+      </w:pPr>
+      <w:r>
+        <w:rPr>
+          <w:rFonts w:asciiTheme="minorBidi" w:hAnsiTheme="minorBidi"/>
+        </w:rPr>
+        <w:pict w14:anchorId="249C3D32">
+          <v:rect id="_x0000_i1250" style="width:0;height:1.5pt" o:hralign="center" o:hrstd="t" o:hr="t" fillcolor="#a0a0a0" stroked="f"/>
+        </w:pict>
+      </w:r>
+    </w:p>
+    <w:p>
+      <w:pPr>
+        <w:rPr>
+          <w:rFonts w:asciiTheme="minorBidi" w:hAnsiTheme="minorBidi"/>
+          <w:b/>
+          <w:bCs/>
+        </w:rPr>
+      </w:pPr>
+      <w:r>
+        <w:rPr>
+          <w:rFonts w:ascii="Segoe UI Emoji" w:hAnsi="Segoe UI Emoji" w:cs="Segoe UI Emoji"/>
+          <w:b/>
+          <w:bCs/>
+        </w:rPr>
+        <w:t>🔥</w:t>
+      </w:r>
+      <w:r>
+        <w:rPr>
+          <w:rFonts w:asciiTheme="minorBidi" w:hAnsiTheme="minorBidi"/>
+          <w:b/>
+          <w:bCs/>
+        </w:rPr>
+        <w:t xml:space="preserve"> </w:t>
+      </w:r>
+      <w:r>
+        <w:rPr>
+          <w:rFonts w:asciiTheme="minorBidi" w:hAnsiTheme="minorBidi"/>
+          <w:b/>
+          <w:bCs/>
+          <w:rtl/>
+        </w:rPr>
+        <w:t>משפט זהב</w:t>
+      </w:r>
+    </w:p>
+    <w:p>
+      <w:pPr>
+        <w:rPr>
+          <w:rFonts w:asciiTheme="minorBidi" w:hAnsiTheme="minorBidi"/>
+        </w:rPr>
+      </w:pPr>
+      <w:r>
+        <w:rPr>
+          <w:rFonts w:ascii="Segoe UI Emoji" w:hAnsi="Segoe UI Emoji" w:cs="Segoe UI Emoji"/>
+        </w:rPr>
+        <w:t>👉</w:t>
+      </w:r>
+      <w:r>
+        <w:rPr>
+          <w:rFonts w:asciiTheme="minorBidi" w:hAnsiTheme="minorBidi"/>
+        </w:rPr>
+        <w:br/>
+        <w:t xml:space="preserve">add = </w:t>
+      </w:r>
+      <w:r>
+        <w:rPr>
+          <w:rFonts w:asciiTheme="minorBidi" w:hAnsiTheme="minorBidi"/>
+          <w:rtl/>
+        </w:rPr>
+        <w:t>לבחור</w:t>
+      </w:r>
+      <w:r>
+        <w:rPr>
+          <w:rFonts w:asciiTheme="minorBidi" w:hAnsiTheme="minorBidi"/>
+        </w:rPr>
+        <w:br/>
+        <w:t xml:space="preserve">commit = </w:t>
+      </w:r>
+      <w:r>
+        <w:rPr>
+          <w:rFonts w:asciiTheme="minorBidi" w:hAnsiTheme="minorBidi"/>
+          <w:rtl/>
+        </w:rPr>
+        <w:t>לשמור</w:t>
+      </w:r>
+      <w:r>
+        <w:rPr>
+          <w:rFonts w:asciiTheme="minorBidi" w:hAnsiTheme="minorBidi"/>
+        </w:rPr>
+        <w:br/>
+        <w:t xml:space="preserve">push = </w:t>
+      </w:r>
+      <w:r>
+        <w:rPr>
+          <w:rFonts w:asciiTheme="minorBidi" w:hAnsiTheme="minorBidi"/>
+          <w:rtl/>
+        </w:rPr>
+        <w:t>לשתף</w:t>
+      </w:r>
+    </w:p>
+    <w:p>
+      <w:pPr>
+        <w:rPr>
+          <w:rFonts w:asciiTheme="minorBidi" w:hAnsiTheme="minorBidi" w:hint="cs"/>
+          <w:rtl/>
+        </w:rPr>
+      </w:pPr>
+    </w:p>
+    <w:p>
+      <w:pPr>
+        <w:rPr>
+          <w:rFonts w:asciiTheme="minorBidi" w:hAnsiTheme="minorBidi"/>
+          <w:b/>
+          <w:bCs/>
+          <w:rtl/>
+        </w:rPr>
+      </w:pPr>
+    </w:p>
+    <w:p>
+      <w:pPr>
+        <w:rPr>
+          <w:rFonts w:asciiTheme="minorBidi" w:hAnsiTheme="minorBidi"/>
+          <w:b/>
+          <w:bCs/>
+          <w:rtl/>
+        </w:rPr>
+      </w:pPr>
+    </w:p>
+    <w:p>
+      <w:pPr>
+        <w:rPr>
+          <w:rFonts w:asciiTheme="minorBidi" w:hAnsiTheme="minorBidi"/>
+          <w:b/>
+          <w:bCs/>
+        </w:rPr>
+      </w:pPr>
+      <w:r>
+        <w:rPr>
+          <w:rFonts w:asciiTheme="minorBidi" w:hAnsiTheme="minorBidi"/>
+          <w:b/>
+          <w:bCs/>
+          <w:rtl/>
+        </w:rPr>
+        <w:t>סיכום</w:t>
+      </w:r>
+      <w:r>
+        <w:rPr>
+          <w:rFonts w:asciiTheme="minorBidi" w:hAnsiTheme="minorBidi" w:hint="cs"/>
+          <w:b/>
+          <w:bCs/>
+          <w:rtl/>
+        </w:rPr>
+        <w:t xml:space="preserve"> - </w:t>
+      </w:r>
+    </w:p>
+    <w:p>
+      <w:pPr>
+        <w:rPr>
+          <w:rFonts w:asciiTheme="minorBidi" w:hAnsiTheme="minorBidi"/>
+        </w:rPr>
+      </w:pPr>
+      <w:r>
+        <w:rPr>
+          <w:rFonts w:asciiTheme="minorBidi" w:hAnsiTheme="minorBidi"/>
+        </w:rPr>
+        <w:t xml:space="preserve"> </w:t>
+      </w:r>
+      <w:proofErr w:type="spellStart"/>
+      <w:r>
+        <w:rPr>
+          <w:rFonts w:asciiTheme="minorBidi" w:hAnsiTheme="minorBidi"/>
+        </w:rPr>
+        <w:t>init</w:t>
+      </w:r>
+      <w:proofErr w:type="spellEnd"/>
+      <w:r>
+        <w:rPr>
+          <w:rFonts w:asciiTheme="minorBidi" w:hAnsiTheme="minorBidi"/>
+          <w:rtl/>
+        </w:rPr>
+        <w:tab/>
+      </w:r>
+      <w:r>
+        <w:rPr>
+          <w:rFonts w:asciiTheme="minorBidi" w:hAnsiTheme="minorBidi"/>
+          <w:rtl/>
+        </w:rPr>
+        <w:tab/>
+      </w:r>
+      <w:r>
+        <w:rPr>
+          <w:rFonts w:asciiTheme="minorBidi" w:hAnsiTheme="minorBidi" w:hint="cs"/>
+          <w:rtl/>
+        </w:rPr>
+        <w:t xml:space="preserve">- </w:t>
+      </w:r>
+      <w:r>
+        <w:rPr>
+          <w:rFonts w:asciiTheme="minorBidi" w:hAnsiTheme="minorBidi"/>
+          <w:rtl/>
+        </w:rPr>
+        <w:t>להתחיל</w:t>
+      </w:r>
+      <w:r>
+        <w:rPr>
+          <w:rFonts w:asciiTheme="minorBidi" w:hAnsiTheme="minorBidi"/>
+        </w:rPr>
+        <w:br/>
+      </w:r>
+      <w:r>
+        <w:rPr>
+          <w:rFonts w:ascii="Segoe UI Emoji" w:hAnsi="Segoe UI Emoji" w:cs="Segoe UI Emoji"/>
+        </w:rPr>
+        <w:t xml:space="preserve"> </w:t>
+      </w:r>
+      <w:r>
+        <w:rPr>
+          <w:rFonts w:asciiTheme="minorBidi" w:hAnsiTheme="minorBidi"/>
+        </w:rPr>
+        <w:t>add</w:t>
+      </w:r>
+      <w:r>
+        <w:rPr>
+          <w:rFonts w:asciiTheme="minorBidi" w:hAnsiTheme="minorBidi"/>
+          <w:rtl/>
+        </w:rPr>
+        <w:tab/>
+      </w:r>
+      <w:r>
+        <w:rPr>
+          <w:rFonts w:asciiTheme="minorBidi" w:hAnsiTheme="minorBidi"/>
+          <w:rtl/>
+        </w:rPr>
+        <w:tab/>
+      </w:r>
+      <w:r>
+        <w:rPr>
+          <w:rFonts w:asciiTheme="minorBidi" w:hAnsiTheme="minorBidi" w:hint="cs"/>
+          <w:rtl/>
+        </w:rPr>
+        <w:t xml:space="preserve">- </w:t>
+      </w:r>
+      <w:r>
+        <w:rPr>
+          <w:rFonts w:asciiTheme="minorBidi" w:hAnsiTheme="minorBidi"/>
+          <w:rtl/>
+        </w:rPr>
+        <w:t>לבחור קבצים</w:t>
+      </w:r>
+      <w:r>
+        <w:rPr>
+          <w:rFonts w:asciiTheme="minorBidi" w:hAnsiTheme="minorBidi"/>
+        </w:rPr>
+        <w:br/>
+      </w:r>
+      <w:r>
+        <w:rPr>
+          <w:rFonts w:ascii="Segoe UI Emoji" w:hAnsi="Segoe UI Emoji" w:cs="Segoe UI Emoji"/>
+        </w:rPr>
+        <w:t xml:space="preserve"> </w:t>
+      </w:r>
+      <w:r>
+        <w:rPr>
+          <w:rFonts w:asciiTheme="minorBidi" w:hAnsiTheme="minorBidi"/>
+        </w:rPr>
+        <w:t>commit</w:t>
+      </w:r>
+      <w:r>
+        <w:rPr>
+          <w:rFonts w:asciiTheme="minorBidi" w:hAnsiTheme="minorBidi"/>
+          <w:rtl/>
+        </w:rPr>
+        <w:tab/>
+      </w:r>
+      <w:r>
+        <w:rPr>
+          <w:rFonts w:asciiTheme="minorBidi" w:hAnsiTheme="minorBidi" w:hint="cs"/>
+          <w:rtl/>
+        </w:rPr>
+        <w:t xml:space="preserve">- </w:t>
+      </w:r>
+      <w:r>
+        <w:rPr>
+          <w:rFonts w:asciiTheme="minorBidi" w:hAnsiTheme="minorBidi"/>
+          <w:rtl/>
+        </w:rPr>
+        <w:t>לשמור</w:t>
+      </w:r>
+      <w:r>
+        <w:rPr>
+          <w:rFonts w:asciiTheme="minorBidi" w:hAnsiTheme="minorBidi"/>
+        </w:rPr>
+        <w:br/>
+        <w:t>push</w:t>
+      </w:r>
+      <w:r>
+        <w:rPr>
+          <w:rFonts w:asciiTheme="minorBidi" w:hAnsiTheme="minorBidi" w:hint="cs"/>
+          <w:rtl/>
+        </w:rPr>
+        <w:t xml:space="preserve"> </w:t>
+      </w:r>
+      <w:r>
+        <w:rPr>
+          <w:rFonts w:asciiTheme="minorBidi" w:hAnsiTheme="minorBidi"/>
+          <w:rtl/>
+        </w:rPr>
+        <w:tab/>
+      </w:r>
+      <w:r>
+        <w:rPr>
+          <w:rFonts w:asciiTheme="minorBidi" w:hAnsiTheme="minorBidi"/>
+          <w:rtl/>
+        </w:rPr>
+        <w:tab/>
+      </w:r>
+      <w:r>
+        <w:rPr>
+          <w:rFonts w:asciiTheme="minorBidi" w:hAnsiTheme="minorBidi" w:hint="cs"/>
+          <w:rtl/>
+        </w:rPr>
+        <w:t xml:space="preserve">- </w:t>
+      </w:r>
+      <w:r>
+        <w:rPr>
+          <w:rFonts w:asciiTheme="minorBidi" w:hAnsiTheme="minorBidi"/>
+          <w:rtl/>
+        </w:rPr>
+        <w:t>להעלות</w:t>
+      </w:r>
+    </w:p>
+    <w:p>
+      <w:pPr>
+        <w:rPr>
+          <w:rFonts w:asciiTheme="minorBidi" w:hAnsiTheme="minorBidi"/>
+        </w:rPr>
+      </w:pPr>
+      <w:r>
+        <w:rPr>
+          <w:rFonts w:asciiTheme="minorBidi" w:hAnsiTheme="minorBidi"/>
+          <w:b/>
+          <w:bCs/>
+        </w:rPr>
+        <w:t xml:space="preserve"> </w:t>
+      </w:r>
+    </w:p>
+    <w:p>
+      <w:pPr>
+        <w:rPr>
+          <w:rFonts w:asciiTheme="minorBidi" w:hAnsiTheme="minorBidi"/>
+        </w:rPr>
+      </w:pPr>
+    </w:p>
+    <w:p>
+      <w:pPr>
+        <w:rPr>
+          <w:rFonts w:asciiTheme="minorBidi" w:hAnsiTheme="minorBidi"/>
+        </w:rPr>
+      </w:pPr>
+      <w:hyperlink r:id="rId25" w:history="1">
+        <w:r>
+          <w:rPr>
+            <w:rStyle w:val="Hyperlink"/>
+            <w:rFonts w:asciiTheme="minorBidi" w:hAnsiTheme="minorBidi"/>
+          </w:rPr>
+          <w:t>https://shmuel-shani.github.io/html</w:t>
+        </w:r>
+      </w:hyperlink>
+      <w:r>
+        <w:rPr>
+          <w:rFonts w:asciiTheme="minorBidi" w:hAnsiTheme="minorBidi" w:hint="cs"/>
+          <w:rtl/>
+        </w:rPr>
+        <w:t xml:space="preserve"> </w:t>
+      </w:r>
+    </w:p>
+    <w:p>
+      <w:pPr>
+        <w:rPr>
+          <w:rFonts w:asciiTheme="minorBidi" w:hAnsiTheme="minorBidi"/>
+        </w:rPr>
+      </w:pPr>
+    </w:p>
+    <w:p>
+      <w:pPr>
+        <w:rPr>
+          <w:rFonts w:asciiTheme="minorBidi" w:hAnsiTheme="minorBidi"/>
+          <w:rtl/>
+        </w:rPr>
+      </w:pPr>
+      <w:hyperlink r:id="rId26" w:history="1">
+        <w:r>
+          <w:rPr>
+            <w:rStyle w:val="Hyperlink"/>
+            <w:rFonts w:asciiTheme="minorBidi" w:hAnsiTheme="minorBidi"/>
+          </w:rPr>
+          <w:t>https://shmuel-shani.github.io/html/portfolio-project</w:t>
+        </w:r>
+        <w:r>
+          <w:rPr>
+            <w:rStyle w:val="Hyperlink"/>
+            <w:rFonts w:asciiTheme="minorBidi" w:hAnsiTheme="minorBidi" w:cs="Arial"/>
+            <w:rtl/>
+          </w:rPr>
+          <w:t>/</w:t>
+        </w:r>
+      </w:hyperlink>
+      <w:r>
+        <w:rPr>
+          <w:rFonts w:asciiTheme="minorBidi" w:hAnsiTheme="minorBidi" w:hint="cs"/>
+          <w:rtl/>
+        </w:rPr>
+        <w:t xml:space="preserve">  </w:t>
+      </w:r>
     </w:p>
     <w:p>
       <w:pPr>
@@ -35874,6 +38944,119 @@
     </w:lvl>
   </w:abstractNum>
   <w:abstractNum w:abstractNumId="12" w15:restartNumberingAfterBreak="0">
+    <w:nsid w:val="1D4044B7"/>
+    <w:multiLevelType w:val="multilevel"/>
+    <w:tmpl w:val="B3927C56"/>
+    <w:lvl w:ilvl="0">
+      <w:start w:val="1"/>
+      <w:numFmt w:val="decimal"/>
+      <w:lvlText w:val="%1."/>
+      <w:lvlJc w:val="left"/>
+      <w:pPr>
+        <w:tabs>
+          <w:tab w:val="num" w:pos="360"/>
+        </w:tabs>
+        <w:ind w:left="360" w:hanging="360"/>
+      </w:pPr>
+    </w:lvl>
+    <w:lvl w:ilvl="1" w:tentative="1">
+      <w:start w:val="1"/>
+      <w:numFmt w:val="decimal"/>
+      <w:lvlText w:val="%2."/>
+      <w:lvlJc w:val="left"/>
+      <w:pPr>
+        <w:tabs>
+          <w:tab w:val="num" w:pos="1080"/>
+        </w:tabs>
+        <w:ind w:left="1080" w:hanging="360"/>
+      </w:pPr>
+    </w:lvl>
+    <w:lvl w:ilvl="2" w:tentative="1">
+      <w:start w:val="1"/>
+      <w:numFmt w:val="decimal"/>
+      <w:lvlText w:val="%3."/>
+      <w:lvlJc w:val="left"/>
+      <w:pPr>
+        <w:tabs>
+          <w:tab w:val="num" w:pos="1800"/>
+        </w:tabs>
+        <w:ind w:left="1800" w:hanging="360"/>
+      </w:pPr>
+    </w:lvl>
+    <w:lvl w:ilvl="3" w:tentative="1">
+      <w:start w:val="1"/>
+      <w:numFmt w:val="decimal"/>
+      <w:lvlText w:val="%4."/>
+      <w:lvlJc w:val="left"/>
+      <w:pPr>
+        <w:tabs>
+          <w:tab w:val="num" w:pos="2520"/>
+        </w:tabs>
+        <w:ind w:left="2520" w:hanging="360"/>
+      </w:pPr>
+    </w:lvl>
+    <w:lvl w:ilvl="4" w:tentative="1">
+      <w:start w:val="1"/>
+      <w:numFmt w:val="decimal"/>
+      <w:lvlText w:val="%5."/>
+      <w:lvlJc w:val="left"/>
+      <w:pPr>
+        <w:tabs>
+          <w:tab w:val="num" w:pos="3240"/>
+        </w:tabs>
+        <w:ind w:left="3240" w:hanging="360"/>
+      </w:pPr>
+    </w:lvl>
+    <w:lvl w:ilvl="5" w:tentative="1">
+      <w:start w:val="1"/>
+      <w:numFmt w:val="decimal"/>
+      <w:lvlText w:val="%6."/>
+      <w:lvlJc w:val="left"/>
+      <w:pPr>
+        <w:tabs>
+          <w:tab w:val="num" w:pos="3960"/>
+        </w:tabs>
+        <w:ind w:left="3960" w:hanging="360"/>
+      </w:pPr>
+    </w:lvl>
+    <w:lvl w:ilvl="6" w:tentative="1">
+      <w:start w:val="1"/>
+      <w:numFmt w:val="decimal"/>
+      <w:lvlText w:val="%7."/>
+      <w:lvlJc w:val="left"/>
+      <w:pPr>
+        <w:tabs>
+          <w:tab w:val="num" w:pos="4680"/>
+        </w:tabs>
+        <w:ind w:left="4680" w:hanging="360"/>
+      </w:pPr>
+    </w:lvl>
+    <w:lvl w:ilvl="7" w:tentative="1">
+      <w:start w:val="1"/>
+      <w:numFmt w:val="decimal"/>
+      <w:lvlText w:val="%8."/>
+      <w:lvlJc w:val="left"/>
+      <w:pPr>
+        <w:tabs>
+          <w:tab w:val="num" w:pos="5400"/>
+        </w:tabs>
+        <w:ind w:left="5400" w:hanging="360"/>
+      </w:pPr>
+    </w:lvl>
+    <w:lvl w:ilvl="8" w:tentative="1">
+      <w:start w:val="1"/>
+      <w:numFmt w:val="decimal"/>
+      <w:lvlText w:val="%9."/>
+      <w:lvlJc w:val="left"/>
+      <w:pPr>
+        <w:tabs>
+          <w:tab w:val="num" w:pos="6120"/>
+        </w:tabs>
+        <w:ind w:left="6120" w:hanging="360"/>
+      </w:pPr>
+    </w:lvl>
+  </w:abstractNum>
+  <w:abstractNum w:abstractNumId="13" w15:restartNumberingAfterBreak="0">
     <w:nsid w:val="1D4F139F"/>
     <w:multiLevelType w:val="multilevel"/>
     <w:tmpl w:val="BF4C36DE"/>
@@ -36022,7 +39205,7 @@
       </w:rPr>
     </w:lvl>
   </w:abstractNum>
-  <w:abstractNum w:abstractNumId="13" w15:restartNumberingAfterBreak="0">
+  <w:abstractNum w:abstractNumId="14" w15:restartNumberingAfterBreak="0">
     <w:nsid w:val="1DA334B4"/>
     <w:multiLevelType w:val="multilevel"/>
     <w:tmpl w:val="263E8304"/>
@@ -36171,7 +39354,7 @@
       </w:rPr>
     </w:lvl>
   </w:abstractNum>
-  <w:abstractNum w:abstractNumId="14" w15:restartNumberingAfterBreak="0">
+  <w:abstractNum w:abstractNumId="15" w15:restartNumberingAfterBreak="0">
     <w:nsid w:val="1E6D0203"/>
     <w:multiLevelType w:val="multilevel"/>
     <w:tmpl w:val="AF0AC712"/>
@@ -36320,7 +39503,156 @@
       </w:rPr>
     </w:lvl>
   </w:abstractNum>
-  <w:abstractNum w:abstractNumId="15" w15:restartNumberingAfterBreak="0">
+  <w:abstractNum w:abstractNumId="16" w15:restartNumberingAfterBreak="0">
+    <w:nsid w:val="1EEB5098"/>
+    <w:multiLevelType w:val="multilevel"/>
+    <w:tmpl w:val="4D00466A"/>
+    <w:lvl w:ilvl="0">
+      <w:start w:val="1"/>
+      <w:numFmt w:val="bullet"/>
+      <w:lvlText w:val=""/>
+      <w:lvlJc w:val="left"/>
+      <w:pPr>
+        <w:tabs>
+          <w:tab w:val="num" w:pos="720"/>
+        </w:tabs>
+        <w:ind w:left="720" w:hanging="360"/>
+      </w:pPr>
+      <w:rPr>
+        <w:rFonts w:ascii="Symbol" w:hAnsi="Symbol" w:hint="default"/>
+        <w:sz w:val="20"/>
+      </w:rPr>
+    </w:lvl>
+    <w:lvl w:ilvl="1" w:tentative="1">
+      <w:start w:val="1"/>
+      <w:numFmt w:val="bullet"/>
+      <w:lvlText w:val="o"/>
+      <w:lvlJc w:val="left"/>
+      <w:pPr>
+        <w:tabs>
+          <w:tab w:val="num" w:pos="1440"/>
+        </w:tabs>
+        <w:ind w:left="1440" w:hanging="360"/>
+      </w:pPr>
+      <w:rPr>
+        <w:rFonts w:ascii="Courier New" w:hAnsi="Courier New" w:hint="default"/>
+        <w:sz w:val="20"/>
+      </w:rPr>
+    </w:lvl>
+    <w:lvl w:ilvl="2" w:tentative="1">
+      <w:start w:val="1"/>
+      <w:numFmt w:val="bullet"/>
+      <w:lvlText w:val=""/>
+      <w:lvlJc w:val="left"/>
+      <w:pPr>
+        <w:tabs>
+          <w:tab w:val="num" w:pos="2160"/>
+        </w:tabs>
+        <w:ind w:left="2160" w:hanging="360"/>
+      </w:pPr>
+      <w:rPr>
+        <w:rFonts w:ascii="Wingdings" w:hAnsi="Wingdings" w:hint="default"/>
+        <w:sz w:val="20"/>
+      </w:rPr>
+    </w:lvl>
+    <w:lvl w:ilvl="3" w:tentative="1">
+      <w:start w:val="1"/>
+      <w:numFmt w:val="bullet"/>
+      <w:lvlText w:val=""/>
+      <w:lvlJc w:val="left"/>
+      <w:pPr>
+        <w:tabs>
+          <w:tab w:val="num" w:pos="2880"/>
+        </w:tabs>
+        <w:ind w:left="2880" w:hanging="360"/>
+      </w:pPr>
+      <w:rPr>
+        <w:rFonts w:ascii="Wingdings" w:hAnsi="Wingdings" w:hint="default"/>
+        <w:sz w:val="20"/>
+      </w:rPr>
+    </w:lvl>
+    <w:lvl w:ilvl="4" w:tentative="1">
+      <w:start w:val="1"/>
+      <w:numFmt w:val="bullet"/>
+      <w:lvlText w:val=""/>
+      <w:lvlJc w:val="left"/>
+      <w:pPr>
+        <w:tabs>
+          <w:tab w:val="num" w:pos="3600"/>
+        </w:tabs>
+        <w:ind w:left="3600" w:hanging="360"/>
+      </w:pPr>
+      <w:rPr>
+        <w:rFonts w:ascii="Wingdings" w:hAnsi="Wingdings" w:hint="default"/>
+        <w:sz w:val="20"/>
+      </w:rPr>
+    </w:lvl>
+    <w:lvl w:ilvl="5" w:tentative="1">
+      <w:start w:val="1"/>
+      <w:numFmt w:val="bullet"/>
+      <w:lvlText w:val=""/>
+      <w:lvlJc w:val="left"/>
+      <w:pPr>
+        <w:tabs>
+          <w:tab w:val="num" w:pos="4320"/>
+        </w:tabs>
+        <w:ind w:left="4320" w:hanging="360"/>
+      </w:pPr>
+      <w:rPr>
+        <w:rFonts w:ascii="Wingdings" w:hAnsi="Wingdings" w:hint="default"/>
+        <w:sz w:val="20"/>
+      </w:rPr>
+    </w:lvl>
+    <w:lvl w:ilvl="6" w:tentative="1">
+      <w:start w:val="1"/>
+      <w:numFmt w:val="bullet"/>
+      <w:lvlText w:val=""/>
+      <w:lvlJc w:val="left"/>
+      <w:pPr>
+        <w:tabs>
+          <w:tab w:val="num" w:pos="5040"/>
+        </w:tabs>
+        <w:ind w:left="5040" w:hanging="360"/>
+      </w:pPr>
+      <w:rPr>
+        <w:rFonts w:ascii="Wingdings" w:hAnsi="Wingdings" w:hint="default"/>
+        <w:sz w:val="20"/>
+      </w:rPr>
+    </w:lvl>
+    <w:lvl w:ilvl="7" w:tentative="1">
+      <w:start w:val="1"/>
+      <w:numFmt w:val="bullet"/>
+      <w:lvlText w:val=""/>
+      <w:lvlJc w:val="left"/>
+      <w:pPr>
+        <w:tabs>
+          <w:tab w:val="num" w:pos="5760"/>
+        </w:tabs>
+        <w:ind w:left="5760" w:hanging="360"/>
+      </w:pPr>
+      <w:rPr>
+        <w:rFonts w:ascii="Wingdings" w:hAnsi="Wingdings" w:hint="default"/>
+        <w:sz w:val="20"/>
+      </w:rPr>
+    </w:lvl>
+    <w:lvl w:ilvl="8" w:tentative="1">
+      <w:start w:val="1"/>
+      <w:numFmt w:val="bullet"/>
+      <w:lvlText w:val=""/>
+      <w:lvlJc w:val="left"/>
+      <w:pPr>
+        <w:tabs>
+          <w:tab w:val="num" w:pos="6480"/>
+        </w:tabs>
+        <w:ind w:left="6480" w:hanging="360"/>
+      </w:pPr>
+      <w:rPr>
+        <w:rFonts w:ascii="Wingdings" w:hAnsi="Wingdings" w:hint="default"/>
+        <w:sz w:val="20"/>
+      </w:rPr>
+    </w:lvl>
+  </w:abstractNum>
+  <w:abstractNum w:abstractNumId="17" w15:restartNumberingAfterBreak="0">
     <w:nsid w:val="21352A29"/>
     <w:multiLevelType w:val="multilevel"/>
     <w:tmpl w:val="67824E36"/>
@@ -36433,7 +39765,7 @@
       </w:pPr>
     </w:lvl>
   </w:abstractNum>
-  <w:abstractNum w:abstractNumId="16" w15:restartNumberingAfterBreak="0">
+  <w:abstractNum w:abstractNumId="18" w15:restartNumberingAfterBreak="0">
     <w:nsid w:val="21DB745E"/>
     <w:multiLevelType w:val="multilevel"/>
     <w:tmpl w:val="3438AE1C"/>
@@ -36582,7 +39914,7 @@
       </w:rPr>
     </w:lvl>
   </w:abstractNum>
-  <w:abstractNum w:abstractNumId="17" w15:restartNumberingAfterBreak="0">
+  <w:abstractNum w:abstractNumId="19" w15:restartNumberingAfterBreak="0">
     <w:nsid w:val="22E31132"/>
     <w:multiLevelType w:val="multilevel"/>
     <w:tmpl w:val="BA32A436"/>
@@ -36731,7 +40063,7 @@
       </w:rPr>
     </w:lvl>
   </w:abstractNum>
-  <w:abstractNum w:abstractNumId="18" w15:restartNumberingAfterBreak="0">
+  <w:abstractNum w:abstractNumId="20" w15:restartNumberingAfterBreak="0">
     <w:nsid w:val="22FF3C55"/>
     <w:multiLevelType w:val="multilevel"/>
     <w:tmpl w:val="7272EA5A"/>
@@ -36880,7 +40212,7 @@
       </w:rPr>
     </w:lvl>
   </w:abstractNum>
-  <w:abstractNum w:abstractNumId="19" w15:restartNumberingAfterBreak="0">
+  <w:abstractNum w:abstractNumId="21" w15:restartNumberingAfterBreak="0">
     <w:nsid w:val="271D44AC"/>
     <w:multiLevelType w:val="multilevel"/>
     <w:tmpl w:val="66CE6B06"/>
@@ -37029,7 +40361,7 @@
       </w:rPr>
     </w:lvl>
   </w:abstractNum>
-  <w:abstractNum w:abstractNumId="20" w15:restartNumberingAfterBreak="0">
+  <w:abstractNum w:abstractNumId="22" w15:restartNumberingAfterBreak="0">
     <w:nsid w:val="278F56B6"/>
     <w:multiLevelType w:val="multilevel"/>
     <w:tmpl w:val="BD249F8A"/>
@@ -37178,7 +40510,7 @@
       </w:rPr>
     </w:lvl>
   </w:abstractNum>
-  <w:abstractNum w:abstractNumId="21" w15:restartNumberingAfterBreak="0">
+  <w:abstractNum w:abstractNumId="23" w15:restartNumberingAfterBreak="0">
     <w:nsid w:val="292F3C09"/>
     <w:multiLevelType w:val="multilevel"/>
     <w:tmpl w:val="BF8C07D4"/>
@@ -37327,7 +40659,156 @@
       </w:rPr>
     </w:lvl>
   </w:abstractNum>
-  <w:abstractNum w:abstractNumId="22" w15:restartNumberingAfterBreak="0">
+  <w:abstractNum w:abstractNumId="24" w15:restartNumberingAfterBreak="0">
+    <w:nsid w:val="29D50500"/>
+    <w:multiLevelType w:val="multilevel"/>
+    <w:tmpl w:val="E37251C2"/>
+    <w:lvl w:ilvl="0">
+      <w:start w:val="1"/>
+      <w:numFmt w:val="bullet"/>
+      <w:lvlText w:val=""/>
+      <w:lvlJc w:val="left"/>
+      <w:pPr>
+        <w:tabs>
+          <w:tab w:val="num" w:pos="720"/>
+        </w:tabs>
+        <w:ind w:left="720" w:hanging="360"/>
+      </w:pPr>
+      <w:rPr>
+        <w:rFonts w:ascii="Symbol" w:hAnsi="Symbol" w:hint="default"/>
+        <w:sz w:val="20"/>
+      </w:rPr>
+    </w:lvl>
+    <w:lvl w:ilvl="1" w:tentative="1">
+      <w:start w:val="1"/>
+      <w:numFmt w:val="bullet"/>
+      <w:lvlText w:val="o"/>
+      <w:lvlJc w:val="left"/>
+      <w:pPr>
+        <w:tabs>
+          <w:tab w:val="num" w:pos="1440"/>
+        </w:tabs>
+        <w:ind w:left="1440" w:hanging="360"/>
+      </w:pPr>
+      <w:rPr>
+        <w:rFonts w:ascii="Courier New" w:hAnsi="Courier New" w:hint="default"/>
+        <w:sz w:val="20"/>
+      </w:rPr>
+    </w:lvl>
+    <w:lvl w:ilvl="2" w:tentative="1">
+      <w:start w:val="1"/>
+      <w:numFmt w:val="bullet"/>
+      <w:lvlText w:val=""/>
+      <w:lvlJc w:val="left"/>
+      <w:pPr>
+        <w:tabs>
+          <w:tab w:val="num" w:pos="2160"/>
+        </w:tabs>
+        <w:ind w:left="2160" w:hanging="360"/>
+      </w:pPr>
+      <w:rPr>
+        <w:rFonts w:ascii="Wingdings" w:hAnsi="Wingdings" w:hint="default"/>
+        <w:sz w:val="20"/>
+      </w:rPr>
+    </w:lvl>
+    <w:lvl w:ilvl="3" w:tentative="1">
+      <w:start w:val="1"/>
+      <w:numFmt w:val="bullet"/>
+      <w:lvlText w:val=""/>
+      <w:lvlJc w:val="left"/>
+      <w:pPr>
+        <w:tabs>
+          <w:tab w:val="num" w:pos="2880"/>
+        </w:tabs>
+        <w:ind w:left="2880" w:hanging="360"/>
+      </w:pPr>
+      <w:rPr>
+        <w:rFonts w:ascii="Wingdings" w:hAnsi="Wingdings" w:hint="default"/>
+        <w:sz w:val="20"/>
+      </w:rPr>
+    </w:lvl>
+    <w:lvl w:ilvl="4" w:tentative="1">
+      <w:start w:val="1"/>
+      <w:numFmt w:val="bullet"/>
+      <w:lvlText w:val=""/>
+      <w:lvlJc w:val="left"/>
+      <w:pPr>
+        <w:tabs>
+          <w:tab w:val="num" w:pos="3600"/>
+        </w:tabs>
+        <w:ind w:left="3600" w:hanging="360"/>
+      </w:pPr>
+      <w:rPr>
+        <w:rFonts w:ascii="Wingdings" w:hAnsi="Wingdings" w:hint="default"/>
+        <w:sz w:val="20"/>
+      </w:rPr>
+    </w:lvl>
+    <w:lvl w:ilvl="5" w:tentative="1">
+      <w:start w:val="1"/>
+      <w:numFmt w:val="bullet"/>
+      <w:lvlText w:val=""/>
+      <w:lvlJc w:val="left"/>
+      <w:pPr>
+        <w:tabs>
+          <w:tab w:val="num" w:pos="4320"/>
+        </w:tabs>
+        <w:ind w:left="4320" w:hanging="360"/>
+      </w:pPr>
+      <w:rPr>
+        <w:rFonts w:ascii="Wingdings" w:hAnsi="Wingdings" w:hint="default"/>
+        <w:sz w:val="20"/>
+      </w:rPr>
+    </w:lvl>
+    <w:lvl w:ilvl="6" w:tentative="1">
+      <w:start w:val="1"/>
+      <w:numFmt w:val="bullet"/>
+      <w:lvlText w:val=""/>
+      <w:lvlJc w:val="left"/>
+      <w:pPr>
+        <w:tabs>
+          <w:tab w:val="num" w:pos="5040"/>
+        </w:tabs>
+        <w:ind w:left="5040" w:hanging="360"/>
+      </w:pPr>
+      <w:rPr>
+        <w:rFonts w:ascii="Wingdings" w:hAnsi="Wingdings" w:hint="default"/>
+        <w:sz w:val="20"/>
+      </w:rPr>
+    </w:lvl>
+    <w:lvl w:ilvl="7" w:tentative="1">
+      <w:start w:val="1"/>
+      <w:numFmt w:val="bullet"/>
+      <w:lvlText w:val=""/>
+      <w:lvlJc w:val="left"/>
+      <w:pPr>
+        <w:tabs>
+          <w:tab w:val="num" w:pos="5760"/>
+        </w:tabs>
+        <w:ind w:left="5760" w:hanging="360"/>
+      </w:pPr>
+      <w:rPr>
+        <w:rFonts w:ascii="Wingdings" w:hAnsi="Wingdings" w:hint="default"/>
+        <w:sz w:val="20"/>
+      </w:rPr>
+    </w:lvl>
+    <w:lvl w:ilvl="8" w:tentative="1">
+      <w:start w:val="1"/>
+      <w:numFmt w:val="bullet"/>
+      <w:lvlText w:val=""/>
+      <w:lvlJc w:val="left"/>
+      <w:pPr>
+        <w:tabs>
+          <w:tab w:val="num" w:pos="6480"/>
+        </w:tabs>
+        <w:ind w:left="6480" w:hanging="360"/>
+      </w:pPr>
+      <w:rPr>
+        <w:rFonts w:ascii="Wingdings" w:hAnsi="Wingdings" w:hint="default"/>
+        <w:sz w:val="20"/>
+      </w:rPr>
+    </w:lvl>
+  </w:abstractNum>
+  <w:abstractNum w:abstractNumId="25" w15:restartNumberingAfterBreak="0">
     <w:nsid w:val="2A5D7D33"/>
     <w:multiLevelType w:val="multilevel"/>
     <w:tmpl w:val="D9A2C49C"/>
@@ -37476,7 +40957,7 @@
       </w:rPr>
     </w:lvl>
   </w:abstractNum>
-  <w:abstractNum w:abstractNumId="23" w15:restartNumberingAfterBreak="0">
+  <w:abstractNum w:abstractNumId="26" w15:restartNumberingAfterBreak="0">
     <w:nsid w:val="2B9C425B"/>
     <w:multiLevelType w:val="multilevel"/>
     <w:tmpl w:val="DBE2E5BE"/>
@@ -37625,7 +41106,7 @@
       </w:rPr>
     </w:lvl>
   </w:abstractNum>
-  <w:abstractNum w:abstractNumId="24" w15:restartNumberingAfterBreak="0">
+  <w:abstractNum w:abstractNumId="27" w15:restartNumberingAfterBreak="0">
     <w:nsid w:val="2C754C04"/>
     <w:multiLevelType w:val="multilevel"/>
     <w:tmpl w:val="F904BFA0"/>
@@ -37774,7 +41255,7 @@
       </w:rPr>
     </w:lvl>
   </w:abstractNum>
-  <w:abstractNum w:abstractNumId="25" w15:restartNumberingAfterBreak="0">
+  <w:abstractNum w:abstractNumId="28" w15:restartNumberingAfterBreak="0">
     <w:nsid w:val="2D234C59"/>
     <w:multiLevelType w:val="multilevel"/>
     <w:tmpl w:val="54D013F8"/>
@@ -37923,7 +41404,7 @@
       </w:rPr>
     </w:lvl>
   </w:abstractNum>
-  <w:abstractNum w:abstractNumId="26" w15:restartNumberingAfterBreak="0">
+  <w:abstractNum w:abstractNumId="29" w15:restartNumberingAfterBreak="0">
     <w:nsid w:val="2DD15D1F"/>
     <w:multiLevelType w:val="multilevel"/>
     <w:tmpl w:val="4FC82BC6"/>
@@ -38072,7 +41553,7 @@
       </w:rPr>
     </w:lvl>
   </w:abstractNum>
-  <w:abstractNum w:abstractNumId="27" w15:restartNumberingAfterBreak="0">
+  <w:abstractNum w:abstractNumId="30" w15:restartNumberingAfterBreak="0">
     <w:nsid w:val="2DEE39BD"/>
     <w:multiLevelType w:val="multilevel"/>
     <w:tmpl w:val="7F123246"/>
@@ -38185,7 +41666,7 @@
       </w:pPr>
     </w:lvl>
   </w:abstractNum>
-  <w:abstractNum w:abstractNumId="28" w15:restartNumberingAfterBreak="0">
+  <w:abstractNum w:abstractNumId="31" w15:restartNumberingAfterBreak="0">
     <w:nsid w:val="2FD94A7F"/>
     <w:multiLevelType w:val="multilevel"/>
     <w:tmpl w:val="3F727D52"/>
@@ -38334,7 +41815,7 @@
       </w:rPr>
     </w:lvl>
   </w:abstractNum>
-  <w:abstractNum w:abstractNumId="29" w15:restartNumberingAfterBreak="0">
+  <w:abstractNum w:abstractNumId="32" w15:restartNumberingAfterBreak="0">
     <w:nsid w:val="33086E32"/>
     <w:multiLevelType w:val="multilevel"/>
     <w:tmpl w:val="7382BEC4"/>
@@ -38483,7 +41964,7 @@
       </w:rPr>
     </w:lvl>
   </w:abstractNum>
-  <w:abstractNum w:abstractNumId="30" w15:restartNumberingAfterBreak="0">
+  <w:abstractNum w:abstractNumId="33" w15:restartNumberingAfterBreak="0">
     <w:nsid w:val="342F3530"/>
     <w:multiLevelType w:val="multilevel"/>
     <w:tmpl w:val="7320F93E"/>
@@ -38632,7 +42113,7 @@
       </w:rPr>
     </w:lvl>
   </w:abstractNum>
-  <w:abstractNum w:abstractNumId="31" w15:restartNumberingAfterBreak="0">
+  <w:abstractNum w:abstractNumId="34" w15:restartNumberingAfterBreak="0">
     <w:nsid w:val="34AC6A4E"/>
     <w:multiLevelType w:val="multilevel"/>
     <w:tmpl w:val="E60E29F0"/>
@@ -38781,7 +42262,7 @@
       </w:rPr>
     </w:lvl>
   </w:abstractNum>
-  <w:abstractNum w:abstractNumId="32" w15:restartNumberingAfterBreak="0">
+  <w:abstractNum w:abstractNumId="35" w15:restartNumberingAfterBreak="0">
     <w:nsid w:val="358208F0"/>
     <w:multiLevelType w:val="multilevel"/>
     <w:tmpl w:val="342013F4"/>
@@ -38930,7 +42411,7 @@
       </w:rPr>
     </w:lvl>
   </w:abstractNum>
-  <w:abstractNum w:abstractNumId="33" w15:restartNumberingAfterBreak="0">
+  <w:abstractNum w:abstractNumId="36" w15:restartNumberingAfterBreak="0">
     <w:nsid w:val="35A54C3C"/>
     <w:multiLevelType w:val="multilevel"/>
     <w:tmpl w:val="9E0A7324"/>
@@ -39079,7 +42560,7 @@
       </w:rPr>
     </w:lvl>
   </w:abstractNum>
-  <w:abstractNum w:abstractNumId="34" w15:restartNumberingAfterBreak="0">
+  <w:abstractNum w:abstractNumId="37" w15:restartNumberingAfterBreak="0">
     <w:nsid w:val="36447D75"/>
     <w:multiLevelType w:val="multilevel"/>
     <w:tmpl w:val="7DACD34C"/>
@@ -39228,7 +42709,7 @@
       </w:rPr>
     </w:lvl>
   </w:abstractNum>
-  <w:abstractNum w:abstractNumId="35" w15:restartNumberingAfterBreak="0">
+  <w:abstractNum w:abstractNumId="38" w15:restartNumberingAfterBreak="0">
     <w:nsid w:val="36E3569E"/>
     <w:multiLevelType w:val="multilevel"/>
     <w:tmpl w:val="740EB9DE"/>
@@ -39377,7 +42858,7 @@
       </w:rPr>
     </w:lvl>
   </w:abstractNum>
-  <w:abstractNum w:abstractNumId="36" w15:restartNumberingAfterBreak="0">
+  <w:abstractNum w:abstractNumId="39" w15:restartNumberingAfterBreak="0">
     <w:nsid w:val="36F04630"/>
     <w:multiLevelType w:val="multilevel"/>
     <w:tmpl w:val="C73CD6B6"/>
@@ -39526,7 +43007,7 @@
       </w:rPr>
     </w:lvl>
   </w:abstractNum>
-  <w:abstractNum w:abstractNumId="37" w15:restartNumberingAfterBreak="0">
+  <w:abstractNum w:abstractNumId="40" w15:restartNumberingAfterBreak="0">
     <w:nsid w:val="38F71AFC"/>
     <w:multiLevelType w:val="multilevel"/>
     <w:tmpl w:val="F27E75AA"/>
@@ -39675,7 +43156,7 @@
       </w:rPr>
     </w:lvl>
   </w:abstractNum>
-  <w:abstractNum w:abstractNumId="38" w15:restartNumberingAfterBreak="0">
+  <w:abstractNum w:abstractNumId="41" w15:restartNumberingAfterBreak="0">
     <w:nsid w:val="3A0B6A03"/>
     <w:multiLevelType w:val="multilevel"/>
     <w:tmpl w:val="86C0F14A"/>
@@ -39824,7 +43305,7 @@
       </w:rPr>
     </w:lvl>
   </w:abstractNum>
-  <w:abstractNum w:abstractNumId="39" w15:restartNumberingAfterBreak="0">
+  <w:abstractNum w:abstractNumId="42" w15:restartNumberingAfterBreak="0">
     <w:nsid w:val="3A8550CC"/>
     <w:multiLevelType w:val="multilevel"/>
     <w:tmpl w:val="F0A44940"/>
@@ -39973,7 +43454,7 @@
       </w:rPr>
     </w:lvl>
   </w:abstractNum>
-  <w:abstractNum w:abstractNumId="40" w15:restartNumberingAfterBreak="0">
+  <w:abstractNum w:abstractNumId="43" w15:restartNumberingAfterBreak="0">
     <w:nsid w:val="3CCD5063"/>
     <w:multiLevelType w:val="multilevel"/>
     <w:tmpl w:val="77D49EA4"/>
@@ -40122,7 +43603,156 @@
       </w:rPr>
     </w:lvl>
   </w:abstractNum>
-  <w:abstractNum w:abstractNumId="41" w15:restartNumberingAfterBreak="0">
+  <w:abstractNum w:abstractNumId="44" w15:restartNumberingAfterBreak="0">
+    <w:nsid w:val="3EFC078B"/>
+    <w:multiLevelType w:val="multilevel"/>
+    <w:tmpl w:val="34368354"/>
+    <w:lvl w:ilvl="0">
+      <w:start w:val="1"/>
+      <w:numFmt w:val="bullet"/>
+      <w:lvlText w:val=""/>
+      <w:lvlJc w:val="left"/>
+      <w:pPr>
+        <w:tabs>
+          <w:tab w:val="num" w:pos="720"/>
+        </w:tabs>
+        <w:ind w:left="720" w:hanging="360"/>
+      </w:pPr>
+      <w:rPr>
+        <w:rFonts w:ascii="Symbol" w:hAnsi="Symbol" w:hint="default"/>
+        <w:sz w:val="20"/>
+      </w:rPr>
+    </w:lvl>
+    <w:lvl w:ilvl="1" w:tentative="1">
+      <w:start w:val="1"/>
+      <w:numFmt w:val="bullet"/>
+      <w:lvlText w:val="o"/>
+      <w:lvlJc w:val="left"/>
+      <w:pPr>
+        <w:tabs>
+          <w:tab w:val="num" w:pos="1440"/>
+        </w:tabs>
+        <w:ind w:left="1440" w:hanging="360"/>
+      </w:pPr>
+      <w:rPr>
+        <w:rFonts w:ascii="Courier New" w:hAnsi="Courier New" w:hint="default"/>
+        <w:sz w:val="20"/>
+      </w:rPr>
+    </w:lvl>
+    <w:lvl w:ilvl="2" w:tentative="1">
+      <w:start w:val="1"/>
+      <w:numFmt w:val="bullet"/>
+      <w:lvlText w:val=""/>
+      <w:lvlJc w:val="left"/>
+      <w:pPr>
+        <w:tabs>
+          <w:tab w:val="num" w:pos="2160"/>
+        </w:tabs>
+        <w:ind w:left="2160" w:hanging="360"/>
+      </w:pPr>
+      <w:rPr>
+        <w:rFonts w:ascii="Wingdings" w:hAnsi="Wingdings" w:hint="default"/>
+        <w:sz w:val="20"/>
+      </w:rPr>
+    </w:lvl>
+    <w:lvl w:ilvl="3" w:tentative="1">
+      <w:start w:val="1"/>
+      <w:numFmt w:val="bullet"/>
+      <w:lvlText w:val=""/>
+      <w:lvlJc w:val="left"/>
+      <w:pPr>
+        <w:tabs>
+          <w:tab w:val="num" w:pos="2880"/>
+        </w:tabs>
+        <w:ind w:left="2880" w:hanging="360"/>
+      </w:pPr>
+      <w:rPr>
+        <w:rFonts w:ascii="Wingdings" w:hAnsi="Wingdings" w:hint="default"/>
+        <w:sz w:val="20"/>
+      </w:rPr>
+    </w:lvl>
+    <w:lvl w:ilvl="4" w:tentative="1">
+      <w:start w:val="1"/>
+      <w:numFmt w:val="bullet"/>
+      <w:lvlText w:val=""/>
+      <w:lvlJc w:val="left"/>
+      <w:pPr>
+        <w:tabs>
+          <w:tab w:val="num" w:pos="3600"/>
+        </w:tabs>
+        <w:ind w:left="3600" w:hanging="360"/>
+      </w:pPr>
+      <w:rPr>
+        <w:rFonts w:ascii="Wingdings" w:hAnsi="Wingdings" w:hint="default"/>
+        <w:sz w:val="20"/>
+      </w:rPr>
+    </w:lvl>
+    <w:lvl w:ilvl="5" w:tentative="1">
+      <w:start w:val="1"/>
+      <w:numFmt w:val="bullet"/>
+      <w:lvlText w:val=""/>
+      <w:lvlJc w:val="left"/>
+      <w:pPr>
+        <w:tabs>
+          <w:tab w:val="num" w:pos="4320"/>
+        </w:tabs>
+        <w:ind w:left="4320" w:hanging="360"/>
+      </w:pPr>
+      <w:rPr>
+        <w:rFonts w:ascii="Wingdings" w:hAnsi="Wingdings" w:hint="default"/>
+        <w:sz w:val="20"/>
+      </w:rPr>
+    </w:lvl>
+    <w:lvl w:ilvl="6" w:tentative="1">
+      <w:start w:val="1"/>
+      <w:numFmt w:val="bullet"/>
+      <w:lvlText w:val=""/>
+      <w:lvlJc w:val="left"/>
+      <w:pPr>
+        <w:tabs>
+          <w:tab w:val="num" w:pos="5040"/>
+        </w:tabs>
+        <w:ind w:left="5040" w:hanging="360"/>
+      </w:pPr>
+      <w:rPr>
+        <w:rFonts w:ascii="Wingdings" w:hAnsi="Wingdings" w:hint="default"/>
+        <w:sz w:val="20"/>
+      </w:rPr>
+    </w:lvl>
+    <w:lvl w:ilvl="7" w:tentative="1">
+      <w:start w:val="1"/>
+      <w:numFmt w:val="bullet"/>
+      <w:lvlText w:val=""/>
+      <w:lvlJc w:val="left"/>
+      <w:pPr>
+        <w:tabs>
+          <w:tab w:val="num" w:pos="5760"/>
+        </w:tabs>
+        <w:ind w:left="5760" w:hanging="360"/>
+      </w:pPr>
+      <w:rPr>
+        <w:rFonts w:ascii="Wingdings" w:hAnsi="Wingdings" w:hint="default"/>
+        <w:sz w:val="20"/>
+      </w:rPr>
+    </w:lvl>
+    <w:lvl w:ilvl="8" w:tentative="1">
+      <w:start w:val="1"/>
+      <w:numFmt w:val="bullet"/>
+      <w:lvlText w:val=""/>
+      <w:lvlJc w:val="left"/>
+      <w:pPr>
+        <w:tabs>
+          <w:tab w:val="num" w:pos="6480"/>
+        </w:tabs>
+        <w:ind w:left="6480" w:hanging="360"/>
+      </w:pPr>
+      <w:rPr>
+        <w:rFonts w:ascii="Wingdings" w:hAnsi="Wingdings" w:hint="default"/>
+        <w:sz w:val="20"/>
+      </w:rPr>
+    </w:lvl>
+  </w:abstractNum>
+  <w:abstractNum w:abstractNumId="45" w15:restartNumberingAfterBreak="0">
     <w:nsid w:val="3F0D0F0F"/>
     <w:multiLevelType w:val="multilevel"/>
     <w:tmpl w:val="A508C324"/>
@@ -40271,7 +43901,7 @@
       </w:rPr>
     </w:lvl>
   </w:abstractNum>
-  <w:abstractNum w:abstractNumId="42" w15:restartNumberingAfterBreak="0">
+  <w:abstractNum w:abstractNumId="46" w15:restartNumberingAfterBreak="0">
     <w:nsid w:val="43A836DC"/>
     <w:multiLevelType w:val="multilevel"/>
     <w:tmpl w:val="C9344B88"/>
@@ -40420,7 +44050,7 @@
       </w:rPr>
     </w:lvl>
   </w:abstractNum>
-  <w:abstractNum w:abstractNumId="43" w15:restartNumberingAfterBreak="0">
+  <w:abstractNum w:abstractNumId="47" w15:restartNumberingAfterBreak="0">
     <w:nsid w:val="43EB4908"/>
     <w:multiLevelType w:val="multilevel"/>
     <w:tmpl w:val="00D43988"/>
@@ -40569,7 +44199,7 @@
       </w:rPr>
     </w:lvl>
   </w:abstractNum>
-  <w:abstractNum w:abstractNumId="44" w15:restartNumberingAfterBreak="0">
+  <w:abstractNum w:abstractNumId="48" w15:restartNumberingAfterBreak="0">
     <w:nsid w:val="44261ADD"/>
     <w:multiLevelType w:val="multilevel"/>
     <w:tmpl w:val="9F58967A"/>
@@ -40718,7 +44348,7 @@
       </w:rPr>
     </w:lvl>
   </w:abstractNum>
-  <w:abstractNum w:abstractNumId="45" w15:restartNumberingAfterBreak="0">
+  <w:abstractNum w:abstractNumId="49" w15:restartNumberingAfterBreak="0">
     <w:nsid w:val="44681D3B"/>
     <w:multiLevelType w:val="multilevel"/>
     <w:tmpl w:val="321224E4"/>
@@ -40867,7 +44497,7 @@
       </w:rPr>
     </w:lvl>
   </w:abstractNum>
-  <w:abstractNum w:abstractNumId="46" w15:restartNumberingAfterBreak="0">
+  <w:abstractNum w:abstractNumId="50" w15:restartNumberingAfterBreak="0">
     <w:nsid w:val="45796A81"/>
     <w:multiLevelType w:val="multilevel"/>
     <w:tmpl w:val="3894F138"/>
@@ -41016,7 +44646,156 @@
       </w:rPr>
     </w:lvl>
   </w:abstractNum>
-  <w:abstractNum w:abstractNumId="47" w15:restartNumberingAfterBreak="0">
+  <w:abstractNum w:abstractNumId="51" w15:restartNumberingAfterBreak="0">
+    <w:nsid w:val="48F36631"/>
+    <w:multiLevelType w:val="multilevel"/>
+    <w:tmpl w:val="7B9463FA"/>
+    <w:lvl w:ilvl="0">
+      <w:start w:val="1"/>
+      <w:numFmt w:val="bullet"/>
+      <w:lvlText w:val=""/>
+      <w:lvlJc w:val="left"/>
+      <w:pPr>
+        <w:tabs>
+          <w:tab w:val="num" w:pos="720"/>
+        </w:tabs>
+        <w:ind w:left="720" w:hanging="360"/>
+      </w:pPr>
+      <w:rPr>
+        <w:rFonts w:ascii="Symbol" w:hAnsi="Symbol" w:hint="default"/>
+        <w:sz w:val="20"/>
+      </w:rPr>
+    </w:lvl>
+    <w:lvl w:ilvl="1" w:tentative="1">
+      <w:start w:val="1"/>
+      <w:numFmt w:val="bullet"/>
+      <w:lvlText w:val="o"/>
+      <w:lvlJc w:val="left"/>
+      <w:pPr>
+        <w:tabs>
+          <w:tab w:val="num" w:pos="1440"/>
+        </w:tabs>
+        <w:ind w:left="1440" w:hanging="360"/>
+      </w:pPr>
+      <w:rPr>
+        <w:rFonts w:ascii="Courier New" w:hAnsi="Courier New" w:hint="default"/>
+        <w:sz w:val="20"/>
+      </w:rPr>
+    </w:lvl>
+    <w:lvl w:ilvl="2" w:tentative="1">
+      <w:start w:val="1"/>
+      <w:numFmt w:val="bullet"/>
+      <w:lvlText w:val=""/>
+      <w:lvlJc w:val="left"/>
+      <w:pPr>
+        <w:tabs>
+          <w:tab w:val="num" w:pos="2160"/>
+        </w:tabs>
+        <w:ind w:left="2160" w:hanging="360"/>
+      </w:pPr>
+      <w:rPr>
+        <w:rFonts w:ascii="Wingdings" w:hAnsi="Wingdings" w:hint="default"/>
+        <w:sz w:val="20"/>
+      </w:rPr>
+    </w:lvl>
+    <w:lvl w:ilvl="3" w:tentative="1">
+      <w:start w:val="1"/>
+      <w:numFmt w:val="bullet"/>
+      <w:lvlText w:val=""/>
+      <w:lvlJc w:val="left"/>
+      <w:pPr>
+        <w:tabs>
+          <w:tab w:val="num" w:pos="2880"/>
+        </w:tabs>
+        <w:ind w:left="2880" w:hanging="360"/>
+      </w:pPr>
+      <w:rPr>
+        <w:rFonts w:ascii="Wingdings" w:hAnsi="Wingdings" w:hint="default"/>
+        <w:sz w:val="20"/>
+      </w:rPr>
+    </w:lvl>
+    <w:lvl w:ilvl="4" w:tentative="1">
+      <w:start w:val="1"/>
+      <w:numFmt w:val="bullet"/>
+      <w:lvlText w:val=""/>
+      <w:lvlJc w:val="left"/>
+      <w:pPr>
+        <w:tabs>
+          <w:tab w:val="num" w:pos="3600"/>
+        </w:tabs>
+        <w:ind w:left="3600" w:hanging="360"/>
+      </w:pPr>
+      <w:rPr>
+        <w:rFonts w:ascii="Wingdings" w:hAnsi="Wingdings" w:hint="default"/>
+        <w:sz w:val="20"/>
+      </w:rPr>
+    </w:lvl>
+    <w:lvl w:ilvl="5" w:tentative="1">
+      <w:start w:val="1"/>
+      <w:numFmt w:val="bullet"/>
+      <w:lvlText w:val=""/>
+      <w:lvlJc w:val="left"/>
+      <w:pPr>
+        <w:tabs>
+          <w:tab w:val="num" w:pos="4320"/>
+        </w:tabs>
+        <w:ind w:left="4320" w:hanging="360"/>
+      </w:pPr>
+      <w:rPr>
+        <w:rFonts w:ascii="Wingdings" w:hAnsi="Wingdings" w:hint="default"/>
+        <w:sz w:val="20"/>
+      </w:rPr>
+    </w:lvl>
+    <w:lvl w:ilvl="6" w:tentative="1">
+      <w:start w:val="1"/>
+      <w:numFmt w:val="bullet"/>
+      <w:lvlText w:val=""/>
+      <w:lvlJc w:val="left"/>
+      <w:pPr>
+        <w:tabs>
+          <w:tab w:val="num" w:pos="5040"/>
+        </w:tabs>
+        <w:ind w:left="5040" w:hanging="360"/>
+      </w:pPr>
+      <w:rPr>
+        <w:rFonts w:ascii="Wingdings" w:hAnsi="Wingdings" w:hint="default"/>
+        <w:sz w:val="20"/>
+      </w:rPr>
+    </w:lvl>
+    <w:lvl w:ilvl="7" w:tentative="1">
+      <w:start w:val="1"/>
+      <w:numFmt w:val="bullet"/>
+      <w:lvlText w:val=""/>
+      <w:lvlJc w:val="left"/>
+      <w:pPr>
+        <w:tabs>
+          <w:tab w:val="num" w:pos="5760"/>
+        </w:tabs>
+        <w:ind w:left="5760" w:hanging="360"/>
+      </w:pPr>
+      <w:rPr>
+        <w:rFonts w:ascii="Wingdings" w:hAnsi="Wingdings" w:hint="default"/>
+        <w:sz w:val="20"/>
+      </w:rPr>
+    </w:lvl>
+    <w:lvl w:ilvl="8" w:tentative="1">
+      <w:start w:val="1"/>
+      <w:numFmt w:val="bullet"/>
+      <w:lvlText w:val=""/>
+      <w:lvlJc w:val="left"/>
+      <w:pPr>
+        <w:tabs>
+          <w:tab w:val="num" w:pos="6480"/>
+        </w:tabs>
+        <w:ind w:left="6480" w:hanging="360"/>
+      </w:pPr>
+      <w:rPr>
+        <w:rFonts w:ascii="Wingdings" w:hAnsi="Wingdings" w:hint="default"/>
+        <w:sz w:val="20"/>
+      </w:rPr>
+    </w:lvl>
+  </w:abstractNum>
+  <w:abstractNum w:abstractNumId="52" w15:restartNumberingAfterBreak="0">
     <w:nsid w:val="4B0661EB"/>
     <w:multiLevelType w:val="multilevel"/>
     <w:tmpl w:val="67942E3A"/>
@@ -41165,7 +44944,7 @@
       </w:rPr>
     </w:lvl>
   </w:abstractNum>
-  <w:abstractNum w:abstractNumId="48" w15:restartNumberingAfterBreak="0">
+  <w:abstractNum w:abstractNumId="53" w15:restartNumberingAfterBreak="0">
     <w:nsid w:val="4CDC5CBE"/>
     <w:multiLevelType w:val="multilevel"/>
     <w:tmpl w:val="51A6B698"/>
@@ -41314,7 +45093,7 @@
       </w:rPr>
     </w:lvl>
   </w:abstractNum>
-  <w:abstractNum w:abstractNumId="49" w15:restartNumberingAfterBreak="0">
+  <w:abstractNum w:abstractNumId="54" w15:restartNumberingAfterBreak="0">
     <w:nsid w:val="4D115C63"/>
     <w:multiLevelType w:val="multilevel"/>
     <w:tmpl w:val="01CC2A8C"/>
@@ -41463,7 +45242,7 @@
       </w:rPr>
     </w:lvl>
   </w:abstractNum>
-  <w:abstractNum w:abstractNumId="50" w15:restartNumberingAfterBreak="0">
+  <w:abstractNum w:abstractNumId="55" w15:restartNumberingAfterBreak="0">
     <w:nsid w:val="4EA66D56"/>
     <w:multiLevelType w:val="multilevel"/>
     <w:tmpl w:val="8620F018"/>
@@ -41612,7 +45391,7 @@
       </w:rPr>
     </w:lvl>
   </w:abstractNum>
-  <w:abstractNum w:abstractNumId="51" w15:restartNumberingAfterBreak="0">
+  <w:abstractNum w:abstractNumId="56" w15:restartNumberingAfterBreak="0">
     <w:nsid w:val="5032439E"/>
     <w:multiLevelType w:val="multilevel"/>
     <w:tmpl w:val="68DC4F84"/>
@@ -41761,7 +45540,7 @@
       </w:rPr>
     </w:lvl>
   </w:abstractNum>
-  <w:abstractNum w:abstractNumId="52" w15:restartNumberingAfterBreak="0">
+  <w:abstractNum w:abstractNumId="57" w15:restartNumberingAfterBreak="0">
     <w:nsid w:val="51C54431"/>
     <w:multiLevelType w:val="multilevel"/>
     <w:tmpl w:val="76F4F59E"/>
@@ -41910,7 +45689,7 @@
       </w:rPr>
     </w:lvl>
   </w:abstractNum>
-  <w:abstractNum w:abstractNumId="53" w15:restartNumberingAfterBreak="0">
+  <w:abstractNum w:abstractNumId="58" w15:restartNumberingAfterBreak="0">
     <w:nsid w:val="575A6072"/>
     <w:multiLevelType w:val="multilevel"/>
     <w:tmpl w:val="5E02047A"/>
@@ -42059,7 +45838,7 @@
       </w:rPr>
     </w:lvl>
   </w:abstractNum>
-  <w:abstractNum w:abstractNumId="54" w15:restartNumberingAfterBreak="0">
+  <w:abstractNum w:abstractNumId="59" w15:restartNumberingAfterBreak="0">
     <w:nsid w:val="584E6BA2"/>
     <w:multiLevelType w:val="multilevel"/>
     <w:tmpl w:val="CB36823A"/>
@@ -42208,7 +45987,7 @@
       </w:rPr>
     </w:lvl>
   </w:abstractNum>
-  <w:abstractNum w:abstractNumId="55" w15:restartNumberingAfterBreak="0">
+  <w:abstractNum w:abstractNumId="60" w15:restartNumberingAfterBreak="0">
     <w:nsid w:val="59CE7689"/>
     <w:multiLevelType w:val="multilevel"/>
     <w:tmpl w:val="753E6430"/>
@@ -42357,7 +46136,7 @@
       </w:rPr>
     </w:lvl>
   </w:abstractNum>
-  <w:abstractNum w:abstractNumId="56" w15:restartNumberingAfterBreak="0">
+  <w:abstractNum w:abstractNumId="61" w15:restartNumberingAfterBreak="0">
     <w:nsid w:val="5D583F84"/>
     <w:multiLevelType w:val="multilevel"/>
     <w:tmpl w:val="CC78A088"/>
@@ -42506,7 +46285,7 @@
       </w:rPr>
     </w:lvl>
   </w:abstractNum>
-  <w:abstractNum w:abstractNumId="57" w15:restartNumberingAfterBreak="0">
+  <w:abstractNum w:abstractNumId="62" w15:restartNumberingAfterBreak="0">
     <w:nsid w:val="61DA3129"/>
     <w:multiLevelType w:val="multilevel"/>
     <w:tmpl w:val="7B943E50"/>
@@ -42655,7 +46434,7 @@
       </w:rPr>
     </w:lvl>
   </w:abstractNum>
-  <w:abstractNum w:abstractNumId="58" w15:restartNumberingAfterBreak="0">
+  <w:abstractNum w:abstractNumId="63" w15:restartNumberingAfterBreak="0">
     <w:nsid w:val="6394793C"/>
     <w:multiLevelType w:val="multilevel"/>
     <w:tmpl w:val="9CD297FC"/>
@@ -42804,7 +46583,7 @@
       </w:rPr>
     </w:lvl>
   </w:abstractNum>
-  <w:abstractNum w:abstractNumId="59" w15:restartNumberingAfterBreak="0">
+  <w:abstractNum w:abstractNumId="64" w15:restartNumberingAfterBreak="0">
     <w:nsid w:val="63A56D8B"/>
     <w:multiLevelType w:val="multilevel"/>
     <w:tmpl w:val="7586F46C"/>
@@ -42953,7 +46732,7 @@
       </w:rPr>
     </w:lvl>
   </w:abstractNum>
-  <w:abstractNum w:abstractNumId="60" w15:restartNumberingAfterBreak="0">
+  <w:abstractNum w:abstractNumId="65" w15:restartNumberingAfterBreak="0">
     <w:nsid w:val="6837459A"/>
     <w:multiLevelType w:val="multilevel"/>
     <w:tmpl w:val="D35890FC"/>
@@ -43102,7 +46881,156 @@
       </w:rPr>
     </w:lvl>
   </w:abstractNum>
-  <w:abstractNum w:abstractNumId="61" w15:restartNumberingAfterBreak="0">
+  <w:abstractNum w:abstractNumId="66" w15:restartNumberingAfterBreak="0">
+    <w:nsid w:val="68E31C2C"/>
+    <w:multiLevelType w:val="multilevel"/>
+    <w:tmpl w:val="0E32D546"/>
+    <w:lvl w:ilvl="0">
+      <w:start w:val="1"/>
+      <w:numFmt w:val="bullet"/>
+      <w:lvlText w:val=""/>
+      <w:lvlJc w:val="left"/>
+      <w:pPr>
+        <w:tabs>
+          <w:tab w:val="num" w:pos="720"/>
+        </w:tabs>
+        <w:ind w:left="720" w:hanging="360"/>
+      </w:pPr>
+      <w:rPr>
+        <w:rFonts w:ascii="Symbol" w:hAnsi="Symbol" w:hint="default"/>
+        <w:sz w:val="20"/>
+      </w:rPr>
+    </w:lvl>
+    <w:lvl w:ilvl="1" w:tentative="1">
+      <w:start w:val="1"/>
+      <w:numFmt w:val="bullet"/>
+      <w:lvlText w:val="o"/>
+      <w:lvlJc w:val="left"/>
+      <w:pPr>
+        <w:tabs>
+          <w:tab w:val="num" w:pos="1440"/>
+        </w:tabs>
+        <w:ind w:left="1440" w:hanging="360"/>
+      </w:pPr>
+      <w:rPr>
+        <w:rFonts w:ascii="Courier New" w:hAnsi="Courier New" w:hint="default"/>
+        <w:sz w:val="20"/>
+      </w:rPr>
+    </w:lvl>
+    <w:lvl w:ilvl="2" w:tentative="1">
+      <w:start w:val="1"/>
+      <w:numFmt w:val="bullet"/>
+      <w:lvlText w:val=""/>
+      <w:lvlJc w:val="left"/>
+      <w:pPr>
+        <w:tabs>
+          <w:tab w:val="num" w:pos="2160"/>
+        </w:tabs>
+        <w:ind w:left="2160" w:hanging="360"/>
+      </w:pPr>
+      <w:rPr>
+        <w:rFonts w:ascii="Wingdings" w:hAnsi="Wingdings" w:hint="default"/>
+        <w:sz w:val="20"/>
+      </w:rPr>
+    </w:lvl>
+    <w:lvl w:ilvl="3" w:tentative="1">
+      <w:start w:val="1"/>
+      <w:numFmt w:val="bullet"/>
+      <w:lvlText w:val=""/>
+      <w:lvlJc w:val="left"/>
+      <w:pPr>
+        <w:tabs>
+          <w:tab w:val="num" w:pos="2880"/>
+        </w:tabs>
+        <w:ind w:left="2880" w:hanging="360"/>
+      </w:pPr>
+      <w:rPr>
+        <w:rFonts w:ascii="Wingdings" w:hAnsi="Wingdings" w:hint="default"/>
+        <w:sz w:val="20"/>
+      </w:rPr>
+    </w:lvl>
+    <w:lvl w:ilvl="4" w:tentative="1">
+      <w:start w:val="1"/>
+      <w:numFmt w:val="bullet"/>
+      <w:lvlText w:val=""/>
+      <w:lvlJc w:val="left"/>
+      <w:pPr>
+        <w:tabs>
+          <w:tab w:val="num" w:pos="3600"/>
+        </w:tabs>
+        <w:ind w:left="3600" w:hanging="360"/>
+      </w:pPr>
+      <w:rPr>
+        <w:rFonts w:ascii="Wingdings" w:hAnsi="Wingdings" w:hint="default"/>
+        <w:sz w:val="20"/>
+      </w:rPr>
+    </w:lvl>
+    <w:lvl w:ilvl="5" w:tentative="1">
+      <w:start w:val="1"/>
+      <w:numFmt w:val="bullet"/>
+      <w:lvlText w:val=""/>
+      <w:lvlJc w:val="left"/>
+      <w:pPr>
+        <w:tabs>
+          <w:tab w:val="num" w:pos="4320"/>
+        </w:tabs>
+        <w:ind w:left="4320" w:hanging="360"/>
+      </w:pPr>
+      <w:rPr>
+        <w:rFonts w:ascii="Wingdings" w:hAnsi="Wingdings" w:hint="default"/>
+        <w:sz w:val="20"/>
+      </w:rPr>
+    </w:lvl>
+    <w:lvl w:ilvl="6" w:tentative="1">
+      <w:start w:val="1"/>
+      <w:numFmt w:val="bullet"/>
+      <w:lvlText w:val=""/>
+      <w:lvlJc w:val="left"/>
+      <w:pPr>
+        <w:tabs>
+          <w:tab w:val="num" w:pos="5040"/>
+        </w:tabs>
+        <w:ind w:left="5040" w:hanging="360"/>
+      </w:pPr>
+      <w:rPr>
+        <w:rFonts w:ascii="Wingdings" w:hAnsi="Wingdings" w:hint="default"/>
+        <w:sz w:val="20"/>
+      </w:rPr>
+    </w:lvl>
+    <w:lvl w:ilvl="7" w:tentative="1">
+      <w:start w:val="1"/>
+      <w:numFmt w:val="bullet"/>
+      <w:lvlText w:val=""/>
+      <w:lvlJc w:val="left"/>
+      <w:pPr>
+        <w:tabs>
+          <w:tab w:val="num" w:pos="5760"/>
+        </w:tabs>
+        <w:ind w:left="5760" w:hanging="360"/>
+      </w:pPr>
+      <w:rPr>
+        <w:rFonts w:ascii="Wingdings" w:hAnsi="Wingdings" w:hint="default"/>
+        <w:sz w:val="20"/>
+      </w:rPr>
+    </w:lvl>
+    <w:lvl w:ilvl="8" w:tentative="1">
+      <w:start w:val="1"/>
+      <w:numFmt w:val="bullet"/>
+      <w:lvlText w:val=""/>
+      <w:lvlJc w:val="left"/>
+      <w:pPr>
+        <w:tabs>
+          <w:tab w:val="num" w:pos="6480"/>
+        </w:tabs>
+        <w:ind w:left="6480" w:hanging="360"/>
+      </w:pPr>
+      <w:rPr>
+        <w:rFonts w:ascii="Wingdings" w:hAnsi="Wingdings" w:hint="default"/>
+        <w:sz w:val="20"/>
+      </w:rPr>
+    </w:lvl>
+  </w:abstractNum>
+  <w:abstractNum w:abstractNumId="67" w15:restartNumberingAfterBreak="0">
     <w:nsid w:val="6A11655D"/>
     <w:multiLevelType w:val="multilevel"/>
     <w:tmpl w:val="CE0AE97A"/>
@@ -43251,7 +47179,7 @@
       </w:rPr>
     </w:lvl>
   </w:abstractNum>
-  <w:abstractNum w:abstractNumId="62" w15:restartNumberingAfterBreak="0">
+  <w:abstractNum w:abstractNumId="68" w15:restartNumberingAfterBreak="0">
     <w:nsid w:val="6C763DE3"/>
     <w:multiLevelType w:val="multilevel"/>
     <w:tmpl w:val="F07EC202"/>
@@ -43400,7 +47328,7 @@
       </w:rPr>
     </w:lvl>
   </w:abstractNum>
-  <w:abstractNum w:abstractNumId="63" w15:restartNumberingAfterBreak="0">
+  <w:abstractNum w:abstractNumId="69" w15:restartNumberingAfterBreak="0">
     <w:nsid w:val="6C9F5783"/>
     <w:multiLevelType w:val="multilevel"/>
     <w:tmpl w:val="F042BA36"/>
@@ -43549,7 +47477,7 @@
       </w:rPr>
     </w:lvl>
   </w:abstractNum>
-  <w:abstractNum w:abstractNumId="64" w15:restartNumberingAfterBreak="0">
+  <w:abstractNum w:abstractNumId="70" w15:restartNumberingAfterBreak="0">
     <w:nsid w:val="6F240C8D"/>
     <w:multiLevelType w:val="multilevel"/>
     <w:tmpl w:val="3EAE0242"/>
@@ -43698,7 +47626,7 @@
       </w:rPr>
     </w:lvl>
   </w:abstractNum>
-  <w:abstractNum w:abstractNumId="65" w15:restartNumberingAfterBreak="0">
+  <w:abstractNum w:abstractNumId="71" w15:restartNumberingAfterBreak="0">
     <w:nsid w:val="70373BBD"/>
     <w:multiLevelType w:val="multilevel"/>
     <w:tmpl w:val="03F29DC2"/>
@@ -43847,7 +47775,7 @@
       </w:rPr>
     </w:lvl>
   </w:abstractNum>
-  <w:abstractNum w:abstractNumId="66" w15:restartNumberingAfterBreak="0">
+  <w:abstractNum w:abstractNumId="72" w15:restartNumberingAfterBreak="0">
     <w:nsid w:val="71011098"/>
     <w:multiLevelType w:val="multilevel"/>
     <w:tmpl w:val="87E4C2A6"/>
@@ -43996,7 +47924,7 @@
       </w:rPr>
     </w:lvl>
   </w:abstractNum>
-  <w:abstractNum w:abstractNumId="67" w15:restartNumberingAfterBreak="0">
+  <w:abstractNum w:abstractNumId="73" w15:restartNumberingAfterBreak="0">
     <w:nsid w:val="76AF5A62"/>
     <w:multiLevelType w:val="multilevel"/>
     <w:tmpl w:val="67523DFE"/>
@@ -44145,7 +48073,7 @@
       </w:rPr>
     </w:lvl>
   </w:abstractNum>
-  <w:abstractNum w:abstractNumId="68" w15:restartNumberingAfterBreak="0">
+  <w:abstractNum w:abstractNumId="74" w15:restartNumberingAfterBreak="0">
     <w:nsid w:val="77F82468"/>
     <w:multiLevelType w:val="multilevel"/>
     <w:tmpl w:val="D02E301C"/>
@@ -44294,7 +48222,7 @@
       </w:rPr>
     </w:lvl>
   </w:abstractNum>
-  <w:abstractNum w:abstractNumId="69" w15:restartNumberingAfterBreak="0">
+  <w:abstractNum w:abstractNumId="75" w15:restartNumberingAfterBreak="0">
     <w:nsid w:val="7A8475DF"/>
     <w:multiLevelType w:val="multilevel"/>
     <w:tmpl w:val="78249ABE"/>
@@ -44443,7 +48371,7 @@
       </w:rPr>
     </w:lvl>
   </w:abstractNum>
-  <w:abstractNum w:abstractNumId="70" w15:restartNumberingAfterBreak="0">
+  <w:abstractNum w:abstractNumId="76" w15:restartNumberingAfterBreak="0">
     <w:nsid w:val="7EB77777"/>
     <w:multiLevelType w:val="multilevel"/>
     <w:tmpl w:val="A7760B58"/>
@@ -44592,7 +48520,7 @@
       </w:rPr>
     </w:lvl>
   </w:abstractNum>
-  <w:abstractNum w:abstractNumId="71" w15:restartNumberingAfterBreak="0">
+  <w:abstractNum w:abstractNumId="77" w15:restartNumberingAfterBreak="0">
     <w:nsid w:val="7FBC29A5"/>
     <w:multiLevelType w:val="multilevel"/>
     <w:tmpl w:val="9E2A3E84"/>
@@ -44742,73 +48670,73 @@
     </w:lvl>
   </w:abstractNum>
   <w:num w:numId="1" w16cid:durableId="129248176">
-    <w:abstractNumId w:val="55"/>
+    <w:abstractNumId w:val="60"/>
   </w:num>
   <w:num w:numId="2" w16cid:durableId="1131169479">
-    <w:abstractNumId w:val="33"/>
+    <w:abstractNumId w:val="36"/>
   </w:num>
   <w:num w:numId="3" w16cid:durableId="1528374432">
-    <w:abstractNumId w:val="47"/>
+    <w:abstractNumId w:val="52"/>
   </w:num>
   <w:num w:numId="4" w16cid:durableId="1174689785">
-    <w:abstractNumId w:val="14"/>
+    <w:abstractNumId w:val="15"/>
   </w:num>
   <w:num w:numId="5" w16cid:durableId="2142140551">
-    <w:abstractNumId w:val="57"/>
+    <w:abstractNumId w:val="62"/>
   </w:num>
   <w:num w:numId="6" w16cid:durableId="1116095029">
-    <w:abstractNumId w:val="48"/>
+    <w:abstractNumId w:val="53"/>
   </w:num>
   <w:num w:numId="7" w16cid:durableId="1838955571">
-    <w:abstractNumId w:val="20"/>
+    <w:abstractNumId w:val="22"/>
   </w:num>
   <w:num w:numId="8" w16cid:durableId="2064717225">
-    <w:abstractNumId w:val="15"/>
+    <w:abstractNumId w:val="17"/>
   </w:num>
   <w:num w:numId="9" w16cid:durableId="327565453">
-    <w:abstractNumId w:val="23"/>
+    <w:abstractNumId w:val="26"/>
   </w:num>
   <w:num w:numId="10" w16cid:durableId="866991240">
     <w:abstractNumId w:val="9"/>
   </w:num>
   <w:num w:numId="11" w16cid:durableId="981694310">
+    <w:abstractNumId w:val="64"/>
+  </w:num>
+  <w:num w:numId="12" w16cid:durableId="345642997">
+    <w:abstractNumId w:val="63"/>
+  </w:num>
+  <w:num w:numId="13" w16cid:durableId="692074055">
     <w:abstractNumId w:val="59"/>
   </w:num>
-  <w:num w:numId="12" w16cid:durableId="345642997">
-    <w:abstractNumId w:val="58"/>
+  <w:num w:numId="14" w16cid:durableId="1753505014">
+    <w:abstractNumId w:val="77"/>
   </w:num>
-  <w:num w:numId="13" w16cid:durableId="692074055">
+  <w:num w:numId="15" w16cid:durableId="169032379">
+    <w:abstractNumId w:val="74"/>
+  </w:num>
+  <w:num w:numId="16" w16cid:durableId="1446850708">
     <w:abstractNumId w:val="54"/>
   </w:num>
-  <w:num w:numId="14" w16cid:durableId="1753505014">
-    <w:abstractNumId w:val="71"/>
-  </w:num>
-  <w:num w:numId="15" w16cid:durableId="169032379">
-    <w:abstractNumId w:val="68"/>
-  </w:num>
-  <w:num w:numId="16" w16cid:durableId="1446850708">
-    <w:abstractNumId w:val="49"/>
-  </w:num>
   <w:num w:numId="17" w16cid:durableId="963728204">
-    <w:abstractNumId w:val="50"/>
+    <w:abstractNumId w:val="55"/>
   </w:num>
   <w:num w:numId="18" w16cid:durableId="1553078487">
-    <w:abstractNumId w:val="26"/>
+    <w:abstractNumId w:val="29"/>
   </w:num>
   <w:num w:numId="19" w16cid:durableId="853110171">
-    <w:abstractNumId w:val="40"/>
+    <w:abstractNumId w:val="43"/>
   </w:num>
   <w:num w:numId="20" w16cid:durableId="769661539">
-    <w:abstractNumId w:val="12"/>
+    <w:abstractNumId w:val="13"/>
   </w:num>
   <w:num w:numId="21" w16cid:durableId="1788238620">
-    <w:abstractNumId w:val="32"/>
+    <w:abstractNumId w:val="35"/>
   </w:num>
   <w:num w:numId="22" w16cid:durableId="1485388692">
-    <w:abstractNumId w:val="41"/>
+    <w:abstractNumId w:val="45"/>
   </w:num>
   <w:num w:numId="23" w16cid:durableId="364596839">
-    <w:abstractNumId w:val="63"/>
+    <w:abstractNumId w:val="69"/>
   </w:num>
   <w:num w:numId="24" w16cid:durableId="967129405">
     <w:abstractNumId w:val="2"/>
@@ -44817,118 +48745,118 @@
     <w:abstractNumId w:val="10"/>
   </w:num>
   <w:num w:numId="26" w16cid:durableId="1270091615">
-    <w:abstractNumId w:val="70"/>
+    <w:abstractNumId w:val="76"/>
   </w:num>
   <w:num w:numId="27" w16cid:durableId="1869878379">
-    <w:abstractNumId w:val="64"/>
+    <w:abstractNumId w:val="70"/>
   </w:num>
   <w:num w:numId="28" w16cid:durableId="1732266088">
     <w:abstractNumId w:val="5"/>
   </w:num>
   <w:num w:numId="29" w16cid:durableId="1503471927">
-    <w:abstractNumId w:val="60"/>
+    <w:abstractNumId w:val="65"/>
   </w:num>
   <w:num w:numId="30" w16cid:durableId="108404040">
-    <w:abstractNumId w:val="18"/>
+    <w:abstractNumId w:val="20"/>
   </w:num>
   <w:num w:numId="31" w16cid:durableId="468283496">
-    <w:abstractNumId w:val="28"/>
+    <w:abstractNumId w:val="31"/>
   </w:num>
   <w:num w:numId="32" w16cid:durableId="923152430">
     <w:abstractNumId w:val="6"/>
   </w:num>
   <w:num w:numId="33" w16cid:durableId="1262951609">
-    <w:abstractNumId w:val="61"/>
+    <w:abstractNumId w:val="67"/>
   </w:num>
   <w:num w:numId="34" w16cid:durableId="70086921">
-    <w:abstractNumId w:val="16"/>
+    <w:abstractNumId w:val="18"/>
   </w:num>
   <w:num w:numId="35" w16cid:durableId="677734380">
-    <w:abstractNumId w:val="22"/>
+    <w:abstractNumId w:val="25"/>
   </w:num>
   <w:num w:numId="36" w16cid:durableId="1745100449">
-    <w:abstractNumId w:val="51"/>
+    <w:abstractNumId w:val="56"/>
   </w:num>
   <w:num w:numId="37" w16cid:durableId="1112750303">
-    <w:abstractNumId w:val="67"/>
+    <w:abstractNumId w:val="73"/>
   </w:num>
   <w:num w:numId="38" w16cid:durableId="1817263679">
     <w:abstractNumId w:val="3"/>
   </w:num>
   <w:num w:numId="39" w16cid:durableId="784807737">
+    <w:abstractNumId w:val="21"/>
+  </w:num>
+  <w:num w:numId="40" w16cid:durableId="27535044">
+    <w:abstractNumId w:val="58"/>
+  </w:num>
+  <w:num w:numId="41" w16cid:durableId="892735975">
+    <w:abstractNumId w:val="68"/>
+  </w:num>
+  <w:num w:numId="42" w16cid:durableId="626931352">
     <w:abstractNumId w:val="19"/>
   </w:num>
-  <w:num w:numId="40" w16cid:durableId="27535044">
-    <w:abstractNumId w:val="53"/>
-  </w:num>
-  <w:num w:numId="41" w16cid:durableId="892735975">
-    <w:abstractNumId w:val="62"/>
-  </w:num>
-  <w:num w:numId="42" w16cid:durableId="626931352">
-    <w:abstractNumId w:val="17"/>
-  </w:num>
   <w:num w:numId="43" w16cid:durableId="279190110">
-    <w:abstractNumId w:val="31"/>
+    <w:abstractNumId w:val="34"/>
   </w:num>
   <w:num w:numId="44" w16cid:durableId="1016539042">
-    <w:abstractNumId w:val="46"/>
+    <w:abstractNumId w:val="50"/>
   </w:num>
   <w:num w:numId="45" w16cid:durableId="2124378906">
-    <w:abstractNumId w:val="24"/>
+    <w:abstractNumId w:val="27"/>
   </w:num>
   <w:num w:numId="46" w16cid:durableId="1714382320">
     <w:abstractNumId w:val="1"/>
   </w:num>
   <w:num w:numId="47" w16cid:durableId="1686202486">
-    <w:abstractNumId w:val="65"/>
+    <w:abstractNumId w:val="71"/>
   </w:num>
   <w:num w:numId="48" w16cid:durableId="1166550209">
-    <w:abstractNumId w:val="37"/>
+    <w:abstractNumId w:val="40"/>
   </w:num>
   <w:num w:numId="49" w16cid:durableId="2105374640">
-    <w:abstractNumId w:val="35"/>
+    <w:abstractNumId w:val="38"/>
   </w:num>
   <w:num w:numId="50" w16cid:durableId="737897951">
-    <w:abstractNumId w:val="44"/>
+    <w:abstractNumId w:val="48"/>
   </w:num>
   <w:num w:numId="51" w16cid:durableId="871378306">
-    <w:abstractNumId w:val="25"/>
+    <w:abstractNumId w:val="28"/>
   </w:num>
   <w:num w:numId="52" w16cid:durableId="1393458664">
-    <w:abstractNumId w:val="21"/>
+    <w:abstractNumId w:val="23"/>
   </w:num>
   <w:num w:numId="53" w16cid:durableId="725762924">
     <w:abstractNumId w:val="8"/>
   </w:num>
   <w:num w:numId="54" w16cid:durableId="1136875622">
-    <w:abstractNumId w:val="36"/>
+    <w:abstractNumId w:val="39"/>
   </w:num>
   <w:num w:numId="55" w16cid:durableId="1529951136">
     <w:abstractNumId w:val="0"/>
   </w:num>
   <w:num w:numId="56" w16cid:durableId="953093147">
-    <w:abstractNumId w:val="30"/>
+    <w:abstractNumId w:val="33"/>
   </w:num>
   <w:num w:numId="57" w16cid:durableId="1511026681">
-    <w:abstractNumId w:val="13"/>
+    <w:abstractNumId w:val="14"/>
   </w:num>
   <w:num w:numId="58" w16cid:durableId="678774085">
-    <w:abstractNumId w:val="52"/>
+    <w:abstractNumId w:val="57"/>
   </w:num>
   <w:num w:numId="59" w16cid:durableId="1011830923">
-    <w:abstractNumId w:val="39"/>
+    <w:abstractNumId w:val="42"/>
   </w:num>
   <w:num w:numId="60" w16cid:durableId="1907446156">
-    <w:abstractNumId w:val="29"/>
+    <w:abstractNumId w:val="32"/>
   </w:num>
   <w:num w:numId="61" w16cid:durableId="434403244">
-    <w:abstractNumId w:val="27"/>
+    <w:abstractNumId w:val="30"/>
   </w:num>
   <w:num w:numId="62" w16cid:durableId="699085178">
     <w:abstractNumId w:val="4"/>
   </w:num>
   <w:num w:numId="63" w16cid:durableId="916130896">
-    <w:abstractNumId w:val="43"/>
+    <w:abstractNumId w:val="47"/>
   </w:num>
   <w:num w:numId="64" w16cid:durableId="667368612">
     <w:abstractNumId w:val="11"/>
@@ -44937,25 +48865,43 @@
     <w:abstractNumId w:val="7"/>
   </w:num>
   <w:num w:numId="66" w16cid:durableId="1655066387">
-    <w:abstractNumId w:val="45"/>
+    <w:abstractNumId w:val="49"/>
   </w:num>
   <w:num w:numId="67" w16cid:durableId="397096292">
-    <w:abstractNumId w:val="56"/>
+    <w:abstractNumId w:val="61"/>
   </w:num>
   <w:num w:numId="68" w16cid:durableId="50613551">
-    <w:abstractNumId w:val="66"/>
+    <w:abstractNumId w:val="72"/>
   </w:num>
   <w:num w:numId="69" w16cid:durableId="470247065">
-    <w:abstractNumId w:val="38"/>
+    <w:abstractNumId w:val="41"/>
   </w:num>
   <w:num w:numId="70" w16cid:durableId="259066998">
-    <w:abstractNumId w:val="42"/>
+    <w:abstractNumId w:val="46"/>
   </w:num>
   <w:num w:numId="71" w16cid:durableId="1674600734">
-    <w:abstractNumId w:val="34"/>
+    <w:abstractNumId w:val="37"/>
   </w:num>
   <w:num w:numId="72" w16cid:durableId="2012483287">
-    <w:abstractNumId w:val="69"/>
+    <w:abstractNumId w:val="75"/>
+  </w:num>
+  <w:num w:numId="73" w16cid:durableId="1220674730">
+    <w:abstractNumId w:val="12"/>
+  </w:num>
+  <w:num w:numId="74" w16cid:durableId="177088937">
+    <w:abstractNumId w:val="24"/>
+  </w:num>
+  <w:num w:numId="75" w16cid:durableId="1614823030">
+    <w:abstractNumId w:val="44"/>
+  </w:num>
+  <w:num w:numId="76" w16cid:durableId="119761904">
+    <w:abstractNumId w:val="51"/>
+  </w:num>
+  <w:num w:numId="77" w16cid:durableId="1727676909">
+    <w:abstractNumId w:val="16"/>
+  </w:num>
+  <w:num w:numId="78" w16cid:durableId="772164953">
+    <w:abstractNumId w:val="66"/>
   </w:num>
 </w:numbering>
 </file>

--- a/summary/HTML.docx
+++ b/summary/HTML.docx
@@ -399,7 +399,21 @@
         <w:rPr>
           <w:rFonts w:asciiTheme="minorBidi" w:hAnsiTheme="minorBidi"/>
         </w:rPr>
-        <w:t>    &lt;!-- wanted --&gt;</w:t>
+        <w:t xml:space="preserve">    </w:t>
+      </w:r>
+      <w:proofErr w:type="gramStart"/>
+      <w:r>
+        <w:rPr>
+          <w:rFonts w:asciiTheme="minorBidi" w:hAnsiTheme="minorBidi"/>
+        </w:rPr>
+        <w:t>&lt;!--</w:t>
+      </w:r>
+      <w:proofErr w:type="gramEnd"/>
+      <w:r>
+        <w:rPr>
+          <w:rFonts w:asciiTheme="minorBidi" w:hAnsiTheme="minorBidi"/>
+        </w:rPr>
+        <w:t xml:space="preserve"> wanted --&gt;</w:t>
       </w:r>
     </w:p>
     <w:p>
@@ -867,6 +881,7 @@
         </w:rPr>
         <w:t>יוצר טקסט דמה עם</w:t>
       </w:r>
+      <w:proofErr w:type="gramStart"/>
       <w:r>
         <w:rPr>
           <w:rFonts w:asciiTheme="minorBidi" w:hAnsiTheme="minorBidi"/>
@@ -887,6 +902,7 @@
         </w:rPr>
         <w:t>מילים</w:t>
       </w:r>
+      <w:proofErr w:type="gramEnd"/>
       <w:r>
         <w:rPr>
           <w:rFonts w:asciiTheme="minorBidi" w:hAnsiTheme="minorBidi" w:hint="cs"/>
@@ -991,6 +1007,7 @@
         </w:rPr>
         <w:t xml:space="preserve"> - </w:t>
       </w:r>
+      <w:proofErr w:type="gramStart"/>
       <w:r>
         <w:rPr>
           <w:rFonts w:asciiTheme="minorBidi" w:hAnsiTheme="minorBidi"/>
@@ -1017,6 +1034,7 @@
         </w:rPr>
         <w:t>פסקה</w:t>
       </w:r>
+      <w:proofErr w:type="gramEnd"/>
       <w:r>
         <w:rPr>
           <w:rFonts w:asciiTheme="minorBidi" w:hAnsiTheme="minorBidi" w:hint="cs"/>
@@ -1155,6 +1173,7 @@
         </w:rPr>
         <w:t xml:space="preserve"> - </w:t>
       </w:r>
+      <w:proofErr w:type="gramStart"/>
       <w:r>
         <w:rPr>
           <w:rFonts w:asciiTheme="minorBidi" w:hAnsiTheme="minorBidi"/>
@@ -1181,6 +1200,7 @@
         </w:rPr>
         <w:t>קישור</w:t>
       </w:r>
+      <w:proofErr w:type="gramEnd"/>
       <w:r>
         <w:rPr>
           <w:rFonts w:asciiTheme="minorBidi" w:hAnsiTheme="minorBidi" w:hint="cs"/>
@@ -2853,6 +2873,7 @@
         <w:t>ל־</w:t>
       </w:r>
       <w:proofErr w:type="spellStart"/>
+      <w:proofErr w:type="gramStart"/>
       <w:r>
         <w:rPr>
           <w:rFonts w:asciiTheme="minorBidi" w:hAnsiTheme="minorBidi"/>
@@ -2873,6 +2894,7 @@
         </w:rPr>
         <w:t>)</w:t>
       </w:r>
+      <w:proofErr w:type="gramEnd"/>
     </w:p>
     <w:p>
       <w:pPr>
@@ -5684,6 +5706,7 @@
         </w:rPr>
         <w:t>עם בולטים (</w:t>
       </w:r>
+      <w:proofErr w:type="gramStart"/>
       <w:r>
         <w:rPr>
           <w:rFonts w:asciiTheme="minorBidi" w:hAnsiTheme="minorBidi"/>
@@ -5695,7 +5718,14 @@
         <w:rPr>
           <w:rFonts w:asciiTheme="minorBidi" w:hAnsiTheme="minorBidi"/>
         </w:rPr>
-        <w:t>(•)</w:t>
+        <w:t>(</w:t>
+      </w:r>
+      <w:proofErr w:type="gramEnd"/>
+      <w:r>
+        <w:rPr>
+          <w:rFonts w:asciiTheme="minorBidi" w:hAnsiTheme="minorBidi"/>
+        </w:rPr>
+        <w:t>•)</w:t>
       </w:r>
       <w:r>
         <w:rPr>
@@ -8694,6 +8724,7 @@
         </w:rPr>
         <w:t>(</w:t>
       </w:r>
+      <w:proofErr w:type="gramStart"/>
       <w:r>
         <w:rPr>
           <w:rFonts w:asciiTheme="minorBidi" w:hAnsiTheme="minorBidi"/>
@@ -8726,6 +8757,7 @@
         </w:rPr>
         <w:t>.</w:t>
       </w:r>
+      <w:proofErr w:type="gramEnd"/>
     </w:p>
     <w:p>
       <w:pPr>
@@ -8828,6 +8860,7 @@
         <w:t xml:space="preserve">&lt;p style="color: </w:t>
       </w:r>
       <w:proofErr w:type="spellStart"/>
+      <w:proofErr w:type="gramStart"/>
       <w:r>
         <w:rPr>
           <w:rFonts w:asciiTheme="minorBidi" w:hAnsiTheme="minorBidi"/>
@@ -8839,7 +8872,14 @@
         <w:rPr>
           <w:rFonts w:asciiTheme="minorBidi" w:hAnsiTheme="minorBidi"/>
         </w:rPr>
-        <w:t>(255, 0, 0, 0.5);"&gt;</w:t>
+        <w:t>(</w:t>
+      </w:r>
+      <w:proofErr w:type="gramEnd"/>
+      <w:r>
+        <w:rPr>
+          <w:rFonts w:asciiTheme="minorBidi" w:hAnsiTheme="minorBidi"/>
+        </w:rPr>
+        <w:t>255, 0, 0, 0.5);"&gt;</w:t>
       </w:r>
     </w:p>
     <w:p>
@@ -9214,6 +9254,7 @@
         <w:t xml:space="preserve">&lt;p style="color: </w:t>
       </w:r>
       <w:proofErr w:type="spellStart"/>
+      <w:proofErr w:type="gramStart"/>
       <w:r>
         <w:rPr>
           <w:rFonts w:asciiTheme="minorBidi" w:hAnsiTheme="minorBidi"/>
@@ -9225,7 +9266,14 @@
         <w:rPr>
           <w:rFonts w:asciiTheme="minorBidi" w:hAnsiTheme="minorBidi"/>
         </w:rPr>
-        <w:t>(255, 0, 0, 0.5);"&gt;</w:t>
+        <w:t>(</w:t>
+      </w:r>
+      <w:proofErr w:type="gramEnd"/>
+      <w:r>
+        <w:rPr>
+          <w:rFonts w:asciiTheme="minorBidi" w:hAnsiTheme="minorBidi"/>
+        </w:rPr>
+        <w:t>255, 0, 0, 0.5);"&gt;</w:t>
       </w:r>
     </w:p>
     <w:p>
@@ -9476,6 +9524,7 @@
         <w:t xml:space="preserve">color: </w:t>
       </w:r>
       <w:proofErr w:type="spellStart"/>
+      <w:proofErr w:type="gramStart"/>
       <w:r>
         <w:rPr>
           <w:rFonts w:asciiTheme="minorBidi" w:hAnsiTheme="minorBidi"/>
@@ -9487,7 +9536,14 @@
         <w:rPr>
           <w:rFonts w:asciiTheme="minorBidi" w:hAnsiTheme="minorBidi"/>
         </w:rPr>
-        <w:t>(255, 0, 0, 0.5);</w:t>
+        <w:t>(</w:t>
+      </w:r>
+      <w:proofErr w:type="gramEnd"/>
+      <w:r>
+        <w:rPr>
+          <w:rFonts w:asciiTheme="minorBidi" w:hAnsiTheme="minorBidi"/>
+        </w:rPr>
+        <w:t>255, 0, 0, 0.5);</w:t>
       </w:r>
       <w:r>
         <w:rPr>
@@ -9544,6 +9600,7 @@
         </w:rPr>
         <w:t xml:space="preserve">- </w:t>
       </w:r>
+      <w:proofErr w:type="gramStart"/>
       <w:r>
         <w:rPr>
           <w:rFonts w:asciiTheme="minorBidi" w:hAnsiTheme="minorBidi"/>
@@ -9562,7 +9619,14 @@
         <w:rPr>
           <w:rFonts w:asciiTheme="minorBidi" w:hAnsiTheme="minorBidi"/>
         </w:rPr>
-        <w:t xml:space="preserve"> (Property)</w:t>
+        <w:t xml:space="preserve"> (</w:t>
+      </w:r>
+      <w:proofErr w:type="gramEnd"/>
+      <w:r>
+        <w:rPr>
+          <w:rFonts w:asciiTheme="minorBidi" w:hAnsiTheme="minorBidi"/>
+        </w:rPr>
+        <w:t>Property)</w:t>
       </w:r>
       <w:r>
         <w:rPr>
@@ -10946,8 +11010,16 @@
           <w:rFonts w:asciiTheme="minorBidi" w:hAnsiTheme="minorBidi"/>
         </w:rPr>
         <w:br/>
-        <w:t xml:space="preserve">        }</w:t>
-      </w:r>
+        <w:t xml:space="preserve">      </w:t>
+      </w:r>
+      <w:proofErr w:type="gramStart"/>
+      <w:r>
+        <w:rPr>
+          <w:rFonts w:asciiTheme="minorBidi" w:hAnsiTheme="minorBidi"/>
+        </w:rPr>
+        <w:t xml:space="preserve">  }</w:t>
+      </w:r>
+      <w:proofErr w:type="gramEnd"/>
       <w:r>
         <w:rPr>
           <w:rFonts w:asciiTheme="minorBidi" w:hAnsiTheme="minorBidi"/>
@@ -13596,6 +13668,7 @@
         <w:t>&lt;p style="</w:t>
       </w:r>
       <w:proofErr w:type="spellStart"/>
+      <w:proofErr w:type="gramStart"/>
       <w:r>
         <w:rPr>
           <w:rFonts w:asciiTheme="minorBidi" w:hAnsiTheme="minorBidi"/>
@@ -13603,6 +13676,7 @@
         <w:t>color:red</w:t>
       </w:r>
       <w:proofErr w:type="spellEnd"/>
+      <w:proofErr w:type="gramEnd"/>
       <w:r>
         <w:rPr>
           <w:rFonts w:asciiTheme="minorBidi" w:hAnsiTheme="minorBidi"/>
@@ -14283,6 +14357,7 @@
         <w:t>&lt;p style="</w:t>
       </w:r>
       <w:proofErr w:type="spellStart"/>
+      <w:proofErr w:type="gramStart"/>
       <w:r>
         <w:rPr>
           <w:rFonts w:asciiTheme="minorBidi" w:hAnsiTheme="minorBidi"/>
@@ -14290,6 +14365,7 @@
         <w:t>color:red</w:t>
       </w:r>
       <w:proofErr w:type="spellEnd"/>
+      <w:proofErr w:type="gramEnd"/>
       <w:r>
         <w:rPr>
           <w:rFonts w:asciiTheme="minorBidi" w:hAnsiTheme="minorBidi"/>
@@ -16282,7 +16358,16 @@
           <w:b/>
           <w:bCs/>
         </w:rPr>
-        <w:t xml:space="preserve"> Parent</w:t>
+        <w:t xml:space="preserve"> </w:t>
+      </w:r>
+      <w:proofErr w:type="gramStart"/>
+      <w:r>
+        <w:rPr>
+          <w:rFonts w:asciiTheme="minorBidi" w:hAnsiTheme="minorBidi"/>
+          <w:b/>
+          <w:bCs/>
+        </w:rPr>
+        <w:t>Parent</w:t>
       </w:r>
       <w:r>
         <w:rPr>
@@ -16293,6 +16378,7 @@
         </w:rPr>
         <w:t>(</w:t>
       </w:r>
+      <w:proofErr w:type="gramEnd"/>
       <w:r>
         <w:rPr>
           <w:rFonts w:asciiTheme="minorBidi" w:hAnsiTheme="minorBidi"/>
@@ -16423,7 +16509,16 @@
           <w:b/>
           <w:bCs/>
         </w:rPr>
-        <w:t xml:space="preserve"> Child</w:t>
+        <w:t xml:space="preserve"> </w:t>
+      </w:r>
+      <w:proofErr w:type="gramStart"/>
+      <w:r>
+        <w:rPr>
+          <w:rFonts w:asciiTheme="minorBidi" w:hAnsiTheme="minorBidi"/>
+          <w:b/>
+          <w:bCs/>
+        </w:rPr>
+        <w:t>Child</w:t>
       </w:r>
       <w:r>
         <w:rPr>
@@ -16434,6 +16529,7 @@
         </w:rPr>
         <w:t>(</w:t>
       </w:r>
+      <w:proofErr w:type="gramEnd"/>
       <w:r>
         <w:rPr>
           <w:rFonts w:asciiTheme="minorBidi" w:hAnsiTheme="minorBidi"/>
@@ -17715,13 +17811,28 @@
           <w:rFonts w:asciiTheme="minorBidi" w:hAnsiTheme="minorBidi"/>
           <w:rtl/>
         </w:rPr>
-        <w:t>נוצר תיקייה נסתרת</w:t>
-      </w:r>
-      <w:r>
-        <w:rPr>
-          <w:rFonts w:asciiTheme="minorBidi" w:hAnsiTheme="minorBidi"/>
-        </w:rPr>
-        <w:t xml:space="preserve">.git </w:t>
+        <w:t xml:space="preserve">נוצר תיקייה </w:t>
+      </w:r>
+      <w:proofErr w:type="gramStart"/>
+      <w:r>
+        <w:rPr>
+          <w:rFonts w:asciiTheme="minorBidi" w:hAnsiTheme="minorBidi"/>
+          <w:rtl/>
+        </w:rPr>
+        <w:t>נסתרת</w:t>
+      </w:r>
+      <w:r>
+        <w:rPr>
+          <w:rFonts w:asciiTheme="minorBidi" w:hAnsiTheme="minorBidi"/>
+        </w:rPr>
+        <w:t>.git</w:t>
+      </w:r>
+      <w:proofErr w:type="gramEnd"/>
+      <w:r>
+        <w:rPr>
+          <w:rFonts w:asciiTheme="minorBidi" w:hAnsiTheme="minorBidi"/>
+        </w:rPr>
+        <w:t xml:space="preserve"> </w:t>
       </w:r>
       <w:r>
         <w:rPr>
@@ -17730,6 +17841,7 @@
         </w:rPr>
         <w:t xml:space="preserve"> ואז</w:t>
       </w:r>
+      <w:proofErr w:type="gramStart"/>
       <w:r>
         <w:rPr>
           <w:rFonts w:asciiTheme="minorBidi" w:hAnsiTheme="minorBidi"/>
@@ -17748,7 +17860,15 @@
           <w:rFonts w:asciiTheme="minorBidi" w:hAnsiTheme="minorBidi"/>
           <w:rtl/>
         </w:rPr>
-        <w:t>מתחיל לעקוב אחרי הפרויקט</w:t>
+        <w:t>מתחיל</w:t>
+      </w:r>
+      <w:proofErr w:type="gramEnd"/>
+      <w:r>
+        <w:rPr>
+          <w:rFonts w:asciiTheme="minorBidi" w:hAnsiTheme="minorBidi"/>
+          <w:rtl/>
+        </w:rPr>
+        <w:t xml:space="preserve"> לעקוב אחרי הפרויקט</w:t>
       </w:r>
       <w:r>
         <w:rPr>
@@ -17988,8 +18108,16 @@
         <w:rPr>
           <w:rFonts w:asciiTheme="minorBidi" w:hAnsiTheme="minorBidi"/>
         </w:rPr>
-        <w:t>git add .</w:t>
-      </w:r>
+        <w:t xml:space="preserve">git </w:t>
+      </w:r>
+      <w:proofErr w:type="gramStart"/>
+      <w:r>
+        <w:rPr>
+          <w:rFonts w:asciiTheme="minorBidi" w:hAnsiTheme="minorBidi"/>
+        </w:rPr>
+        <w:t>add .</w:t>
+      </w:r>
+      <w:proofErr w:type="gramEnd"/>
       <w:r>
         <w:rPr>
           <w:rFonts w:asciiTheme="minorBidi" w:hAnsiTheme="minorBidi"/>
@@ -20557,8 +20685,30 @@
         <w:rPr>
           <w:rFonts w:asciiTheme="minorBidi" w:hAnsiTheme="minorBidi"/>
         </w:rPr>
-        <w:t>    .flex-container{</w:t>
-      </w:r>
+        <w:t xml:space="preserve">    </w:t>
+      </w:r>
+      <w:proofErr w:type="gramStart"/>
+      <w:r>
+        <w:rPr>
+          <w:rFonts w:asciiTheme="minorBidi" w:hAnsiTheme="minorBidi"/>
+        </w:rPr>
+        <w:t>.flex</w:t>
+      </w:r>
+      <w:proofErr w:type="gramEnd"/>
+      <w:r>
+        <w:rPr>
+          <w:rFonts w:asciiTheme="minorBidi" w:hAnsiTheme="minorBidi"/>
+        </w:rPr>
+        <w:t>-</w:t>
+      </w:r>
+      <w:proofErr w:type="gramStart"/>
+      <w:r>
+        <w:rPr>
+          <w:rFonts w:asciiTheme="minorBidi" w:hAnsiTheme="minorBidi"/>
+        </w:rPr>
+        <w:t>container{</w:t>
+      </w:r>
+      <w:proofErr w:type="gramEnd"/>
     </w:p>
     <w:p>
       <w:pPr>
@@ -20705,8 +20855,30 @@
         <w:rPr>
           <w:rFonts w:asciiTheme="minorBidi" w:hAnsiTheme="minorBidi"/>
         </w:rPr>
-        <w:t>    .flex-item{</w:t>
-      </w:r>
+        <w:t xml:space="preserve">    </w:t>
+      </w:r>
+      <w:proofErr w:type="gramStart"/>
+      <w:r>
+        <w:rPr>
+          <w:rFonts w:asciiTheme="minorBidi" w:hAnsiTheme="minorBidi"/>
+        </w:rPr>
+        <w:t>.flex</w:t>
+      </w:r>
+      <w:proofErr w:type="gramEnd"/>
+      <w:r>
+        <w:rPr>
+          <w:rFonts w:asciiTheme="minorBidi" w:hAnsiTheme="minorBidi"/>
+        </w:rPr>
+        <w:t>-</w:t>
+      </w:r>
+      <w:proofErr w:type="gramStart"/>
+      <w:r>
+        <w:rPr>
+          <w:rFonts w:asciiTheme="minorBidi" w:hAnsiTheme="minorBidi"/>
+        </w:rPr>
+        <w:t>item{</w:t>
+      </w:r>
+      <w:proofErr w:type="gramEnd"/>
     </w:p>
     <w:p>
       <w:pPr>
@@ -21499,12 +21671,28 @@
           <w:rFonts w:asciiTheme="minorBidi" w:hAnsiTheme="minorBidi"/>
         </w:rPr>
       </w:pPr>
-      <w:r>
-        <w:rPr>
-          <w:rFonts w:asciiTheme="minorBidi" w:hAnsiTheme="minorBidi"/>
-        </w:rPr>
-        <w:t>.flex-container{</w:t>
-      </w:r>
+      <w:proofErr w:type="gramStart"/>
+      <w:r>
+        <w:rPr>
+          <w:rFonts w:asciiTheme="minorBidi" w:hAnsiTheme="minorBidi"/>
+        </w:rPr>
+        <w:t>.flex</w:t>
+      </w:r>
+      <w:proofErr w:type="gramEnd"/>
+      <w:r>
+        <w:rPr>
+          <w:rFonts w:asciiTheme="minorBidi" w:hAnsiTheme="minorBidi"/>
+        </w:rPr>
+        <w:t>-</w:t>
+      </w:r>
+      <w:proofErr w:type="gramStart"/>
+      <w:r>
+        <w:rPr>
+          <w:rFonts w:asciiTheme="minorBidi" w:hAnsiTheme="minorBidi"/>
+        </w:rPr>
+        <w:t>container{</w:t>
+      </w:r>
+      <w:proofErr w:type="gramEnd"/>
       <w:r>
         <w:rPr>
           <w:rFonts w:asciiTheme="minorBidi" w:hAnsiTheme="minorBidi"/>
@@ -21971,12 +22159,28 @@
           <w:rFonts w:asciiTheme="minorBidi" w:hAnsiTheme="minorBidi"/>
         </w:rPr>
       </w:pPr>
-      <w:r>
-        <w:rPr>
-          <w:rFonts w:asciiTheme="minorBidi" w:hAnsiTheme="minorBidi"/>
-        </w:rPr>
-        <w:t>.flex-item{</w:t>
-      </w:r>
+      <w:proofErr w:type="gramStart"/>
+      <w:r>
+        <w:rPr>
+          <w:rFonts w:asciiTheme="minorBidi" w:hAnsiTheme="minorBidi"/>
+        </w:rPr>
+        <w:t>.flex</w:t>
+      </w:r>
+      <w:proofErr w:type="gramEnd"/>
+      <w:r>
+        <w:rPr>
+          <w:rFonts w:asciiTheme="minorBidi" w:hAnsiTheme="minorBidi"/>
+        </w:rPr>
+        <w:t>-</w:t>
+      </w:r>
+      <w:proofErr w:type="gramStart"/>
+      <w:r>
+        <w:rPr>
+          <w:rFonts w:asciiTheme="minorBidi" w:hAnsiTheme="minorBidi"/>
+        </w:rPr>
+        <w:t>item{</w:t>
+      </w:r>
+      <w:proofErr w:type="gramEnd"/>
     </w:p>
     <w:p>
       <w:pPr>
@@ -25236,7 +25440,21 @@
           <w:rFonts w:asciiTheme="minorBidi" w:hAnsiTheme="minorBidi"/>
         </w:rPr>
         <w:br/>
-        <w:t xml:space="preserve">    align-items: center;     /* </w:t>
+        <w:t xml:space="preserve">    align-items: </w:t>
+      </w:r>
+      <w:proofErr w:type="gramStart"/>
+      <w:r>
+        <w:rPr>
+          <w:rFonts w:asciiTheme="minorBidi" w:hAnsiTheme="minorBidi"/>
+        </w:rPr>
+        <w:t xml:space="preserve">center;   </w:t>
+      </w:r>
+      <w:proofErr w:type="gramEnd"/>
+      <w:r>
+        <w:rPr>
+          <w:rFonts w:asciiTheme="minorBidi" w:hAnsiTheme="minorBidi"/>
+        </w:rPr>
+        <w:t xml:space="preserve">  /* </w:t>
       </w:r>
       <w:r>
         <w:rPr>
@@ -26058,6 +26276,7 @@
         </w:rPr>
         <w:t xml:space="preserve"> div </w:t>
       </w:r>
+      <w:proofErr w:type="gramStart"/>
       <w:r>
         <w:rPr>
           <w:rFonts w:asciiTheme="minorBidi" w:hAnsiTheme="minorBidi"/>
@@ -26078,6 +26297,7 @@
         </w:rPr>
         <w:t xml:space="preserve"> class</w:t>
       </w:r>
+      <w:proofErr w:type="gramEnd"/>
       <w:r>
         <w:rPr>
           <w:rFonts w:asciiTheme="minorBidi" w:hAnsiTheme="minorBidi" w:hint="cs"/>
@@ -26186,7 +26406,15 @@
           <w:rFonts w:asciiTheme="minorBidi" w:hAnsiTheme="minorBidi"/>
           <w:rtl/>
         </w:rPr>
-        <w:t>זה התוכן בתוך כל</w:t>
+        <w:t xml:space="preserve">זה התוכן בתוך </w:t>
+      </w:r>
+      <w:proofErr w:type="gramStart"/>
+      <w:r>
+        <w:rPr>
+          <w:rFonts w:asciiTheme="minorBidi" w:hAnsiTheme="minorBidi"/>
+          <w:rtl/>
+        </w:rPr>
+        <w:t>כל</w:t>
       </w:r>
       <w:r>
         <w:rPr>
@@ -26201,6 +26429,7 @@
         </w:rPr>
         <w:t xml:space="preserve"> div</w:t>
       </w:r>
+      <w:proofErr w:type="gramEnd"/>
       <w:r>
         <w:rPr>
           <w:rFonts w:asciiTheme="minorBidi" w:hAnsiTheme="minorBidi" w:hint="cs"/>
@@ -28075,11 +28304,19 @@
           <w:rFonts w:asciiTheme="minorBidi" w:hAnsiTheme="minorBidi"/>
         </w:rPr>
       </w:pPr>
-      <w:r>
-        <w:rPr>
-          <w:rFonts w:asciiTheme="minorBidi" w:hAnsiTheme="minorBidi"/>
-        </w:rPr>
-        <w:t>.grid-container {</w:t>
+      <w:proofErr w:type="gramStart"/>
+      <w:r>
+        <w:rPr>
+          <w:rFonts w:asciiTheme="minorBidi" w:hAnsiTheme="minorBidi"/>
+        </w:rPr>
+        <w:t>.grid</w:t>
+      </w:r>
+      <w:proofErr w:type="gramEnd"/>
+      <w:r>
+        <w:rPr>
+          <w:rFonts w:asciiTheme="minorBidi" w:hAnsiTheme="minorBidi"/>
+        </w:rPr>
+        <w:t>-container {</w:t>
       </w:r>
     </w:p>
     <w:p>
@@ -28209,11 +28446,19 @@
           <w:rFonts w:asciiTheme="minorBidi" w:hAnsiTheme="minorBidi"/>
         </w:rPr>
       </w:pPr>
-      <w:r>
-        <w:rPr>
-          <w:rFonts w:asciiTheme="minorBidi" w:hAnsiTheme="minorBidi"/>
-        </w:rPr>
-        <w:t>.grid-item {</w:t>
+      <w:proofErr w:type="gramStart"/>
+      <w:r>
+        <w:rPr>
+          <w:rFonts w:asciiTheme="minorBidi" w:hAnsiTheme="minorBidi"/>
+        </w:rPr>
+        <w:t>.grid</w:t>
+      </w:r>
+      <w:proofErr w:type="gramEnd"/>
+      <w:r>
+        <w:rPr>
+          <w:rFonts w:asciiTheme="minorBidi" w:hAnsiTheme="minorBidi"/>
+        </w:rPr>
+        <w:t>-item {</w:t>
       </w:r>
     </w:p>
     <w:p>
@@ -28570,130 +28815,187 @@
           <w:rFonts w:asciiTheme="minorBidi" w:hAnsiTheme="minorBidi" w:hint="cs"/>
           <w:rtl/>
         </w:rPr>
+        <w:t xml:space="preserve"> </w:t>
+      </w:r>
+      <w:proofErr w:type="gramStart"/>
+      <w:r>
+        <w:rPr>
+          <w:rFonts w:asciiTheme="minorBidi" w:hAnsiTheme="minorBidi" w:hint="cs"/>
+          <w:rtl/>
+        </w:rPr>
+        <w:t xml:space="preserve">- </w:t>
+      </w:r>
+      <w:r>
+        <w:rPr>
+          <w:rFonts w:asciiTheme="minorBidi" w:hAnsiTheme="minorBidi"/>
+        </w:rPr>
+        <w:t xml:space="preserve"> 6</w:t>
+      </w:r>
+      <w:proofErr w:type="gramEnd"/>
+      <w:r>
+        <w:rPr>
+          <w:rFonts w:asciiTheme="minorBidi" w:hAnsiTheme="minorBidi"/>
+        </w:rPr>
+        <w:t xml:space="preserve"> </w:t>
+      </w:r>
+      <w:r>
+        <w:rPr>
+          <w:rFonts w:asciiTheme="minorBidi" w:hAnsiTheme="minorBidi"/>
+          <w:rtl/>
+        </w:rPr>
+        <w:t xml:space="preserve">קופסאות </w:t>
+      </w:r>
+      <w:proofErr w:type="gramStart"/>
+      <w:r>
+        <w:rPr>
+          <w:rFonts w:asciiTheme="minorBidi" w:hAnsiTheme="minorBidi"/>
+          <w:rtl/>
+        </w:rPr>
+        <w:t>קטנות</w:t>
+      </w:r>
+      <w:r>
+        <w:rPr>
+          <w:rFonts w:asciiTheme="minorBidi" w:hAnsiTheme="minorBidi" w:hint="cs"/>
+          <w:rtl/>
+        </w:rPr>
+        <w:t xml:space="preserve"> </w:t>
+      </w:r>
+      <w:r>
+        <w:rPr>
+          <w:rFonts w:asciiTheme="minorBidi" w:hAnsiTheme="minorBidi"/>
+        </w:rPr>
+        <w:t xml:space="preserve"> (</w:t>
+      </w:r>
+      <w:proofErr w:type="gramEnd"/>
+      <w:r>
+        <w:rPr>
+          <w:rFonts w:asciiTheme="minorBidi" w:hAnsiTheme="minorBidi"/>
+        </w:rPr>
+        <w:t>cards)</w:t>
+      </w:r>
+    </w:p>
+    <w:p>
+      <w:pPr>
+        <w:rPr>
+          <w:rFonts w:asciiTheme="minorBidi" w:hAnsiTheme="minorBidi"/>
+          <w:rtl/>
+        </w:rPr>
+      </w:pPr>
+      <w:r>
+        <w:rPr>
+          <w:rFonts w:asciiTheme="minorBidi" w:hAnsiTheme="minorBidi"/>
+          <w:b/>
+          <w:bCs/>
+          <w:rtl/>
+        </w:rPr>
+        <w:t>מה המטרה</w:t>
+      </w:r>
+      <w:r>
+        <w:rPr>
+          <w:rFonts w:asciiTheme="minorBidi" w:hAnsiTheme="minorBidi"/>
+          <w:b/>
+          <w:bCs/>
+        </w:rPr>
+        <w:t>?</w:t>
+      </w:r>
+      <w:r>
+        <w:rPr>
+          <w:rFonts w:asciiTheme="minorBidi" w:hAnsiTheme="minorBidi" w:hint="cs"/>
+          <w:b/>
+          <w:bCs/>
+          <w:rtl/>
+        </w:rPr>
+        <w:t xml:space="preserve"> </w:t>
+      </w:r>
+      <w:r>
+        <w:rPr>
+          <w:rFonts w:asciiTheme="minorBidi" w:hAnsiTheme="minorBidi"/>
+          <w:rtl/>
+        </w:rPr>
+        <w:t>להציג 6 כרטיסים</w:t>
+      </w:r>
+      <w:r>
+        <w:rPr>
+          <w:rFonts w:asciiTheme="minorBidi" w:hAnsiTheme="minorBidi" w:hint="cs"/>
+          <w:rtl/>
+        </w:rPr>
+        <w:t xml:space="preserve">, </w:t>
+      </w:r>
+      <w:r>
+        <w:rPr>
+          <w:rFonts w:asciiTheme="minorBidi" w:hAnsiTheme="minorBidi"/>
+          <w:rtl/>
+        </w:rPr>
+        <w:t>מסודרים כמו טבלה</w:t>
+      </w:r>
+      <w:r>
+        <w:rPr>
+          <w:rFonts w:asciiTheme="minorBidi" w:hAnsiTheme="minorBidi" w:hint="cs"/>
+          <w:rtl/>
+        </w:rPr>
+        <w:t>.</w:t>
+      </w:r>
+    </w:p>
+    <w:p>
+      <w:pPr>
+        <w:rPr>
+          <w:rFonts w:asciiTheme="minorBidi" w:hAnsiTheme="minorBidi"/>
+          <w:b/>
+          <w:bCs/>
+          <w:rtl/>
+        </w:rPr>
+      </w:pPr>
+      <w:r>
+        <w:rPr>
+          <w:rFonts w:asciiTheme="minorBidi" w:hAnsiTheme="minorBidi"/>
+          <w:b/>
+          <w:bCs/>
+          <w:rtl/>
+        </w:rPr>
+        <w:t>עכשיו ה</w:t>
+      </w:r>
+      <w:r>
+        <w:rPr>
+          <w:rFonts w:asciiTheme="minorBidi" w:hAnsiTheme="minorBidi"/>
+          <w:b/>
+          <w:bCs/>
+        </w:rPr>
+        <w:t>CSS</w:t>
+      </w:r>
+      <w:r>
+        <w:rPr>
+          <w:rFonts w:asciiTheme="minorBidi" w:hAnsiTheme="minorBidi"/>
+          <w:b/>
+          <w:bCs/>
+        </w:rPr>
+        <w:t>-</w:t>
+      </w:r>
+      <w:r>
+        <w:rPr>
+          <w:rFonts w:asciiTheme="minorBidi" w:hAnsiTheme="minorBidi" w:hint="cs"/>
+          <w:b/>
+          <w:bCs/>
+          <w:rtl/>
+        </w:rPr>
         <w:t xml:space="preserve"> - </w:t>
       </w:r>
-      <w:r>
-        <w:rPr>
-          <w:rFonts w:asciiTheme="minorBidi" w:hAnsiTheme="minorBidi"/>
-        </w:rPr>
-        <w:t xml:space="preserve"> 6 </w:t>
-      </w:r>
-      <w:r>
-        <w:rPr>
-          <w:rFonts w:asciiTheme="minorBidi" w:hAnsiTheme="minorBidi"/>
-          <w:rtl/>
-        </w:rPr>
-        <w:t>קופסאות קטנות</w:t>
-      </w:r>
-      <w:r>
-        <w:rPr>
-          <w:rFonts w:asciiTheme="minorBidi" w:hAnsiTheme="minorBidi" w:hint="cs"/>
-          <w:rtl/>
-        </w:rPr>
-        <w:t xml:space="preserve"> </w:t>
-      </w:r>
-      <w:r>
-        <w:rPr>
-          <w:rFonts w:asciiTheme="minorBidi" w:hAnsiTheme="minorBidi"/>
-        </w:rPr>
-        <w:t xml:space="preserve"> (cards)</w:t>
-      </w:r>
-    </w:p>
-    <w:p>
-      <w:pPr>
-        <w:rPr>
-          <w:rFonts w:asciiTheme="minorBidi" w:hAnsiTheme="minorBidi"/>
-          <w:rtl/>
-        </w:rPr>
-      </w:pPr>
-      <w:r>
-        <w:rPr>
-          <w:rFonts w:asciiTheme="minorBidi" w:hAnsiTheme="minorBidi"/>
-          <w:b/>
-          <w:bCs/>
-          <w:rtl/>
-        </w:rPr>
-        <w:t>מה המטרה</w:t>
-      </w:r>
-      <w:r>
-        <w:rPr>
-          <w:rFonts w:asciiTheme="minorBidi" w:hAnsiTheme="minorBidi"/>
-          <w:b/>
-          <w:bCs/>
-        </w:rPr>
-        <w:t>?</w:t>
-      </w:r>
-      <w:r>
-        <w:rPr>
-          <w:rFonts w:asciiTheme="minorBidi" w:hAnsiTheme="minorBidi" w:hint="cs"/>
-          <w:b/>
-          <w:bCs/>
-          <w:rtl/>
-        </w:rPr>
-        <w:t xml:space="preserve"> </w:t>
-      </w:r>
-      <w:r>
-        <w:rPr>
-          <w:rFonts w:asciiTheme="minorBidi" w:hAnsiTheme="minorBidi"/>
-          <w:rtl/>
-        </w:rPr>
-        <w:t>להציג 6 כרטיסים</w:t>
-      </w:r>
-      <w:r>
-        <w:rPr>
-          <w:rFonts w:asciiTheme="minorBidi" w:hAnsiTheme="minorBidi" w:hint="cs"/>
-          <w:rtl/>
-        </w:rPr>
-        <w:t xml:space="preserve">, </w:t>
-      </w:r>
-      <w:r>
-        <w:rPr>
-          <w:rFonts w:asciiTheme="minorBidi" w:hAnsiTheme="minorBidi"/>
-          <w:rtl/>
-        </w:rPr>
-        <w:t>מסודרים כמו טבלה</w:t>
-      </w:r>
-      <w:r>
-        <w:rPr>
-          <w:rFonts w:asciiTheme="minorBidi" w:hAnsiTheme="minorBidi" w:hint="cs"/>
-          <w:rtl/>
-        </w:rPr>
-        <w:t>.</w:t>
-      </w:r>
-    </w:p>
-    <w:p>
-      <w:pPr>
-        <w:rPr>
-          <w:rFonts w:asciiTheme="minorBidi" w:hAnsiTheme="minorBidi"/>
-          <w:b/>
-          <w:bCs/>
-          <w:rtl/>
-        </w:rPr>
-      </w:pPr>
-      <w:r>
-        <w:rPr>
-          <w:rFonts w:asciiTheme="minorBidi" w:hAnsiTheme="minorBidi"/>
-          <w:b/>
-          <w:bCs/>
-          <w:rtl/>
-        </w:rPr>
-        <w:t>עכשיו ה</w:t>
-      </w:r>
-      <w:r>
-        <w:rPr>
-          <w:rFonts w:asciiTheme="minorBidi" w:hAnsiTheme="minorBidi"/>
-          <w:b/>
-          <w:bCs/>
-        </w:rPr>
-        <w:t>CSS</w:t>
-      </w:r>
-      <w:r>
-        <w:rPr>
-          <w:rFonts w:asciiTheme="minorBidi" w:hAnsiTheme="minorBidi"/>
-          <w:b/>
-          <w:bCs/>
-        </w:rPr>
-        <w:t>-</w:t>
+    </w:p>
+    <w:p>
+      <w:pPr>
+        <w:rPr>
+          <w:rFonts w:asciiTheme="minorBidi" w:hAnsiTheme="minorBidi"/>
+          <w:b/>
+          <w:bCs/>
+        </w:rPr>
+      </w:pPr>
+      <w:r>
+        <w:rPr>
+          <w:rFonts w:asciiTheme="minorBidi" w:hAnsiTheme="minorBidi"/>
+          <w:b/>
+          <w:bCs/>
+          <w:rtl/>
+        </w:rPr>
+        <w:t>הקונטיינר</w:t>
       </w:r>
       <w:r>
         <w:rPr>
@@ -28707,43 +29009,24 @@
     </w:p>
     <w:p>
       <w:pPr>
-        <w:rPr>
-          <w:rFonts w:asciiTheme="minorBidi" w:hAnsiTheme="minorBidi"/>
-          <w:b/>
-          <w:bCs/>
-        </w:rPr>
-      </w:pPr>
-      <w:r>
-        <w:rPr>
-          <w:rFonts w:asciiTheme="minorBidi" w:hAnsiTheme="minorBidi"/>
-          <w:b/>
-          <w:bCs/>
-          <w:rtl/>
-        </w:rPr>
-        <w:t>הקונטיינר</w:t>
-      </w:r>
-      <w:r>
-        <w:rPr>
-          <w:rFonts w:asciiTheme="minorBidi" w:hAnsiTheme="minorBidi" w:hint="cs"/>
-          <w:b/>
-          <w:bCs/>
-          <w:rtl/>
-        </w:rPr>
-        <w:t xml:space="preserve"> - </w:t>
-      </w:r>
-    </w:p>
-    <w:p>
-      <w:pPr>
         <w:jc w:val="right"/>
         <w:rPr>
           <w:rFonts w:asciiTheme="minorBidi" w:hAnsiTheme="minorBidi"/>
         </w:rPr>
       </w:pPr>
-      <w:r>
-        <w:rPr>
-          <w:rFonts w:asciiTheme="minorBidi" w:hAnsiTheme="minorBidi"/>
-        </w:rPr>
-        <w:t>.grid-container {</w:t>
+      <w:proofErr w:type="gramStart"/>
+      <w:r>
+        <w:rPr>
+          <w:rFonts w:asciiTheme="minorBidi" w:hAnsiTheme="minorBidi"/>
+        </w:rPr>
+        <w:t>.grid</w:t>
+      </w:r>
+      <w:proofErr w:type="gramEnd"/>
+      <w:r>
+        <w:rPr>
+          <w:rFonts w:asciiTheme="minorBidi" w:hAnsiTheme="minorBidi"/>
+        </w:rPr>
+        <w:t>-container {</w:t>
       </w:r>
       <w:r>
         <w:rPr>
@@ -29113,8 +29396,44 @@
         <w:rPr>
           <w:rFonts w:asciiTheme="minorBidi" w:hAnsiTheme="minorBidi"/>
         </w:rPr>
-        <w:t>[ card1 ] [ card2 ] [ card3 ]</w:t>
-      </w:r>
+        <w:t>[ card</w:t>
+      </w:r>
+      <w:proofErr w:type="gramStart"/>
+      <w:r>
+        <w:rPr>
+          <w:rFonts w:asciiTheme="minorBidi" w:hAnsiTheme="minorBidi"/>
+        </w:rPr>
+        <w:t>1 ]</w:t>
+      </w:r>
+      <w:proofErr w:type="gramEnd"/>
+      <w:r>
+        <w:rPr>
+          <w:rFonts w:asciiTheme="minorBidi" w:hAnsiTheme="minorBidi"/>
+        </w:rPr>
+        <w:t xml:space="preserve"> [ card</w:t>
+      </w:r>
+      <w:proofErr w:type="gramStart"/>
+      <w:r>
+        <w:rPr>
+          <w:rFonts w:asciiTheme="minorBidi" w:hAnsiTheme="minorBidi"/>
+        </w:rPr>
+        <w:t>2 ]</w:t>
+      </w:r>
+      <w:proofErr w:type="gramEnd"/>
+      <w:r>
+        <w:rPr>
+          <w:rFonts w:asciiTheme="minorBidi" w:hAnsiTheme="minorBidi"/>
+        </w:rPr>
+        <w:t xml:space="preserve"> [ card</w:t>
+      </w:r>
+      <w:proofErr w:type="gramStart"/>
+      <w:r>
+        <w:rPr>
+          <w:rFonts w:asciiTheme="minorBidi" w:hAnsiTheme="minorBidi"/>
+        </w:rPr>
+        <w:t>3 ]</w:t>
+      </w:r>
+      <w:proofErr w:type="gramEnd"/>
       <w:r>
         <w:rPr>
           <w:rFonts w:asciiTheme="minorBidi" w:hAnsiTheme="minorBidi"/>
@@ -29147,8 +29466,44 @@
           <w:rFonts w:asciiTheme="minorBidi" w:hAnsiTheme="minorBidi"/>
         </w:rPr>
         <w:br/>
-        <w:t>[ card4 ] [ card5 ] [ card6 ]</w:t>
-      </w:r>
+        <w:t>[ card</w:t>
+      </w:r>
+      <w:proofErr w:type="gramStart"/>
+      <w:r>
+        <w:rPr>
+          <w:rFonts w:asciiTheme="minorBidi" w:hAnsiTheme="minorBidi"/>
+        </w:rPr>
+        <w:t>4 ]</w:t>
+      </w:r>
+      <w:proofErr w:type="gramEnd"/>
+      <w:r>
+        <w:rPr>
+          <w:rFonts w:asciiTheme="minorBidi" w:hAnsiTheme="minorBidi"/>
+        </w:rPr>
+        <w:t xml:space="preserve"> [ card</w:t>
+      </w:r>
+      <w:proofErr w:type="gramStart"/>
+      <w:r>
+        <w:rPr>
+          <w:rFonts w:asciiTheme="minorBidi" w:hAnsiTheme="minorBidi"/>
+        </w:rPr>
+        <w:t>5 ]</w:t>
+      </w:r>
+      <w:proofErr w:type="gramEnd"/>
+      <w:r>
+        <w:rPr>
+          <w:rFonts w:asciiTheme="minorBidi" w:hAnsiTheme="minorBidi"/>
+        </w:rPr>
+        <w:t xml:space="preserve"> [ card</w:t>
+      </w:r>
+      <w:proofErr w:type="gramStart"/>
+      <w:r>
+        <w:rPr>
+          <w:rFonts w:asciiTheme="minorBidi" w:hAnsiTheme="minorBidi"/>
+        </w:rPr>
+        <w:t>6 ]</w:t>
+      </w:r>
+      <w:proofErr w:type="gramEnd"/>
       <w:r>
         <w:rPr>
           <w:rFonts w:asciiTheme="minorBidi" w:hAnsiTheme="minorBidi"/>
@@ -29937,8 +30292,44 @@
         <w:rPr>
           <w:rFonts w:asciiTheme="minorBidi" w:hAnsiTheme="minorBidi"/>
         </w:rPr>
-        <w:t>[ item ] [ item ] [ item ]</w:t>
-      </w:r>
+        <w:t xml:space="preserve">[ </w:t>
+      </w:r>
+      <w:proofErr w:type="gramStart"/>
+      <w:r>
+        <w:rPr>
+          <w:rFonts w:asciiTheme="minorBidi" w:hAnsiTheme="minorBidi"/>
+        </w:rPr>
+        <w:t>item ]</w:t>
+      </w:r>
+      <w:proofErr w:type="gramEnd"/>
+      <w:r>
+        <w:rPr>
+          <w:rFonts w:asciiTheme="minorBidi" w:hAnsiTheme="minorBidi"/>
+        </w:rPr>
+        <w:t xml:space="preserve"> [ </w:t>
+      </w:r>
+      <w:proofErr w:type="gramStart"/>
+      <w:r>
+        <w:rPr>
+          <w:rFonts w:asciiTheme="minorBidi" w:hAnsiTheme="minorBidi"/>
+        </w:rPr>
+        <w:t>item ]</w:t>
+      </w:r>
+      <w:proofErr w:type="gramEnd"/>
+      <w:r>
+        <w:rPr>
+          <w:rFonts w:asciiTheme="minorBidi" w:hAnsiTheme="minorBidi"/>
+        </w:rPr>
+        <w:t xml:space="preserve"> [ </w:t>
+      </w:r>
+      <w:proofErr w:type="gramStart"/>
+      <w:r>
+        <w:rPr>
+          <w:rFonts w:asciiTheme="minorBidi" w:hAnsiTheme="minorBidi"/>
+        </w:rPr>
+        <w:t>item ]</w:t>
+      </w:r>
+      <w:proofErr w:type="gramEnd"/>
     </w:p>
     <w:p>
       <w:pPr>
@@ -29971,22 +30362,46 @@
         <w:rPr>
           <w:rFonts w:asciiTheme="minorBidi" w:hAnsiTheme="minorBidi"/>
         </w:rPr>
-        <w:t>[ item ]</w:t>
-      </w:r>
+        <w:t xml:space="preserve">[ </w:t>
+      </w:r>
+      <w:proofErr w:type="gramStart"/>
+      <w:r>
+        <w:rPr>
+          <w:rFonts w:asciiTheme="minorBidi" w:hAnsiTheme="minorBidi"/>
+        </w:rPr>
+        <w:t>item ]</w:t>
+      </w:r>
+      <w:proofErr w:type="gramEnd"/>
       <w:r>
         <w:rPr>
           <w:rFonts w:asciiTheme="minorBidi" w:hAnsiTheme="minorBidi"/>
         </w:rPr>
         <w:br/>
-        <w:t>[ item ]</w:t>
-      </w:r>
+        <w:t xml:space="preserve">[ </w:t>
+      </w:r>
+      <w:proofErr w:type="gramStart"/>
+      <w:r>
+        <w:rPr>
+          <w:rFonts w:asciiTheme="minorBidi" w:hAnsiTheme="minorBidi"/>
+        </w:rPr>
+        <w:t>item ]</w:t>
+      </w:r>
+      <w:proofErr w:type="gramEnd"/>
       <w:r>
         <w:rPr>
           <w:rFonts w:asciiTheme="minorBidi" w:hAnsiTheme="minorBidi"/>
         </w:rPr>
         <w:br/>
-        <w:t>[ item ]</w:t>
-      </w:r>
+        <w:t xml:space="preserve">[ </w:t>
+      </w:r>
+      <w:proofErr w:type="gramStart"/>
+      <w:r>
+        <w:rPr>
+          <w:rFonts w:asciiTheme="minorBidi" w:hAnsiTheme="minorBidi"/>
+        </w:rPr>
+        <w:t>item ]</w:t>
+      </w:r>
+      <w:proofErr w:type="gramEnd"/>
     </w:p>
     <w:p>
       <w:pPr>
@@ -30221,15 +30636,87 @@
         <w:rPr>
           <w:rFonts w:asciiTheme="minorBidi" w:hAnsiTheme="minorBidi"/>
         </w:rPr>
-        <w:t>[ 1 ] [ 2 ] [ 3 ]</w:t>
-      </w:r>
+        <w:t xml:space="preserve">[ </w:t>
+      </w:r>
+      <w:proofErr w:type="gramStart"/>
+      <w:r>
+        <w:rPr>
+          <w:rFonts w:asciiTheme="minorBidi" w:hAnsiTheme="minorBidi"/>
+        </w:rPr>
+        <w:t>1 ]</w:t>
+      </w:r>
+      <w:proofErr w:type="gramEnd"/>
+      <w:r>
+        <w:rPr>
+          <w:rFonts w:asciiTheme="minorBidi" w:hAnsiTheme="minorBidi"/>
+        </w:rPr>
+        <w:t xml:space="preserve"> [ </w:t>
+      </w:r>
+      <w:proofErr w:type="gramStart"/>
+      <w:r>
+        <w:rPr>
+          <w:rFonts w:asciiTheme="minorBidi" w:hAnsiTheme="minorBidi"/>
+        </w:rPr>
+        <w:t>2 ]</w:t>
+      </w:r>
+      <w:proofErr w:type="gramEnd"/>
+      <w:r>
+        <w:rPr>
+          <w:rFonts w:asciiTheme="minorBidi" w:hAnsiTheme="minorBidi"/>
+        </w:rPr>
+        <w:t xml:space="preserve"> [ </w:t>
+      </w:r>
+      <w:proofErr w:type="gramStart"/>
+      <w:r>
+        <w:rPr>
+          <w:rFonts w:asciiTheme="minorBidi" w:hAnsiTheme="minorBidi"/>
+        </w:rPr>
+        <w:t>3 ]</w:t>
+      </w:r>
+      <w:proofErr w:type="gramEnd"/>
       <w:r>
         <w:rPr>
           <w:rFonts w:asciiTheme="minorBidi" w:hAnsiTheme="minorBidi"/>
         </w:rPr>
         <w:br/>
-        <w:t>[ 4 ] [ 5 ] [ 6 ]</w:t>
-      </w:r>
+        <w:t xml:space="preserve">[ </w:t>
+      </w:r>
+      <w:proofErr w:type="gramStart"/>
+      <w:r>
+        <w:rPr>
+          <w:rFonts w:asciiTheme="minorBidi" w:hAnsiTheme="minorBidi"/>
+        </w:rPr>
+        <w:t>4 ]</w:t>
+      </w:r>
+      <w:proofErr w:type="gramEnd"/>
+      <w:r>
+        <w:rPr>
+          <w:rFonts w:asciiTheme="minorBidi" w:hAnsiTheme="minorBidi"/>
+        </w:rPr>
+        <w:t xml:space="preserve"> [ </w:t>
+      </w:r>
+      <w:proofErr w:type="gramStart"/>
+      <w:r>
+        <w:rPr>
+          <w:rFonts w:asciiTheme="minorBidi" w:hAnsiTheme="minorBidi"/>
+        </w:rPr>
+        <w:t>5 ]</w:t>
+      </w:r>
+      <w:proofErr w:type="gramEnd"/>
+      <w:r>
+        <w:rPr>
+          <w:rFonts w:asciiTheme="minorBidi" w:hAnsiTheme="minorBidi"/>
+        </w:rPr>
+        <w:t xml:space="preserve"> [ </w:t>
+      </w:r>
+      <w:proofErr w:type="gramStart"/>
+      <w:r>
+        <w:rPr>
+          <w:rFonts w:asciiTheme="minorBidi" w:hAnsiTheme="minorBidi"/>
+        </w:rPr>
+        <w:t>6 ]</w:t>
+      </w:r>
+      <w:proofErr w:type="gramEnd"/>
     </w:p>
     <w:p>
       <w:pPr>
@@ -32275,11 +32762,112 @@
           <w:rtl/>
         </w:rPr>
       </w:pPr>
-      <w:r>
-        <w:rPr>
-          <w:rFonts w:asciiTheme="minorBidi" w:hAnsiTheme="minorBidi"/>
-        </w:rPr>
-        <w:t>.responsive-container {</w:t>
+      <w:proofErr w:type="gramStart"/>
+      <w:r>
+        <w:rPr>
+          <w:rFonts w:asciiTheme="minorBidi" w:hAnsiTheme="minorBidi"/>
+        </w:rPr>
+        <w:t>.responsive</w:t>
+      </w:r>
+      <w:proofErr w:type="gramEnd"/>
+      <w:r>
+        <w:rPr>
+          <w:rFonts w:asciiTheme="minorBidi" w:hAnsiTheme="minorBidi"/>
+        </w:rPr>
+        <w:t xml:space="preserve">-container </w:t>
+      </w:r>
+      <w:proofErr w:type="gramStart"/>
+      <w:r>
+        <w:rPr>
+          <w:rFonts w:asciiTheme="minorBidi" w:hAnsiTheme="minorBidi"/>
+        </w:rPr>
+        <w:t>{</w:t>
+      </w:r>
+      <w:r>
+        <w:rPr>
+          <w:rFonts w:asciiTheme="minorBidi" w:hAnsiTheme="minorBidi" w:hint="cs"/>
+          <w:rtl/>
+        </w:rPr>
+        <w:t xml:space="preserve"> -</w:t>
+      </w:r>
+      <w:proofErr w:type="gramEnd"/>
+      <w:r>
+        <w:rPr>
+          <w:rFonts w:asciiTheme="minorBidi" w:hAnsiTheme="minorBidi" w:hint="cs"/>
+          <w:rtl/>
+        </w:rPr>
+        <w:t xml:space="preserve"> </w:t>
+      </w:r>
+      <w:r>
+        <w:rPr>
+          <w:rFonts w:asciiTheme="minorBidi" w:hAnsiTheme="minorBidi"/>
+          <w:rtl/>
+        </w:rPr>
+        <w:t xml:space="preserve">זו הקופסה הגדולה שמחזיקה </w:t>
+      </w:r>
+      <w:proofErr w:type="spellStart"/>
+      <w:r>
+        <w:rPr>
+          <w:rFonts w:asciiTheme="minorBidi" w:hAnsiTheme="minorBidi"/>
+          <w:rtl/>
+        </w:rPr>
+        <w:t>הכל</w:t>
+      </w:r>
+      <w:proofErr w:type="spellEnd"/>
+      <w:r>
+        <w:rPr>
+          <w:rFonts w:asciiTheme="minorBidi" w:hAnsiTheme="minorBidi" w:hint="cs"/>
+          <w:rtl/>
+        </w:rPr>
+        <w:t>.</w:t>
+      </w:r>
+    </w:p>
+    <w:p>
+      <w:pPr>
+        <w:rPr>
+          <w:rFonts w:asciiTheme="minorBidi" w:hAnsiTheme="minorBidi"/>
+          <w:rtl/>
+        </w:rPr>
+      </w:pPr>
+      <w:r>
+        <w:rPr>
+          <w:rFonts w:asciiTheme="minorBidi" w:hAnsiTheme="minorBidi"/>
+          <w:b/>
+          <w:bCs/>
+          <w:rtl/>
+        </w:rPr>
+        <w:t>מפעיל</w:t>
+      </w:r>
+      <w:r>
+        <w:rPr>
+          <w:rFonts w:asciiTheme="minorBidi" w:hAnsiTheme="minorBidi"/>
+          <w:b/>
+          <w:bCs/>
+        </w:rPr>
+        <w:t xml:space="preserve"> Flexbox</w:t>
+      </w:r>
+      <w:r>
+        <w:rPr>
+          <w:rFonts w:asciiTheme="minorBidi" w:hAnsiTheme="minorBidi"/>
+          <w:b/>
+          <w:bCs/>
+        </w:rPr>
+        <w:t xml:space="preserve"> </w:t>
+      </w:r>
+      <w:r>
+        <w:rPr>
+          <w:rFonts w:asciiTheme="minorBidi" w:hAnsiTheme="minorBidi" w:hint="cs"/>
+          <w:b/>
+          <w:bCs/>
+          <w:rtl/>
+        </w:rPr>
+        <w:t xml:space="preserve">- </w:t>
+      </w:r>
+      <w:r>
+        <w:rPr>
+          <w:rFonts w:asciiTheme="minorBidi" w:hAnsiTheme="minorBidi"/>
+        </w:rPr>
+        <w:t>display: flex;</w:t>
       </w:r>
       <w:r>
         <w:rPr>
@@ -32293,75 +32881,55 @@
           <w:rFonts w:asciiTheme="minorBidi" w:hAnsiTheme="minorBidi"/>
           <w:rtl/>
         </w:rPr>
-        <w:t xml:space="preserve">זו הקופסה הגדולה שמחזיקה </w:t>
-      </w:r>
-      <w:proofErr w:type="spellStart"/>
-      <w:r>
-        <w:rPr>
-          <w:rFonts w:asciiTheme="minorBidi" w:hAnsiTheme="minorBidi"/>
-          <w:rtl/>
-        </w:rPr>
-        <w:t>הכל</w:t>
-      </w:r>
-      <w:proofErr w:type="spellEnd"/>
-      <w:r>
-        <w:rPr>
-          <w:rFonts w:asciiTheme="minorBidi" w:hAnsiTheme="minorBidi" w:hint="cs"/>
-          <w:rtl/>
-        </w:rPr>
-        <w:t>.</w:t>
-      </w:r>
-    </w:p>
-    <w:p>
-      <w:pPr>
-        <w:rPr>
-          <w:rFonts w:asciiTheme="minorBidi" w:hAnsiTheme="minorBidi"/>
-          <w:rtl/>
-        </w:rPr>
-      </w:pPr>
-      <w:r>
-        <w:rPr>
-          <w:rFonts w:asciiTheme="minorBidi" w:hAnsiTheme="minorBidi"/>
-          <w:b/>
-          <w:bCs/>
-          <w:rtl/>
-        </w:rPr>
-        <w:t>מפעיל</w:t>
-      </w:r>
-      <w:r>
-        <w:rPr>
-          <w:rFonts w:asciiTheme="minorBidi" w:hAnsiTheme="minorBidi"/>
-          <w:b/>
-          <w:bCs/>
-        </w:rPr>
-        <w:t xml:space="preserve"> Flexbox</w:t>
-      </w:r>
-      <w:r>
-        <w:rPr>
-          <w:rFonts w:asciiTheme="minorBidi" w:hAnsiTheme="minorBidi"/>
-          <w:b/>
-          <w:bCs/>
+        <w:t>אומר לדפדפן</w:t>
+      </w:r>
+      <w:r>
+        <w:rPr>
+          <w:rFonts w:asciiTheme="minorBidi" w:hAnsiTheme="minorBidi" w:hint="cs"/>
+          <w:rtl/>
         </w:rPr>
         <w:t xml:space="preserve"> </w:t>
       </w:r>
       <w:r>
         <w:rPr>
-          <w:rFonts w:asciiTheme="minorBidi" w:hAnsiTheme="minorBidi" w:hint="cs"/>
-          <w:b/>
-          <w:bCs/>
-          <w:rtl/>
-        </w:rPr>
-        <w:t xml:space="preserve">- </w:t>
-      </w:r>
-      <w:r>
-        <w:rPr>
-          <w:rFonts w:asciiTheme="minorBidi" w:hAnsiTheme="minorBidi"/>
-        </w:rPr>
-        <w:t>display: flex;</w:t>
-      </w:r>
-      <w:r>
-        <w:rPr>
-          <w:rFonts w:asciiTheme="minorBidi" w:hAnsiTheme="minorBidi" w:hint="cs"/>
+          <w:rFonts w:asciiTheme="minorBidi" w:hAnsiTheme="minorBidi"/>
+        </w:rPr>
+        <w:t>"</w:t>
+      </w:r>
+      <w:r>
+        <w:rPr>
+          <w:rFonts w:asciiTheme="minorBidi" w:hAnsiTheme="minorBidi"/>
+          <w:rtl/>
+        </w:rPr>
+        <w:t>תסדר את הילדים בצורה חכמה</w:t>
+      </w:r>
+      <w:r>
+        <w:rPr>
+          <w:rFonts w:asciiTheme="minorBidi" w:hAnsiTheme="minorBidi"/>
+        </w:rPr>
+        <w:t>"</w:t>
+      </w:r>
+    </w:p>
+    <w:p>
+      <w:pPr>
+        <w:rPr>
+          <w:rFonts w:asciiTheme="minorBidi" w:hAnsiTheme="minorBidi"/>
+        </w:rPr>
+      </w:pPr>
+      <w:r>
+        <w:rPr>
+          <w:rFonts w:asciiTheme="minorBidi" w:hAnsiTheme="minorBidi"/>
+          <w:b/>
+          <w:bCs/>
+          <w:rtl/>
+        </w:rPr>
+        <w:t>כיוון</w:t>
+      </w:r>
+      <w:r>
+        <w:rPr>
+          <w:rFonts w:asciiTheme="minorBidi" w:hAnsiTheme="minorBidi" w:hint="cs"/>
+          <w:b/>
+          <w:bCs/>
           <w:rtl/>
         </w:rPr>
         <w:t xml:space="preserve"> - </w:t>
@@ -32369,57 +32937,12 @@
       <w:r>
         <w:rPr>
           <w:rFonts w:asciiTheme="minorBidi" w:hAnsiTheme="minorBidi"/>
-          <w:rtl/>
-        </w:rPr>
-        <w:t>אומר לדפדפן</w:t>
-      </w:r>
-      <w:r>
-        <w:rPr>
-          <w:rFonts w:asciiTheme="minorBidi" w:hAnsiTheme="minorBidi" w:hint="cs"/>
-          <w:rtl/>
-        </w:rPr>
-        <w:t xml:space="preserve"> </w:t>
-      </w:r>
-      <w:r>
-        <w:rPr>
-          <w:rFonts w:asciiTheme="minorBidi" w:hAnsiTheme="minorBidi"/>
-        </w:rPr>
-        <w:t>"</w:t>
-      </w:r>
-      <w:r>
-        <w:rPr>
-          <w:rFonts w:asciiTheme="minorBidi" w:hAnsiTheme="minorBidi"/>
-          <w:rtl/>
-        </w:rPr>
-        <w:t>תסדר את הילדים בצורה חכמה</w:t>
-      </w:r>
-      <w:r>
-        <w:rPr>
-          <w:rFonts w:asciiTheme="minorBidi" w:hAnsiTheme="minorBidi"/>
-        </w:rPr>
-        <w:t>"</w:t>
-      </w:r>
-    </w:p>
-    <w:p>
-      <w:pPr>
-        <w:rPr>
-          <w:rFonts w:asciiTheme="minorBidi" w:hAnsiTheme="minorBidi"/>
-        </w:rPr>
-      </w:pPr>
-      <w:r>
-        <w:rPr>
-          <w:rFonts w:asciiTheme="minorBidi" w:hAnsiTheme="minorBidi"/>
-          <w:b/>
-          <w:bCs/>
-          <w:rtl/>
-        </w:rPr>
-        <w:t>כיוון</w:t>
-      </w:r>
-      <w:r>
-        <w:rPr>
-          <w:rFonts w:asciiTheme="minorBidi" w:hAnsiTheme="minorBidi" w:hint="cs"/>
-          <w:b/>
-          <w:bCs/>
+        </w:rPr>
+        <w:t>flex-direction: row;</w:t>
+      </w:r>
+      <w:r>
+        <w:rPr>
+          <w:rFonts w:asciiTheme="minorBidi" w:hAnsiTheme="minorBidi" w:hint="cs"/>
           <w:rtl/>
         </w:rPr>
         <w:t xml:space="preserve"> - </w:t>
@@ -32427,12 +32950,40 @@
       <w:r>
         <w:rPr>
           <w:rFonts w:asciiTheme="minorBidi" w:hAnsiTheme="minorBidi"/>
-        </w:rPr>
-        <w:t>flex-direction: row;</w:t>
-      </w:r>
-      <w:r>
-        <w:rPr>
-          <w:rFonts w:asciiTheme="minorBidi" w:hAnsiTheme="minorBidi" w:hint="cs"/>
+          <w:rtl/>
+        </w:rPr>
+        <w:t xml:space="preserve">סידור </w:t>
+      </w:r>
+      <w:r>
+        <w:rPr>
+          <w:rFonts w:asciiTheme="minorBidi" w:hAnsiTheme="minorBidi"/>
+          <w:b/>
+          <w:bCs/>
+          <w:rtl/>
+        </w:rPr>
+        <w:t>אופקי (ימין ← שמאל)</w:t>
+      </w:r>
+    </w:p>
+    <w:p>
+      <w:pPr>
+        <w:rPr>
+          <w:rFonts w:asciiTheme="minorBidi" w:hAnsiTheme="minorBidi"/>
+        </w:rPr>
+      </w:pPr>
+      <w:r>
+        <w:rPr>
+          <w:rFonts w:asciiTheme="minorBidi" w:hAnsiTheme="minorBidi"/>
+          <w:b/>
+          <w:bCs/>
+          <w:rtl/>
+        </w:rPr>
+        <w:t>ריווח בין האלמנטים</w:t>
+      </w:r>
+      <w:r>
+        <w:rPr>
+          <w:rFonts w:asciiTheme="minorBidi" w:hAnsiTheme="minorBidi" w:hint="cs"/>
+          <w:b/>
+          <w:bCs/>
           <w:rtl/>
         </w:rPr>
         <w:t xml:space="preserve"> - </w:t>
@@ -32440,40 +32991,12 @@
       <w:r>
         <w:rPr>
           <w:rFonts w:asciiTheme="minorBidi" w:hAnsiTheme="minorBidi"/>
-          <w:rtl/>
-        </w:rPr>
-        <w:t xml:space="preserve">סידור </w:t>
-      </w:r>
-      <w:r>
-        <w:rPr>
-          <w:rFonts w:asciiTheme="minorBidi" w:hAnsiTheme="minorBidi"/>
-          <w:b/>
-          <w:bCs/>
-          <w:rtl/>
-        </w:rPr>
-        <w:t>אופקי (ימין ← שמאל)</w:t>
-      </w:r>
-    </w:p>
-    <w:p>
-      <w:pPr>
-        <w:rPr>
-          <w:rFonts w:asciiTheme="minorBidi" w:hAnsiTheme="minorBidi"/>
-        </w:rPr>
-      </w:pPr>
-      <w:r>
-        <w:rPr>
-          <w:rFonts w:asciiTheme="minorBidi" w:hAnsiTheme="minorBidi"/>
-          <w:b/>
-          <w:bCs/>
-          <w:rtl/>
-        </w:rPr>
-        <w:t>ריווח בין האלמנטים</w:t>
-      </w:r>
-      <w:r>
-        <w:rPr>
-          <w:rFonts w:asciiTheme="minorBidi" w:hAnsiTheme="minorBidi" w:hint="cs"/>
-          <w:b/>
-          <w:bCs/>
+        </w:rPr>
+        <w:t>justify-content: space-evenly;</w:t>
+      </w:r>
+      <w:r>
+        <w:rPr>
+          <w:rFonts w:asciiTheme="minorBidi" w:hAnsiTheme="minorBidi" w:hint="cs"/>
           <w:rtl/>
         </w:rPr>
         <w:t xml:space="preserve"> - </w:t>
@@ -32481,8 +33004,9 @@
       <w:r>
         <w:rPr>
           <w:rFonts w:asciiTheme="minorBidi" w:hAnsiTheme="minorBidi"/>
-        </w:rPr>
-        <w:t>justify-content: space-evenly;</w:t>
+          <w:rtl/>
+        </w:rPr>
+        <w:t>מפזר את הקופסאות</w:t>
       </w:r>
       <w:r>
         <w:rPr>
@@ -32491,32 +33015,26 @@
         </w:rPr>
         <w:t xml:space="preserve"> - </w:t>
       </w:r>
-      <w:r>
-        <w:rPr>
-          <w:rFonts w:asciiTheme="minorBidi" w:hAnsiTheme="minorBidi"/>
-          <w:rtl/>
-        </w:rPr>
-        <w:t>מפזר את הקופסאות</w:t>
-      </w:r>
-      <w:r>
-        <w:rPr>
-          <w:rFonts w:asciiTheme="minorBidi" w:hAnsiTheme="minorBidi" w:hint="cs"/>
-          <w:rtl/>
-        </w:rPr>
-        <w:t xml:space="preserve"> - </w:t>
-      </w:r>
-    </w:p>
-    <w:p>
-      <w:pPr>
-        <w:rPr>
-          <w:rFonts w:asciiTheme="minorBidi" w:hAnsiTheme="minorBidi"/>
-        </w:rPr>
-      </w:pPr>
-      <w:r>
-        <w:rPr>
-          <w:rFonts w:asciiTheme="minorBidi" w:hAnsiTheme="minorBidi"/>
-        </w:rPr>
-        <w:t>|  box   |   box   |   box   |</w:t>
+    </w:p>
+    <w:p>
+      <w:pPr>
+        <w:rPr>
+          <w:rFonts w:asciiTheme="minorBidi" w:hAnsiTheme="minorBidi"/>
+        </w:rPr>
+      </w:pPr>
+      <w:proofErr w:type="gramStart"/>
+      <w:r>
+        <w:rPr>
+          <w:rFonts w:asciiTheme="minorBidi" w:hAnsiTheme="minorBidi"/>
+        </w:rPr>
+        <w:t>|  box</w:t>
+      </w:r>
+      <w:proofErr w:type="gramEnd"/>
+      <w:r>
+        <w:rPr>
+          <w:rFonts w:asciiTheme="minorBidi" w:hAnsiTheme="minorBidi"/>
+        </w:rPr>
+        <w:t xml:space="preserve">   |   box   |   box   |</w:t>
       </w:r>
     </w:p>
     <w:p>
@@ -32807,18 +33325,41 @@
           <w:rFonts w:asciiTheme="minorBidi" w:hAnsiTheme="minorBidi"/>
         </w:rPr>
       </w:pPr>
-      <w:r>
-        <w:rPr>
-          <w:rFonts w:asciiTheme="minorBidi" w:hAnsiTheme="minorBidi"/>
-        </w:rPr>
-        <w:t>.box {</w:t>
-      </w:r>
-      <w:r>
-        <w:rPr>
-          <w:rFonts w:asciiTheme="minorBidi" w:hAnsiTheme="minorBidi" w:hint="cs"/>
-          <w:rtl/>
-        </w:rPr>
-        <w:t xml:space="preserve"> - </w:t>
+      <w:proofErr w:type="gramStart"/>
+      <w:r>
+        <w:rPr>
+          <w:rFonts w:asciiTheme="minorBidi" w:hAnsiTheme="minorBidi"/>
+        </w:rPr>
+        <w:t>.box</w:t>
+      </w:r>
+      <w:proofErr w:type="gramEnd"/>
+      <w:r>
+        <w:rPr>
+          <w:rFonts w:asciiTheme="minorBidi" w:hAnsiTheme="minorBidi"/>
+        </w:rPr>
+        <w:t xml:space="preserve"> </w:t>
+      </w:r>
+      <w:proofErr w:type="gramStart"/>
+      <w:r>
+        <w:rPr>
+          <w:rFonts w:asciiTheme="minorBidi" w:hAnsiTheme="minorBidi"/>
+        </w:rPr>
+        <w:t>{</w:t>
+      </w:r>
+      <w:r>
+        <w:rPr>
+          <w:rFonts w:asciiTheme="minorBidi" w:hAnsiTheme="minorBidi" w:hint="cs"/>
+          <w:rtl/>
+        </w:rPr>
+        <w:t xml:space="preserve"> -</w:t>
+      </w:r>
+      <w:proofErr w:type="gramEnd"/>
+      <w:r>
+        <w:rPr>
+          <w:rFonts w:asciiTheme="minorBidi" w:hAnsiTheme="minorBidi" w:hint="cs"/>
+          <w:rtl/>
+        </w:rPr>
+        <w:t xml:space="preserve"> </w:t>
       </w:r>
       <w:r>
         <w:rPr>
@@ -35174,8 +35715,18 @@
           <w:b/>
           <w:bCs/>
         </w:rPr>
-        <w:t xml:space="preserve"> 1. git add .</w:t>
-      </w:r>
+        <w:t xml:space="preserve"> 1. git </w:t>
+      </w:r>
+      <w:proofErr w:type="gramStart"/>
+      <w:r>
+        <w:rPr>
+          <w:rFonts w:asciiTheme="minorBidi" w:hAnsiTheme="minorBidi"/>
+          <w:b/>
+          <w:bCs/>
+        </w:rPr>
+        <w:t>add .</w:t>
+      </w:r>
+      <w:proofErr w:type="gramEnd"/>
     </w:p>
     <w:p>
       <w:pPr>
@@ -35418,15 +35969,34 @@
           <w:bCs/>
           <w:rtl/>
         </w:rPr>
-        <w:t xml:space="preserve">למה הנקודה </w:t>
-      </w:r>
-      <w:r>
-        <w:rPr>
-          <w:rFonts w:asciiTheme="minorBidi" w:hAnsiTheme="minorBidi"/>
-          <w:b/>
-          <w:bCs/>
-        </w:rPr>
-        <w:t>. ?</w:t>
+        <w:t xml:space="preserve">למה </w:t>
+      </w:r>
+      <w:proofErr w:type="gramStart"/>
+      <w:r>
+        <w:rPr>
+          <w:rFonts w:asciiTheme="minorBidi" w:hAnsiTheme="minorBidi"/>
+          <w:b/>
+          <w:bCs/>
+          <w:rtl/>
+        </w:rPr>
+        <w:t xml:space="preserve">הנקודה </w:t>
+      </w:r>
+      <w:r>
+        <w:rPr>
+          <w:rFonts w:asciiTheme="minorBidi" w:hAnsiTheme="minorBidi"/>
+          <w:b/>
+          <w:bCs/>
+        </w:rPr>
+        <w:t>.</w:t>
+      </w:r>
+      <w:proofErr w:type="gramEnd"/>
+      <w:r>
+        <w:rPr>
+          <w:rFonts w:asciiTheme="minorBidi" w:hAnsiTheme="minorBidi"/>
+          <w:b/>
+          <w:bCs/>
+        </w:rPr>
+        <w:t xml:space="preserve"> ?</w:t>
       </w:r>
     </w:p>
     <w:p>
@@ -35606,7 +36176,21 @@
         <w:rPr>
           <w:rFonts w:asciiTheme="minorBidi" w:hAnsiTheme="minorBidi"/>
         </w:rPr>
-        <w:t xml:space="preserve"> git add . </w:t>
+        <w:t xml:space="preserve"> git </w:t>
+      </w:r>
+      <w:proofErr w:type="gramStart"/>
+      <w:r>
+        <w:rPr>
+          <w:rFonts w:asciiTheme="minorBidi" w:hAnsiTheme="minorBidi"/>
+        </w:rPr>
+        <w:t>add .</w:t>
+      </w:r>
+      <w:proofErr w:type="gramEnd"/>
+      <w:r>
+        <w:rPr>
+          <w:rFonts w:asciiTheme="minorBidi" w:hAnsiTheme="minorBidi"/>
+        </w:rPr>
+        <w:t xml:space="preserve"> </w:t>
       </w:r>
       <w:r>
         <w:rPr>
@@ -35893,8 +36477,18 @@
           <w:b/>
           <w:bCs/>
         </w:rPr>
-        <w:t>-m ?</w:t>
-      </w:r>
+        <w:t>-</w:t>
+      </w:r>
+      <w:proofErr w:type="gramStart"/>
+      <w:r>
+        <w:rPr>
+          <w:rFonts w:asciiTheme="minorBidi" w:hAnsiTheme="minorBidi"/>
+          <w:b/>
+          <w:bCs/>
+        </w:rPr>
+        <w:t>m ?</w:t>
+      </w:r>
+      <w:proofErr w:type="gramEnd"/>
     </w:p>
     <w:p>
       <w:pPr>
@@ -36583,8 +37177,16 @@
               <w:rPr>
                 <w:rFonts w:asciiTheme="minorBidi" w:hAnsiTheme="minorBidi"/>
               </w:rPr>
-              <w:t>git add .</w:t>
+              <w:t xml:space="preserve">git </w:t>
             </w:r>
+            <w:proofErr w:type="gramStart"/>
+            <w:r>
+              <w:rPr>
+                <w:rFonts w:asciiTheme="minorBidi" w:hAnsiTheme="minorBidi"/>
+              </w:rPr>
+              <w:t>add .</w:t>
+            </w:r>
+            <w:proofErr w:type="gramEnd"/>
           </w:p>
         </w:tc>
         <w:tc>
@@ -37172,6 +37774,2382 @@
     <w:p>
       <w:pPr>
         <w:rPr>
+          <w:rFonts w:asciiTheme="minorBidi" w:hAnsiTheme="minorBidi"/>
+          <w:rtl/>
+        </w:rPr>
+      </w:pPr>
+    </w:p>
+    <w:p>
+      <w:pPr>
+        <w:rPr>
+          <w:rFonts w:asciiTheme="minorBidi" w:hAnsiTheme="minorBidi"/>
+          <w:rtl/>
+        </w:rPr>
+      </w:pPr>
+    </w:p>
+    <w:p>
+      <w:pPr>
+        <w:bidi w:val="0"/>
+        <w:rPr>
+          <w:rFonts w:asciiTheme="minorBidi" w:hAnsiTheme="minorBidi"/>
+          <w:rtl/>
+        </w:rPr>
+      </w:pPr>
+      <w:r>
+        <w:rPr>
+          <w:rFonts w:asciiTheme="minorBidi" w:hAnsiTheme="minorBidi"/>
+          <w:rtl/>
+        </w:rPr>
+        <w:br w:type="page"/>
+      </w:r>
+    </w:p>
+    <w:p>
+      <w:pPr>
+        <w:rPr>
+          <w:rFonts w:asciiTheme="minorBidi" w:hAnsiTheme="minorBidi"/>
+          <w:rtl/>
+        </w:rPr>
+      </w:pPr>
+      <w:r>
+        <w:rPr>
+          <w:rFonts w:asciiTheme="minorBidi" w:hAnsiTheme="minorBidi" w:hint="cs"/>
+          <w:rtl/>
+        </w:rPr>
+        <w:lastRenderedPageBreak/>
+        <w:t xml:space="preserve">שיעורי בית - </w:t>
+      </w:r>
+    </w:p>
+    <w:p>
+      <w:pPr>
+        <w:bidi w:val="0"/>
+        <w:rPr>
+          <w:rFonts w:asciiTheme="minorBidi" w:hAnsiTheme="minorBidi"/>
+        </w:rPr>
+      </w:pPr>
+      <w:r>
+        <w:rPr>
+          <w:rFonts w:asciiTheme="minorBidi" w:hAnsiTheme="minorBidi"/>
+        </w:rPr>
+        <w:t xml:space="preserve">Objective: Combine Flexbox, CSS Grid, Tables, and CSS properties (Box Shadow, Animations) to build real-world user interface components. </w:t>
+      </w:r>
+      <w:r>
+        <w:rPr>
+          <w:rFonts w:asciiTheme="minorBidi" w:hAnsiTheme="minorBidi"/>
+        </w:rPr>
+        <w:br/>
+      </w:r>
+      <w:r>
+        <w:rPr>
+          <w:rFonts w:asciiTheme="minorBidi" w:hAnsiTheme="minorBidi"/>
+        </w:rPr>
+        <w:t xml:space="preserve">Animations (CSS Transitions) </w:t>
+      </w:r>
+      <w:proofErr w:type="spellStart"/>
+      <w:proofErr w:type="gramStart"/>
+      <w:r>
+        <w:rPr>
+          <w:rFonts w:asciiTheme="minorBidi" w:hAnsiTheme="minorBidi"/>
+        </w:rPr>
+        <w:t>Instructions:Create</w:t>
+      </w:r>
+      <w:proofErr w:type="spellEnd"/>
+      <w:proofErr w:type="gramEnd"/>
+      <w:r>
+        <w:rPr>
+          <w:rFonts w:asciiTheme="minorBidi" w:hAnsiTheme="minorBidi"/>
+        </w:rPr>
+        <w:t xml:space="preserve"> a &lt;nav&gt; element that acts as a top navigation bar for a website.</w:t>
+      </w:r>
+      <w:r>
+        <w:rPr>
+          <w:rFonts w:asciiTheme="minorBidi" w:hAnsiTheme="minorBidi"/>
+        </w:rPr>
+        <w:t xml:space="preserve"> </w:t>
+      </w:r>
+      <w:r>
+        <w:rPr>
+          <w:rFonts w:asciiTheme="minorBidi" w:hAnsiTheme="minorBidi"/>
+        </w:rPr>
+        <w:br/>
+      </w:r>
+      <w:r>
+        <w:rPr>
+          <w:rFonts w:asciiTheme="minorBidi" w:hAnsiTheme="minorBidi"/>
+        </w:rPr>
+        <w:t>Use Flexbox to layout the navigation. The logo should be on the far left, and the navigation links (&lt;a&gt; tags) should be grouped on the far right.</w:t>
+      </w:r>
+      <w:r>
+        <w:rPr>
+          <w:rFonts w:asciiTheme="minorBidi" w:hAnsiTheme="minorBidi"/>
+        </w:rPr>
+        <w:br/>
+      </w:r>
+      <w:r>
+        <w:rPr>
+          <w:rFonts w:asciiTheme="minorBidi" w:hAnsiTheme="minorBidi"/>
+        </w:rPr>
+        <w:t>Apply a subtle Box Shadow to the bottom of the navigation bar so it appears to float above the page content.</w:t>
+      </w:r>
+      <w:r>
+        <w:rPr>
+          <w:rFonts w:asciiTheme="minorBidi" w:hAnsiTheme="minorBidi"/>
+        </w:rPr>
+        <w:br/>
+      </w:r>
+      <w:r>
+        <w:rPr>
+          <w:rFonts w:asciiTheme="minorBidi" w:hAnsiTheme="minorBidi"/>
+        </w:rPr>
+        <w:t xml:space="preserve">Animations: Add a smooth CSS transition to the anchors. When the user hovers over a link, its background color should change and it should slightly move up (using transform: </w:t>
+      </w:r>
+      <w:proofErr w:type="spellStart"/>
+      <w:r>
+        <w:rPr>
+          <w:rFonts w:asciiTheme="minorBidi" w:hAnsiTheme="minorBidi"/>
+        </w:rPr>
+        <w:t>translateY</w:t>
+      </w:r>
+      <w:proofErr w:type="spellEnd"/>
+      <w:r>
+        <w:rPr>
+          <w:rFonts w:asciiTheme="minorBidi" w:hAnsiTheme="minorBidi"/>
+        </w:rPr>
+        <w:t xml:space="preserve">). </w:t>
+      </w:r>
+    </w:p>
+    <w:p>
+      <w:pPr>
+        <w:bidi w:val="0"/>
+        <w:rPr>
+          <w:rFonts w:asciiTheme="minorBidi" w:hAnsiTheme="minorBidi"/>
+        </w:rPr>
+      </w:pPr>
+      <w:r>
+        <w:rPr>
+          <w:rFonts w:asciiTheme="minorBidi" w:hAnsiTheme="minorBidi"/>
+        </w:rPr>
+        <w:t xml:space="preserve">Task 2: Responsive Product Gallery </w:t>
+      </w:r>
+      <w:proofErr w:type="spellStart"/>
+      <w:r>
+        <w:rPr>
+          <w:rFonts w:asciiTheme="minorBidi" w:hAnsiTheme="minorBidi"/>
+        </w:rPr>
+        <w:t>Instructions:Create</w:t>
+      </w:r>
+      <w:proofErr w:type="spellEnd"/>
+      <w:r>
+        <w:rPr>
+          <w:rFonts w:asciiTheme="minorBidi" w:hAnsiTheme="minorBidi"/>
+        </w:rPr>
+        <w:t xml:space="preserve"> a &lt;div&gt; container holding 5 to 6 product "cards" (simple &lt;div&gt; elements with a title and a placeholder image).Set the container to display: flex and ensure the cards wrap to the next line when the screen gets too small using flex-</w:t>
+      </w:r>
+      <w:proofErr w:type="spellStart"/>
+      <w:r>
+        <w:rPr>
+          <w:rFonts w:asciiTheme="minorBidi" w:hAnsiTheme="minorBidi"/>
+        </w:rPr>
+        <w:t>wrap.Use</w:t>
+      </w:r>
+      <w:proofErr w:type="spellEnd"/>
+      <w:r>
+        <w:rPr>
+          <w:rFonts w:asciiTheme="minorBidi" w:hAnsiTheme="minorBidi"/>
+        </w:rPr>
+        <w:t xml:space="preserve"> flex-basis to set the initial width of the cards (e.g., 250px).Use flex-grow so that if there is extra space on a row, the remaining cards expand to fill the row beautifully. Set flex-shrink to ensure they don't break the layout on very small </w:t>
+      </w:r>
+      <w:proofErr w:type="spellStart"/>
+      <w:proofErr w:type="gramStart"/>
+      <w:r>
+        <w:rPr>
+          <w:rFonts w:asciiTheme="minorBidi" w:hAnsiTheme="minorBidi"/>
+        </w:rPr>
+        <w:t>screens.DevTools</w:t>
+      </w:r>
+      <w:proofErr w:type="spellEnd"/>
+      <w:proofErr w:type="gramEnd"/>
+      <w:r>
+        <w:rPr>
+          <w:rFonts w:asciiTheme="minorBidi" w:hAnsiTheme="minorBidi"/>
+        </w:rPr>
+        <w:t xml:space="preserve"> Challenge: Open your browser's Developer Tools (F12). Click the "Flex" badge next to your container in the HTML inspector. Take a screenshot of the Flexbox overlay lines showing how your cards are distributed, and submit it with your code. </w:t>
+      </w:r>
+    </w:p>
+    <w:p>
+      <w:pPr>
+        <w:bidi w:val="0"/>
+        <w:rPr>
+          <w:rFonts w:asciiTheme="minorBidi" w:hAnsiTheme="minorBidi"/>
+        </w:rPr>
+      </w:pPr>
+      <w:r>
+        <w:rPr>
+          <w:rFonts w:asciiTheme="minorBidi" w:hAnsiTheme="minorBidi"/>
+        </w:rPr>
+        <w:t xml:space="preserve">Task 3: Interactive Leaderboard Table Animations </w:t>
+      </w:r>
+      <w:proofErr w:type="spellStart"/>
+      <w:proofErr w:type="gramStart"/>
+      <w:r>
+        <w:rPr>
+          <w:rFonts w:asciiTheme="minorBidi" w:hAnsiTheme="minorBidi"/>
+        </w:rPr>
+        <w:t>Instructions:Build</w:t>
+      </w:r>
+      <w:proofErr w:type="spellEnd"/>
+      <w:proofErr w:type="gramEnd"/>
+      <w:r>
+        <w:rPr>
+          <w:rFonts w:asciiTheme="minorBidi" w:hAnsiTheme="minorBidi"/>
+        </w:rPr>
+        <w:t xml:space="preserve"> a structured HTML &lt;table&gt; displaying a "Top Users Leaderboard". Include a &lt;</w:t>
+      </w:r>
+      <w:proofErr w:type="spellStart"/>
+      <w:r>
+        <w:rPr>
+          <w:rFonts w:asciiTheme="minorBidi" w:hAnsiTheme="minorBidi"/>
+        </w:rPr>
+        <w:t>thead</w:t>
+      </w:r>
+      <w:proofErr w:type="spellEnd"/>
+      <w:r>
+        <w:rPr>
+          <w:rFonts w:asciiTheme="minorBidi" w:hAnsiTheme="minorBidi"/>
+        </w:rPr>
+        <w:t>&gt; (Rank, Name, Score, Status) and a &lt;</w:t>
+      </w:r>
+      <w:proofErr w:type="spellStart"/>
+      <w:r>
+        <w:rPr>
+          <w:rFonts w:asciiTheme="minorBidi" w:hAnsiTheme="minorBidi"/>
+        </w:rPr>
+        <w:t>tbody</w:t>
+      </w:r>
+      <w:proofErr w:type="spellEnd"/>
+      <w:r>
+        <w:rPr>
+          <w:rFonts w:asciiTheme="minorBidi" w:hAnsiTheme="minorBidi"/>
+        </w:rPr>
+        <w:t xml:space="preserve">&gt; with at least 4 rows of </w:t>
+      </w:r>
+      <w:proofErr w:type="spellStart"/>
+      <w:r>
+        <w:rPr>
+          <w:rFonts w:asciiTheme="minorBidi" w:hAnsiTheme="minorBidi"/>
+        </w:rPr>
+        <w:t>data.Style</w:t>
+      </w:r>
+      <w:proofErr w:type="spellEnd"/>
+      <w:r>
+        <w:rPr>
+          <w:rFonts w:asciiTheme="minorBidi" w:hAnsiTheme="minorBidi"/>
+        </w:rPr>
+        <w:t xml:space="preserve"> the table so it looks modern: collapse the borders, add padding to the cells (&lt;</w:t>
+      </w:r>
+      <w:proofErr w:type="spellStart"/>
+      <w:r>
+        <w:rPr>
+          <w:rFonts w:asciiTheme="minorBidi" w:hAnsiTheme="minorBidi"/>
+        </w:rPr>
+        <w:t>th</w:t>
+      </w:r>
+      <w:proofErr w:type="spellEnd"/>
+      <w:r>
+        <w:rPr>
+          <w:rFonts w:asciiTheme="minorBidi" w:hAnsiTheme="minorBidi"/>
+        </w:rPr>
+        <w:t xml:space="preserve">&gt; and &lt;td&gt;), and align the text </w:t>
+      </w:r>
+      <w:proofErr w:type="spellStart"/>
+      <w:r>
+        <w:rPr>
+          <w:rFonts w:asciiTheme="minorBidi" w:hAnsiTheme="minorBidi"/>
+        </w:rPr>
+        <w:t>properly.Wrap</w:t>
+      </w:r>
+      <w:proofErr w:type="spellEnd"/>
+      <w:r>
+        <w:rPr>
+          <w:rFonts w:asciiTheme="minorBidi" w:hAnsiTheme="minorBidi"/>
+        </w:rPr>
+        <w:t xml:space="preserve"> the entire table in a container &lt;div&gt; and apply a distinct Box Shadow and rounded corners (border-radius) to make it look like a dashboard </w:t>
+      </w:r>
+      <w:proofErr w:type="spellStart"/>
+      <w:r>
+        <w:rPr>
+          <w:rFonts w:asciiTheme="minorBidi" w:hAnsiTheme="minorBidi"/>
+        </w:rPr>
+        <w:t>card.Animations</w:t>
+      </w:r>
+      <w:proofErr w:type="spellEnd"/>
+      <w:r>
+        <w:rPr>
+          <w:rFonts w:asciiTheme="minorBidi" w:hAnsiTheme="minorBidi"/>
+        </w:rPr>
+        <w:t>: Add a hover effect to the table rows (</w:t>
+      </w:r>
+      <w:proofErr w:type="spellStart"/>
+      <w:r>
+        <w:rPr>
+          <w:rFonts w:asciiTheme="minorBidi" w:hAnsiTheme="minorBidi"/>
+        </w:rPr>
+        <w:t>tr:hover</w:t>
+      </w:r>
+      <w:proofErr w:type="spellEnd"/>
+      <w:r>
+        <w:rPr>
+          <w:rFonts w:asciiTheme="minorBidi" w:hAnsiTheme="minorBidi"/>
+        </w:rPr>
+        <w:t xml:space="preserve">). When hovering over a row, its background color should smoothly transition to a light highlight color, making it easier to read the data. </w:t>
+      </w:r>
+    </w:p>
+    <w:p>
+      <w:pPr>
+        <w:bidi w:val="0"/>
+        <w:rPr>
+          <w:rFonts w:asciiTheme="minorBidi" w:hAnsiTheme="minorBidi"/>
+        </w:rPr>
+      </w:pPr>
+      <w:r>
+        <w:rPr>
+          <w:rFonts w:asciiTheme="minorBidi" w:hAnsiTheme="minorBidi"/>
+        </w:rPr>
+        <w:t xml:space="preserve">Task 4: The Dashboard Widget Grid </w:t>
+      </w:r>
+      <w:proofErr w:type="spellStart"/>
+      <w:proofErr w:type="gramStart"/>
+      <w:r>
+        <w:rPr>
+          <w:rFonts w:asciiTheme="minorBidi" w:hAnsiTheme="minorBidi"/>
+        </w:rPr>
+        <w:t>Instructions:Create</w:t>
+      </w:r>
+      <w:proofErr w:type="spellEnd"/>
+      <w:proofErr w:type="gramEnd"/>
+      <w:r>
+        <w:rPr>
+          <w:rFonts w:asciiTheme="minorBidi" w:hAnsiTheme="minorBidi"/>
+        </w:rPr>
+        <w:t xml:space="preserve"> a main container &lt;div&gt; and apply display: </w:t>
+      </w:r>
+      <w:proofErr w:type="spellStart"/>
+      <w:proofErr w:type="gramStart"/>
+      <w:r>
+        <w:rPr>
+          <w:rFonts w:asciiTheme="minorBidi" w:hAnsiTheme="minorBidi"/>
+        </w:rPr>
+        <w:t>grid.Define</w:t>
+      </w:r>
+      <w:proofErr w:type="spellEnd"/>
+      <w:proofErr w:type="gramEnd"/>
+      <w:r>
+        <w:rPr>
+          <w:rFonts w:asciiTheme="minorBidi" w:hAnsiTheme="minorBidi"/>
+        </w:rPr>
+        <w:t xml:space="preserve"> a grid layout with 3 columns and 2 rows using grid-template-columns and grid-template-rows. Create a gap between the grid </w:t>
+      </w:r>
+      <w:proofErr w:type="spellStart"/>
+      <w:proofErr w:type="gramStart"/>
+      <w:r>
+        <w:rPr>
+          <w:rFonts w:asciiTheme="minorBidi" w:hAnsiTheme="minorBidi"/>
+        </w:rPr>
+        <w:t>items.Create</w:t>
+      </w:r>
+      <w:proofErr w:type="spellEnd"/>
+      <w:proofErr w:type="gramEnd"/>
+      <w:r>
+        <w:rPr>
+          <w:rFonts w:asciiTheme="minorBidi" w:hAnsiTheme="minorBidi"/>
+        </w:rPr>
+        <w:t xml:space="preserve"> 6 "widget" &lt;div&gt; elements inside the </w:t>
+      </w:r>
+      <w:proofErr w:type="spellStart"/>
+      <w:proofErr w:type="gramStart"/>
+      <w:r>
+        <w:rPr>
+          <w:rFonts w:asciiTheme="minorBidi" w:hAnsiTheme="minorBidi"/>
+        </w:rPr>
+        <w:t>grid.Let's</w:t>
+      </w:r>
+      <w:proofErr w:type="spellEnd"/>
+      <w:proofErr w:type="gramEnd"/>
+      <w:r>
+        <w:rPr>
+          <w:rFonts w:asciiTheme="minorBidi" w:hAnsiTheme="minorBidi"/>
+        </w:rPr>
+        <w:t xml:space="preserve"> focus on the first widget. Inside this widget, add a short text (e.g., "No New Messages"</w:t>
+      </w:r>
+      <w:proofErr w:type="gramStart"/>
+      <w:r>
+        <w:rPr>
+          <w:rFonts w:asciiTheme="minorBidi" w:hAnsiTheme="minorBidi"/>
+        </w:rPr>
+        <w:t>).Apply</w:t>
+      </w:r>
+      <w:proofErr w:type="gramEnd"/>
+      <w:r>
+        <w:rPr>
+          <w:rFonts w:asciiTheme="minorBidi" w:hAnsiTheme="minorBidi"/>
+        </w:rPr>
+        <w:t xml:space="preserve"> display: grid to this specific widget as well, and use the place-items: center property to perfectly center the text right in the middle of </w:t>
+      </w:r>
+      <w:r>
+        <w:rPr>
+          <w:rFonts w:asciiTheme="minorBidi" w:hAnsiTheme="minorBidi"/>
+        </w:rPr>
+        <w:lastRenderedPageBreak/>
+        <w:t>the widget, both horizontally and vertically. Submission: Submit your .html and .</w:t>
+      </w:r>
+      <w:proofErr w:type="spellStart"/>
+      <w:r>
+        <w:rPr>
+          <w:rFonts w:asciiTheme="minorBidi" w:hAnsiTheme="minorBidi"/>
+        </w:rPr>
+        <w:t>css</w:t>
+      </w:r>
+      <w:proofErr w:type="spellEnd"/>
+      <w:r>
+        <w:rPr>
+          <w:rFonts w:asciiTheme="minorBidi" w:hAnsiTheme="minorBidi"/>
+        </w:rPr>
+        <w:t xml:space="preserve"> files, along with the DevTools screenshot from Task 2.</w:t>
+      </w:r>
+    </w:p>
+    <w:p>
+      <w:pPr>
+        <w:rPr>
+          <w:rFonts w:asciiTheme="minorBidi" w:hAnsiTheme="minorBidi"/>
+          <w:b/>
+          <w:bCs/>
+        </w:rPr>
+      </w:pPr>
+      <w:r>
+        <w:rPr>
+          <w:rFonts w:asciiTheme="minorBidi" w:hAnsiTheme="minorBidi"/>
+          <w:b/>
+          <w:bCs/>
+          <w:rtl/>
+        </w:rPr>
+        <w:t xml:space="preserve">תרגום שיעורי הבית </w:t>
+      </w:r>
+    </w:p>
+    <w:p>
+      <w:pPr>
+        <w:rPr>
+          <w:rFonts w:asciiTheme="minorBidi" w:hAnsiTheme="minorBidi"/>
+          <w:b/>
+          <w:bCs/>
+        </w:rPr>
+      </w:pPr>
+      <w:r>
+        <w:rPr>
+          <w:rFonts w:asciiTheme="minorBidi" w:hAnsiTheme="minorBidi"/>
+          <w:b/>
+          <w:bCs/>
+          <w:rtl/>
+        </w:rPr>
+        <w:t>המטרה הכללית</w:t>
+      </w:r>
+    </w:p>
+    <w:p>
+      <w:pPr>
+        <w:rPr>
+          <w:rFonts w:asciiTheme="minorBidi" w:hAnsiTheme="minorBidi"/>
+        </w:rPr>
+      </w:pPr>
+      <w:r>
+        <w:rPr>
+          <w:rFonts w:asciiTheme="minorBidi" w:hAnsiTheme="minorBidi"/>
+          <w:rtl/>
+        </w:rPr>
+        <w:t>לבנות כמה חלקים של אתר אמיתי בעזרת</w:t>
+      </w:r>
+      <w:r>
+        <w:rPr>
+          <w:rFonts w:asciiTheme="minorBidi" w:hAnsiTheme="minorBidi" w:hint="cs"/>
+          <w:rtl/>
+        </w:rPr>
+        <w:t xml:space="preserve"> - </w:t>
+      </w:r>
+    </w:p>
+    <w:p>
+      <w:pPr>
+        <w:numPr>
+          <w:ilvl w:val="0"/>
+          <w:numId w:val="79"/>
+        </w:numPr>
+        <w:rPr>
+          <w:rFonts w:asciiTheme="minorBidi" w:hAnsiTheme="minorBidi"/>
+        </w:rPr>
+      </w:pPr>
+      <w:r>
+        <w:rPr>
+          <w:rFonts w:asciiTheme="minorBidi" w:hAnsiTheme="minorBidi"/>
+        </w:rPr>
+        <w:t>Flexbox</w:t>
+      </w:r>
+      <w:r>
+        <w:rPr>
+          <w:rFonts w:asciiTheme="minorBidi" w:hAnsiTheme="minorBidi" w:hint="cs"/>
+          <w:rtl/>
+        </w:rPr>
+        <w:t xml:space="preserve"> </w:t>
+      </w:r>
+      <w:r>
+        <w:rPr>
+          <w:rFonts w:asciiTheme="minorBidi" w:hAnsiTheme="minorBidi"/>
+          <w:rtl/>
+        </w:rPr>
+        <w:t xml:space="preserve">סידור אלמנטים בשורה או עמודה </w:t>
+      </w:r>
+    </w:p>
+    <w:p>
+      <w:pPr>
+        <w:numPr>
+          <w:ilvl w:val="0"/>
+          <w:numId w:val="79"/>
+        </w:numPr>
+        <w:rPr>
+          <w:rFonts w:asciiTheme="minorBidi" w:hAnsiTheme="minorBidi"/>
+        </w:rPr>
+      </w:pPr>
+      <w:r>
+        <w:rPr>
+          <w:rFonts w:asciiTheme="minorBidi" w:hAnsiTheme="minorBidi"/>
+        </w:rPr>
+        <w:t>CSS Grid</w:t>
+      </w:r>
+      <w:r>
+        <w:rPr>
+          <w:rFonts w:asciiTheme="minorBidi" w:hAnsiTheme="minorBidi" w:hint="cs"/>
+          <w:rtl/>
+        </w:rPr>
+        <w:t xml:space="preserve"> </w:t>
+      </w:r>
+      <w:r>
+        <w:rPr>
+          <w:rFonts w:asciiTheme="minorBidi" w:hAnsiTheme="minorBidi"/>
+          <w:rtl/>
+        </w:rPr>
+        <w:t xml:space="preserve">סידור אלמנטים בטבלה של שורות ועמודות </w:t>
+      </w:r>
+    </w:p>
+    <w:p>
+      <w:pPr>
+        <w:numPr>
+          <w:ilvl w:val="0"/>
+          <w:numId w:val="79"/>
+        </w:numPr>
+        <w:rPr>
+          <w:rFonts w:asciiTheme="minorBidi" w:hAnsiTheme="minorBidi"/>
+        </w:rPr>
+      </w:pPr>
+      <w:r>
+        <w:rPr>
+          <w:rFonts w:asciiTheme="minorBidi" w:hAnsiTheme="minorBidi"/>
+        </w:rPr>
+        <w:t>Tables</w:t>
+      </w:r>
+      <w:r>
+        <w:rPr>
+          <w:rFonts w:asciiTheme="minorBidi" w:hAnsiTheme="minorBidi" w:hint="cs"/>
+          <w:rtl/>
+        </w:rPr>
+        <w:t xml:space="preserve"> </w:t>
+      </w:r>
+      <w:r>
+        <w:rPr>
+          <w:rFonts w:asciiTheme="minorBidi" w:hAnsiTheme="minorBidi"/>
+          <w:rtl/>
+        </w:rPr>
+        <w:t>טבלאות</w:t>
+      </w:r>
+      <w:r>
+        <w:rPr>
+          <w:rFonts w:asciiTheme="minorBidi" w:hAnsiTheme="minorBidi"/>
+        </w:rPr>
+        <w:t xml:space="preserve"> HTML </w:t>
+      </w:r>
+    </w:p>
+    <w:p>
+      <w:pPr>
+        <w:numPr>
+          <w:ilvl w:val="0"/>
+          <w:numId w:val="79"/>
+        </w:numPr>
+        <w:rPr>
+          <w:rFonts w:asciiTheme="minorBidi" w:hAnsiTheme="minorBidi"/>
+        </w:rPr>
+      </w:pPr>
+      <w:r>
+        <w:rPr>
+          <w:rFonts w:asciiTheme="minorBidi" w:hAnsiTheme="minorBidi"/>
+        </w:rPr>
+        <w:t>Box Shadow</w:t>
+      </w:r>
+      <w:r>
+        <w:rPr>
+          <w:rFonts w:asciiTheme="minorBidi" w:hAnsiTheme="minorBidi" w:hint="cs"/>
+          <w:rtl/>
+        </w:rPr>
+        <w:t xml:space="preserve"> </w:t>
+      </w:r>
+      <w:r>
+        <w:rPr>
+          <w:rFonts w:asciiTheme="minorBidi" w:hAnsiTheme="minorBidi"/>
+          <w:rtl/>
+        </w:rPr>
+        <w:t xml:space="preserve">צל לקופסאות </w:t>
+      </w:r>
+    </w:p>
+    <w:p>
+      <w:pPr>
+        <w:numPr>
+          <w:ilvl w:val="0"/>
+          <w:numId w:val="79"/>
+        </w:numPr>
+        <w:rPr>
+          <w:rFonts w:asciiTheme="minorBidi" w:hAnsiTheme="minorBidi"/>
+        </w:rPr>
+      </w:pPr>
+      <w:r>
+        <w:rPr>
+          <w:rFonts w:asciiTheme="minorBidi" w:hAnsiTheme="minorBidi"/>
+        </w:rPr>
+        <w:t>Animations / Transitions</w:t>
+      </w:r>
+      <w:r>
+        <w:rPr>
+          <w:rFonts w:asciiTheme="minorBidi" w:hAnsiTheme="minorBidi" w:hint="cs"/>
+          <w:rtl/>
+        </w:rPr>
+        <w:t xml:space="preserve"> </w:t>
+      </w:r>
+      <w:r>
+        <w:rPr>
+          <w:rFonts w:asciiTheme="minorBidi" w:hAnsiTheme="minorBidi"/>
+          <w:rtl/>
+        </w:rPr>
+        <w:t xml:space="preserve">אנימציות עדינות במעבר עכבר </w:t>
+      </w:r>
+    </w:p>
+    <w:p>
+      <w:pPr>
+        <w:rPr>
+          <w:rFonts w:asciiTheme="minorBidi" w:hAnsiTheme="minorBidi"/>
+          <w:b/>
+          <w:bCs/>
+        </w:rPr>
+      </w:pPr>
+      <w:r>
+        <w:rPr>
+          <w:rFonts w:asciiTheme="minorBidi" w:hAnsiTheme="minorBidi"/>
+          <w:b/>
+          <w:bCs/>
+        </w:rPr>
+        <w:t>Task 1</w:t>
+      </w:r>
+      <w:r>
+        <w:rPr>
+          <w:rFonts w:asciiTheme="minorBidi" w:hAnsiTheme="minorBidi" w:hint="cs"/>
+          <w:b/>
+          <w:bCs/>
+          <w:rtl/>
+        </w:rPr>
+        <w:t xml:space="preserve"> - </w:t>
+      </w:r>
+      <w:r>
+        <w:rPr>
+          <w:rFonts w:asciiTheme="minorBidi" w:hAnsiTheme="minorBidi"/>
+          <w:b/>
+          <w:bCs/>
+          <w:rtl/>
+        </w:rPr>
+        <w:t>סרגל ניווט עליון</w:t>
+      </w:r>
+    </w:p>
+    <w:p>
+      <w:pPr>
+        <w:rPr>
+          <w:rFonts w:asciiTheme="minorBidi" w:hAnsiTheme="minorBidi"/>
+        </w:rPr>
+      </w:pPr>
+      <w:r>
+        <w:rPr>
+          <w:rFonts w:asciiTheme="minorBidi" w:hAnsiTheme="minorBidi"/>
+          <w:rtl/>
+        </w:rPr>
+        <w:t>צריך לבנות</w:t>
+      </w:r>
+      <w:r>
+        <w:rPr>
+          <w:rFonts w:asciiTheme="minorBidi" w:hAnsiTheme="minorBidi" w:hint="cs"/>
+          <w:rtl/>
+        </w:rPr>
+        <w:t xml:space="preserve"> - </w:t>
+      </w:r>
+    </w:p>
+    <w:p>
+      <w:pPr>
+        <w:numPr>
+          <w:ilvl w:val="0"/>
+          <w:numId w:val="80"/>
+        </w:numPr>
+        <w:rPr>
+          <w:rFonts w:asciiTheme="minorBidi" w:hAnsiTheme="minorBidi"/>
+        </w:rPr>
+      </w:pPr>
+      <w:r>
+        <w:rPr>
+          <w:rFonts w:asciiTheme="minorBidi" w:hAnsiTheme="minorBidi"/>
+          <w:rtl/>
+        </w:rPr>
+        <w:t xml:space="preserve">אלמנט </w:t>
+      </w:r>
+      <w:r>
+        <w:rPr>
+          <w:rFonts w:asciiTheme="minorBidi" w:hAnsiTheme="minorBidi"/>
+        </w:rPr>
+        <w:t xml:space="preserve"> </w:t>
+      </w:r>
+      <w:r>
+        <w:rPr>
+          <w:rFonts w:asciiTheme="minorBidi" w:hAnsiTheme="minorBidi"/>
+        </w:rPr>
+        <w:t>&lt;nav&gt;</w:t>
+      </w:r>
+      <w:r>
+        <w:rPr>
+          <w:rFonts w:asciiTheme="minorBidi" w:hAnsiTheme="minorBidi"/>
+          <w:rtl/>
+        </w:rPr>
+        <w:t xml:space="preserve">שישמש כתפריט עליון באתר </w:t>
+      </w:r>
+    </w:p>
+    <w:p>
+      <w:pPr>
+        <w:numPr>
+          <w:ilvl w:val="0"/>
+          <w:numId w:val="80"/>
+        </w:numPr>
+        <w:rPr>
+          <w:rFonts w:asciiTheme="minorBidi" w:hAnsiTheme="minorBidi"/>
+        </w:rPr>
+      </w:pPr>
+      <w:r>
+        <w:rPr>
+          <w:rFonts w:asciiTheme="minorBidi" w:hAnsiTheme="minorBidi"/>
+          <w:rtl/>
+        </w:rPr>
+        <w:t xml:space="preserve">בצד שמאל יהיה לוגו </w:t>
+      </w:r>
+    </w:p>
+    <w:p>
+      <w:pPr>
+        <w:numPr>
+          <w:ilvl w:val="0"/>
+          <w:numId w:val="80"/>
+        </w:numPr>
+        <w:rPr>
+          <w:rFonts w:asciiTheme="minorBidi" w:hAnsiTheme="minorBidi"/>
+        </w:rPr>
+      </w:pPr>
+      <w:r>
+        <w:rPr>
+          <w:rFonts w:asciiTheme="minorBidi" w:hAnsiTheme="minorBidi"/>
+          <w:rtl/>
+        </w:rPr>
+        <w:t xml:space="preserve">בצד ימין יהיו קישורים </w:t>
+      </w:r>
+    </w:p>
+    <w:p>
+      <w:pPr>
+        <w:numPr>
+          <w:ilvl w:val="0"/>
+          <w:numId w:val="80"/>
+        </w:numPr>
+        <w:rPr>
+          <w:rFonts w:asciiTheme="minorBidi" w:hAnsiTheme="minorBidi"/>
+        </w:rPr>
+      </w:pPr>
+      <w:r>
+        <w:rPr>
+          <w:rFonts w:asciiTheme="minorBidi" w:hAnsiTheme="minorBidi"/>
+          <w:rtl/>
+        </w:rPr>
+        <w:t>להשתמש ב־</w:t>
+      </w:r>
+      <w:r>
+        <w:rPr>
+          <w:rFonts w:asciiTheme="minorBidi" w:hAnsiTheme="minorBidi"/>
+        </w:rPr>
+        <w:t xml:space="preserve">Flexbox </w:t>
+      </w:r>
+      <w:r>
+        <w:rPr>
+          <w:rFonts w:asciiTheme="minorBidi" w:hAnsiTheme="minorBidi"/>
+          <w:rtl/>
+        </w:rPr>
+        <w:t xml:space="preserve">כדי לסדר את הלוגו והקישורים </w:t>
+      </w:r>
+    </w:p>
+    <w:p>
+      <w:pPr>
+        <w:numPr>
+          <w:ilvl w:val="0"/>
+          <w:numId w:val="80"/>
+        </w:numPr>
+        <w:rPr>
+          <w:rFonts w:asciiTheme="minorBidi" w:hAnsiTheme="minorBidi"/>
+        </w:rPr>
+      </w:pPr>
+      <w:r>
+        <w:rPr>
+          <w:rFonts w:asciiTheme="minorBidi" w:hAnsiTheme="minorBidi"/>
+          <w:rtl/>
+        </w:rPr>
+        <w:t xml:space="preserve">להוסיף צל עדין מתחת לתפריט </w:t>
+      </w:r>
+    </w:p>
+    <w:p>
+      <w:pPr>
+        <w:numPr>
+          <w:ilvl w:val="0"/>
+          <w:numId w:val="80"/>
+        </w:numPr>
+        <w:rPr>
+          <w:rFonts w:asciiTheme="minorBidi" w:hAnsiTheme="minorBidi"/>
+        </w:rPr>
+      </w:pPr>
+      <w:r>
+        <w:rPr>
+          <w:rFonts w:asciiTheme="minorBidi" w:hAnsiTheme="minorBidi"/>
+          <w:rtl/>
+        </w:rPr>
+        <w:t xml:space="preserve">להוסיף אנימציה לקישורים </w:t>
+      </w:r>
+    </w:p>
+    <w:p>
+      <w:pPr>
+        <w:numPr>
+          <w:ilvl w:val="0"/>
+          <w:numId w:val="80"/>
+        </w:numPr>
+        <w:rPr>
+          <w:rFonts w:asciiTheme="minorBidi" w:hAnsiTheme="minorBidi"/>
+        </w:rPr>
+      </w:pPr>
+      <w:r>
+        <w:rPr>
+          <w:rFonts w:asciiTheme="minorBidi" w:hAnsiTheme="minorBidi"/>
+          <w:rtl/>
+        </w:rPr>
+        <w:t>כשעוברים עם העכבר על קישור</w:t>
+      </w:r>
+      <w:r>
+        <w:rPr>
+          <w:rFonts w:asciiTheme="minorBidi" w:hAnsiTheme="minorBidi" w:hint="cs"/>
+          <w:rtl/>
+        </w:rPr>
+        <w:t xml:space="preserve"> - </w:t>
+      </w:r>
+    </w:p>
+    <w:p>
+      <w:pPr>
+        <w:numPr>
+          <w:ilvl w:val="1"/>
+          <w:numId w:val="80"/>
+        </w:numPr>
+        <w:rPr>
+          <w:rFonts w:asciiTheme="minorBidi" w:hAnsiTheme="minorBidi"/>
+        </w:rPr>
+      </w:pPr>
+      <w:r>
+        <w:rPr>
+          <w:rFonts w:asciiTheme="minorBidi" w:hAnsiTheme="minorBidi"/>
+          <w:rtl/>
+        </w:rPr>
+        <w:t xml:space="preserve">צבע הרקע משתנה </w:t>
+      </w:r>
+    </w:p>
+    <w:p>
+      <w:pPr>
+        <w:numPr>
+          <w:ilvl w:val="1"/>
+          <w:numId w:val="80"/>
+        </w:numPr>
+        <w:rPr>
+          <w:rFonts w:asciiTheme="minorBidi" w:hAnsiTheme="minorBidi"/>
+        </w:rPr>
+      </w:pPr>
+      <w:r>
+        <w:rPr>
+          <w:rFonts w:asciiTheme="minorBidi" w:hAnsiTheme="minorBidi"/>
+          <w:rtl/>
+        </w:rPr>
+        <w:t xml:space="preserve">הקישור עולה קצת למעלה עם </w:t>
+      </w:r>
+      <w:r>
+        <w:rPr>
+          <w:rFonts w:asciiTheme="minorBidi" w:hAnsiTheme="minorBidi"/>
+        </w:rPr>
+        <w:t xml:space="preserve">transform: </w:t>
+      </w:r>
+      <w:proofErr w:type="spellStart"/>
+      <w:r>
+        <w:rPr>
+          <w:rFonts w:asciiTheme="minorBidi" w:hAnsiTheme="minorBidi"/>
+        </w:rPr>
+        <w:t>translateY</w:t>
+      </w:r>
+      <w:proofErr w:type="spellEnd"/>
+      <w:r>
+        <w:rPr>
+          <w:rFonts w:asciiTheme="minorBidi" w:hAnsiTheme="minorBidi"/>
+        </w:rPr>
+        <w:t xml:space="preserve"> </w:t>
+      </w:r>
+    </w:p>
+    <w:p>
+      <w:pPr>
+        <w:rPr>
+          <w:rFonts w:asciiTheme="minorBidi" w:hAnsiTheme="minorBidi"/>
+          <w:b/>
+          <w:bCs/>
+        </w:rPr>
+      </w:pPr>
+      <w:r>
+        <w:rPr>
+          <w:rFonts w:asciiTheme="minorBidi" w:hAnsiTheme="minorBidi"/>
+          <w:b/>
+          <w:bCs/>
+        </w:rPr>
+        <w:t>Task 2</w:t>
+      </w:r>
+      <w:r>
+        <w:rPr>
+          <w:rFonts w:asciiTheme="minorBidi" w:hAnsiTheme="minorBidi" w:hint="cs"/>
+          <w:b/>
+          <w:bCs/>
+          <w:rtl/>
+        </w:rPr>
+        <w:t xml:space="preserve"> - </w:t>
+      </w:r>
+      <w:r>
+        <w:rPr>
+          <w:rFonts w:asciiTheme="minorBidi" w:hAnsiTheme="minorBidi"/>
+          <w:b/>
+          <w:bCs/>
+          <w:rtl/>
+        </w:rPr>
+        <w:t xml:space="preserve">גלריית מוצרים </w:t>
+      </w:r>
+      <w:proofErr w:type="spellStart"/>
+      <w:r>
+        <w:rPr>
+          <w:rFonts w:asciiTheme="minorBidi" w:hAnsiTheme="minorBidi"/>
+          <w:b/>
+          <w:bCs/>
+          <w:rtl/>
+        </w:rPr>
+        <w:t>רספונסיבית</w:t>
+      </w:r>
+      <w:proofErr w:type="spellEnd"/>
+    </w:p>
+    <w:p>
+      <w:pPr>
+        <w:rPr>
+          <w:rFonts w:asciiTheme="minorBidi" w:hAnsiTheme="minorBidi"/>
+        </w:rPr>
+      </w:pPr>
+      <w:r>
+        <w:rPr>
+          <w:rFonts w:asciiTheme="minorBidi" w:hAnsiTheme="minorBidi"/>
+          <w:rtl/>
+        </w:rPr>
+        <w:t>צריך לבנות</w:t>
+      </w:r>
+      <w:r>
+        <w:rPr>
+          <w:rFonts w:asciiTheme="minorBidi" w:hAnsiTheme="minorBidi" w:hint="cs"/>
+          <w:rtl/>
+        </w:rPr>
+        <w:t xml:space="preserve"> - </w:t>
+      </w:r>
+    </w:p>
+    <w:p>
+      <w:pPr>
+        <w:numPr>
+          <w:ilvl w:val="0"/>
+          <w:numId w:val="81"/>
+        </w:numPr>
+        <w:rPr>
+          <w:rFonts w:asciiTheme="minorBidi" w:hAnsiTheme="minorBidi"/>
+        </w:rPr>
+      </w:pPr>
+      <w:r>
+        <w:rPr>
+          <w:rFonts w:asciiTheme="minorBidi" w:hAnsiTheme="minorBidi"/>
+          <w:rtl/>
+        </w:rPr>
+        <w:t>קונטיינר</w:t>
+      </w:r>
+      <w:r>
+        <w:rPr>
+          <w:rFonts w:asciiTheme="minorBidi" w:hAnsiTheme="minorBidi"/>
+        </w:rPr>
+        <w:t xml:space="preserve"> </w:t>
+      </w:r>
+      <w:r>
+        <w:rPr>
+          <w:rFonts w:asciiTheme="minorBidi" w:hAnsiTheme="minorBidi"/>
+        </w:rPr>
+        <w:t xml:space="preserve">&lt;div&gt; </w:t>
+      </w:r>
+      <w:r>
+        <w:rPr>
+          <w:rFonts w:asciiTheme="minorBidi" w:hAnsiTheme="minorBidi"/>
+          <w:rtl/>
+        </w:rPr>
+        <w:t xml:space="preserve">שבתוכו 5 או 6 כרטיסי מוצר </w:t>
+      </w:r>
+    </w:p>
+    <w:p>
+      <w:pPr>
+        <w:numPr>
+          <w:ilvl w:val="0"/>
+          <w:numId w:val="81"/>
+        </w:numPr>
+        <w:rPr>
+          <w:rFonts w:asciiTheme="minorBidi" w:hAnsiTheme="minorBidi"/>
+        </w:rPr>
+      </w:pPr>
+      <w:r>
+        <w:rPr>
+          <w:rFonts w:asciiTheme="minorBidi" w:hAnsiTheme="minorBidi"/>
+          <w:rtl/>
+        </w:rPr>
+        <w:t xml:space="preserve">כל כרטיס הוא </w:t>
+      </w:r>
+      <w:r>
+        <w:rPr>
+          <w:rFonts w:asciiTheme="minorBidi" w:hAnsiTheme="minorBidi"/>
+        </w:rPr>
+        <w:t xml:space="preserve">&lt;div&gt; </w:t>
+      </w:r>
+      <w:r>
+        <w:rPr>
+          <w:rFonts w:asciiTheme="minorBidi" w:hAnsiTheme="minorBidi"/>
+          <w:rtl/>
+        </w:rPr>
+        <w:t xml:space="preserve">עם כותרת ותמונה זמנית </w:t>
+      </w:r>
+    </w:p>
+    <w:p>
+      <w:pPr>
+        <w:numPr>
+          <w:ilvl w:val="0"/>
+          <w:numId w:val="81"/>
+        </w:numPr>
+        <w:rPr>
+          <w:rFonts w:asciiTheme="minorBidi" w:hAnsiTheme="minorBidi"/>
+        </w:rPr>
+      </w:pPr>
+      <w:r>
+        <w:rPr>
+          <w:rFonts w:asciiTheme="minorBidi" w:hAnsiTheme="minorBidi"/>
+          <w:rtl/>
+        </w:rPr>
+        <w:t>להשתמש ב</w:t>
+      </w:r>
+      <w:r>
+        <w:rPr>
+          <w:rFonts w:asciiTheme="minorBidi" w:hAnsiTheme="minorBidi"/>
+        </w:rPr>
+        <w:t>Flexbox</w:t>
+      </w:r>
+      <w:r>
+        <w:rPr>
+          <w:rFonts w:asciiTheme="minorBidi" w:hAnsiTheme="minorBidi"/>
+        </w:rPr>
+        <w:t>-</w:t>
+      </w:r>
+    </w:p>
+    <w:p>
+      <w:pPr>
+        <w:numPr>
+          <w:ilvl w:val="0"/>
+          <w:numId w:val="81"/>
+        </w:numPr>
+        <w:rPr>
+          <w:rFonts w:asciiTheme="minorBidi" w:hAnsiTheme="minorBidi"/>
+        </w:rPr>
+      </w:pPr>
+      <w:r>
+        <w:rPr>
+          <w:rFonts w:asciiTheme="minorBidi" w:hAnsiTheme="minorBidi"/>
+          <w:rtl/>
+        </w:rPr>
+        <w:t>להוסיף</w:t>
+      </w:r>
+      <w:r>
+        <w:rPr>
+          <w:rFonts w:asciiTheme="minorBidi" w:hAnsiTheme="minorBidi"/>
+        </w:rPr>
+        <w:t xml:space="preserve">flex-wrap </w:t>
+      </w:r>
+      <w:r>
+        <w:rPr>
+          <w:rFonts w:asciiTheme="minorBidi" w:hAnsiTheme="minorBidi" w:hint="cs"/>
+          <w:rtl/>
+        </w:rPr>
+        <w:t xml:space="preserve"> </w:t>
+      </w:r>
+      <w:r>
+        <w:rPr>
+          <w:rFonts w:asciiTheme="minorBidi" w:hAnsiTheme="minorBidi"/>
+          <w:rtl/>
+        </w:rPr>
+        <w:t xml:space="preserve">כדי שכאשר אין מקום במסך, הכרטיסים ירדו שורה </w:t>
+      </w:r>
+    </w:p>
+    <w:p>
+      <w:pPr>
+        <w:numPr>
+          <w:ilvl w:val="0"/>
+          <w:numId w:val="81"/>
+        </w:numPr>
+        <w:rPr>
+          <w:rFonts w:asciiTheme="minorBidi" w:hAnsiTheme="minorBidi"/>
+        </w:rPr>
+      </w:pPr>
+      <w:r>
+        <w:rPr>
+          <w:rFonts w:asciiTheme="minorBidi" w:hAnsiTheme="minorBidi"/>
+          <w:rtl/>
+        </w:rPr>
+        <w:t>להשתמש ב</w:t>
+      </w:r>
+      <w:r>
+        <w:rPr>
+          <w:rFonts w:asciiTheme="minorBidi" w:hAnsiTheme="minorBidi"/>
+        </w:rPr>
+        <w:t xml:space="preserve">flex-basis </w:t>
+      </w:r>
+      <w:r>
+        <w:rPr>
+          <w:rFonts w:asciiTheme="minorBidi" w:hAnsiTheme="minorBidi" w:hint="cs"/>
+          <w:rtl/>
+        </w:rPr>
+        <w:t xml:space="preserve"> </w:t>
+      </w:r>
+      <w:r>
+        <w:rPr>
+          <w:rFonts w:asciiTheme="minorBidi" w:hAnsiTheme="minorBidi"/>
+          <w:rtl/>
+        </w:rPr>
+        <w:t>כדי לתת רוחב התחלתי לכרטיס למשל</w:t>
+      </w:r>
+      <w:r>
+        <w:rPr>
+          <w:rFonts w:asciiTheme="minorBidi" w:hAnsiTheme="minorBidi"/>
+        </w:rPr>
+        <w:t xml:space="preserve">250px </w:t>
+      </w:r>
+    </w:p>
+    <w:p>
+      <w:pPr>
+        <w:numPr>
+          <w:ilvl w:val="0"/>
+          <w:numId w:val="81"/>
+        </w:numPr>
+        <w:rPr>
+          <w:rFonts w:asciiTheme="minorBidi" w:hAnsiTheme="minorBidi"/>
+        </w:rPr>
+      </w:pPr>
+      <w:r>
+        <w:rPr>
+          <w:rFonts w:asciiTheme="minorBidi" w:hAnsiTheme="minorBidi"/>
+          <w:rtl/>
+        </w:rPr>
+        <w:t>להשתמש ב</w:t>
+      </w:r>
+      <w:r>
+        <w:rPr>
+          <w:rFonts w:asciiTheme="minorBidi" w:hAnsiTheme="minorBidi"/>
+        </w:rPr>
+        <w:t>flex-grow</w:t>
+      </w:r>
+      <w:r>
+        <w:rPr>
+          <w:rFonts w:asciiTheme="minorBidi" w:hAnsiTheme="minorBidi"/>
+        </w:rPr>
+        <w:t>-</w:t>
+      </w:r>
+      <w:r>
+        <w:rPr>
+          <w:rFonts w:asciiTheme="minorBidi" w:hAnsiTheme="minorBidi" w:hint="cs"/>
+          <w:rtl/>
+        </w:rPr>
+        <w:t xml:space="preserve"> </w:t>
+      </w:r>
+      <w:r>
+        <w:rPr>
+          <w:rFonts w:asciiTheme="minorBidi" w:hAnsiTheme="minorBidi"/>
+          <w:rtl/>
+        </w:rPr>
+        <w:t xml:space="preserve">כדי שכרטיסים יגדלו אם יש מקום פנוי </w:t>
+      </w:r>
+    </w:p>
+    <w:p>
+      <w:pPr>
+        <w:numPr>
+          <w:ilvl w:val="0"/>
+          <w:numId w:val="81"/>
+        </w:numPr>
+        <w:rPr>
+          <w:rFonts w:asciiTheme="minorBidi" w:hAnsiTheme="minorBidi"/>
+        </w:rPr>
+      </w:pPr>
+      <w:r>
+        <w:rPr>
+          <w:rFonts w:asciiTheme="minorBidi" w:hAnsiTheme="minorBidi"/>
+          <w:rtl/>
+        </w:rPr>
+        <w:lastRenderedPageBreak/>
+        <w:t>להשתמש ב</w:t>
+      </w:r>
+      <w:r>
+        <w:rPr>
+          <w:rFonts w:asciiTheme="minorBidi" w:hAnsiTheme="minorBidi"/>
+        </w:rPr>
+        <w:t>flex-shrink</w:t>
+      </w:r>
+      <w:r>
+        <w:rPr>
+          <w:rFonts w:asciiTheme="minorBidi" w:hAnsiTheme="minorBidi"/>
+        </w:rPr>
+        <w:t>-</w:t>
+      </w:r>
+      <w:r>
+        <w:rPr>
+          <w:rFonts w:asciiTheme="minorBidi" w:hAnsiTheme="minorBidi" w:hint="cs"/>
+          <w:rtl/>
+        </w:rPr>
+        <w:t xml:space="preserve"> </w:t>
+      </w:r>
+      <w:r>
+        <w:rPr>
+          <w:rFonts w:asciiTheme="minorBidi" w:hAnsiTheme="minorBidi"/>
+          <w:rtl/>
+        </w:rPr>
+        <w:t xml:space="preserve">כדי שכרטיסים יקטנו כשאין מספיק מקום </w:t>
+      </w:r>
+    </w:p>
+    <w:p>
+      <w:pPr>
+        <w:rPr>
+          <w:rFonts w:asciiTheme="minorBidi" w:hAnsiTheme="minorBidi" w:hint="cs"/>
+          <w:rtl/>
+        </w:rPr>
+      </w:pPr>
+      <w:r>
+        <w:rPr>
+          <w:rFonts w:asciiTheme="minorBidi" w:hAnsiTheme="minorBidi"/>
+          <w:b/>
+          <w:bCs/>
+          <w:rtl/>
+        </w:rPr>
+        <w:t>צריך גם צילום מסך</w:t>
+      </w:r>
+      <w:r>
+        <w:rPr>
+          <w:rFonts w:asciiTheme="minorBidi" w:hAnsiTheme="minorBidi" w:hint="cs"/>
+          <w:b/>
+          <w:bCs/>
+          <w:rtl/>
+        </w:rPr>
+        <w:t xml:space="preserve"> - </w:t>
+      </w:r>
+      <w:r>
+        <w:rPr>
+          <w:rFonts w:asciiTheme="minorBidi" w:hAnsiTheme="minorBidi"/>
+          <w:rtl/>
+        </w:rPr>
+        <w:t>ב</w:t>
+      </w:r>
+      <w:r>
+        <w:rPr>
+          <w:rFonts w:asciiTheme="minorBidi" w:hAnsiTheme="minorBidi"/>
+        </w:rPr>
+        <w:t>DevTools</w:t>
+      </w:r>
+      <w:r>
+        <w:rPr>
+          <w:rFonts w:asciiTheme="minorBidi" w:hAnsiTheme="minorBidi"/>
+        </w:rPr>
+        <w:t>-</w:t>
+      </w:r>
+    </w:p>
+    <w:p>
+      <w:pPr>
+        <w:numPr>
+          <w:ilvl w:val="0"/>
+          <w:numId w:val="82"/>
+        </w:numPr>
+        <w:rPr>
+          <w:rFonts w:asciiTheme="minorBidi" w:hAnsiTheme="minorBidi"/>
+        </w:rPr>
+      </w:pPr>
+      <w:r>
+        <w:rPr>
+          <w:rFonts w:asciiTheme="minorBidi" w:hAnsiTheme="minorBidi"/>
+          <w:rtl/>
+        </w:rPr>
+        <w:t>לפתוח</w:t>
+      </w:r>
+      <w:r>
+        <w:rPr>
+          <w:rFonts w:asciiTheme="minorBidi" w:hAnsiTheme="minorBidi"/>
+        </w:rPr>
+        <w:t xml:space="preserve"> F12 </w:t>
+      </w:r>
+    </w:p>
+    <w:p>
+      <w:pPr>
+        <w:numPr>
+          <w:ilvl w:val="0"/>
+          <w:numId w:val="82"/>
+        </w:numPr>
+        <w:rPr>
+          <w:rFonts w:asciiTheme="minorBidi" w:hAnsiTheme="minorBidi"/>
+        </w:rPr>
+      </w:pPr>
+      <w:r>
+        <w:rPr>
+          <w:rFonts w:asciiTheme="minorBidi" w:hAnsiTheme="minorBidi"/>
+          <w:rtl/>
+        </w:rPr>
+        <w:t>ללחוץ על ה־</w:t>
+      </w:r>
+      <w:r>
+        <w:rPr>
+          <w:rFonts w:asciiTheme="minorBidi" w:hAnsiTheme="minorBidi"/>
+        </w:rPr>
+        <w:t xml:space="preserve">Flex badge </w:t>
+      </w:r>
+      <w:r>
+        <w:rPr>
+          <w:rFonts w:asciiTheme="minorBidi" w:hAnsiTheme="minorBidi" w:hint="cs"/>
+          <w:rtl/>
+        </w:rPr>
+        <w:t xml:space="preserve"> </w:t>
+      </w:r>
+      <w:r>
+        <w:rPr>
+          <w:rFonts w:asciiTheme="minorBidi" w:hAnsiTheme="minorBidi"/>
+          <w:rtl/>
+        </w:rPr>
+        <w:t xml:space="preserve">ליד הקונטיינר </w:t>
+      </w:r>
+    </w:p>
+    <w:p>
+      <w:pPr>
+        <w:numPr>
+          <w:ilvl w:val="0"/>
+          <w:numId w:val="82"/>
+        </w:numPr>
+        <w:rPr>
+          <w:rFonts w:asciiTheme="minorBidi" w:hAnsiTheme="minorBidi"/>
+        </w:rPr>
+      </w:pPr>
+      <w:r>
+        <w:rPr>
+          <w:rFonts w:asciiTheme="minorBidi" w:hAnsiTheme="minorBidi"/>
+          <w:rtl/>
+        </w:rPr>
+        <w:t>לצלם את קווי ה</w:t>
+      </w:r>
+      <w:r>
+        <w:rPr>
+          <w:rFonts w:asciiTheme="minorBidi" w:hAnsiTheme="minorBidi"/>
+        </w:rPr>
+        <w:t>Flex</w:t>
+      </w:r>
+      <w:r>
+        <w:rPr>
+          <w:rFonts w:asciiTheme="minorBidi" w:hAnsiTheme="minorBidi"/>
+        </w:rPr>
+        <w:t>-</w:t>
+      </w:r>
+      <w:r>
+        <w:rPr>
+          <w:rFonts w:asciiTheme="minorBidi" w:hAnsiTheme="minorBidi" w:hint="cs"/>
+          <w:rtl/>
+        </w:rPr>
+        <w:t xml:space="preserve"> </w:t>
+      </w:r>
+      <w:r>
+        <w:rPr>
+          <w:rFonts w:asciiTheme="minorBidi" w:hAnsiTheme="minorBidi"/>
+          <w:rtl/>
+        </w:rPr>
+        <w:t xml:space="preserve">שמופיעים </w:t>
+      </w:r>
+    </w:p>
+    <w:p>
+      <w:pPr>
+        <w:numPr>
+          <w:ilvl w:val="0"/>
+          <w:numId w:val="82"/>
+        </w:numPr>
+        <w:rPr>
+          <w:rFonts w:asciiTheme="minorBidi" w:hAnsiTheme="minorBidi" w:hint="cs"/>
+          <w:rtl/>
+        </w:rPr>
+      </w:pPr>
+      <w:r>
+        <w:rPr>
+          <w:rFonts w:asciiTheme="minorBidi" w:hAnsiTheme="minorBidi"/>
+          <w:rtl/>
+        </w:rPr>
+        <w:t xml:space="preserve">להגיש את הצילום יחד עם הקוד </w:t>
+      </w:r>
+    </w:p>
+    <w:p>
+      <w:pPr>
+        <w:rPr>
+          <w:rFonts w:asciiTheme="minorBidi" w:hAnsiTheme="minorBidi"/>
+          <w:b/>
+          <w:bCs/>
+        </w:rPr>
+      </w:pPr>
+      <w:r>
+        <w:rPr>
+          <w:rFonts w:asciiTheme="minorBidi" w:hAnsiTheme="minorBidi"/>
+          <w:b/>
+          <w:bCs/>
+        </w:rPr>
+        <w:t>Task 3</w:t>
+      </w:r>
+      <w:r>
+        <w:rPr>
+          <w:rFonts w:asciiTheme="minorBidi" w:hAnsiTheme="minorBidi" w:hint="cs"/>
+          <w:b/>
+          <w:bCs/>
+          <w:rtl/>
+        </w:rPr>
+        <w:t xml:space="preserve"> - </w:t>
+      </w:r>
+      <w:r>
+        <w:rPr>
+          <w:rFonts w:asciiTheme="minorBidi" w:hAnsiTheme="minorBidi"/>
+          <w:b/>
+          <w:bCs/>
+          <w:rtl/>
+        </w:rPr>
+        <w:t>טבלת דירוג משתמשים</w:t>
+      </w:r>
+    </w:p>
+    <w:p>
+      <w:pPr>
+        <w:rPr>
+          <w:rFonts w:asciiTheme="minorBidi" w:hAnsiTheme="minorBidi"/>
+        </w:rPr>
+      </w:pPr>
+      <w:r>
+        <w:rPr>
+          <w:rFonts w:asciiTheme="minorBidi" w:hAnsiTheme="minorBidi"/>
+          <w:rtl/>
+        </w:rPr>
+        <w:t>צריך לבנות</w:t>
+      </w:r>
+      <w:r>
+        <w:rPr>
+          <w:rFonts w:asciiTheme="minorBidi" w:hAnsiTheme="minorBidi" w:hint="cs"/>
+          <w:rtl/>
+        </w:rPr>
+        <w:t xml:space="preserve"> - </w:t>
+      </w:r>
+    </w:p>
+    <w:p>
+      <w:pPr>
+        <w:numPr>
+          <w:ilvl w:val="0"/>
+          <w:numId w:val="83"/>
+        </w:numPr>
+        <w:rPr>
+          <w:rFonts w:asciiTheme="minorBidi" w:hAnsiTheme="minorBidi"/>
+        </w:rPr>
+      </w:pPr>
+      <w:r>
+        <w:rPr>
+          <w:rFonts w:asciiTheme="minorBidi" w:hAnsiTheme="minorBidi"/>
+          <w:rtl/>
+        </w:rPr>
+        <w:t>טבלה</w:t>
+      </w:r>
+      <w:r>
+        <w:rPr>
+          <w:rFonts w:asciiTheme="minorBidi" w:hAnsiTheme="minorBidi"/>
+        </w:rPr>
+        <w:t xml:space="preserve">&lt;table&gt; </w:t>
+      </w:r>
+    </w:p>
+    <w:p>
+      <w:pPr>
+        <w:numPr>
+          <w:ilvl w:val="0"/>
+          <w:numId w:val="83"/>
+        </w:numPr>
+        <w:rPr>
+          <w:rFonts w:asciiTheme="minorBidi" w:hAnsiTheme="minorBidi"/>
+        </w:rPr>
+      </w:pPr>
+      <w:r>
+        <w:rPr>
+          <w:rFonts w:asciiTheme="minorBidi" w:hAnsiTheme="minorBidi"/>
+          <w:rtl/>
+        </w:rPr>
+        <w:t>שם הטבלה</w:t>
+      </w:r>
+      <w:r>
+        <w:rPr>
+          <w:rFonts w:asciiTheme="minorBidi" w:hAnsiTheme="minorBidi"/>
+        </w:rPr>
+        <w:t xml:space="preserve">  Top Users Leaderboard </w:t>
+      </w:r>
+    </w:p>
+    <w:p>
+      <w:pPr>
+        <w:numPr>
+          <w:ilvl w:val="0"/>
+          <w:numId w:val="83"/>
+        </w:numPr>
+        <w:rPr>
+          <w:rFonts w:asciiTheme="minorBidi" w:hAnsiTheme="minorBidi"/>
+        </w:rPr>
+      </w:pPr>
+      <w:r>
+        <w:rPr>
+          <w:rFonts w:asciiTheme="minorBidi" w:hAnsiTheme="minorBidi"/>
+          <w:rtl/>
+        </w:rPr>
+        <w:t>כותרות בטבלה</w:t>
+      </w:r>
+      <w:r>
+        <w:rPr>
+          <w:rFonts w:asciiTheme="minorBidi" w:hAnsiTheme="minorBidi" w:hint="cs"/>
+          <w:rtl/>
+        </w:rPr>
+        <w:t xml:space="preserve"> - </w:t>
+      </w:r>
+    </w:p>
+    <w:p>
+      <w:pPr>
+        <w:numPr>
+          <w:ilvl w:val="1"/>
+          <w:numId w:val="83"/>
+        </w:numPr>
+        <w:rPr>
+          <w:rFonts w:asciiTheme="minorBidi" w:hAnsiTheme="minorBidi"/>
+        </w:rPr>
+      </w:pPr>
+      <w:r>
+        <w:rPr>
+          <w:rFonts w:asciiTheme="minorBidi" w:hAnsiTheme="minorBidi"/>
+        </w:rPr>
+        <w:t xml:space="preserve">Rank </w:t>
+      </w:r>
+    </w:p>
+    <w:p>
+      <w:pPr>
+        <w:numPr>
+          <w:ilvl w:val="1"/>
+          <w:numId w:val="83"/>
+        </w:numPr>
+        <w:rPr>
+          <w:rFonts w:asciiTheme="minorBidi" w:hAnsiTheme="minorBidi"/>
+        </w:rPr>
+      </w:pPr>
+      <w:r>
+        <w:rPr>
+          <w:rFonts w:asciiTheme="minorBidi" w:hAnsiTheme="minorBidi"/>
+        </w:rPr>
+        <w:t xml:space="preserve">Name </w:t>
+      </w:r>
+    </w:p>
+    <w:p>
+      <w:pPr>
+        <w:numPr>
+          <w:ilvl w:val="1"/>
+          <w:numId w:val="83"/>
+        </w:numPr>
+        <w:rPr>
+          <w:rFonts w:asciiTheme="minorBidi" w:hAnsiTheme="minorBidi"/>
+        </w:rPr>
+      </w:pPr>
+      <w:r>
+        <w:rPr>
+          <w:rFonts w:asciiTheme="minorBidi" w:hAnsiTheme="minorBidi"/>
+        </w:rPr>
+        <w:t xml:space="preserve">Score </w:t>
+      </w:r>
+    </w:p>
+    <w:p>
+      <w:pPr>
+        <w:numPr>
+          <w:ilvl w:val="1"/>
+          <w:numId w:val="83"/>
+        </w:numPr>
+        <w:rPr>
+          <w:rFonts w:asciiTheme="minorBidi" w:hAnsiTheme="minorBidi"/>
+        </w:rPr>
+      </w:pPr>
+      <w:r>
+        <w:rPr>
+          <w:rFonts w:asciiTheme="minorBidi" w:hAnsiTheme="minorBidi"/>
+        </w:rPr>
+        <w:t xml:space="preserve">Status </w:t>
+      </w:r>
+    </w:p>
+    <w:p>
+      <w:pPr>
+        <w:numPr>
+          <w:ilvl w:val="0"/>
+          <w:numId w:val="83"/>
+        </w:numPr>
+        <w:rPr>
+          <w:rFonts w:asciiTheme="minorBidi" w:hAnsiTheme="minorBidi"/>
+        </w:rPr>
+      </w:pPr>
+      <w:r>
+        <w:rPr>
+          <w:rFonts w:asciiTheme="minorBidi" w:hAnsiTheme="minorBidi"/>
+          <w:rtl/>
+        </w:rPr>
+        <w:t xml:space="preserve">לפחות 4 שורות נתונים </w:t>
+      </w:r>
+    </w:p>
+    <w:p>
+      <w:pPr>
+        <w:numPr>
+          <w:ilvl w:val="0"/>
+          <w:numId w:val="83"/>
+        </w:numPr>
+        <w:rPr>
+          <w:rFonts w:asciiTheme="minorBidi" w:hAnsiTheme="minorBidi"/>
+        </w:rPr>
+      </w:pPr>
+      <w:r>
+        <w:rPr>
+          <w:rFonts w:asciiTheme="minorBidi" w:hAnsiTheme="minorBidi"/>
+          <w:rtl/>
+        </w:rPr>
+        <w:t>להשתמש ב</w:t>
+      </w:r>
+      <w:proofErr w:type="spellStart"/>
+      <w:r>
+        <w:rPr>
+          <w:rFonts w:asciiTheme="minorBidi" w:hAnsiTheme="minorBidi"/>
+        </w:rPr>
+        <w:t>thead</w:t>
+      </w:r>
+      <w:proofErr w:type="spellEnd"/>
+      <w:r>
+        <w:rPr>
+          <w:rFonts w:asciiTheme="minorBidi" w:hAnsiTheme="minorBidi"/>
+        </w:rPr>
+        <w:t>-</w:t>
+      </w:r>
+      <w:r>
+        <w:rPr>
+          <w:rFonts w:asciiTheme="minorBidi" w:hAnsiTheme="minorBidi" w:hint="cs"/>
+          <w:rtl/>
+        </w:rPr>
+        <w:t xml:space="preserve"> </w:t>
+      </w:r>
+      <w:r>
+        <w:rPr>
+          <w:rFonts w:asciiTheme="minorBidi" w:hAnsiTheme="minorBidi"/>
+          <w:rtl/>
+        </w:rPr>
+        <w:t xml:space="preserve">לכותרות </w:t>
+      </w:r>
+    </w:p>
+    <w:p>
+      <w:pPr>
+        <w:numPr>
+          <w:ilvl w:val="0"/>
+          <w:numId w:val="83"/>
+        </w:numPr>
+        <w:rPr>
+          <w:rFonts w:asciiTheme="minorBidi" w:hAnsiTheme="minorBidi"/>
+        </w:rPr>
+      </w:pPr>
+      <w:r>
+        <w:rPr>
+          <w:rFonts w:asciiTheme="minorBidi" w:hAnsiTheme="minorBidi"/>
+          <w:rtl/>
+        </w:rPr>
+        <w:t>להשתמש ב</w:t>
+      </w:r>
+      <w:proofErr w:type="spellStart"/>
+      <w:r>
+        <w:rPr>
+          <w:rFonts w:asciiTheme="minorBidi" w:hAnsiTheme="minorBidi"/>
+        </w:rPr>
+        <w:t>tbody</w:t>
+      </w:r>
+      <w:proofErr w:type="spellEnd"/>
+      <w:r>
+        <w:rPr>
+          <w:rFonts w:asciiTheme="minorBidi" w:hAnsiTheme="minorBidi"/>
+        </w:rPr>
+        <w:t>-</w:t>
+      </w:r>
+      <w:r>
+        <w:rPr>
+          <w:rFonts w:asciiTheme="minorBidi" w:hAnsiTheme="minorBidi" w:hint="cs"/>
+          <w:rtl/>
+        </w:rPr>
+        <w:t xml:space="preserve"> </w:t>
+      </w:r>
+      <w:r>
+        <w:rPr>
+          <w:rFonts w:asciiTheme="minorBidi" w:hAnsiTheme="minorBidi"/>
+          <w:rtl/>
+        </w:rPr>
+        <w:t xml:space="preserve">לנתונים </w:t>
+      </w:r>
+    </w:p>
+    <w:p>
+      <w:pPr>
+        <w:numPr>
+          <w:ilvl w:val="0"/>
+          <w:numId w:val="83"/>
+        </w:numPr>
+        <w:rPr>
+          <w:rFonts w:asciiTheme="minorBidi" w:hAnsiTheme="minorBidi"/>
+        </w:rPr>
+      </w:pPr>
+      <w:r>
+        <w:rPr>
+          <w:rFonts w:asciiTheme="minorBidi" w:hAnsiTheme="minorBidi"/>
+          <w:rtl/>
+        </w:rPr>
+        <w:t xml:space="preserve">לעצב את הטבלה בצורה מודרנית </w:t>
+      </w:r>
+    </w:p>
+    <w:p>
+      <w:pPr>
+        <w:numPr>
+          <w:ilvl w:val="0"/>
+          <w:numId w:val="83"/>
+        </w:numPr>
+        <w:rPr>
+          <w:rFonts w:asciiTheme="minorBidi" w:hAnsiTheme="minorBidi"/>
+        </w:rPr>
+      </w:pPr>
+      <w:r>
+        <w:rPr>
+          <w:rFonts w:asciiTheme="minorBidi" w:hAnsiTheme="minorBidi"/>
+          <w:rtl/>
+        </w:rPr>
+        <w:t>להוסיף</w:t>
+      </w:r>
+      <w:r>
+        <w:rPr>
+          <w:rFonts w:asciiTheme="minorBidi" w:hAnsiTheme="minorBidi"/>
+        </w:rPr>
+        <w:t xml:space="preserve"> padding </w:t>
+      </w:r>
+      <w:r>
+        <w:rPr>
+          <w:rFonts w:asciiTheme="minorBidi" w:hAnsiTheme="minorBidi"/>
+          <w:rtl/>
+        </w:rPr>
+        <w:t xml:space="preserve">לתאים </w:t>
+      </w:r>
+    </w:p>
+    <w:p>
+      <w:pPr>
+        <w:numPr>
+          <w:ilvl w:val="0"/>
+          <w:numId w:val="83"/>
+        </w:numPr>
+        <w:rPr>
+          <w:rFonts w:asciiTheme="minorBidi" w:hAnsiTheme="minorBidi"/>
+        </w:rPr>
+      </w:pPr>
+      <w:r>
+        <w:rPr>
+          <w:rFonts w:asciiTheme="minorBidi" w:hAnsiTheme="minorBidi"/>
+          <w:rtl/>
+        </w:rPr>
+        <w:t>לעטוף את הטבלה ב־</w:t>
+      </w:r>
+      <w:r>
+        <w:rPr>
+          <w:rFonts w:asciiTheme="minorBidi" w:hAnsiTheme="minorBidi"/>
+        </w:rPr>
+        <w:t xml:space="preserve">div </w:t>
+      </w:r>
+    </w:p>
+    <w:p>
+      <w:pPr>
+        <w:numPr>
+          <w:ilvl w:val="0"/>
+          <w:numId w:val="83"/>
+        </w:numPr>
+        <w:rPr>
+          <w:rFonts w:asciiTheme="minorBidi" w:hAnsiTheme="minorBidi"/>
+        </w:rPr>
+      </w:pPr>
+      <w:r>
+        <w:rPr>
+          <w:rFonts w:asciiTheme="minorBidi" w:hAnsiTheme="minorBidi"/>
+          <w:rtl/>
+        </w:rPr>
+        <w:t>לתת ל־</w:t>
+      </w:r>
+      <w:r>
+        <w:rPr>
+          <w:rFonts w:asciiTheme="minorBidi" w:hAnsiTheme="minorBidi"/>
+        </w:rPr>
+        <w:t xml:space="preserve">div </w:t>
+      </w:r>
+      <w:r>
+        <w:rPr>
+          <w:rFonts w:asciiTheme="minorBidi" w:hAnsiTheme="minorBidi"/>
+          <w:rtl/>
+        </w:rPr>
+        <w:t xml:space="preserve">צל ופינות עגולות </w:t>
+      </w:r>
+    </w:p>
+    <w:p>
+      <w:pPr>
+        <w:numPr>
+          <w:ilvl w:val="0"/>
+          <w:numId w:val="83"/>
+        </w:numPr>
+        <w:rPr>
+          <w:rFonts w:asciiTheme="minorBidi" w:hAnsiTheme="minorBidi"/>
+        </w:rPr>
+      </w:pPr>
+      <w:r>
+        <w:rPr>
+          <w:rFonts w:asciiTheme="minorBidi" w:hAnsiTheme="minorBidi"/>
+          <w:rtl/>
+        </w:rPr>
+        <w:t>להוסיף</w:t>
+      </w:r>
+      <w:r>
+        <w:rPr>
+          <w:rFonts w:asciiTheme="minorBidi" w:hAnsiTheme="minorBidi"/>
+        </w:rPr>
+        <w:t xml:space="preserve"> hover </w:t>
+      </w:r>
+      <w:r>
+        <w:rPr>
+          <w:rFonts w:asciiTheme="minorBidi" w:hAnsiTheme="minorBidi"/>
+          <w:rtl/>
+        </w:rPr>
+        <w:t xml:space="preserve">לשורות </w:t>
+      </w:r>
+    </w:p>
+    <w:p>
+      <w:pPr>
+        <w:numPr>
+          <w:ilvl w:val="0"/>
+          <w:numId w:val="83"/>
+        </w:numPr>
+        <w:rPr>
+          <w:rFonts w:asciiTheme="minorBidi" w:hAnsiTheme="minorBidi" w:hint="cs"/>
+          <w:rtl/>
+        </w:rPr>
+      </w:pPr>
+      <w:r>
+        <w:rPr>
+          <w:rFonts w:asciiTheme="minorBidi" w:hAnsiTheme="minorBidi"/>
+          <w:rtl/>
+        </w:rPr>
+        <w:t xml:space="preserve">כשעוברים עם העכבר על שורה, הרקע שלה משתנה בצורה חלקה </w:t>
+      </w:r>
+    </w:p>
+    <w:p>
+      <w:pPr>
+        <w:rPr>
+          <w:rFonts w:asciiTheme="minorBidi" w:hAnsiTheme="minorBidi"/>
+          <w:b/>
+          <w:bCs/>
+        </w:rPr>
+      </w:pPr>
+      <w:r>
+        <w:rPr>
+          <w:rFonts w:asciiTheme="minorBidi" w:hAnsiTheme="minorBidi"/>
+          <w:b/>
+          <w:bCs/>
+        </w:rPr>
+        <w:t>Task 4</w:t>
+      </w:r>
+      <w:r>
+        <w:rPr>
+          <w:rFonts w:asciiTheme="minorBidi" w:hAnsiTheme="minorBidi" w:hint="cs"/>
+          <w:b/>
+          <w:bCs/>
+          <w:rtl/>
+        </w:rPr>
+        <w:t xml:space="preserve"> - </w:t>
+      </w:r>
+      <w:r>
+        <w:rPr>
+          <w:rFonts w:asciiTheme="minorBidi" w:hAnsiTheme="minorBidi"/>
+          <w:b/>
+          <w:bCs/>
+        </w:rPr>
+        <w:t>grid</w:t>
+      </w:r>
+      <w:r>
+        <w:rPr>
+          <w:rFonts w:asciiTheme="minorBidi" w:hAnsiTheme="minorBidi"/>
+          <w:b/>
+          <w:bCs/>
+          <w:rtl/>
+        </w:rPr>
+        <w:t xml:space="preserve"> של </w:t>
+      </w:r>
+      <w:proofErr w:type="spellStart"/>
+      <w:r>
+        <w:rPr>
+          <w:rFonts w:asciiTheme="minorBidi" w:hAnsiTheme="minorBidi"/>
+          <w:b/>
+          <w:bCs/>
+          <w:rtl/>
+        </w:rPr>
+        <w:t>ווידג׳טים</w:t>
+      </w:r>
+      <w:proofErr w:type="spellEnd"/>
+    </w:p>
+    <w:p>
+      <w:pPr>
+        <w:rPr>
+          <w:rFonts w:asciiTheme="minorBidi" w:hAnsiTheme="minorBidi" w:hint="cs"/>
+          <w:rtl/>
+        </w:rPr>
+      </w:pPr>
+      <w:r>
+        <w:rPr>
+          <w:rFonts w:asciiTheme="minorBidi" w:hAnsiTheme="minorBidi"/>
+          <w:rtl/>
+        </w:rPr>
+        <w:t>צריך לבנות</w:t>
+      </w:r>
+      <w:r>
+        <w:rPr>
+          <w:rFonts w:asciiTheme="minorBidi" w:hAnsiTheme="minorBidi" w:hint="cs"/>
+          <w:rtl/>
+        </w:rPr>
+        <w:t xml:space="preserve"> - </w:t>
+      </w:r>
+    </w:p>
+    <w:p>
+      <w:pPr>
+        <w:numPr>
+          <w:ilvl w:val="0"/>
+          <w:numId w:val="84"/>
+        </w:numPr>
+        <w:rPr>
+          <w:rFonts w:asciiTheme="minorBidi" w:hAnsiTheme="minorBidi"/>
+        </w:rPr>
+      </w:pPr>
+      <w:r>
+        <w:rPr>
+          <w:rFonts w:asciiTheme="minorBidi" w:hAnsiTheme="minorBidi"/>
+          <w:rtl/>
+        </w:rPr>
+        <w:t xml:space="preserve">קונטיינר ראשי עם </w:t>
+      </w:r>
+      <w:r>
+        <w:rPr>
+          <w:rFonts w:asciiTheme="minorBidi" w:hAnsiTheme="minorBidi"/>
+        </w:rPr>
+        <w:t xml:space="preserve">display: grid </w:t>
+      </w:r>
+    </w:p>
+    <w:p>
+      <w:pPr>
+        <w:numPr>
+          <w:ilvl w:val="0"/>
+          <w:numId w:val="84"/>
+        </w:numPr>
+        <w:rPr>
+          <w:rFonts w:asciiTheme="minorBidi" w:hAnsiTheme="minorBidi"/>
+        </w:rPr>
+      </w:pPr>
+      <w:r>
+        <w:rPr>
+          <w:rFonts w:asciiTheme="minorBidi" w:hAnsiTheme="minorBidi"/>
+          <w:rtl/>
+        </w:rPr>
+        <w:t>להגדיר 3 עמודות ו2</w:t>
+      </w:r>
+      <w:r>
+        <w:rPr>
+          <w:rFonts w:asciiTheme="minorBidi" w:hAnsiTheme="minorBidi" w:hint="cs"/>
+          <w:rtl/>
+        </w:rPr>
+        <w:t>-</w:t>
+      </w:r>
+      <w:r>
+        <w:rPr>
+          <w:rFonts w:asciiTheme="minorBidi" w:hAnsiTheme="minorBidi"/>
+          <w:rtl/>
+        </w:rPr>
+        <w:t xml:space="preserve"> שורות </w:t>
+      </w:r>
+    </w:p>
+    <w:p>
+      <w:pPr>
+        <w:numPr>
+          <w:ilvl w:val="0"/>
+          <w:numId w:val="84"/>
+        </w:numPr>
+        <w:rPr>
+          <w:rFonts w:asciiTheme="minorBidi" w:hAnsiTheme="minorBidi"/>
+        </w:rPr>
+      </w:pPr>
+      <w:r>
+        <w:rPr>
+          <w:rFonts w:asciiTheme="minorBidi" w:hAnsiTheme="minorBidi"/>
+          <w:rtl/>
+        </w:rPr>
+        <w:t xml:space="preserve">ליצור רווחים בין הקופסאות עם </w:t>
+      </w:r>
+      <w:r>
+        <w:rPr>
+          <w:rFonts w:asciiTheme="minorBidi" w:hAnsiTheme="minorBidi"/>
+        </w:rPr>
+        <w:t xml:space="preserve">gap </w:t>
+      </w:r>
+    </w:p>
+    <w:p>
+      <w:pPr>
+        <w:numPr>
+          <w:ilvl w:val="0"/>
+          <w:numId w:val="84"/>
+        </w:numPr>
+        <w:rPr>
+          <w:rFonts w:asciiTheme="minorBidi" w:hAnsiTheme="minorBidi"/>
+        </w:rPr>
+      </w:pPr>
+      <w:r>
+        <w:rPr>
+          <w:rFonts w:asciiTheme="minorBidi" w:hAnsiTheme="minorBidi"/>
+          <w:rtl/>
+        </w:rPr>
+        <w:lastRenderedPageBreak/>
+        <w:t>ליצור 6 קופסאות</w:t>
+      </w:r>
+      <w:r>
+        <w:rPr>
+          <w:rFonts w:asciiTheme="minorBidi" w:hAnsiTheme="minorBidi"/>
+        </w:rPr>
+        <w:t xml:space="preserve"> widget </w:t>
+      </w:r>
+    </w:p>
+    <w:p>
+      <w:pPr>
+        <w:numPr>
+          <w:ilvl w:val="0"/>
+          <w:numId w:val="84"/>
+        </w:numPr>
+        <w:rPr>
+          <w:rFonts w:asciiTheme="minorBidi" w:hAnsiTheme="minorBidi"/>
+        </w:rPr>
+      </w:pPr>
+      <w:r>
+        <w:rPr>
+          <w:rFonts w:asciiTheme="minorBidi" w:hAnsiTheme="minorBidi"/>
+          <w:rtl/>
+        </w:rPr>
+        <w:t>ב</w:t>
+      </w:r>
+      <w:r>
+        <w:rPr>
+          <w:rFonts w:asciiTheme="minorBidi" w:hAnsiTheme="minorBidi" w:hint="cs"/>
+          <w:rtl/>
+        </w:rPr>
+        <w:t>-</w:t>
+      </w:r>
+      <w:r>
+        <w:rPr>
+          <w:rFonts w:asciiTheme="minorBidi" w:hAnsiTheme="minorBidi"/>
+        </w:rPr>
+        <w:t>widget</w:t>
+      </w:r>
+      <w:r>
+        <w:rPr>
+          <w:rFonts w:asciiTheme="minorBidi" w:hAnsiTheme="minorBidi" w:hint="cs"/>
+          <w:rtl/>
+        </w:rPr>
+        <w:t xml:space="preserve"> </w:t>
+      </w:r>
+      <w:r>
+        <w:rPr>
+          <w:rFonts w:asciiTheme="minorBidi" w:hAnsiTheme="minorBidi"/>
+          <w:rtl/>
+        </w:rPr>
+        <w:t>הראשון לכתוב טקסט כמו</w:t>
+      </w:r>
+      <w:r>
+        <w:rPr>
+          <w:rFonts w:asciiTheme="minorBidi" w:hAnsiTheme="minorBidi" w:hint="cs"/>
+          <w:rtl/>
+        </w:rPr>
+        <w:t xml:space="preserve"> </w:t>
+      </w:r>
+      <w:r>
+        <w:rPr>
+          <w:rFonts w:asciiTheme="minorBidi" w:hAnsiTheme="minorBidi"/>
+        </w:rPr>
+        <w:t xml:space="preserve">No New Messages </w:t>
+      </w:r>
+    </w:p>
+    <w:p>
+      <w:pPr>
+        <w:numPr>
+          <w:ilvl w:val="0"/>
+          <w:numId w:val="84"/>
+        </w:numPr>
+        <w:rPr>
+          <w:rFonts w:asciiTheme="minorBidi" w:hAnsiTheme="minorBidi"/>
+        </w:rPr>
+      </w:pPr>
+      <w:r>
+        <w:rPr>
+          <w:rFonts w:asciiTheme="minorBidi" w:hAnsiTheme="minorBidi"/>
+          <w:rtl/>
+        </w:rPr>
+        <w:t>בתוך ה</w:t>
+      </w:r>
+      <w:r>
+        <w:rPr>
+          <w:rFonts w:asciiTheme="minorBidi" w:hAnsiTheme="minorBidi"/>
+        </w:rPr>
+        <w:t>widget</w:t>
+      </w:r>
+      <w:r>
+        <w:rPr>
+          <w:rFonts w:asciiTheme="minorBidi" w:hAnsiTheme="minorBidi"/>
+        </w:rPr>
+        <w:t>-</w:t>
+      </w:r>
+      <w:r>
+        <w:rPr>
+          <w:rFonts w:asciiTheme="minorBidi" w:hAnsiTheme="minorBidi" w:hint="cs"/>
+          <w:rtl/>
+        </w:rPr>
+        <w:t xml:space="preserve"> </w:t>
+      </w:r>
+      <w:r>
+        <w:rPr>
+          <w:rFonts w:asciiTheme="minorBidi" w:hAnsiTheme="minorBidi"/>
+          <w:rtl/>
+        </w:rPr>
+        <w:t>הראשון להשתמש שוב ב־</w:t>
+      </w:r>
+      <w:r>
+        <w:rPr>
+          <w:rFonts w:asciiTheme="minorBidi" w:hAnsiTheme="minorBidi"/>
+        </w:rPr>
+        <w:t xml:space="preserve">Grid </w:t>
+      </w:r>
+    </w:p>
+    <w:p>
+      <w:pPr>
+        <w:numPr>
+          <w:ilvl w:val="0"/>
+          <w:numId w:val="84"/>
+        </w:numPr>
+        <w:rPr>
+          <w:rFonts w:asciiTheme="minorBidi" w:hAnsiTheme="minorBidi"/>
+        </w:rPr>
+      </w:pPr>
+      <w:r>
+        <w:rPr>
+          <w:rFonts w:asciiTheme="minorBidi" w:hAnsiTheme="minorBidi"/>
+          <w:rtl/>
+        </w:rPr>
+        <w:t>להשתמש ב</w:t>
+      </w:r>
+      <w:r>
+        <w:rPr>
+          <w:rFonts w:asciiTheme="minorBidi" w:hAnsiTheme="minorBidi"/>
+        </w:rPr>
+        <w:t>place-items: center</w:t>
+      </w:r>
+      <w:r>
+        <w:rPr>
+          <w:rFonts w:asciiTheme="minorBidi" w:hAnsiTheme="minorBidi"/>
+        </w:rPr>
+        <w:t>-</w:t>
+      </w:r>
+    </w:p>
+    <w:p>
+      <w:pPr>
+        <w:numPr>
+          <w:ilvl w:val="0"/>
+          <w:numId w:val="84"/>
+        </w:numPr>
+        <w:rPr>
+          <w:rFonts w:asciiTheme="minorBidi" w:hAnsiTheme="minorBidi"/>
+        </w:rPr>
+      </w:pPr>
+      <w:r>
+        <w:rPr>
+          <w:rFonts w:asciiTheme="minorBidi" w:hAnsiTheme="minorBidi"/>
+          <w:rtl/>
+        </w:rPr>
+        <w:t xml:space="preserve">המטרה - שהטקסט יהיה בדיוק באמצע גם אופקית וגם אנכית </w:t>
+      </w:r>
+    </w:p>
+    <w:p>
+      <w:pPr>
+        <w:rPr>
+          <w:rFonts w:asciiTheme="minorBidi" w:hAnsiTheme="minorBidi"/>
+          <w:b/>
+          <w:bCs/>
+        </w:rPr>
+      </w:pPr>
+      <w:r>
+        <w:rPr>
+          <w:rFonts w:asciiTheme="minorBidi" w:hAnsiTheme="minorBidi"/>
+          <w:b/>
+          <w:bCs/>
+          <w:rtl/>
+        </w:rPr>
+        <w:t>מה צריך להגיש</w:t>
+      </w:r>
+      <w:r>
+        <w:rPr>
+          <w:rFonts w:asciiTheme="minorBidi" w:hAnsiTheme="minorBidi" w:hint="cs"/>
+          <w:b/>
+          <w:bCs/>
+          <w:rtl/>
+        </w:rPr>
+        <w:t xml:space="preserve"> - </w:t>
+      </w:r>
+    </w:p>
+    <w:p>
+      <w:pPr>
+        <w:numPr>
+          <w:ilvl w:val="0"/>
+          <w:numId w:val="85"/>
+        </w:numPr>
+        <w:rPr>
+          <w:rFonts w:asciiTheme="minorBidi" w:hAnsiTheme="minorBidi"/>
+        </w:rPr>
+      </w:pPr>
+      <w:r>
+        <w:rPr>
+          <w:rFonts w:asciiTheme="minorBidi" w:hAnsiTheme="minorBidi"/>
+          <w:rtl/>
+        </w:rPr>
+        <w:t>קובץ</w:t>
+      </w:r>
+      <w:r>
+        <w:rPr>
+          <w:rFonts w:asciiTheme="minorBidi" w:hAnsiTheme="minorBidi"/>
+        </w:rPr>
+        <w:t xml:space="preserve"> HTML </w:t>
+      </w:r>
+    </w:p>
+    <w:p>
+      <w:pPr>
+        <w:numPr>
+          <w:ilvl w:val="0"/>
+          <w:numId w:val="85"/>
+        </w:numPr>
+        <w:rPr>
+          <w:rFonts w:asciiTheme="minorBidi" w:hAnsiTheme="minorBidi"/>
+        </w:rPr>
+      </w:pPr>
+      <w:r>
+        <w:rPr>
+          <w:rFonts w:asciiTheme="minorBidi" w:hAnsiTheme="minorBidi"/>
+          <w:rtl/>
+        </w:rPr>
+        <w:t>קובץ</w:t>
+      </w:r>
+      <w:r>
+        <w:rPr>
+          <w:rFonts w:asciiTheme="minorBidi" w:hAnsiTheme="minorBidi"/>
+        </w:rPr>
+        <w:t xml:space="preserve"> CSS </w:t>
+      </w:r>
+    </w:p>
+    <w:p>
+      <w:pPr>
+        <w:numPr>
+          <w:ilvl w:val="0"/>
+          <w:numId w:val="85"/>
+        </w:numPr>
+        <w:rPr>
+          <w:rFonts w:asciiTheme="minorBidi" w:hAnsiTheme="minorBidi"/>
+        </w:rPr>
+      </w:pPr>
+      <w:r>
+        <w:rPr>
+          <w:rFonts w:asciiTheme="minorBidi" w:hAnsiTheme="minorBidi"/>
+          <w:rtl/>
+        </w:rPr>
+        <w:t>צילום מסך מ</w:t>
+      </w:r>
+      <w:r>
+        <w:rPr>
+          <w:rFonts w:asciiTheme="minorBidi" w:hAnsiTheme="minorBidi"/>
+        </w:rPr>
+        <w:t>DevTools</w:t>
+      </w:r>
+      <w:r>
+        <w:rPr>
+          <w:rFonts w:asciiTheme="minorBidi" w:hAnsiTheme="minorBidi"/>
+        </w:rPr>
+        <w:t>-</w:t>
+      </w:r>
+      <w:r>
+        <w:rPr>
+          <w:rFonts w:asciiTheme="minorBidi" w:hAnsiTheme="minorBidi" w:hint="cs"/>
+          <w:rtl/>
+        </w:rPr>
+        <w:t xml:space="preserve"> </w:t>
+      </w:r>
+      <w:r>
+        <w:rPr>
+          <w:rFonts w:asciiTheme="minorBidi" w:hAnsiTheme="minorBidi"/>
+          <w:rtl/>
+        </w:rPr>
+        <w:t>של</w:t>
+      </w:r>
+      <w:r>
+        <w:rPr>
+          <w:rFonts w:asciiTheme="minorBidi" w:hAnsiTheme="minorBidi" w:hint="cs"/>
+          <w:rtl/>
+        </w:rPr>
+        <w:t xml:space="preserve"> </w:t>
+      </w:r>
+      <w:r>
+        <w:rPr>
+          <w:rFonts w:asciiTheme="minorBidi" w:hAnsiTheme="minorBidi"/>
+        </w:rPr>
+        <w:t xml:space="preserve"> Task 2</w:t>
+      </w:r>
+    </w:p>
+    <w:p>
+      <w:pPr>
+        <w:rPr>
           <w:rFonts w:asciiTheme="minorBidi" w:hAnsiTheme="minorBidi" w:hint="cs"/>
           <w:rtl/>
         </w:rPr>
@@ -37639,6 +40617,155 @@
     </w:lvl>
   </w:abstractNum>
   <w:abstractNum w:abstractNumId="3" w15:restartNumberingAfterBreak="0">
+    <w:nsid w:val="09703487"/>
+    <w:multiLevelType w:val="multilevel"/>
+    <w:tmpl w:val="D250E228"/>
+    <w:lvl w:ilvl="0">
+      <w:start w:val="1"/>
+      <w:numFmt w:val="bullet"/>
+      <w:lvlText w:val=""/>
+      <w:lvlJc w:val="left"/>
+      <w:pPr>
+        <w:tabs>
+          <w:tab w:val="num" w:pos="360"/>
+        </w:tabs>
+        <w:ind w:left="360" w:hanging="360"/>
+      </w:pPr>
+      <w:rPr>
+        <w:rFonts w:ascii="Symbol" w:hAnsi="Symbol" w:hint="default"/>
+        <w:sz w:val="20"/>
+      </w:rPr>
+    </w:lvl>
+    <w:lvl w:ilvl="1">
+      <w:start w:val="1"/>
+      <w:numFmt w:val="bullet"/>
+      <w:lvlText w:val="o"/>
+      <w:lvlJc w:val="left"/>
+      <w:pPr>
+        <w:tabs>
+          <w:tab w:val="num" w:pos="1080"/>
+        </w:tabs>
+        <w:ind w:left="1080" w:hanging="360"/>
+      </w:pPr>
+      <w:rPr>
+        <w:rFonts w:ascii="Courier New" w:hAnsi="Courier New" w:hint="default"/>
+        <w:sz w:val="20"/>
+      </w:rPr>
+    </w:lvl>
+    <w:lvl w:ilvl="2" w:tentative="1">
+      <w:start w:val="1"/>
+      <w:numFmt w:val="bullet"/>
+      <w:lvlText w:val=""/>
+      <w:lvlJc w:val="left"/>
+      <w:pPr>
+        <w:tabs>
+          <w:tab w:val="num" w:pos="1800"/>
+        </w:tabs>
+        <w:ind w:left="1800" w:hanging="360"/>
+      </w:pPr>
+      <w:rPr>
+        <w:rFonts w:ascii="Wingdings" w:hAnsi="Wingdings" w:hint="default"/>
+        <w:sz w:val="20"/>
+      </w:rPr>
+    </w:lvl>
+    <w:lvl w:ilvl="3" w:tentative="1">
+      <w:start w:val="1"/>
+      <w:numFmt w:val="bullet"/>
+      <w:lvlText w:val=""/>
+      <w:lvlJc w:val="left"/>
+      <w:pPr>
+        <w:tabs>
+          <w:tab w:val="num" w:pos="2520"/>
+        </w:tabs>
+        <w:ind w:left="2520" w:hanging="360"/>
+      </w:pPr>
+      <w:rPr>
+        <w:rFonts w:ascii="Wingdings" w:hAnsi="Wingdings" w:hint="default"/>
+        <w:sz w:val="20"/>
+      </w:rPr>
+    </w:lvl>
+    <w:lvl w:ilvl="4" w:tentative="1">
+      <w:start w:val="1"/>
+      <w:numFmt w:val="bullet"/>
+      <w:lvlText w:val=""/>
+      <w:lvlJc w:val="left"/>
+      <w:pPr>
+        <w:tabs>
+          <w:tab w:val="num" w:pos="3240"/>
+        </w:tabs>
+        <w:ind w:left="3240" w:hanging="360"/>
+      </w:pPr>
+      <w:rPr>
+        <w:rFonts w:ascii="Wingdings" w:hAnsi="Wingdings" w:hint="default"/>
+        <w:sz w:val="20"/>
+      </w:rPr>
+    </w:lvl>
+    <w:lvl w:ilvl="5" w:tentative="1">
+      <w:start w:val="1"/>
+      <w:numFmt w:val="bullet"/>
+      <w:lvlText w:val=""/>
+      <w:lvlJc w:val="left"/>
+      <w:pPr>
+        <w:tabs>
+          <w:tab w:val="num" w:pos="3960"/>
+        </w:tabs>
+        <w:ind w:left="3960" w:hanging="360"/>
+      </w:pPr>
+      <w:rPr>
+        <w:rFonts w:ascii="Wingdings" w:hAnsi="Wingdings" w:hint="default"/>
+        <w:sz w:val="20"/>
+      </w:rPr>
+    </w:lvl>
+    <w:lvl w:ilvl="6" w:tentative="1">
+      <w:start w:val="1"/>
+      <w:numFmt w:val="bullet"/>
+      <w:lvlText w:val=""/>
+      <w:lvlJc w:val="left"/>
+      <w:pPr>
+        <w:tabs>
+          <w:tab w:val="num" w:pos="4680"/>
+        </w:tabs>
+        <w:ind w:left="4680" w:hanging="360"/>
+      </w:pPr>
+      <w:rPr>
+        <w:rFonts w:ascii="Wingdings" w:hAnsi="Wingdings" w:hint="default"/>
+        <w:sz w:val="20"/>
+      </w:rPr>
+    </w:lvl>
+    <w:lvl w:ilvl="7" w:tentative="1">
+      <w:start w:val="1"/>
+      <w:numFmt w:val="bullet"/>
+      <w:lvlText w:val=""/>
+      <w:lvlJc w:val="left"/>
+      <w:pPr>
+        <w:tabs>
+          <w:tab w:val="num" w:pos="5400"/>
+        </w:tabs>
+        <w:ind w:left="5400" w:hanging="360"/>
+      </w:pPr>
+      <w:rPr>
+        <w:rFonts w:ascii="Wingdings" w:hAnsi="Wingdings" w:hint="default"/>
+        <w:sz w:val="20"/>
+      </w:rPr>
+    </w:lvl>
+    <w:lvl w:ilvl="8" w:tentative="1">
+      <w:start w:val="1"/>
+      <w:numFmt w:val="bullet"/>
+      <w:lvlText w:val=""/>
+      <w:lvlJc w:val="left"/>
+      <w:pPr>
+        <w:tabs>
+          <w:tab w:val="num" w:pos="6120"/>
+        </w:tabs>
+        <w:ind w:left="6120" w:hanging="360"/>
+      </w:pPr>
+      <w:rPr>
+        <w:rFonts w:ascii="Wingdings" w:hAnsi="Wingdings" w:hint="default"/>
+        <w:sz w:val="20"/>
+      </w:rPr>
+    </w:lvl>
+  </w:abstractNum>
+  <w:abstractNum w:abstractNumId="4" w15:restartNumberingAfterBreak="0">
     <w:nsid w:val="0A4A5DD4"/>
     <w:multiLevelType w:val="multilevel"/>
     <w:tmpl w:val="9AE844F4"/>
@@ -37787,7 +40914,7 @@
       </w:rPr>
     </w:lvl>
   </w:abstractNum>
-  <w:abstractNum w:abstractNumId="4" w15:restartNumberingAfterBreak="0">
+  <w:abstractNum w:abstractNumId="5" w15:restartNumberingAfterBreak="0">
     <w:nsid w:val="0D2C7B9A"/>
     <w:multiLevelType w:val="multilevel"/>
     <w:tmpl w:val="1D709778"/>
@@ -37936,7 +41063,7 @@
       </w:rPr>
     </w:lvl>
   </w:abstractNum>
-  <w:abstractNum w:abstractNumId="5" w15:restartNumberingAfterBreak="0">
+  <w:abstractNum w:abstractNumId="6" w15:restartNumberingAfterBreak="0">
     <w:nsid w:val="10B94932"/>
     <w:multiLevelType w:val="multilevel"/>
     <w:tmpl w:val="96F019C4"/>
@@ -38049,7 +41176,7 @@
       </w:pPr>
     </w:lvl>
   </w:abstractNum>
-  <w:abstractNum w:abstractNumId="6" w15:restartNumberingAfterBreak="0">
+  <w:abstractNum w:abstractNumId="7" w15:restartNumberingAfterBreak="0">
     <w:nsid w:val="112D2BE0"/>
     <w:multiLevelType w:val="multilevel"/>
     <w:tmpl w:val="B448C446"/>
@@ -38198,7 +41325,7 @@
       </w:rPr>
     </w:lvl>
   </w:abstractNum>
-  <w:abstractNum w:abstractNumId="7" w15:restartNumberingAfterBreak="0">
+  <w:abstractNum w:abstractNumId="8" w15:restartNumberingAfterBreak="0">
     <w:nsid w:val="123B1D2F"/>
     <w:multiLevelType w:val="multilevel"/>
     <w:tmpl w:val="88AA7F90"/>
@@ -38347,7 +41474,7 @@
       </w:rPr>
     </w:lvl>
   </w:abstractNum>
-  <w:abstractNum w:abstractNumId="8" w15:restartNumberingAfterBreak="0">
+  <w:abstractNum w:abstractNumId="9" w15:restartNumberingAfterBreak="0">
     <w:nsid w:val="13FF63CF"/>
     <w:multiLevelType w:val="multilevel"/>
     <w:tmpl w:val="B636A8E8"/>
@@ -38496,7 +41623,7 @@
       </w:rPr>
     </w:lvl>
   </w:abstractNum>
-  <w:abstractNum w:abstractNumId="9" w15:restartNumberingAfterBreak="0">
+  <w:abstractNum w:abstractNumId="10" w15:restartNumberingAfterBreak="0">
     <w:nsid w:val="150E7B2F"/>
     <w:multiLevelType w:val="multilevel"/>
     <w:tmpl w:val="353CC4D2"/>
@@ -38645,7 +41772,7 @@
       </w:rPr>
     </w:lvl>
   </w:abstractNum>
-  <w:abstractNum w:abstractNumId="10" w15:restartNumberingAfterBreak="0">
+  <w:abstractNum w:abstractNumId="11" w15:restartNumberingAfterBreak="0">
     <w:nsid w:val="15341D94"/>
     <w:multiLevelType w:val="multilevel"/>
     <w:tmpl w:val="BD8E744E"/>
@@ -38794,7 +41921,7 @@
       </w:rPr>
     </w:lvl>
   </w:abstractNum>
-  <w:abstractNum w:abstractNumId="11" w15:restartNumberingAfterBreak="0">
+  <w:abstractNum w:abstractNumId="12" w15:restartNumberingAfterBreak="0">
     <w:nsid w:val="1665445F"/>
     <w:multiLevelType w:val="multilevel"/>
     <w:tmpl w:val="8B524D8C"/>
@@ -38943,7 +42070,7 @@
       </w:rPr>
     </w:lvl>
   </w:abstractNum>
-  <w:abstractNum w:abstractNumId="12" w15:restartNumberingAfterBreak="0">
+  <w:abstractNum w:abstractNumId="13" w15:restartNumberingAfterBreak="0">
     <w:nsid w:val="1D4044B7"/>
     <w:multiLevelType w:val="multilevel"/>
     <w:tmpl w:val="B3927C56"/>
@@ -39056,7 +42183,7 @@
       </w:pPr>
     </w:lvl>
   </w:abstractNum>
-  <w:abstractNum w:abstractNumId="13" w15:restartNumberingAfterBreak="0">
+  <w:abstractNum w:abstractNumId="14" w15:restartNumberingAfterBreak="0">
     <w:nsid w:val="1D4F139F"/>
     <w:multiLevelType w:val="multilevel"/>
     <w:tmpl w:val="BF4C36DE"/>
@@ -39205,7 +42332,7 @@
       </w:rPr>
     </w:lvl>
   </w:abstractNum>
-  <w:abstractNum w:abstractNumId="14" w15:restartNumberingAfterBreak="0">
+  <w:abstractNum w:abstractNumId="15" w15:restartNumberingAfterBreak="0">
     <w:nsid w:val="1DA334B4"/>
     <w:multiLevelType w:val="multilevel"/>
     <w:tmpl w:val="263E8304"/>
@@ -39354,7 +42481,7 @@
       </w:rPr>
     </w:lvl>
   </w:abstractNum>
-  <w:abstractNum w:abstractNumId="15" w15:restartNumberingAfterBreak="0">
+  <w:abstractNum w:abstractNumId="16" w15:restartNumberingAfterBreak="0">
     <w:nsid w:val="1E6D0203"/>
     <w:multiLevelType w:val="multilevel"/>
     <w:tmpl w:val="AF0AC712"/>
@@ -39503,7 +42630,7 @@
       </w:rPr>
     </w:lvl>
   </w:abstractNum>
-  <w:abstractNum w:abstractNumId="16" w15:restartNumberingAfterBreak="0">
+  <w:abstractNum w:abstractNumId="17" w15:restartNumberingAfterBreak="0">
     <w:nsid w:val="1EEB5098"/>
     <w:multiLevelType w:val="multilevel"/>
     <w:tmpl w:val="4D00466A"/>
@@ -39652,7 +42779,156 @@
       </w:rPr>
     </w:lvl>
   </w:abstractNum>
-  <w:abstractNum w:abstractNumId="17" w15:restartNumberingAfterBreak="0">
+  <w:abstractNum w:abstractNumId="18" w15:restartNumberingAfterBreak="0">
+    <w:nsid w:val="20AE79C8"/>
+    <w:multiLevelType w:val="multilevel"/>
+    <w:tmpl w:val="74CE8A7E"/>
+    <w:lvl w:ilvl="0">
+      <w:start w:val="1"/>
+      <w:numFmt w:val="bullet"/>
+      <w:lvlText w:val=""/>
+      <w:lvlJc w:val="left"/>
+      <w:pPr>
+        <w:tabs>
+          <w:tab w:val="num" w:pos="360"/>
+        </w:tabs>
+        <w:ind w:left="360" w:hanging="360"/>
+      </w:pPr>
+      <w:rPr>
+        <w:rFonts w:ascii="Symbol" w:hAnsi="Symbol" w:hint="default"/>
+        <w:sz w:val="20"/>
+      </w:rPr>
+    </w:lvl>
+    <w:lvl w:ilvl="1" w:tentative="1">
+      <w:start w:val="1"/>
+      <w:numFmt w:val="bullet"/>
+      <w:lvlText w:val="o"/>
+      <w:lvlJc w:val="left"/>
+      <w:pPr>
+        <w:tabs>
+          <w:tab w:val="num" w:pos="1080"/>
+        </w:tabs>
+        <w:ind w:left="1080" w:hanging="360"/>
+      </w:pPr>
+      <w:rPr>
+        <w:rFonts w:ascii="Courier New" w:hAnsi="Courier New" w:hint="default"/>
+        <w:sz w:val="20"/>
+      </w:rPr>
+    </w:lvl>
+    <w:lvl w:ilvl="2" w:tentative="1">
+      <w:start w:val="1"/>
+      <w:numFmt w:val="bullet"/>
+      <w:lvlText w:val=""/>
+      <w:lvlJc w:val="left"/>
+      <w:pPr>
+        <w:tabs>
+          <w:tab w:val="num" w:pos="1800"/>
+        </w:tabs>
+        <w:ind w:left="1800" w:hanging="360"/>
+      </w:pPr>
+      <w:rPr>
+        <w:rFonts w:ascii="Wingdings" w:hAnsi="Wingdings" w:hint="default"/>
+        <w:sz w:val="20"/>
+      </w:rPr>
+    </w:lvl>
+    <w:lvl w:ilvl="3" w:tentative="1">
+      <w:start w:val="1"/>
+      <w:numFmt w:val="bullet"/>
+      <w:lvlText w:val=""/>
+      <w:lvlJc w:val="left"/>
+      <w:pPr>
+        <w:tabs>
+          <w:tab w:val="num" w:pos="2520"/>
+        </w:tabs>
+        <w:ind w:left="2520" w:hanging="360"/>
+      </w:pPr>
+      <w:rPr>
+        <w:rFonts w:ascii="Wingdings" w:hAnsi="Wingdings" w:hint="default"/>
+        <w:sz w:val="20"/>
+      </w:rPr>
+    </w:lvl>
+    <w:lvl w:ilvl="4" w:tentative="1">
+      <w:start w:val="1"/>
+      <w:numFmt w:val="bullet"/>
+      <w:lvlText w:val=""/>
+      <w:lvlJc w:val="left"/>
+      <w:pPr>
+        <w:tabs>
+          <w:tab w:val="num" w:pos="3240"/>
+        </w:tabs>
+        <w:ind w:left="3240" w:hanging="360"/>
+      </w:pPr>
+      <w:rPr>
+        <w:rFonts w:ascii="Wingdings" w:hAnsi="Wingdings" w:hint="default"/>
+        <w:sz w:val="20"/>
+      </w:rPr>
+    </w:lvl>
+    <w:lvl w:ilvl="5" w:tentative="1">
+      <w:start w:val="1"/>
+      <w:numFmt w:val="bullet"/>
+      <w:lvlText w:val=""/>
+      <w:lvlJc w:val="left"/>
+      <w:pPr>
+        <w:tabs>
+          <w:tab w:val="num" w:pos="3960"/>
+        </w:tabs>
+        <w:ind w:left="3960" w:hanging="360"/>
+      </w:pPr>
+      <w:rPr>
+        <w:rFonts w:ascii="Wingdings" w:hAnsi="Wingdings" w:hint="default"/>
+        <w:sz w:val="20"/>
+      </w:rPr>
+    </w:lvl>
+    <w:lvl w:ilvl="6" w:tentative="1">
+      <w:start w:val="1"/>
+      <w:numFmt w:val="bullet"/>
+      <w:lvlText w:val=""/>
+      <w:lvlJc w:val="left"/>
+      <w:pPr>
+        <w:tabs>
+          <w:tab w:val="num" w:pos="4680"/>
+        </w:tabs>
+        <w:ind w:left="4680" w:hanging="360"/>
+      </w:pPr>
+      <w:rPr>
+        <w:rFonts w:ascii="Wingdings" w:hAnsi="Wingdings" w:hint="default"/>
+        <w:sz w:val="20"/>
+      </w:rPr>
+    </w:lvl>
+    <w:lvl w:ilvl="7" w:tentative="1">
+      <w:start w:val="1"/>
+      <w:numFmt w:val="bullet"/>
+      <w:lvlText w:val=""/>
+      <w:lvlJc w:val="left"/>
+      <w:pPr>
+        <w:tabs>
+          <w:tab w:val="num" w:pos="5400"/>
+        </w:tabs>
+        <w:ind w:left="5400" w:hanging="360"/>
+      </w:pPr>
+      <w:rPr>
+        <w:rFonts w:ascii="Wingdings" w:hAnsi="Wingdings" w:hint="default"/>
+        <w:sz w:val="20"/>
+      </w:rPr>
+    </w:lvl>
+    <w:lvl w:ilvl="8" w:tentative="1">
+      <w:start w:val="1"/>
+      <w:numFmt w:val="bullet"/>
+      <w:lvlText w:val=""/>
+      <w:lvlJc w:val="left"/>
+      <w:pPr>
+        <w:tabs>
+          <w:tab w:val="num" w:pos="6120"/>
+        </w:tabs>
+        <w:ind w:left="6120" w:hanging="360"/>
+      </w:pPr>
+      <w:rPr>
+        <w:rFonts w:ascii="Wingdings" w:hAnsi="Wingdings" w:hint="default"/>
+        <w:sz w:val="20"/>
+      </w:rPr>
+    </w:lvl>
+  </w:abstractNum>
+  <w:abstractNum w:abstractNumId="19" w15:restartNumberingAfterBreak="0">
     <w:nsid w:val="21352A29"/>
     <w:multiLevelType w:val="multilevel"/>
     <w:tmpl w:val="67824E36"/>
@@ -39765,7 +43041,7 @@
       </w:pPr>
     </w:lvl>
   </w:abstractNum>
-  <w:abstractNum w:abstractNumId="18" w15:restartNumberingAfterBreak="0">
+  <w:abstractNum w:abstractNumId="20" w15:restartNumberingAfterBreak="0">
     <w:nsid w:val="21DB745E"/>
     <w:multiLevelType w:val="multilevel"/>
     <w:tmpl w:val="3438AE1C"/>
@@ -39914,7 +43190,7 @@
       </w:rPr>
     </w:lvl>
   </w:abstractNum>
-  <w:abstractNum w:abstractNumId="19" w15:restartNumberingAfterBreak="0">
+  <w:abstractNum w:abstractNumId="21" w15:restartNumberingAfterBreak="0">
     <w:nsid w:val="22E31132"/>
     <w:multiLevelType w:val="multilevel"/>
     <w:tmpl w:val="BA32A436"/>
@@ -40063,7 +43339,7 @@
       </w:rPr>
     </w:lvl>
   </w:abstractNum>
-  <w:abstractNum w:abstractNumId="20" w15:restartNumberingAfterBreak="0">
+  <w:abstractNum w:abstractNumId="22" w15:restartNumberingAfterBreak="0">
     <w:nsid w:val="22FF3C55"/>
     <w:multiLevelType w:val="multilevel"/>
     <w:tmpl w:val="7272EA5A"/>
@@ -40212,7 +43488,156 @@
       </w:rPr>
     </w:lvl>
   </w:abstractNum>
-  <w:abstractNum w:abstractNumId="21" w15:restartNumberingAfterBreak="0">
+  <w:abstractNum w:abstractNumId="23" w15:restartNumberingAfterBreak="0">
+    <w:nsid w:val="26CD4643"/>
+    <w:multiLevelType w:val="multilevel"/>
+    <w:tmpl w:val="9408A378"/>
+    <w:lvl w:ilvl="0">
+      <w:start w:val="1"/>
+      <w:numFmt w:val="bullet"/>
+      <w:lvlText w:val=""/>
+      <w:lvlJc w:val="left"/>
+      <w:pPr>
+        <w:tabs>
+          <w:tab w:val="num" w:pos="360"/>
+        </w:tabs>
+        <w:ind w:left="360" w:hanging="360"/>
+      </w:pPr>
+      <w:rPr>
+        <w:rFonts w:ascii="Symbol" w:hAnsi="Symbol" w:hint="default"/>
+        <w:sz w:val="20"/>
+      </w:rPr>
+    </w:lvl>
+    <w:lvl w:ilvl="1">
+      <w:start w:val="1"/>
+      <w:numFmt w:val="bullet"/>
+      <w:lvlText w:val="o"/>
+      <w:lvlJc w:val="left"/>
+      <w:pPr>
+        <w:tabs>
+          <w:tab w:val="num" w:pos="1080"/>
+        </w:tabs>
+        <w:ind w:left="1080" w:hanging="360"/>
+      </w:pPr>
+      <w:rPr>
+        <w:rFonts w:ascii="Courier New" w:hAnsi="Courier New" w:hint="default"/>
+        <w:sz w:val="20"/>
+      </w:rPr>
+    </w:lvl>
+    <w:lvl w:ilvl="2" w:tentative="1">
+      <w:start w:val="1"/>
+      <w:numFmt w:val="bullet"/>
+      <w:lvlText w:val=""/>
+      <w:lvlJc w:val="left"/>
+      <w:pPr>
+        <w:tabs>
+          <w:tab w:val="num" w:pos="1800"/>
+        </w:tabs>
+        <w:ind w:left="1800" w:hanging="360"/>
+      </w:pPr>
+      <w:rPr>
+        <w:rFonts w:ascii="Wingdings" w:hAnsi="Wingdings" w:hint="default"/>
+        <w:sz w:val="20"/>
+      </w:rPr>
+    </w:lvl>
+    <w:lvl w:ilvl="3" w:tentative="1">
+      <w:start w:val="1"/>
+      <w:numFmt w:val="bullet"/>
+      <w:lvlText w:val=""/>
+      <w:lvlJc w:val="left"/>
+      <w:pPr>
+        <w:tabs>
+          <w:tab w:val="num" w:pos="2520"/>
+        </w:tabs>
+        <w:ind w:left="2520" w:hanging="360"/>
+      </w:pPr>
+      <w:rPr>
+        <w:rFonts w:ascii="Wingdings" w:hAnsi="Wingdings" w:hint="default"/>
+        <w:sz w:val="20"/>
+      </w:rPr>
+    </w:lvl>
+    <w:lvl w:ilvl="4" w:tentative="1">
+      <w:start w:val="1"/>
+      <w:numFmt w:val="bullet"/>
+      <w:lvlText w:val=""/>
+      <w:lvlJc w:val="left"/>
+      <w:pPr>
+        <w:tabs>
+          <w:tab w:val="num" w:pos="3240"/>
+        </w:tabs>
+        <w:ind w:left="3240" w:hanging="360"/>
+      </w:pPr>
+      <w:rPr>
+        <w:rFonts w:ascii="Wingdings" w:hAnsi="Wingdings" w:hint="default"/>
+        <w:sz w:val="20"/>
+      </w:rPr>
+    </w:lvl>
+    <w:lvl w:ilvl="5" w:tentative="1">
+      <w:start w:val="1"/>
+      <w:numFmt w:val="bullet"/>
+      <w:lvlText w:val=""/>
+      <w:lvlJc w:val="left"/>
+      <w:pPr>
+        <w:tabs>
+          <w:tab w:val="num" w:pos="3960"/>
+        </w:tabs>
+        <w:ind w:left="3960" w:hanging="360"/>
+      </w:pPr>
+      <w:rPr>
+        <w:rFonts w:ascii="Wingdings" w:hAnsi="Wingdings" w:hint="default"/>
+        <w:sz w:val="20"/>
+      </w:rPr>
+    </w:lvl>
+    <w:lvl w:ilvl="6" w:tentative="1">
+      <w:start w:val="1"/>
+      <w:numFmt w:val="bullet"/>
+      <w:lvlText w:val=""/>
+      <w:lvlJc w:val="left"/>
+      <w:pPr>
+        <w:tabs>
+          <w:tab w:val="num" w:pos="4680"/>
+        </w:tabs>
+        <w:ind w:left="4680" w:hanging="360"/>
+      </w:pPr>
+      <w:rPr>
+        <w:rFonts w:ascii="Wingdings" w:hAnsi="Wingdings" w:hint="default"/>
+        <w:sz w:val="20"/>
+      </w:rPr>
+    </w:lvl>
+    <w:lvl w:ilvl="7" w:tentative="1">
+      <w:start w:val="1"/>
+      <w:numFmt w:val="bullet"/>
+      <w:lvlText w:val=""/>
+      <w:lvlJc w:val="left"/>
+      <w:pPr>
+        <w:tabs>
+          <w:tab w:val="num" w:pos="5400"/>
+        </w:tabs>
+        <w:ind w:left="5400" w:hanging="360"/>
+      </w:pPr>
+      <w:rPr>
+        <w:rFonts w:ascii="Wingdings" w:hAnsi="Wingdings" w:hint="default"/>
+        <w:sz w:val="20"/>
+      </w:rPr>
+    </w:lvl>
+    <w:lvl w:ilvl="8" w:tentative="1">
+      <w:start w:val="1"/>
+      <w:numFmt w:val="bullet"/>
+      <w:lvlText w:val=""/>
+      <w:lvlJc w:val="left"/>
+      <w:pPr>
+        <w:tabs>
+          <w:tab w:val="num" w:pos="6120"/>
+        </w:tabs>
+        <w:ind w:left="6120" w:hanging="360"/>
+      </w:pPr>
+      <w:rPr>
+        <w:rFonts w:ascii="Wingdings" w:hAnsi="Wingdings" w:hint="default"/>
+        <w:sz w:val="20"/>
+      </w:rPr>
+    </w:lvl>
+  </w:abstractNum>
+  <w:abstractNum w:abstractNumId="24" w15:restartNumberingAfterBreak="0">
     <w:nsid w:val="271D44AC"/>
     <w:multiLevelType w:val="multilevel"/>
     <w:tmpl w:val="66CE6B06"/>
@@ -40361,7 +43786,7 @@
       </w:rPr>
     </w:lvl>
   </w:abstractNum>
-  <w:abstractNum w:abstractNumId="22" w15:restartNumberingAfterBreak="0">
+  <w:abstractNum w:abstractNumId="25" w15:restartNumberingAfterBreak="0">
     <w:nsid w:val="278F56B6"/>
     <w:multiLevelType w:val="multilevel"/>
     <w:tmpl w:val="BD249F8A"/>
@@ -40510,7 +43935,7 @@
       </w:rPr>
     </w:lvl>
   </w:abstractNum>
-  <w:abstractNum w:abstractNumId="23" w15:restartNumberingAfterBreak="0">
+  <w:abstractNum w:abstractNumId="26" w15:restartNumberingAfterBreak="0">
     <w:nsid w:val="292F3C09"/>
     <w:multiLevelType w:val="multilevel"/>
     <w:tmpl w:val="BF8C07D4"/>
@@ -40659,7 +44084,7 @@
       </w:rPr>
     </w:lvl>
   </w:abstractNum>
-  <w:abstractNum w:abstractNumId="24" w15:restartNumberingAfterBreak="0">
+  <w:abstractNum w:abstractNumId="27" w15:restartNumberingAfterBreak="0">
     <w:nsid w:val="29D50500"/>
     <w:multiLevelType w:val="multilevel"/>
     <w:tmpl w:val="E37251C2"/>
@@ -40808,7 +44233,7 @@
       </w:rPr>
     </w:lvl>
   </w:abstractNum>
-  <w:abstractNum w:abstractNumId="25" w15:restartNumberingAfterBreak="0">
+  <w:abstractNum w:abstractNumId="28" w15:restartNumberingAfterBreak="0">
     <w:nsid w:val="2A5D7D33"/>
     <w:multiLevelType w:val="multilevel"/>
     <w:tmpl w:val="D9A2C49C"/>
@@ -40957,7 +44382,7 @@
       </w:rPr>
     </w:lvl>
   </w:abstractNum>
-  <w:abstractNum w:abstractNumId="26" w15:restartNumberingAfterBreak="0">
+  <w:abstractNum w:abstractNumId="29" w15:restartNumberingAfterBreak="0">
     <w:nsid w:val="2B9C425B"/>
     <w:multiLevelType w:val="multilevel"/>
     <w:tmpl w:val="DBE2E5BE"/>
@@ -41106,7 +44531,156 @@
       </w:rPr>
     </w:lvl>
   </w:abstractNum>
-  <w:abstractNum w:abstractNumId="27" w15:restartNumberingAfterBreak="0">
+  <w:abstractNum w:abstractNumId="30" w15:restartNumberingAfterBreak="0">
+    <w:nsid w:val="2BEE167D"/>
+    <w:multiLevelType w:val="multilevel"/>
+    <w:tmpl w:val="CB003EEA"/>
+    <w:lvl w:ilvl="0">
+      <w:start w:val="1"/>
+      <w:numFmt w:val="bullet"/>
+      <w:lvlText w:val=""/>
+      <w:lvlJc w:val="left"/>
+      <w:pPr>
+        <w:tabs>
+          <w:tab w:val="num" w:pos="360"/>
+        </w:tabs>
+        <w:ind w:left="360" w:hanging="360"/>
+      </w:pPr>
+      <w:rPr>
+        <w:rFonts w:ascii="Symbol" w:hAnsi="Symbol" w:hint="default"/>
+        <w:sz w:val="20"/>
+      </w:rPr>
+    </w:lvl>
+    <w:lvl w:ilvl="1" w:tentative="1">
+      <w:start w:val="1"/>
+      <w:numFmt w:val="bullet"/>
+      <w:lvlText w:val="o"/>
+      <w:lvlJc w:val="left"/>
+      <w:pPr>
+        <w:tabs>
+          <w:tab w:val="num" w:pos="1080"/>
+        </w:tabs>
+        <w:ind w:left="1080" w:hanging="360"/>
+      </w:pPr>
+      <w:rPr>
+        <w:rFonts w:ascii="Courier New" w:hAnsi="Courier New" w:hint="default"/>
+        <w:sz w:val="20"/>
+      </w:rPr>
+    </w:lvl>
+    <w:lvl w:ilvl="2" w:tentative="1">
+      <w:start w:val="1"/>
+      <w:numFmt w:val="bullet"/>
+      <w:lvlText w:val=""/>
+      <w:lvlJc w:val="left"/>
+      <w:pPr>
+        <w:tabs>
+          <w:tab w:val="num" w:pos="1800"/>
+        </w:tabs>
+        <w:ind w:left="1800" w:hanging="360"/>
+      </w:pPr>
+      <w:rPr>
+        <w:rFonts w:ascii="Wingdings" w:hAnsi="Wingdings" w:hint="default"/>
+        <w:sz w:val="20"/>
+      </w:rPr>
+    </w:lvl>
+    <w:lvl w:ilvl="3" w:tentative="1">
+      <w:start w:val="1"/>
+      <w:numFmt w:val="bullet"/>
+      <w:lvlText w:val=""/>
+      <w:lvlJc w:val="left"/>
+      <w:pPr>
+        <w:tabs>
+          <w:tab w:val="num" w:pos="2520"/>
+        </w:tabs>
+        <w:ind w:left="2520" w:hanging="360"/>
+      </w:pPr>
+      <w:rPr>
+        <w:rFonts w:ascii="Wingdings" w:hAnsi="Wingdings" w:hint="default"/>
+        <w:sz w:val="20"/>
+      </w:rPr>
+    </w:lvl>
+    <w:lvl w:ilvl="4" w:tentative="1">
+      <w:start w:val="1"/>
+      <w:numFmt w:val="bullet"/>
+      <w:lvlText w:val=""/>
+      <w:lvlJc w:val="left"/>
+      <w:pPr>
+        <w:tabs>
+          <w:tab w:val="num" w:pos="3240"/>
+        </w:tabs>
+        <w:ind w:left="3240" w:hanging="360"/>
+      </w:pPr>
+      <w:rPr>
+        <w:rFonts w:ascii="Wingdings" w:hAnsi="Wingdings" w:hint="default"/>
+        <w:sz w:val="20"/>
+      </w:rPr>
+    </w:lvl>
+    <w:lvl w:ilvl="5" w:tentative="1">
+      <w:start w:val="1"/>
+      <w:numFmt w:val="bullet"/>
+      <w:lvlText w:val=""/>
+      <w:lvlJc w:val="left"/>
+      <w:pPr>
+        <w:tabs>
+          <w:tab w:val="num" w:pos="3960"/>
+        </w:tabs>
+        <w:ind w:left="3960" w:hanging="360"/>
+      </w:pPr>
+      <w:rPr>
+        <w:rFonts w:ascii="Wingdings" w:hAnsi="Wingdings" w:hint="default"/>
+        <w:sz w:val="20"/>
+      </w:rPr>
+    </w:lvl>
+    <w:lvl w:ilvl="6" w:tentative="1">
+      <w:start w:val="1"/>
+      <w:numFmt w:val="bullet"/>
+      <w:lvlText w:val=""/>
+      <w:lvlJc w:val="left"/>
+      <w:pPr>
+        <w:tabs>
+          <w:tab w:val="num" w:pos="4680"/>
+        </w:tabs>
+        <w:ind w:left="4680" w:hanging="360"/>
+      </w:pPr>
+      <w:rPr>
+        <w:rFonts w:ascii="Wingdings" w:hAnsi="Wingdings" w:hint="default"/>
+        <w:sz w:val="20"/>
+      </w:rPr>
+    </w:lvl>
+    <w:lvl w:ilvl="7" w:tentative="1">
+      <w:start w:val="1"/>
+      <w:numFmt w:val="bullet"/>
+      <w:lvlText w:val=""/>
+      <w:lvlJc w:val="left"/>
+      <w:pPr>
+        <w:tabs>
+          <w:tab w:val="num" w:pos="5400"/>
+        </w:tabs>
+        <w:ind w:left="5400" w:hanging="360"/>
+      </w:pPr>
+      <w:rPr>
+        <w:rFonts w:ascii="Wingdings" w:hAnsi="Wingdings" w:hint="default"/>
+        <w:sz w:val="20"/>
+      </w:rPr>
+    </w:lvl>
+    <w:lvl w:ilvl="8" w:tentative="1">
+      <w:start w:val="1"/>
+      <w:numFmt w:val="bullet"/>
+      <w:lvlText w:val=""/>
+      <w:lvlJc w:val="left"/>
+      <w:pPr>
+        <w:tabs>
+          <w:tab w:val="num" w:pos="6120"/>
+        </w:tabs>
+        <w:ind w:left="6120" w:hanging="360"/>
+      </w:pPr>
+      <w:rPr>
+        <w:rFonts w:ascii="Wingdings" w:hAnsi="Wingdings" w:hint="default"/>
+        <w:sz w:val="20"/>
+      </w:rPr>
+    </w:lvl>
+  </w:abstractNum>
+  <w:abstractNum w:abstractNumId="31" w15:restartNumberingAfterBreak="0">
     <w:nsid w:val="2C754C04"/>
     <w:multiLevelType w:val="multilevel"/>
     <w:tmpl w:val="F904BFA0"/>
@@ -41255,7 +44829,7 @@
       </w:rPr>
     </w:lvl>
   </w:abstractNum>
-  <w:abstractNum w:abstractNumId="28" w15:restartNumberingAfterBreak="0">
+  <w:abstractNum w:abstractNumId="32" w15:restartNumberingAfterBreak="0">
     <w:nsid w:val="2D234C59"/>
     <w:multiLevelType w:val="multilevel"/>
     <w:tmpl w:val="54D013F8"/>
@@ -41404,7 +44978,7 @@
       </w:rPr>
     </w:lvl>
   </w:abstractNum>
-  <w:abstractNum w:abstractNumId="29" w15:restartNumberingAfterBreak="0">
+  <w:abstractNum w:abstractNumId="33" w15:restartNumberingAfterBreak="0">
     <w:nsid w:val="2DD15D1F"/>
     <w:multiLevelType w:val="multilevel"/>
     <w:tmpl w:val="4FC82BC6"/>
@@ -41553,7 +45127,7 @@
       </w:rPr>
     </w:lvl>
   </w:abstractNum>
-  <w:abstractNum w:abstractNumId="30" w15:restartNumberingAfterBreak="0">
+  <w:abstractNum w:abstractNumId="34" w15:restartNumberingAfterBreak="0">
     <w:nsid w:val="2DEE39BD"/>
     <w:multiLevelType w:val="multilevel"/>
     <w:tmpl w:val="7F123246"/>
@@ -41666,7 +45240,7 @@
       </w:pPr>
     </w:lvl>
   </w:abstractNum>
-  <w:abstractNum w:abstractNumId="31" w15:restartNumberingAfterBreak="0">
+  <w:abstractNum w:abstractNumId="35" w15:restartNumberingAfterBreak="0">
     <w:nsid w:val="2FD94A7F"/>
     <w:multiLevelType w:val="multilevel"/>
     <w:tmpl w:val="3F727D52"/>
@@ -41815,7 +45389,7 @@
       </w:rPr>
     </w:lvl>
   </w:abstractNum>
-  <w:abstractNum w:abstractNumId="32" w15:restartNumberingAfterBreak="0">
+  <w:abstractNum w:abstractNumId="36" w15:restartNumberingAfterBreak="0">
     <w:nsid w:val="33086E32"/>
     <w:multiLevelType w:val="multilevel"/>
     <w:tmpl w:val="7382BEC4"/>
@@ -41964,7 +45538,156 @@
       </w:rPr>
     </w:lvl>
   </w:abstractNum>
-  <w:abstractNum w:abstractNumId="33" w15:restartNumberingAfterBreak="0">
+  <w:abstractNum w:abstractNumId="37" w15:restartNumberingAfterBreak="0">
+    <w:nsid w:val="336322EA"/>
+    <w:multiLevelType w:val="multilevel"/>
+    <w:tmpl w:val="3C749F4E"/>
+    <w:lvl w:ilvl="0">
+      <w:start w:val="1"/>
+      <w:numFmt w:val="bullet"/>
+      <w:lvlText w:val=""/>
+      <w:lvlJc w:val="left"/>
+      <w:pPr>
+        <w:tabs>
+          <w:tab w:val="num" w:pos="360"/>
+        </w:tabs>
+        <w:ind w:left="360" w:hanging="360"/>
+      </w:pPr>
+      <w:rPr>
+        <w:rFonts w:ascii="Symbol" w:hAnsi="Symbol" w:hint="default"/>
+        <w:sz w:val="20"/>
+      </w:rPr>
+    </w:lvl>
+    <w:lvl w:ilvl="1" w:tentative="1">
+      <w:start w:val="1"/>
+      <w:numFmt w:val="bullet"/>
+      <w:lvlText w:val="o"/>
+      <w:lvlJc w:val="left"/>
+      <w:pPr>
+        <w:tabs>
+          <w:tab w:val="num" w:pos="1080"/>
+        </w:tabs>
+        <w:ind w:left="1080" w:hanging="360"/>
+      </w:pPr>
+      <w:rPr>
+        <w:rFonts w:ascii="Courier New" w:hAnsi="Courier New" w:hint="default"/>
+        <w:sz w:val="20"/>
+      </w:rPr>
+    </w:lvl>
+    <w:lvl w:ilvl="2" w:tentative="1">
+      <w:start w:val="1"/>
+      <w:numFmt w:val="bullet"/>
+      <w:lvlText w:val=""/>
+      <w:lvlJc w:val="left"/>
+      <w:pPr>
+        <w:tabs>
+          <w:tab w:val="num" w:pos="1800"/>
+        </w:tabs>
+        <w:ind w:left="1800" w:hanging="360"/>
+      </w:pPr>
+      <w:rPr>
+        <w:rFonts w:ascii="Wingdings" w:hAnsi="Wingdings" w:hint="default"/>
+        <w:sz w:val="20"/>
+      </w:rPr>
+    </w:lvl>
+    <w:lvl w:ilvl="3" w:tentative="1">
+      <w:start w:val="1"/>
+      <w:numFmt w:val="bullet"/>
+      <w:lvlText w:val=""/>
+      <w:lvlJc w:val="left"/>
+      <w:pPr>
+        <w:tabs>
+          <w:tab w:val="num" w:pos="2520"/>
+        </w:tabs>
+        <w:ind w:left="2520" w:hanging="360"/>
+      </w:pPr>
+      <w:rPr>
+        <w:rFonts w:ascii="Wingdings" w:hAnsi="Wingdings" w:hint="default"/>
+        <w:sz w:val="20"/>
+      </w:rPr>
+    </w:lvl>
+    <w:lvl w:ilvl="4" w:tentative="1">
+      <w:start w:val="1"/>
+      <w:numFmt w:val="bullet"/>
+      <w:lvlText w:val=""/>
+      <w:lvlJc w:val="left"/>
+      <w:pPr>
+        <w:tabs>
+          <w:tab w:val="num" w:pos="3240"/>
+        </w:tabs>
+        <w:ind w:left="3240" w:hanging="360"/>
+      </w:pPr>
+      <w:rPr>
+        <w:rFonts w:ascii="Wingdings" w:hAnsi="Wingdings" w:hint="default"/>
+        <w:sz w:val="20"/>
+      </w:rPr>
+    </w:lvl>
+    <w:lvl w:ilvl="5" w:tentative="1">
+      <w:start w:val="1"/>
+      <w:numFmt w:val="bullet"/>
+      <w:lvlText w:val=""/>
+      <w:lvlJc w:val="left"/>
+      <w:pPr>
+        <w:tabs>
+          <w:tab w:val="num" w:pos="3960"/>
+        </w:tabs>
+        <w:ind w:left="3960" w:hanging="360"/>
+      </w:pPr>
+      <w:rPr>
+        <w:rFonts w:ascii="Wingdings" w:hAnsi="Wingdings" w:hint="default"/>
+        <w:sz w:val="20"/>
+      </w:rPr>
+    </w:lvl>
+    <w:lvl w:ilvl="6" w:tentative="1">
+      <w:start w:val="1"/>
+      <w:numFmt w:val="bullet"/>
+      <w:lvlText w:val=""/>
+      <w:lvlJc w:val="left"/>
+      <w:pPr>
+        <w:tabs>
+          <w:tab w:val="num" w:pos="4680"/>
+        </w:tabs>
+        <w:ind w:left="4680" w:hanging="360"/>
+      </w:pPr>
+      <w:rPr>
+        <w:rFonts w:ascii="Wingdings" w:hAnsi="Wingdings" w:hint="default"/>
+        <w:sz w:val="20"/>
+      </w:rPr>
+    </w:lvl>
+    <w:lvl w:ilvl="7" w:tentative="1">
+      <w:start w:val="1"/>
+      <w:numFmt w:val="bullet"/>
+      <w:lvlText w:val=""/>
+      <w:lvlJc w:val="left"/>
+      <w:pPr>
+        <w:tabs>
+          <w:tab w:val="num" w:pos="5400"/>
+        </w:tabs>
+        <w:ind w:left="5400" w:hanging="360"/>
+      </w:pPr>
+      <w:rPr>
+        <w:rFonts w:ascii="Wingdings" w:hAnsi="Wingdings" w:hint="default"/>
+        <w:sz w:val="20"/>
+      </w:rPr>
+    </w:lvl>
+    <w:lvl w:ilvl="8" w:tentative="1">
+      <w:start w:val="1"/>
+      <w:numFmt w:val="bullet"/>
+      <w:lvlText w:val=""/>
+      <w:lvlJc w:val="left"/>
+      <w:pPr>
+        <w:tabs>
+          <w:tab w:val="num" w:pos="6120"/>
+        </w:tabs>
+        <w:ind w:left="6120" w:hanging="360"/>
+      </w:pPr>
+      <w:rPr>
+        <w:rFonts w:ascii="Wingdings" w:hAnsi="Wingdings" w:hint="default"/>
+        <w:sz w:val="20"/>
+      </w:rPr>
+    </w:lvl>
+  </w:abstractNum>
+  <w:abstractNum w:abstractNumId="38" w15:restartNumberingAfterBreak="0">
     <w:nsid w:val="342F3530"/>
     <w:multiLevelType w:val="multilevel"/>
     <w:tmpl w:val="7320F93E"/>
@@ -42113,7 +45836,7 @@
       </w:rPr>
     </w:lvl>
   </w:abstractNum>
-  <w:abstractNum w:abstractNumId="34" w15:restartNumberingAfterBreak="0">
+  <w:abstractNum w:abstractNumId="39" w15:restartNumberingAfterBreak="0">
     <w:nsid w:val="34AC6A4E"/>
     <w:multiLevelType w:val="multilevel"/>
     <w:tmpl w:val="E60E29F0"/>
@@ -42262,7 +45985,7 @@
       </w:rPr>
     </w:lvl>
   </w:abstractNum>
-  <w:abstractNum w:abstractNumId="35" w15:restartNumberingAfterBreak="0">
+  <w:abstractNum w:abstractNumId="40" w15:restartNumberingAfterBreak="0">
     <w:nsid w:val="358208F0"/>
     <w:multiLevelType w:val="multilevel"/>
     <w:tmpl w:val="342013F4"/>
@@ -42411,7 +46134,7 @@
       </w:rPr>
     </w:lvl>
   </w:abstractNum>
-  <w:abstractNum w:abstractNumId="36" w15:restartNumberingAfterBreak="0">
+  <w:abstractNum w:abstractNumId="41" w15:restartNumberingAfterBreak="0">
     <w:nsid w:val="35A54C3C"/>
     <w:multiLevelType w:val="multilevel"/>
     <w:tmpl w:val="9E0A7324"/>
@@ -42560,7 +46283,7 @@
       </w:rPr>
     </w:lvl>
   </w:abstractNum>
-  <w:abstractNum w:abstractNumId="37" w15:restartNumberingAfterBreak="0">
+  <w:abstractNum w:abstractNumId="42" w15:restartNumberingAfterBreak="0">
     <w:nsid w:val="36447D75"/>
     <w:multiLevelType w:val="multilevel"/>
     <w:tmpl w:val="7DACD34C"/>
@@ -42709,7 +46432,7 @@
       </w:rPr>
     </w:lvl>
   </w:abstractNum>
-  <w:abstractNum w:abstractNumId="38" w15:restartNumberingAfterBreak="0">
+  <w:abstractNum w:abstractNumId="43" w15:restartNumberingAfterBreak="0">
     <w:nsid w:val="36E3569E"/>
     <w:multiLevelType w:val="multilevel"/>
     <w:tmpl w:val="740EB9DE"/>
@@ -42858,7 +46581,7 @@
       </w:rPr>
     </w:lvl>
   </w:abstractNum>
-  <w:abstractNum w:abstractNumId="39" w15:restartNumberingAfterBreak="0">
+  <w:abstractNum w:abstractNumId="44" w15:restartNumberingAfterBreak="0">
     <w:nsid w:val="36F04630"/>
     <w:multiLevelType w:val="multilevel"/>
     <w:tmpl w:val="C73CD6B6"/>
@@ -43007,7 +46730,7 @@
       </w:rPr>
     </w:lvl>
   </w:abstractNum>
-  <w:abstractNum w:abstractNumId="40" w15:restartNumberingAfterBreak="0">
+  <w:abstractNum w:abstractNumId="45" w15:restartNumberingAfterBreak="0">
     <w:nsid w:val="38F71AFC"/>
     <w:multiLevelType w:val="multilevel"/>
     <w:tmpl w:val="F27E75AA"/>
@@ -43156,7 +46879,7 @@
       </w:rPr>
     </w:lvl>
   </w:abstractNum>
-  <w:abstractNum w:abstractNumId="41" w15:restartNumberingAfterBreak="0">
+  <w:abstractNum w:abstractNumId="46" w15:restartNumberingAfterBreak="0">
     <w:nsid w:val="3A0B6A03"/>
     <w:multiLevelType w:val="multilevel"/>
     <w:tmpl w:val="86C0F14A"/>
@@ -43305,7 +47028,7 @@
       </w:rPr>
     </w:lvl>
   </w:abstractNum>
-  <w:abstractNum w:abstractNumId="42" w15:restartNumberingAfterBreak="0">
+  <w:abstractNum w:abstractNumId="47" w15:restartNumberingAfterBreak="0">
     <w:nsid w:val="3A8550CC"/>
     <w:multiLevelType w:val="multilevel"/>
     <w:tmpl w:val="F0A44940"/>
@@ -43454,7 +47177,7 @@
       </w:rPr>
     </w:lvl>
   </w:abstractNum>
-  <w:abstractNum w:abstractNumId="43" w15:restartNumberingAfterBreak="0">
+  <w:abstractNum w:abstractNumId="48" w15:restartNumberingAfterBreak="0">
     <w:nsid w:val="3CCD5063"/>
     <w:multiLevelType w:val="multilevel"/>
     <w:tmpl w:val="77D49EA4"/>
@@ -43603,7 +47326,7 @@
       </w:rPr>
     </w:lvl>
   </w:abstractNum>
-  <w:abstractNum w:abstractNumId="44" w15:restartNumberingAfterBreak="0">
+  <w:abstractNum w:abstractNumId="49" w15:restartNumberingAfterBreak="0">
     <w:nsid w:val="3EFC078B"/>
     <w:multiLevelType w:val="multilevel"/>
     <w:tmpl w:val="34368354"/>
@@ -43752,7 +47475,7 @@
       </w:rPr>
     </w:lvl>
   </w:abstractNum>
-  <w:abstractNum w:abstractNumId="45" w15:restartNumberingAfterBreak="0">
+  <w:abstractNum w:abstractNumId="50" w15:restartNumberingAfterBreak="0">
     <w:nsid w:val="3F0D0F0F"/>
     <w:multiLevelType w:val="multilevel"/>
     <w:tmpl w:val="A508C324"/>
@@ -43901,7 +47624,7 @@
       </w:rPr>
     </w:lvl>
   </w:abstractNum>
-  <w:abstractNum w:abstractNumId="46" w15:restartNumberingAfterBreak="0">
+  <w:abstractNum w:abstractNumId="51" w15:restartNumberingAfterBreak="0">
     <w:nsid w:val="43A836DC"/>
     <w:multiLevelType w:val="multilevel"/>
     <w:tmpl w:val="C9344B88"/>
@@ -44050,7 +47773,7 @@
       </w:rPr>
     </w:lvl>
   </w:abstractNum>
-  <w:abstractNum w:abstractNumId="47" w15:restartNumberingAfterBreak="0">
+  <w:abstractNum w:abstractNumId="52" w15:restartNumberingAfterBreak="0">
     <w:nsid w:val="43EB4908"/>
     <w:multiLevelType w:val="multilevel"/>
     <w:tmpl w:val="00D43988"/>
@@ -44199,7 +47922,7 @@
       </w:rPr>
     </w:lvl>
   </w:abstractNum>
-  <w:abstractNum w:abstractNumId="48" w15:restartNumberingAfterBreak="0">
+  <w:abstractNum w:abstractNumId="53" w15:restartNumberingAfterBreak="0">
     <w:nsid w:val="44261ADD"/>
     <w:multiLevelType w:val="multilevel"/>
     <w:tmpl w:val="9F58967A"/>
@@ -44348,7 +48071,7 @@
       </w:rPr>
     </w:lvl>
   </w:abstractNum>
-  <w:abstractNum w:abstractNumId="49" w15:restartNumberingAfterBreak="0">
+  <w:abstractNum w:abstractNumId="54" w15:restartNumberingAfterBreak="0">
     <w:nsid w:val="44681D3B"/>
     <w:multiLevelType w:val="multilevel"/>
     <w:tmpl w:val="321224E4"/>
@@ -44497,7 +48220,7 @@
       </w:rPr>
     </w:lvl>
   </w:abstractNum>
-  <w:abstractNum w:abstractNumId="50" w15:restartNumberingAfterBreak="0">
+  <w:abstractNum w:abstractNumId="55" w15:restartNumberingAfterBreak="0">
     <w:nsid w:val="45796A81"/>
     <w:multiLevelType w:val="multilevel"/>
     <w:tmpl w:val="3894F138"/>
@@ -44646,7 +48369,7 @@
       </w:rPr>
     </w:lvl>
   </w:abstractNum>
-  <w:abstractNum w:abstractNumId="51" w15:restartNumberingAfterBreak="0">
+  <w:abstractNum w:abstractNumId="56" w15:restartNumberingAfterBreak="0">
     <w:nsid w:val="48F36631"/>
     <w:multiLevelType w:val="multilevel"/>
     <w:tmpl w:val="7B9463FA"/>
@@ -44795,7 +48518,7 @@
       </w:rPr>
     </w:lvl>
   </w:abstractNum>
-  <w:abstractNum w:abstractNumId="52" w15:restartNumberingAfterBreak="0">
+  <w:abstractNum w:abstractNumId="57" w15:restartNumberingAfterBreak="0">
     <w:nsid w:val="4B0661EB"/>
     <w:multiLevelType w:val="multilevel"/>
     <w:tmpl w:val="67942E3A"/>
@@ -44944,7 +48667,7 @@
       </w:rPr>
     </w:lvl>
   </w:abstractNum>
-  <w:abstractNum w:abstractNumId="53" w15:restartNumberingAfterBreak="0">
+  <w:abstractNum w:abstractNumId="58" w15:restartNumberingAfterBreak="0">
     <w:nsid w:val="4CDC5CBE"/>
     <w:multiLevelType w:val="multilevel"/>
     <w:tmpl w:val="51A6B698"/>
@@ -45093,7 +48816,7 @@
       </w:rPr>
     </w:lvl>
   </w:abstractNum>
-  <w:abstractNum w:abstractNumId="54" w15:restartNumberingAfterBreak="0">
+  <w:abstractNum w:abstractNumId="59" w15:restartNumberingAfterBreak="0">
     <w:nsid w:val="4D115C63"/>
     <w:multiLevelType w:val="multilevel"/>
     <w:tmpl w:val="01CC2A8C"/>
@@ -45242,7 +48965,7 @@
       </w:rPr>
     </w:lvl>
   </w:abstractNum>
-  <w:abstractNum w:abstractNumId="55" w15:restartNumberingAfterBreak="0">
+  <w:abstractNum w:abstractNumId="60" w15:restartNumberingAfterBreak="0">
     <w:nsid w:val="4EA66D56"/>
     <w:multiLevelType w:val="multilevel"/>
     <w:tmpl w:val="8620F018"/>
@@ -45391,7 +49114,7 @@
       </w:rPr>
     </w:lvl>
   </w:abstractNum>
-  <w:abstractNum w:abstractNumId="56" w15:restartNumberingAfterBreak="0">
+  <w:abstractNum w:abstractNumId="61" w15:restartNumberingAfterBreak="0">
     <w:nsid w:val="5032439E"/>
     <w:multiLevelType w:val="multilevel"/>
     <w:tmpl w:val="68DC4F84"/>
@@ -45540,7 +49263,7 @@
       </w:rPr>
     </w:lvl>
   </w:abstractNum>
-  <w:abstractNum w:abstractNumId="57" w15:restartNumberingAfterBreak="0">
+  <w:abstractNum w:abstractNumId="62" w15:restartNumberingAfterBreak="0">
     <w:nsid w:val="51C54431"/>
     <w:multiLevelType w:val="multilevel"/>
     <w:tmpl w:val="76F4F59E"/>
@@ -45689,7 +49412,7 @@
       </w:rPr>
     </w:lvl>
   </w:abstractNum>
-  <w:abstractNum w:abstractNumId="58" w15:restartNumberingAfterBreak="0">
+  <w:abstractNum w:abstractNumId="63" w15:restartNumberingAfterBreak="0">
     <w:nsid w:val="575A6072"/>
     <w:multiLevelType w:val="multilevel"/>
     <w:tmpl w:val="5E02047A"/>
@@ -45838,7 +49561,7 @@
       </w:rPr>
     </w:lvl>
   </w:abstractNum>
-  <w:abstractNum w:abstractNumId="59" w15:restartNumberingAfterBreak="0">
+  <w:abstractNum w:abstractNumId="64" w15:restartNumberingAfterBreak="0">
     <w:nsid w:val="584E6BA2"/>
     <w:multiLevelType w:val="multilevel"/>
     <w:tmpl w:val="CB36823A"/>
@@ -45987,7 +49710,7 @@
       </w:rPr>
     </w:lvl>
   </w:abstractNum>
-  <w:abstractNum w:abstractNumId="60" w15:restartNumberingAfterBreak="0">
+  <w:abstractNum w:abstractNumId="65" w15:restartNumberingAfterBreak="0">
     <w:nsid w:val="59CE7689"/>
     <w:multiLevelType w:val="multilevel"/>
     <w:tmpl w:val="753E6430"/>
@@ -46136,7 +49859,7 @@
       </w:rPr>
     </w:lvl>
   </w:abstractNum>
-  <w:abstractNum w:abstractNumId="61" w15:restartNumberingAfterBreak="0">
+  <w:abstractNum w:abstractNumId="66" w15:restartNumberingAfterBreak="0">
     <w:nsid w:val="5D583F84"/>
     <w:multiLevelType w:val="multilevel"/>
     <w:tmpl w:val="CC78A088"/>
@@ -46285,7 +50008,7 @@
       </w:rPr>
     </w:lvl>
   </w:abstractNum>
-  <w:abstractNum w:abstractNumId="62" w15:restartNumberingAfterBreak="0">
+  <w:abstractNum w:abstractNumId="67" w15:restartNumberingAfterBreak="0">
     <w:nsid w:val="61DA3129"/>
     <w:multiLevelType w:val="multilevel"/>
     <w:tmpl w:val="7B943E50"/>
@@ -46434,7 +50157,7 @@
       </w:rPr>
     </w:lvl>
   </w:abstractNum>
-  <w:abstractNum w:abstractNumId="63" w15:restartNumberingAfterBreak="0">
+  <w:abstractNum w:abstractNumId="68" w15:restartNumberingAfterBreak="0">
     <w:nsid w:val="6394793C"/>
     <w:multiLevelType w:val="multilevel"/>
     <w:tmpl w:val="9CD297FC"/>
@@ -46583,7 +50306,7 @@
       </w:rPr>
     </w:lvl>
   </w:abstractNum>
-  <w:abstractNum w:abstractNumId="64" w15:restartNumberingAfterBreak="0">
+  <w:abstractNum w:abstractNumId="69" w15:restartNumberingAfterBreak="0">
     <w:nsid w:val="63A56D8B"/>
     <w:multiLevelType w:val="multilevel"/>
     <w:tmpl w:val="7586F46C"/>
@@ -46732,7 +50455,7 @@
       </w:rPr>
     </w:lvl>
   </w:abstractNum>
-  <w:abstractNum w:abstractNumId="65" w15:restartNumberingAfterBreak="0">
+  <w:abstractNum w:abstractNumId="70" w15:restartNumberingAfterBreak="0">
     <w:nsid w:val="6837459A"/>
     <w:multiLevelType w:val="multilevel"/>
     <w:tmpl w:val="D35890FC"/>
@@ -46881,7 +50604,7 @@
       </w:rPr>
     </w:lvl>
   </w:abstractNum>
-  <w:abstractNum w:abstractNumId="66" w15:restartNumberingAfterBreak="0">
+  <w:abstractNum w:abstractNumId="71" w15:restartNumberingAfterBreak="0">
     <w:nsid w:val="68E31C2C"/>
     <w:multiLevelType w:val="multilevel"/>
     <w:tmpl w:val="0E32D546"/>
@@ -47030,7 +50753,7 @@
       </w:rPr>
     </w:lvl>
   </w:abstractNum>
-  <w:abstractNum w:abstractNumId="67" w15:restartNumberingAfterBreak="0">
+  <w:abstractNum w:abstractNumId="72" w15:restartNumberingAfterBreak="0">
     <w:nsid w:val="6A11655D"/>
     <w:multiLevelType w:val="multilevel"/>
     <w:tmpl w:val="CE0AE97A"/>
@@ -47179,7 +50902,156 @@
       </w:rPr>
     </w:lvl>
   </w:abstractNum>
-  <w:abstractNum w:abstractNumId="68" w15:restartNumberingAfterBreak="0">
+  <w:abstractNum w:abstractNumId="73" w15:restartNumberingAfterBreak="0">
+    <w:nsid w:val="6C61108F"/>
+    <w:multiLevelType w:val="multilevel"/>
+    <w:tmpl w:val="F5B48434"/>
+    <w:lvl w:ilvl="0">
+      <w:start w:val="1"/>
+      <w:numFmt w:val="bullet"/>
+      <w:lvlText w:val=""/>
+      <w:lvlJc w:val="left"/>
+      <w:pPr>
+        <w:tabs>
+          <w:tab w:val="num" w:pos="360"/>
+        </w:tabs>
+        <w:ind w:left="360" w:hanging="360"/>
+      </w:pPr>
+      <w:rPr>
+        <w:rFonts w:ascii="Symbol" w:hAnsi="Symbol" w:hint="default"/>
+        <w:sz w:val="20"/>
+      </w:rPr>
+    </w:lvl>
+    <w:lvl w:ilvl="1">
+      <w:start w:val="1"/>
+      <w:numFmt w:val="bullet"/>
+      <w:lvlText w:val="o"/>
+      <w:lvlJc w:val="left"/>
+      <w:pPr>
+        <w:tabs>
+          <w:tab w:val="num" w:pos="1080"/>
+        </w:tabs>
+        <w:ind w:left="1080" w:hanging="360"/>
+      </w:pPr>
+      <w:rPr>
+        <w:rFonts w:ascii="Courier New" w:hAnsi="Courier New" w:hint="default"/>
+        <w:sz w:val="20"/>
+      </w:rPr>
+    </w:lvl>
+    <w:lvl w:ilvl="2" w:tentative="1">
+      <w:start w:val="1"/>
+      <w:numFmt w:val="bullet"/>
+      <w:lvlText w:val=""/>
+      <w:lvlJc w:val="left"/>
+      <w:pPr>
+        <w:tabs>
+          <w:tab w:val="num" w:pos="1800"/>
+        </w:tabs>
+        <w:ind w:left="1800" w:hanging="360"/>
+      </w:pPr>
+      <w:rPr>
+        <w:rFonts w:ascii="Wingdings" w:hAnsi="Wingdings" w:hint="default"/>
+        <w:sz w:val="20"/>
+      </w:rPr>
+    </w:lvl>
+    <w:lvl w:ilvl="3" w:tentative="1">
+      <w:start w:val="1"/>
+      <w:numFmt w:val="bullet"/>
+      <w:lvlText w:val=""/>
+      <w:lvlJc w:val="left"/>
+      <w:pPr>
+        <w:tabs>
+          <w:tab w:val="num" w:pos="2520"/>
+        </w:tabs>
+        <w:ind w:left="2520" w:hanging="360"/>
+      </w:pPr>
+      <w:rPr>
+        <w:rFonts w:ascii="Wingdings" w:hAnsi="Wingdings" w:hint="default"/>
+        <w:sz w:val="20"/>
+      </w:rPr>
+    </w:lvl>
+    <w:lvl w:ilvl="4" w:tentative="1">
+      <w:start w:val="1"/>
+      <w:numFmt w:val="bullet"/>
+      <w:lvlText w:val=""/>
+      <w:lvlJc w:val="left"/>
+      <w:pPr>
+        <w:tabs>
+          <w:tab w:val="num" w:pos="3240"/>
+        </w:tabs>
+        <w:ind w:left="3240" w:hanging="360"/>
+      </w:pPr>
+      <w:rPr>
+        <w:rFonts w:ascii="Wingdings" w:hAnsi="Wingdings" w:hint="default"/>
+        <w:sz w:val="20"/>
+      </w:rPr>
+    </w:lvl>
+    <w:lvl w:ilvl="5" w:tentative="1">
+      <w:start w:val="1"/>
+      <w:numFmt w:val="bullet"/>
+      <w:lvlText w:val=""/>
+      <w:lvlJc w:val="left"/>
+      <w:pPr>
+        <w:tabs>
+          <w:tab w:val="num" w:pos="3960"/>
+        </w:tabs>
+        <w:ind w:left="3960" w:hanging="360"/>
+      </w:pPr>
+      <w:rPr>
+        <w:rFonts w:ascii="Wingdings" w:hAnsi="Wingdings" w:hint="default"/>
+        <w:sz w:val="20"/>
+      </w:rPr>
+    </w:lvl>
+    <w:lvl w:ilvl="6" w:tentative="1">
+      <w:start w:val="1"/>
+      <w:numFmt w:val="bullet"/>
+      <w:lvlText w:val=""/>
+      <w:lvlJc w:val="left"/>
+      <w:pPr>
+        <w:tabs>
+          <w:tab w:val="num" w:pos="4680"/>
+        </w:tabs>
+        <w:ind w:left="4680" w:hanging="360"/>
+      </w:pPr>
+      <w:rPr>
+        <w:rFonts w:ascii="Wingdings" w:hAnsi="Wingdings" w:hint="default"/>
+        <w:sz w:val="20"/>
+      </w:rPr>
+    </w:lvl>
+    <w:lvl w:ilvl="7" w:tentative="1">
+      <w:start w:val="1"/>
+      <w:numFmt w:val="bullet"/>
+      <w:lvlText w:val=""/>
+      <w:lvlJc w:val="left"/>
+      <w:pPr>
+        <w:tabs>
+          <w:tab w:val="num" w:pos="5400"/>
+        </w:tabs>
+        <w:ind w:left="5400" w:hanging="360"/>
+      </w:pPr>
+      <w:rPr>
+        <w:rFonts w:ascii="Wingdings" w:hAnsi="Wingdings" w:hint="default"/>
+        <w:sz w:val="20"/>
+      </w:rPr>
+    </w:lvl>
+    <w:lvl w:ilvl="8" w:tentative="1">
+      <w:start w:val="1"/>
+      <w:numFmt w:val="bullet"/>
+      <w:lvlText w:val=""/>
+      <w:lvlJc w:val="left"/>
+      <w:pPr>
+        <w:tabs>
+          <w:tab w:val="num" w:pos="6120"/>
+        </w:tabs>
+        <w:ind w:left="6120" w:hanging="360"/>
+      </w:pPr>
+      <w:rPr>
+        <w:rFonts w:ascii="Wingdings" w:hAnsi="Wingdings" w:hint="default"/>
+        <w:sz w:val="20"/>
+      </w:rPr>
+    </w:lvl>
+  </w:abstractNum>
+  <w:abstractNum w:abstractNumId="74" w15:restartNumberingAfterBreak="0">
     <w:nsid w:val="6C763DE3"/>
     <w:multiLevelType w:val="multilevel"/>
     <w:tmpl w:val="F07EC202"/>
@@ -47328,7 +51200,7 @@
       </w:rPr>
     </w:lvl>
   </w:abstractNum>
-  <w:abstractNum w:abstractNumId="69" w15:restartNumberingAfterBreak="0">
+  <w:abstractNum w:abstractNumId="75" w15:restartNumberingAfterBreak="0">
     <w:nsid w:val="6C9F5783"/>
     <w:multiLevelType w:val="multilevel"/>
     <w:tmpl w:val="F042BA36"/>
@@ -47477,7 +51349,156 @@
       </w:rPr>
     </w:lvl>
   </w:abstractNum>
-  <w:abstractNum w:abstractNumId="70" w15:restartNumberingAfterBreak="0">
+  <w:abstractNum w:abstractNumId="76" w15:restartNumberingAfterBreak="0">
+    <w:nsid w:val="6EAE6898"/>
+    <w:multiLevelType w:val="multilevel"/>
+    <w:tmpl w:val="DE027A18"/>
+    <w:lvl w:ilvl="0">
+      <w:start w:val="1"/>
+      <w:numFmt w:val="bullet"/>
+      <w:lvlText w:val=""/>
+      <w:lvlJc w:val="left"/>
+      <w:pPr>
+        <w:tabs>
+          <w:tab w:val="num" w:pos="360"/>
+        </w:tabs>
+        <w:ind w:left="360" w:hanging="360"/>
+      </w:pPr>
+      <w:rPr>
+        <w:rFonts w:ascii="Symbol" w:hAnsi="Symbol" w:hint="default"/>
+        <w:sz w:val="20"/>
+      </w:rPr>
+    </w:lvl>
+    <w:lvl w:ilvl="1" w:tentative="1">
+      <w:start w:val="1"/>
+      <w:numFmt w:val="bullet"/>
+      <w:lvlText w:val="o"/>
+      <w:lvlJc w:val="left"/>
+      <w:pPr>
+        <w:tabs>
+          <w:tab w:val="num" w:pos="1080"/>
+        </w:tabs>
+        <w:ind w:left="1080" w:hanging="360"/>
+      </w:pPr>
+      <w:rPr>
+        <w:rFonts w:ascii="Courier New" w:hAnsi="Courier New" w:hint="default"/>
+        <w:sz w:val="20"/>
+      </w:rPr>
+    </w:lvl>
+    <w:lvl w:ilvl="2" w:tentative="1">
+      <w:start w:val="1"/>
+      <w:numFmt w:val="bullet"/>
+      <w:lvlText w:val=""/>
+      <w:lvlJc w:val="left"/>
+      <w:pPr>
+        <w:tabs>
+          <w:tab w:val="num" w:pos="1800"/>
+        </w:tabs>
+        <w:ind w:left="1800" w:hanging="360"/>
+      </w:pPr>
+      <w:rPr>
+        <w:rFonts w:ascii="Wingdings" w:hAnsi="Wingdings" w:hint="default"/>
+        <w:sz w:val="20"/>
+      </w:rPr>
+    </w:lvl>
+    <w:lvl w:ilvl="3" w:tentative="1">
+      <w:start w:val="1"/>
+      <w:numFmt w:val="bullet"/>
+      <w:lvlText w:val=""/>
+      <w:lvlJc w:val="left"/>
+      <w:pPr>
+        <w:tabs>
+          <w:tab w:val="num" w:pos="2520"/>
+        </w:tabs>
+        <w:ind w:left="2520" w:hanging="360"/>
+      </w:pPr>
+      <w:rPr>
+        <w:rFonts w:ascii="Wingdings" w:hAnsi="Wingdings" w:hint="default"/>
+        <w:sz w:val="20"/>
+      </w:rPr>
+    </w:lvl>
+    <w:lvl w:ilvl="4" w:tentative="1">
+      <w:start w:val="1"/>
+      <w:numFmt w:val="bullet"/>
+      <w:lvlText w:val=""/>
+      <w:lvlJc w:val="left"/>
+      <w:pPr>
+        <w:tabs>
+          <w:tab w:val="num" w:pos="3240"/>
+        </w:tabs>
+        <w:ind w:left="3240" w:hanging="360"/>
+      </w:pPr>
+      <w:rPr>
+        <w:rFonts w:ascii="Wingdings" w:hAnsi="Wingdings" w:hint="default"/>
+        <w:sz w:val="20"/>
+      </w:rPr>
+    </w:lvl>
+    <w:lvl w:ilvl="5" w:tentative="1">
+      <w:start w:val="1"/>
+      <w:numFmt w:val="bullet"/>
+      <w:lvlText w:val=""/>
+      <w:lvlJc w:val="left"/>
+      <w:pPr>
+        <w:tabs>
+          <w:tab w:val="num" w:pos="3960"/>
+        </w:tabs>
+        <w:ind w:left="3960" w:hanging="360"/>
+      </w:pPr>
+      <w:rPr>
+        <w:rFonts w:ascii="Wingdings" w:hAnsi="Wingdings" w:hint="default"/>
+        <w:sz w:val="20"/>
+      </w:rPr>
+    </w:lvl>
+    <w:lvl w:ilvl="6" w:tentative="1">
+      <w:start w:val="1"/>
+      <w:numFmt w:val="bullet"/>
+      <w:lvlText w:val=""/>
+      <w:lvlJc w:val="left"/>
+      <w:pPr>
+        <w:tabs>
+          <w:tab w:val="num" w:pos="4680"/>
+        </w:tabs>
+        <w:ind w:left="4680" w:hanging="360"/>
+      </w:pPr>
+      <w:rPr>
+        <w:rFonts w:ascii="Wingdings" w:hAnsi="Wingdings" w:hint="default"/>
+        <w:sz w:val="20"/>
+      </w:rPr>
+    </w:lvl>
+    <w:lvl w:ilvl="7" w:tentative="1">
+      <w:start w:val="1"/>
+      <w:numFmt w:val="bullet"/>
+      <w:lvlText w:val=""/>
+      <w:lvlJc w:val="left"/>
+      <w:pPr>
+        <w:tabs>
+          <w:tab w:val="num" w:pos="5400"/>
+        </w:tabs>
+        <w:ind w:left="5400" w:hanging="360"/>
+      </w:pPr>
+      <w:rPr>
+        <w:rFonts w:ascii="Wingdings" w:hAnsi="Wingdings" w:hint="default"/>
+        <w:sz w:val="20"/>
+      </w:rPr>
+    </w:lvl>
+    <w:lvl w:ilvl="8" w:tentative="1">
+      <w:start w:val="1"/>
+      <w:numFmt w:val="bullet"/>
+      <w:lvlText w:val=""/>
+      <w:lvlJc w:val="left"/>
+      <w:pPr>
+        <w:tabs>
+          <w:tab w:val="num" w:pos="6120"/>
+        </w:tabs>
+        <w:ind w:left="6120" w:hanging="360"/>
+      </w:pPr>
+      <w:rPr>
+        <w:rFonts w:ascii="Wingdings" w:hAnsi="Wingdings" w:hint="default"/>
+        <w:sz w:val="20"/>
+      </w:rPr>
+    </w:lvl>
+  </w:abstractNum>
+  <w:abstractNum w:abstractNumId="77" w15:restartNumberingAfterBreak="0">
     <w:nsid w:val="6F240C8D"/>
     <w:multiLevelType w:val="multilevel"/>
     <w:tmpl w:val="3EAE0242"/>
@@ -47626,7 +51647,7 @@
       </w:rPr>
     </w:lvl>
   </w:abstractNum>
-  <w:abstractNum w:abstractNumId="71" w15:restartNumberingAfterBreak="0">
+  <w:abstractNum w:abstractNumId="78" w15:restartNumberingAfterBreak="0">
     <w:nsid w:val="70373BBD"/>
     <w:multiLevelType w:val="multilevel"/>
     <w:tmpl w:val="03F29DC2"/>
@@ -47775,7 +51796,7 @@
       </w:rPr>
     </w:lvl>
   </w:abstractNum>
-  <w:abstractNum w:abstractNumId="72" w15:restartNumberingAfterBreak="0">
+  <w:abstractNum w:abstractNumId="79" w15:restartNumberingAfterBreak="0">
     <w:nsid w:val="71011098"/>
     <w:multiLevelType w:val="multilevel"/>
     <w:tmpl w:val="87E4C2A6"/>
@@ -47924,7 +51945,7 @@
       </w:rPr>
     </w:lvl>
   </w:abstractNum>
-  <w:abstractNum w:abstractNumId="73" w15:restartNumberingAfterBreak="0">
+  <w:abstractNum w:abstractNumId="80" w15:restartNumberingAfterBreak="0">
     <w:nsid w:val="76AF5A62"/>
     <w:multiLevelType w:val="multilevel"/>
     <w:tmpl w:val="67523DFE"/>
@@ -48073,7 +52094,7 @@
       </w:rPr>
     </w:lvl>
   </w:abstractNum>
-  <w:abstractNum w:abstractNumId="74" w15:restartNumberingAfterBreak="0">
+  <w:abstractNum w:abstractNumId="81" w15:restartNumberingAfterBreak="0">
     <w:nsid w:val="77F82468"/>
     <w:multiLevelType w:val="multilevel"/>
     <w:tmpl w:val="D02E301C"/>
@@ -48222,7 +52243,7 @@
       </w:rPr>
     </w:lvl>
   </w:abstractNum>
-  <w:abstractNum w:abstractNumId="75" w15:restartNumberingAfterBreak="0">
+  <w:abstractNum w:abstractNumId="82" w15:restartNumberingAfterBreak="0">
     <w:nsid w:val="7A8475DF"/>
     <w:multiLevelType w:val="multilevel"/>
     <w:tmpl w:val="78249ABE"/>
@@ -48371,7 +52392,7 @@
       </w:rPr>
     </w:lvl>
   </w:abstractNum>
-  <w:abstractNum w:abstractNumId="76" w15:restartNumberingAfterBreak="0">
+  <w:abstractNum w:abstractNumId="83" w15:restartNumberingAfterBreak="0">
     <w:nsid w:val="7EB77777"/>
     <w:multiLevelType w:val="multilevel"/>
     <w:tmpl w:val="A7760B58"/>
@@ -48520,7 +52541,7 @@
       </w:rPr>
     </w:lvl>
   </w:abstractNum>
-  <w:abstractNum w:abstractNumId="77" w15:restartNumberingAfterBreak="0">
+  <w:abstractNum w:abstractNumId="84" w15:restartNumberingAfterBreak="0">
     <w:nsid w:val="7FBC29A5"/>
     <w:multiLevelType w:val="multilevel"/>
     <w:tmpl w:val="9E2A3E84"/>
@@ -48670,238 +52691,259 @@
     </w:lvl>
   </w:abstractNum>
   <w:num w:numId="1" w16cid:durableId="129248176">
+    <w:abstractNumId w:val="65"/>
+  </w:num>
+  <w:num w:numId="2" w16cid:durableId="1131169479">
+    <w:abstractNumId w:val="41"/>
+  </w:num>
+  <w:num w:numId="3" w16cid:durableId="1528374432">
+    <w:abstractNumId w:val="57"/>
+  </w:num>
+  <w:num w:numId="4" w16cid:durableId="1174689785">
+    <w:abstractNumId w:val="16"/>
+  </w:num>
+  <w:num w:numId="5" w16cid:durableId="2142140551">
+    <w:abstractNumId w:val="67"/>
+  </w:num>
+  <w:num w:numId="6" w16cid:durableId="1116095029">
+    <w:abstractNumId w:val="58"/>
+  </w:num>
+  <w:num w:numId="7" w16cid:durableId="1838955571">
+    <w:abstractNumId w:val="25"/>
+  </w:num>
+  <w:num w:numId="8" w16cid:durableId="2064717225">
+    <w:abstractNumId w:val="19"/>
+  </w:num>
+  <w:num w:numId="9" w16cid:durableId="327565453">
+    <w:abstractNumId w:val="29"/>
+  </w:num>
+  <w:num w:numId="10" w16cid:durableId="866991240">
+    <w:abstractNumId w:val="10"/>
+  </w:num>
+  <w:num w:numId="11" w16cid:durableId="981694310">
+    <w:abstractNumId w:val="69"/>
+  </w:num>
+  <w:num w:numId="12" w16cid:durableId="345642997">
+    <w:abstractNumId w:val="68"/>
+  </w:num>
+  <w:num w:numId="13" w16cid:durableId="692074055">
+    <w:abstractNumId w:val="64"/>
+  </w:num>
+  <w:num w:numId="14" w16cid:durableId="1753505014">
+    <w:abstractNumId w:val="84"/>
+  </w:num>
+  <w:num w:numId="15" w16cid:durableId="169032379">
+    <w:abstractNumId w:val="81"/>
+  </w:num>
+  <w:num w:numId="16" w16cid:durableId="1446850708">
+    <w:abstractNumId w:val="59"/>
+  </w:num>
+  <w:num w:numId="17" w16cid:durableId="963728204">
     <w:abstractNumId w:val="60"/>
   </w:num>
-  <w:num w:numId="2" w16cid:durableId="1131169479">
-    <w:abstractNumId w:val="36"/>
-  </w:num>
-  <w:num w:numId="3" w16cid:durableId="1528374432">
-    <w:abstractNumId w:val="52"/>
-  </w:num>
-  <w:num w:numId="4" w16cid:durableId="1174689785">
-    <w:abstractNumId w:val="15"/>
-  </w:num>
-  <w:num w:numId="5" w16cid:durableId="2142140551">
-    <w:abstractNumId w:val="62"/>
-  </w:num>
-  <w:num w:numId="6" w16cid:durableId="1116095029">
-    <w:abstractNumId w:val="53"/>
-  </w:num>
-  <w:num w:numId="7" w16cid:durableId="1838955571">
-    <w:abstractNumId w:val="22"/>
-  </w:num>
-  <w:num w:numId="8" w16cid:durableId="2064717225">
-    <w:abstractNumId w:val="17"/>
-  </w:num>
-  <w:num w:numId="9" w16cid:durableId="327565453">
-    <w:abstractNumId w:val="26"/>
-  </w:num>
-  <w:num w:numId="10" w16cid:durableId="866991240">
-    <w:abstractNumId w:val="9"/>
-  </w:num>
-  <w:num w:numId="11" w16cid:durableId="981694310">
-    <w:abstractNumId w:val="64"/>
-  </w:num>
-  <w:num w:numId="12" w16cid:durableId="345642997">
-    <w:abstractNumId w:val="63"/>
-  </w:num>
-  <w:num w:numId="13" w16cid:durableId="692074055">
-    <w:abstractNumId w:val="59"/>
-  </w:num>
-  <w:num w:numId="14" w16cid:durableId="1753505014">
-    <w:abstractNumId w:val="77"/>
-  </w:num>
-  <w:num w:numId="15" w16cid:durableId="169032379">
-    <w:abstractNumId w:val="74"/>
-  </w:num>
-  <w:num w:numId="16" w16cid:durableId="1446850708">
-    <w:abstractNumId w:val="54"/>
-  </w:num>
-  <w:num w:numId="17" w16cid:durableId="963728204">
-    <w:abstractNumId w:val="55"/>
-  </w:num>
   <w:num w:numId="18" w16cid:durableId="1553078487">
-    <w:abstractNumId w:val="29"/>
+    <w:abstractNumId w:val="33"/>
   </w:num>
   <w:num w:numId="19" w16cid:durableId="853110171">
-    <w:abstractNumId w:val="43"/>
+    <w:abstractNumId w:val="48"/>
   </w:num>
   <w:num w:numId="20" w16cid:durableId="769661539">
-    <w:abstractNumId w:val="13"/>
+    <w:abstractNumId w:val="14"/>
   </w:num>
   <w:num w:numId="21" w16cid:durableId="1788238620">
-    <w:abstractNumId w:val="35"/>
+    <w:abstractNumId w:val="40"/>
   </w:num>
   <w:num w:numId="22" w16cid:durableId="1485388692">
-    <w:abstractNumId w:val="45"/>
+    <w:abstractNumId w:val="50"/>
   </w:num>
   <w:num w:numId="23" w16cid:durableId="364596839">
-    <w:abstractNumId w:val="69"/>
+    <w:abstractNumId w:val="75"/>
   </w:num>
   <w:num w:numId="24" w16cid:durableId="967129405">
     <w:abstractNumId w:val="2"/>
   </w:num>
   <w:num w:numId="25" w16cid:durableId="901209430">
-    <w:abstractNumId w:val="10"/>
+    <w:abstractNumId w:val="11"/>
   </w:num>
   <w:num w:numId="26" w16cid:durableId="1270091615">
-    <w:abstractNumId w:val="76"/>
+    <w:abstractNumId w:val="83"/>
   </w:num>
   <w:num w:numId="27" w16cid:durableId="1869878379">
+    <w:abstractNumId w:val="77"/>
+  </w:num>
+  <w:num w:numId="28" w16cid:durableId="1732266088">
+    <w:abstractNumId w:val="6"/>
+  </w:num>
+  <w:num w:numId="29" w16cid:durableId="1503471927">
     <w:abstractNumId w:val="70"/>
   </w:num>
-  <w:num w:numId="28" w16cid:durableId="1732266088">
-    <w:abstractNumId w:val="5"/>
+  <w:num w:numId="30" w16cid:durableId="108404040">
+    <w:abstractNumId w:val="22"/>
   </w:num>
-  <w:num w:numId="29" w16cid:durableId="1503471927">
-    <w:abstractNumId w:val="65"/>
+  <w:num w:numId="31" w16cid:durableId="468283496">
+    <w:abstractNumId w:val="35"/>
   </w:num>
-  <w:num w:numId="30" w16cid:durableId="108404040">
+  <w:num w:numId="32" w16cid:durableId="923152430">
+    <w:abstractNumId w:val="7"/>
+  </w:num>
+  <w:num w:numId="33" w16cid:durableId="1262951609">
+    <w:abstractNumId w:val="72"/>
+  </w:num>
+  <w:num w:numId="34" w16cid:durableId="70086921">
     <w:abstractNumId w:val="20"/>
   </w:num>
-  <w:num w:numId="31" w16cid:durableId="468283496">
-    <w:abstractNumId w:val="31"/>
-  </w:num>
-  <w:num w:numId="32" w16cid:durableId="923152430">
-    <w:abstractNumId w:val="6"/>
-  </w:num>
-  <w:num w:numId="33" w16cid:durableId="1262951609">
-    <w:abstractNumId w:val="67"/>
-  </w:num>
-  <w:num w:numId="34" w16cid:durableId="70086921">
-    <w:abstractNumId w:val="18"/>
-  </w:num>
   <w:num w:numId="35" w16cid:durableId="677734380">
-    <w:abstractNumId w:val="25"/>
+    <w:abstractNumId w:val="28"/>
   </w:num>
   <w:num w:numId="36" w16cid:durableId="1745100449">
-    <w:abstractNumId w:val="56"/>
+    <w:abstractNumId w:val="61"/>
   </w:num>
   <w:num w:numId="37" w16cid:durableId="1112750303">
-    <w:abstractNumId w:val="73"/>
+    <w:abstractNumId w:val="80"/>
   </w:num>
   <w:num w:numId="38" w16cid:durableId="1817263679">
-    <w:abstractNumId w:val="3"/>
+    <w:abstractNumId w:val="4"/>
   </w:num>
   <w:num w:numId="39" w16cid:durableId="784807737">
+    <w:abstractNumId w:val="24"/>
+  </w:num>
+  <w:num w:numId="40" w16cid:durableId="27535044">
+    <w:abstractNumId w:val="63"/>
+  </w:num>
+  <w:num w:numId="41" w16cid:durableId="892735975">
+    <w:abstractNumId w:val="74"/>
+  </w:num>
+  <w:num w:numId="42" w16cid:durableId="626931352">
     <w:abstractNumId w:val="21"/>
   </w:num>
-  <w:num w:numId="40" w16cid:durableId="27535044">
-    <w:abstractNumId w:val="58"/>
-  </w:num>
-  <w:num w:numId="41" w16cid:durableId="892735975">
-    <w:abstractNumId w:val="68"/>
-  </w:num>
-  <w:num w:numId="42" w16cid:durableId="626931352">
-    <w:abstractNumId w:val="19"/>
-  </w:num>
   <w:num w:numId="43" w16cid:durableId="279190110">
-    <w:abstractNumId w:val="34"/>
+    <w:abstractNumId w:val="39"/>
   </w:num>
   <w:num w:numId="44" w16cid:durableId="1016539042">
-    <w:abstractNumId w:val="50"/>
+    <w:abstractNumId w:val="55"/>
   </w:num>
   <w:num w:numId="45" w16cid:durableId="2124378906">
-    <w:abstractNumId w:val="27"/>
+    <w:abstractNumId w:val="31"/>
   </w:num>
   <w:num w:numId="46" w16cid:durableId="1714382320">
     <w:abstractNumId w:val="1"/>
   </w:num>
   <w:num w:numId="47" w16cid:durableId="1686202486">
-    <w:abstractNumId w:val="71"/>
+    <w:abstractNumId w:val="78"/>
   </w:num>
   <w:num w:numId="48" w16cid:durableId="1166550209">
-    <w:abstractNumId w:val="40"/>
+    <w:abstractNumId w:val="45"/>
   </w:num>
   <w:num w:numId="49" w16cid:durableId="2105374640">
-    <w:abstractNumId w:val="38"/>
+    <w:abstractNumId w:val="43"/>
   </w:num>
   <w:num w:numId="50" w16cid:durableId="737897951">
-    <w:abstractNumId w:val="48"/>
+    <w:abstractNumId w:val="53"/>
   </w:num>
   <w:num w:numId="51" w16cid:durableId="871378306">
-    <w:abstractNumId w:val="28"/>
+    <w:abstractNumId w:val="32"/>
   </w:num>
   <w:num w:numId="52" w16cid:durableId="1393458664">
-    <w:abstractNumId w:val="23"/>
+    <w:abstractNumId w:val="26"/>
   </w:num>
   <w:num w:numId="53" w16cid:durableId="725762924">
-    <w:abstractNumId w:val="8"/>
+    <w:abstractNumId w:val="9"/>
   </w:num>
   <w:num w:numId="54" w16cid:durableId="1136875622">
-    <w:abstractNumId w:val="39"/>
+    <w:abstractNumId w:val="44"/>
   </w:num>
   <w:num w:numId="55" w16cid:durableId="1529951136">
     <w:abstractNumId w:val="0"/>
   </w:num>
   <w:num w:numId="56" w16cid:durableId="953093147">
-    <w:abstractNumId w:val="33"/>
+    <w:abstractNumId w:val="38"/>
   </w:num>
   <w:num w:numId="57" w16cid:durableId="1511026681">
-    <w:abstractNumId w:val="14"/>
+    <w:abstractNumId w:val="15"/>
   </w:num>
   <w:num w:numId="58" w16cid:durableId="678774085">
-    <w:abstractNumId w:val="57"/>
+    <w:abstractNumId w:val="62"/>
   </w:num>
   <w:num w:numId="59" w16cid:durableId="1011830923">
+    <w:abstractNumId w:val="47"/>
+  </w:num>
+  <w:num w:numId="60" w16cid:durableId="1907446156">
+    <w:abstractNumId w:val="36"/>
+  </w:num>
+  <w:num w:numId="61" w16cid:durableId="434403244">
+    <w:abstractNumId w:val="34"/>
+  </w:num>
+  <w:num w:numId="62" w16cid:durableId="699085178">
+    <w:abstractNumId w:val="5"/>
+  </w:num>
+  <w:num w:numId="63" w16cid:durableId="916130896">
+    <w:abstractNumId w:val="52"/>
+  </w:num>
+  <w:num w:numId="64" w16cid:durableId="667368612">
+    <w:abstractNumId w:val="12"/>
+  </w:num>
+  <w:num w:numId="65" w16cid:durableId="794179035">
+    <w:abstractNumId w:val="8"/>
+  </w:num>
+  <w:num w:numId="66" w16cid:durableId="1655066387">
+    <w:abstractNumId w:val="54"/>
+  </w:num>
+  <w:num w:numId="67" w16cid:durableId="397096292">
+    <w:abstractNumId w:val="66"/>
+  </w:num>
+  <w:num w:numId="68" w16cid:durableId="50613551">
+    <w:abstractNumId w:val="79"/>
+  </w:num>
+  <w:num w:numId="69" w16cid:durableId="470247065">
+    <w:abstractNumId w:val="46"/>
+  </w:num>
+  <w:num w:numId="70" w16cid:durableId="259066998">
+    <w:abstractNumId w:val="51"/>
+  </w:num>
+  <w:num w:numId="71" w16cid:durableId="1674600734">
     <w:abstractNumId w:val="42"/>
   </w:num>
-  <w:num w:numId="60" w16cid:durableId="1907446156">
-    <w:abstractNumId w:val="32"/>
+  <w:num w:numId="72" w16cid:durableId="2012483287">
+    <w:abstractNumId w:val="82"/>
   </w:num>
-  <w:num w:numId="61" w16cid:durableId="434403244">
+  <w:num w:numId="73" w16cid:durableId="1220674730">
+    <w:abstractNumId w:val="13"/>
+  </w:num>
+  <w:num w:numId="74" w16cid:durableId="177088937">
+    <w:abstractNumId w:val="27"/>
+  </w:num>
+  <w:num w:numId="75" w16cid:durableId="1614823030">
+    <w:abstractNumId w:val="49"/>
+  </w:num>
+  <w:num w:numId="76" w16cid:durableId="119761904">
+    <w:abstractNumId w:val="56"/>
+  </w:num>
+  <w:num w:numId="77" w16cid:durableId="1727676909">
+    <w:abstractNumId w:val="17"/>
+  </w:num>
+  <w:num w:numId="78" w16cid:durableId="772164953">
+    <w:abstractNumId w:val="71"/>
+  </w:num>
+  <w:num w:numId="79" w16cid:durableId="707220229">
+    <w:abstractNumId w:val="76"/>
+  </w:num>
+  <w:num w:numId="80" w16cid:durableId="1605073035">
+    <w:abstractNumId w:val="23"/>
+  </w:num>
+  <w:num w:numId="81" w16cid:durableId="1904483514">
     <w:abstractNumId w:val="30"/>
   </w:num>
-  <w:num w:numId="62" w16cid:durableId="699085178">
-    <w:abstractNumId w:val="4"/>
-  </w:num>
-  <w:num w:numId="63" w16cid:durableId="916130896">
-    <w:abstractNumId w:val="47"/>
-  </w:num>
-  <w:num w:numId="64" w16cid:durableId="667368612">
-    <w:abstractNumId w:val="11"/>
-  </w:num>
-  <w:num w:numId="65" w16cid:durableId="794179035">
-    <w:abstractNumId w:val="7"/>
-  </w:num>
-  <w:num w:numId="66" w16cid:durableId="1655066387">
-    <w:abstractNumId w:val="49"/>
-  </w:num>
-  <w:num w:numId="67" w16cid:durableId="397096292">
-    <w:abstractNumId w:val="61"/>
-  </w:num>
-  <w:num w:numId="68" w16cid:durableId="50613551">
-    <w:abstractNumId w:val="72"/>
-  </w:num>
-  <w:num w:numId="69" w16cid:durableId="470247065">
-    <w:abstractNumId w:val="41"/>
-  </w:num>
-  <w:num w:numId="70" w16cid:durableId="259066998">
-    <w:abstractNumId w:val="46"/>
-  </w:num>
-  <w:num w:numId="71" w16cid:durableId="1674600734">
+  <w:num w:numId="82" w16cid:durableId="1936864281">
     <w:abstractNumId w:val="37"/>
   </w:num>
-  <w:num w:numId="72" w16cid:durableId="2012483287">
-    <w:abstractNumId w:val="75"/>
+  <w:num w:numId="83" w16cid:durableId="714817286">
+    <w:abstractNumId w:val="73"/>
   </w:num>
-  <w:num w:numId="73" w16cid:durableId="1220674730">
-    <w:abstractNumId w:val="12"/>
+  <w:num w:numId="84" w16cid:durableId="1656646737">
+    <w:abstractNumId w:val="3"/>
   </w:num>
-  <w:num w:numId="74" w16cid:durableId="177088937">
-    <w:abstractNumId w:val="24"/>
-  </w:num>
-  <w:num w:numId="75" w16cid:durableId="1614823030">
-    <w:abstractNumId w:val="44"/>
-  </w:num>
-  <w:num w:numId="76" w16cid:durableId="119761904">
-    <w:abstractNumId w:val="51"/>
-  </w:num>
-  <w:num w:numId="77" w16cid:durableId="1727676909">
-    <w:abstractNumId w:val="16"/>
-  </w:num>
-  <w:num w:numId="78" w16cid:durableId="772164953">
-    <w:abstractNumId w:val="66"/>
+  <w:num w:numId="85" w16cid:durableId="1316494185">
+    <w:abstractNumId w:val="18"/>
   </w:num>
 </w:numbering>
 </file>

--- a/summary/HTML.docx
+++ b/summary/HTML.docx
@@ -37744,7 +37744,21 @@
             <w:rStyle w:val="Hyperlink"/>
             <w:rFonts w:asciiTheme="minorBidi" w:hAnsiTheme="minorBidi"/>
           </w:rPr>
-          <w:t>https://shmuel-shani.github.io/html/portfolio-project</w:t>
+          <w:t>https://shmuel-shani.github.io/ht</w:t>
+        </w:r>
+        <w:r>
+          <w:rPr>
+            <w:rStyle w:val="Hyperlink"/>
+            <w:rFonts w:asciiTheme="minorBidi" w:hAnsiTheme="minorBidi"/>
+          </w:rPr>
+          <w:t>m</w:t>
+        </w:r>
+        <w:r>
+          <w:rPr>
+            <w:rStyle w:val="Hyperlink"/>
+            <w:rFonts w:asciiTheme="minorBidi" w:hAnsiTheme="minorBidi"/>
+          </w:rPr>
+          <w:t>l/portfolio-project</w:t>
         </w:r>
         <w:r>
           <w:rPr>
@@ -37774,7 +37788,7 @@
     <w:p>
       <w:pPr>
         <w:rPr>
-          <w:rFonts w:asciiTheme="minorBidi" w:hAnsiTheme="minorBidi"/>
+          <w:rFonts w:asciiTheme="minorBidi" w:hAnsiTheme="minorBidi" w:hint="cs"/>
           <w:rtl/>
         </w:rPr>
       </w:pPr>
@@ -38830,7 +38844,13 @@
           <w:rFonts w:asciiTheme="minorBidi" w:hAnsiTheme="minorBidi"/>
           <w:rtl/>
         </w:rPr>
-        <w:t xml:space="preserve">כל כרטיס הוא </w:t>
+        <w:t>כל כרטיס הוא</w:t>
+      </w:r>
+      <w:r>
+        <w:rPr>
+          <w:rFonts w:asciiTheme="minorBidi" w:hAnsiTheme="minorBidi"/>
+        </w:rPr>
+        <w:t xml:space="preserve"> </w:t>
       </w:r>
       <w:r>
         <w:rPr>
@@ -40145,6 +40165,361 @@
           <w:rFonts w:asciiTheme="minorBidi" w:hAnsiTheme="minorBidi"/>
         </w:rPr>
         <w:t xml:space="preserve"> Task 2</w:t>
+      </w:r>
+    </w:p>
+    <w:p>
+      <w:pPr>
+        <w:rPr>
+          <w:rFonts w:asciiTheme="minorBidi" w:hAnsiTheme="minorBidi"/>
+          <w:rtl/>
+        </w:rPr>
+      </w:pPr>
+      <w:r>
+        <w:rPr>
+          <w:rFonts w:asciiTheme="minorBidi" w:hAnsiTheme="minorBidi" w:hint="cs"/>
+          <w:rtl/>
+        </w:rPr>
+        <w:t xml:space="preserve">לסיכום - </w:t>
+      </w:r>
+    </w:p>
+    <w:p>
+      <w:pPr>
+        <w:rPr>
+          <w:rFonts w:asciiTheme="minorBidi" w:hAnsiTheme="minorBidi"/>
+          <w:b/>
+          <w:bCs/>
+        </w:rPr>
+      </w:pPr>
+      <w:r>
+        <w:rPr>
+          <w:rFonts w:asciiTheme="minorBidi" w:hAnsiTheme="minorBidi"/>
+          <w:b/>
+          <w:bCs/>
+        </w:rPr>
+        <w:t>Task 1</w:t>
+      </w:r>
+    </w:p>
+    <w:p>
+      <w:pPr>
+        <w:rPr>
+          <w:rFonts w:asciiTheme="minorBidi" w:hAnsiTheme="minorBidi"/>
+        </w:rPr>
+      </w:pPr>
+      <w:r>
+        <w:rPr>
+          <w:rFonts w:asciiTheme="minorBidi" w:hAnsiTheme="minorBidi"/>
+        </w:rPr>
+        <w:t xml:space="preserve">Navbar </w:t>
+      </w:r>
+      <w:r>
+        <w:rPr>
+          <w:rFonts w:asciiTheme="minorBidi" w:hAnsiTheme="minorBidi"/>
+          <w:rtl/>
+        </w:rPr>
+        <w:t>עליון</w:t>
+      </w:r>
+      <w:r>
+        <w:rPr>
+          <w:rFonts w:asciiTheme="minorBidi" w:hAnsiTheme="minorBidi"/>
+        </w:rPr>
+        <w:br/>
+      </w:r>
+      <w:r>
+        <w:rPr>
+          <w:rFonts w:asciiTheme="minorBidi" w:hAnsiTheme="minorBidi"/>
+          <w:rtl/>
+        </w:rPr>
+        <w:t>לוגו משמאל, קישורים מימין</w:t>
+      </w:r>
+      <w:r>
+        <w:rPr>
+          <w:rFonts w:asciiTheme="minorBidi" w:hAnsiTheme="minorBidi"/>
+        </w:rPr>
+        <w:t xml:space="preserve">, Flexbox, </w:t>
+      </w:r>
+      <w:r>
+        <w:rPr>
+          <w:rFonts w:asciiTheme="minorBidi" w:hAnsiTheme="minorBidi"/>
+          <w:rtl/>
+        </w:rPr>
+        <w:t>צל</w:t>
+      </w:r>
+      <w:r>
+        <w:rPr>
+          <w:rFonts w:asciiTheme="minorBidi" w:hAnsiTheme="minorBidi"/>
+        </w:rPr>
+        <w:t>, hover animation</w:t>
+      </w:r>
+    </w:p>
+    <w:p>
+      <w:pPr>
+        <w:rPr>
+          <w:rFonts w:asciiTheme="minorBidi" w:hAnsiTheme="minorBidi"/>
+          <w:b/>
+          <w:bCs/>
+        </w:rPr>
+      </w:pPr>
+      <w:r>
+        <w:rPr>
+          <w:rFonts w:asciiTheme="minorBidi" w:hAnsiTheme="minorBidi"/>
+          <w:b/>
+          <w:bCs/>
+        </w:rPr>
+        <w:t>Task 2</w:t>
+      </w:r>
+    </w:p>
+    <w:p>
+      <w:pPr>
+        <w:rPr>
+          <w:rFonts w:asciiTheme="minorBidi" w:hAnsiTheme="minorBidi"/>
+        </w:rPr>
+      </w:pPr>
+      <w:r>
+        <w:rPr>
+          <w:rFonts w:asciiTheme="minorBidi" w:hAnsiTheme="minorBidi"/>
+        </w:rPr>
+        <w:t>Product Gallery</w:t>
+      </w:r>
+      <w:r>
+        <w:rPr>
+          <w:rFonts w:asciiTheme="minorBidi" w:hAnsiTheme="minorBidi"/>
+        </w:rPr>
+        <w:br/>
+        <w:t xml:space="preserve">6 </w:t>
+      </w:r>
+      <w:r>
+        <w:rPr>
+          <w:rFonts w:asciiTheme="minorBidi" w:hAnsiTheme="minorBidi"/>
+          <w:rtl/>
+        </w:rPr>
+        <w:t>כרטיסים עם תמונות, מחירים</w:t>
+      </w:r>
+      <w:r>
+        <w:rPr>
+          <w:rFonts w:asciiTheme="minorBidi" w:hAnsiTheme="minorBidi"/>
+        </w:rPr>
+        <w:t>, Buy, popup, hover zoom, Flexbox</w:t>
+      </w:r>
+    </w:p>
+    <w:p>
+      <w:pPr>
+        <w:rPr>
+          <w:rFonts w:asciiTheme="minorBidi" w:hAnsiTheme="minorBidi"/>
+          <w:b/>
+          <w:bCs/>
+        </w:rPr>
+      </w:pPr>
+      <w:r>
+        <w:rPr>
+          <w:rFonts w:asciiTheme="minorBidi" w:hAnsiTheme="minorBidi"/>
+          <w:b/>
+          <w:bCs/>
+        </w:rPr>
+        <w:t>Task 3</w:t>
+      </w:r>
+    </w:p>
+    <w:p>
+      <w:pPr>
+        <w:rPr>
+          <w:rFonts w:asciiTheme="minorBidi" w:hAnsiTheme="minorBidi"/>
+        </w:rPr>
+      </w:pPr>
+      <w:r>
+        <w:rPr>
+          <w:rFonts w:asciiTheme="minorBidi" w:hAnsiTheme="minorBidi"/>
+        </w:rPr>
+        <w:t>Leaderboard Table</w:t>
+      </w:r>
+      <w:r>
+        <w:rPr>
+          <w:rFonts w:asciiTheme="minorBidi" w:hAnsiTheme="minorBidi"/>
+        </w:rPr>
+        <w:br/>
+      </w:r>
+      <w:r>
+        <w:rPr>
+          <w:rFonts w:asciiTheme="minorBidi" w:hAnsiTheme="minorBidi"/>
+          <w:rtl/>
+        </w:rPr>
+        <w:t>טבלה עם</w:t>
+      </w:r>
+      <w:r>
+        <w:rPr>
+          <w:rFonts w:asciiTheme="minorBidi" w:hAnsiTheme="minorBidi"/>
+        </w:rPr>
+        <w:t xml:space="preserve"> Rank, Name, Score, Status, </w:t>
+      </w:r>
+      <w:r>
+        <w:rPr>
+          <w:rFonts w:asciiTheme="minorBidi" w:hAnsiTheme="minorBidi"/>
+          <w:rtl/>
+        </w:rPr>
+        <w:t>צל</w:t>
+      </w:r>
+      <w:r>
+        <w:rPr>
+          <w:rFonts w:asciiTheme="minorBidi" w:hAnsiTheme="minorBidi"/>
+        </w:rPr>
+        <w:t xml:space="preserve">, hover </w:t>
+      </w:r>
+      <w:r>
+        <w:rPr>
+          <w:rFonts w:asciiTheme="minorBidi" w:hAnsiTheme="minorBidi"/>
+          <w:rtl/>
+        </w:rPr>
+        <w:t>על שורות</w:t>
+      </w:r>
+    </w:p>
+    <w:p>
+      <w:pPr>
+        <w:rPr>
+          <w:rFonts w:asciiTheme="minorBidi" w:hAnsiTheme="minorBidi"/>
+          <w:b/>
+          <w:bCs/>
+        </w:rPr>
+      </w:pPr>
+      <w:r>
+        <w:rPr>
+          <w:rFonts w:asciiTheme="minorBidi" w:hAnsiTheme="minorBidi"/>
+          <w:b/>
+          <w:bCs/>
+        </w:rPr>
+        <w:t>Task 4</w:t>
+      </w:r>
+    </w:p>
+    <w:p>
+      <w:pPr>
+        <w:rPr>
+          <w:rFonts w:asciiTheme="minorBidi" w:hAnsiTheme="minorBidi"/>
+        </w:rPr>
+      </w:pPr>
+      <w:r>
+        <w:rPr>
+          <w:rFonts w:asciiTheme="minorBidi" w:hAnsiTheme="minorBidi"/>
+        </w:rPr>
+        <w:t>Dashboard Grid</w:t>
+      </w:r>
+      <w:r>
+        <w:rPr>
+          <w:rFonts w:asciiTheme="minorBidi" w:hAnsiTheme="minorBidi"/>
+        </w:rPr>
+        <w:br/>
+      </w:r>
+      <w:r>
+        <w:rPr>
+          <w:rFonts w:asciiTheme="minorBidi" w:hAnsiTheme="minorBidi"/>
+          <w:rtl/>
+        </w:rPr>
+        <w:t xml:space="preserve">גריד של 6 </w:t>
+      </w:r>
+      <w:proofErr w:type="spellStart"/>
+      <w:r>
+        <w:rPr>
+          <w:rFonts w:asciiTheme="minorBidi" w:hAnsiTheme="minorBidi"/>
+          <w:rtl/>
+        </w:rPr>
+        <w:t>ווידג׳טים</w:t>
+      </w:r>
+      <w:proofErr w:type="spellEnd"/>
+      <w:r>
+        <w:rPr>
+          <w:rFonts w:asciiTheme="minorBidi" w:hAnsiTheme="minorBidi"/>
+          <w:rtl/>
+        </w:rPr>
+        <w:t>, 3 עמודות ו־2 שורות</w:t>
+      </w:r>
+      <w:r>
+        <w:rPr>
+          <w:rFonts w:asciiTheme="minorBidi" w:hAnsiTheme="minorBidi"/>
+        </w:rPr>
+        <w:t xml:space="preserve">, widget </w:t>
+      </w:r>
+      <w:r>
+        <w:rPr>
+          <w:rFonts w:asciiTheme="minorBidi" w:hAnsiTheme="minorBidi"/>
+          <w:rtl/>
+        </w:rPr>
+        <w:t>ראשון עם טקסט ממורכז</w:t>
+      </w:r>
+    </w:p>
+    <w:p>
+      <w:pPr>
+        <w:rPr>
+          <w:rFonts w:asciiTheme="minorBidi" w:hAnsiTheme="minorBidi"/>
+          <w:rtl/>
+        </w:rPr>
+      </w:pPr>
+    </w:p>
+    <w:p>
+      <w:pPr>
+        <w:rPr>
+          <w:rFonts w:asciiTheme="minorBidi" w:hAnsiTheme="minorBidi"/>
+          <w:rtl/>
+        </w:rPr>
+      </w:pPr>
+      <w:hyperlink r:id="rId27" w:history="1">
+        <w:r>
+          <w:rPr>
+            <w:rStyle w:val="Hyperlink"/>
+            <w:rFonts w:asciiTheme="minorBidi" w:hAnsiTheme="minorBidi"/>
+          </w:rPr>
+          <w:t>UI Components Homework</w:t>
+        </w:r>
+      </w:hyperlink>
+      <w:r>
+        <w:rPr>
+          <w:rFonts w:asciiTheme="minorBidi" w:hAnsiTheme="minorBidi" w:hint="cs"/>
+          <w:rtl/>
+        </w:rPr>
+        <w:t xml:space="preserve"> </w:t>
+      </w:r>
+    </w:p>
+    <w:p>
+      <w:pPr>
+        <w:rPr>
+          <w:rFonts w:asciiTheme="minorBidi" w:hAnsiTheme="minorBidi"/>
+          <w:rtl/>
+        </w:rPr>
+      </w:pPr>
+    </w:p>
+    <w:p>
+      <w:pPr>
+        <w:rPr>
+          <w:rFonts w:asciiTheme="minorBidi" w:hAnsiTheme="minorBidi"/>
+          <w:rtl/>
+        </w:rPr>
+      </w:pPr>
+      <w:hyperlink r:id="rId28" w:history="1">
+        <w:r>
+          <w:rPr>
+            <w:rStyle w:val="Hyperlink"/>
+            <w:rFonts w:asciiTheme="minorBidi" w:hAnsiTheme="minorBidi"/>
+          </w:rPr>
+          <w:t xml:space="preserve">html/Homework/4 at main · </w:t>
+        </w:r>
+        <w:proofErr w:type="spellStart"/>
+        <w:r>
+          <w:rPr>
+            <w:rStyle w:val="Hyperlink"/>
+            <w:rFonts w:asciiTheme="minorBidi" w:hAnsiTheme="minorBidi"/>
+          </w:rPr>
+          <w:t>shmuel-shani</w:t>
+        </w:r>
+        <w:proofErr w:type="spellEnd"/>
+        <w:r>
+          <w:rPr>
+            <w:rStyle w:val="Hyperlink"/>
+            <w:rFonts w:asciiTheme="minorBidi" w:hAnsiTheme="minorBidi"/>
+          </w:rPr>
+          <w:t>/html</w:t>
+        </w:r>
+      </w:hyperlink>
+      <w:r>
+        <w:rPr>
+          <w:rFonts w:asciiTheme="minorBidi" w:hAnsiTheme="minorBidi" w:hint="cs"/>
+          <w:rtl/>
+        </w:rPr>
+        <w:t xml:space="preserve"> </w:t>
       </w:r>
     </w:p>
     <w:p>
@@ -53401,7 +53776,6 @@
     <w:next w:val="a"/>
     <w:link w:val="30"/>
     <w:uiPriority w:val="9"/>
-    <w:semiHidden/>
     <w:unhideWhenUsed/>
     <w:qFormat/>
     <w:rsid w:val="00DA7F5B"/>
@@ -53607,7 +53981,6 @@
     <w:basedOn w:val="a0"/>
     <w:link w:val="3"/>
     <w:uiPriority w:val="9"/>
-    <w:semiHidden/>
     <w:rsid w:val="00DA7F5B"/>
     <w:rPr>
       <w:rFonts w:eastAsiaTheme="majorEastAsia" w:cstheme="majorBidi"/>
@@ -53918,6 +54291,18 @@
       </w:tblBorders>
     </w:tblPr>
   </w:style>
+  <w:style w:type="character" w:styleId="FollowedHyperlink">
+    <w:name w:val="FollowedHyperlink"/>
+    <w:basedOn w:val="a0"/>
+    <w:uiPriority w:val="99"/>
+    <w:semiHidden/>
+    <w:unhideWhenUsed/>
+    <w:rsid w:val="0070050C"/>
+    <w:rPr>
+      <w:color w:val="96607D" w:themeColor="followedHyperlink"/>
+      <w:u w:val="single"/>
+    </w:rPr>
+  </w:style>
 </w:styles>
 </file>
 
